--- a/docs/assets/06_Mock_Agent_Knowledge_FAQ_Energy_Operations.docx
+++ b/docs/assets/06_Mock_Agent_Knowledge_FAQ_Energy_Operations.docx
@@ -4,18 +4,21 @@
   <w:body>
     <w:p>
       <w:pPr>
+        <w:pStyle w:val="Normal"/>
         <w:jc w:val="center"/>
       </w:pPr>
       <w:r>
         <w:rPr>
-          <w:b/>
+          <w:b w:val="1"/>
+          <w:bCs w:val="1"/>
           <w:color w:val="0B3D2E"/>
           <w:sz w:val="48"/>
+          <w:szCs w:val="48"/>
         </w:rPr>
         <w:t>Agent Knowledge FAQ: Energy Operations Assistant</w:t>
       </w:r>
     </w:p>
-    <w:p>
+    <w:p xmlns:wp14="http://schemas.microsoft.com/office/word/2010/wordml" wp14:textId="77777777">
       <w:pPr>
         <w:jc w:val="center"/>
       </w:pPr>
@@ -27,25 +30,27 @@
         <w:t>FAQ source for building a simple department knowledge agent in Agent Builder.</w:t>
       </w:r>
     </w:p>
-    <w:p/>
+    <w:p xmlns:wp14="http://schemas.microsoft.com/office/word/2010/wordml" wp14:textId="77777777"/>
     <w:tbl>
       <w:tblPr>
-        <w:tblW w:type="auto" w:w="0"/>
+        <w:tblW w:w="0" w:type="auto"/>
         <w:jc w:val="center"/>
-        <w:tblLook w:firstColumn="1" w:firstRow="1" w:lastColumn="0" w:lastRow="0" w:noHBand="0" w:noVBand="1" w:val="04A0"/>
+        <w:tblLook w:val="04A0" w:firstRow="1" w:lastRow="0" w:firstColumn="1" w:lastColumn="0" w:noHBand="0" w:noVBand="1"/>
       </w:tblPr>
       <w:tblGrid>
         <w:gridCol w:w="5184"/>
         <w:gridCol w:w="5184"/>
       </w:tblGrid>
-      <w:tr>
+      <w:tr xmlns:wp14="http://schemas.microsoft.com/office/word/2010/wordml" wp14:textId="77777777">
         <w:tc>
           <w:tcPr>
-            <w:tcW w:type="dxa" w:w="5184"/>
+            <w:tcW w:w="5184" w:type="dxa"/>
+            <w:shd w:val="clear" w:color="auto" w:fill="0B3D2E"/>
+            <w:tcMar/>
             <w:vAlign w:val="center"/>
             <w:shd w:fill="0B3D2E"/>
           </w:tcPr>
-          <w:p>
+          <w:p wp14:textId="77777777">
             <w:r/>
             <w:r>
               <w:rPr>
@@ -59,10 +64,11 @@
         </w:tc>
         <w:tc>
           <w:tcPr>
-            <w:tcW w:type="dxa" w:w="5184"/>
+            <w:tcW w:w="5184" w:type="dxa"/>
+            <w:tcMar/>
             <w:vAlign w:val="center"/>
           </w:tcPr>
-          <w:p>
+          <w:p wp14:textId="77777777">
             <w:r/>
             <w:r>
               <w:rPr>
@@ -75,14 +81,16 @@
           </w:p>
         </w:tc>
       </w:tr>
-      <w:tr>
+      <w:tr xmlns:wp14="http://schemas.microsoft.com/office/word/2010/wordml" wp14:textId="77777777">
         <w:tc>
           <w:tcPr>
-            <w:tcW w:type="dxa" w:w="5184"/>
+            <w:tcW w:w="5184" w:type="dxa"/>
+            <w:shd w:val="clear" w:color="auto" w:fill="0B3D2E"/>
+            <w:tcMar/>
             <w:vAlign w:val="center"/>
             <w:shd w:fill="0B3D2E"/>
           </w:tcPr>
-          <w:p>
+          <w:p wp14:textId="77777777">
             <w:r/>
             <w:r>
               <w:rPr>
@@ -96,10 +104,11 @@
         </w:tc>
         <w:tc>
           <w:tcPr>
-            <w:tcW w:type="dxa" w:w="5184"/>
+            <w:tcW w:w="5184" w:type="dxa"/>
+            <w:tcMar/>
             <w:vAlign w:val="center"/>
           </w:tcPr>
-          <w:p>
+          <w:p wp14:textId="77777777">
             <w:r/>
             <w:r>
               <w:rPr>
@@ -112,14 +121,16 @@
           </w:p>
         </w:tc>
       </w:tr>
-      <w:tr>
+      <w:tr xmlns:wp14="http://schemas.microsoft.com/office/word/2010/wordml" wp14:textId="77777777">
         <w:tc>
           <w:tcPr>
-            <w:tcW w:type="dxa" w:w="5184"/>
+            <w:tcW w:w="5184" w:type="dxa"/>
+            <w:shd w:val="clear" w:color="auto" w:fill="0B3D2E"/>
+            <w:tcMar/>
             <w:vAlign w:val="center"/>
             <w:shd w:fill="0B3D2E"/>
           </w:tcPr>
-          <w:p>
+          <w:p wp14:textId="77777777">
             <w:r/>
             <w:r>
               <w:rPr>
@@ -133,10 +144,11 @@
         </w:tc>
         <w:tc>
           <w:tcPr>
-            <w:tcW w:type="dxa" w:w="5184"/>
+            <w:tcW w:w="5184" w:type="dxa"/>
+            <w:tcMar/>
             <w:vAlign w:val="center"/>
           </w:tcPr>
-          <w:p>
+          <w:p wp14:textId="77777777">
             <w:r/>
             <w:r>
               <w:rPr>
@@ -149,14 +161,16 @@
           </w:p>
         </w:tc>
       </w:tr>
-      <w:tr>
+      <w:tr xmlns:wp14="http://schemas.microsoft.com/office/word/2010/wordml" wp14:textId="77777777">
         <w:tc>
           <w:tcPr>
-            <w:tcW w:type="dxa" w:w="5184"/>
+            <w:tcW w:w="5184" w:type="dxa"/>
+            <w:shd w:val="clear" w:color="auto" w:fill="0B3D2E"/>
+            <w:tcMar/>
             <w:vAlign w:val="center"/>
             <w:shd w:fill="0B3D2E"/>
           </w:tcPr>
-          <w:p>
+          <w:p wp14:textId="77777777">
             <w:r/>
             <w:r>
               <w:rPr>
@@ -170,10 +184,11 @@
         </w:tc>
         <w:tc>
           <w:tcPr>
-            <w:tcW w:type="dxa" w:w="5184"/>
+            <w:tcW w:w="5184" w:type="dxa"/>
+            <w:tcMar/>
             <w:vAlign w:val="center"/>
           </w:tcPr>
-          <w:p>
+          <w:p wp14:textId="77777777">
             <w:r/>
             <w:r>
               <w:rPr>
@@ -188,11 +203,15 @@
       </w:tr>
     </w:tbl>
     <w:p>
+      <w:pPr>
+        <w:pStyle w:val="Normal"/>
+      </w:pPr>
       <w:r>
-        <w:t>Synthetic training data only. No real BP confidential information, logos, contracts, financials, employee records, or production data are included.</w:t>
+        <w:rPr/>
+        <w:t>Synthetic training data only. No real Contoso Energy confidential information, logos, contracts, financials, employee records, or production data are included.</w:t>
       </w:r>
     </w:p>
-    <w:p>
+    <w:p xmlns:wp14="http://schemas.microsoft.com/office/word/2010/wordml" wp14:textId="77777777">
       <w:pPr>
         <w:pStyle w:val="Heading1"/>
       </w:pPr>
@@ -200,12 +219,12 @@
         <w:t>Agent Purpose</w:t>
       </w:r>
     </w:p>
-    <w:p>
+    <w:p xmlns:wp14="http://schemas.microsoft.com/office/word/2010/wordml" wp14:textId="77777777">
       <w:r>
         <w:t>The fictional Energy Operations Assistant answers common questions about the mock reporting programme, KPI calendar, escalation route and training artefacts.</w:t>
       </w:r>
     </w:p>
-    <w:p>
+    <w:p xmlns:wp14="http://schemas.microsoft.com/office/word/2010/wordml" wp14:textId="77777777">
       <w:pPr>
         <w:pStyle w:val="Heading1"/>
       </w:pPr>
@@ -216,22 +235,24 @@
     <w:tbl>
       <w:tblPr>
         <w:tblStyle w:val="TableGrid"/>
-        <w:tblW w:type="auto" w:w="0"/>
+        <w:tblW w:w="0" w:type="auto"/>
         <w:jc w:val="center"/>
-        <w:tblLook w:firstColumn="1" w:firstRow="1" w:lastColumn="0" w:lastRow="0" w:noHBand="0" w:noVBand="1" w:val="04A0"/>
+        <w:tblLook w:val="04A0" w:firstRow="1" w:lastRow="0" w:firstColumn="1" w:lastColumn="0" w:noHBand="0" w:noVBand="1"/>
       </w:tblPr>
       <w:tblGrid>
         <w:gridCol w:w="5184"/>
         <w:gridCol w:w="5184"/>
       </w:tblGrid>
-      <w:tr>
+      <w:tr xmlns:wp14="http://schemas.microsoft.com/office/word/2010/wordml" wp14:textId="77777777">
         <w:tc>
           <w:tcPr>
-            <w:tcW w:type="dxa" w:w="5184"/>
+            <w:tcW w:w="5184" w:type="dxa"/>
+            <w:shd w:val="clear" w:color="auto" w:fill="0B3D2E"/>
+            <w:tcMar/>
             <w:vAlign w:val="center"/>
             <w:shd w:fill="0B3D2E"/>
           </w:tcPr>
-          <w:p>
+          <w:p wp14:textId="77777777">
             <w:r/>
             <w:r>
               <w:rPr>
@@ -245,11 +266,13 @@
         </w:tc>
         <w:tc>
           <w:tcPr>
-            <w:tcW w:type="dxa" w:w="5184"/>
+            <w:tcW w:w="5184" w:type="dxa"/>
+            <w:shd w:val="clear" w:color="auto" w:fill="0B3D2E"/>
+            <w:tcMar/>
             <w:vAlign w:val="center"/>
             <w:shd w:fill="0B3D2E"/>
           </w:tcPr>
-          <w:p>
+          <w:p wp14:textId="77777777">
             <w:r/>
             <w:r>
               <w:rPr>
@@ -262,14 +285,16 @@
           </w:p>
         </w:tc>
       </w:tr>
-      <w:tr>
+      <w:tr xmlns:wp14="http://schemas.microsoft.com/office/word/2010/wordml" wp14:textId="77777777">
         <w:tc>
           <w:tcPr>
-            <w:tcW w:type="dxa" w:w="5184"/>
+            <w:tcW w:w="5184" w:type="dxa"/>
+            <w:shd w:val="clear" w:color="auto" w:fill="EAF7F1"/>
+            <w:tcMar/>
             <w:vAlign w:val="center"/>
             <w:shd w:fill="EAF7F1"/>
           </w:tcPr>
-          <w:p>
+          <w:p wp14:textId="77777777">
             <w:r/>
             <w:r>
               <w:rPr>
@@ -283,30 +308,37 @@
         </w:tc>
         <w:tc>
           <w:tcPr>
-            <w:tcW w:type="dxa" w:w="5184"/>
+            <w:tcW w:w="5184" w:type="dxa"/>
+            <w:tcMar/>
             <w:vAlign w:val="center"/>
           </w:tcPr>
           <w:p>
-            <w:r/>
+            <w:pPr>
+              <w:pStyle w:val="Normal"/>
+            </w:pPr>
             <w:r>
               <w:rPr>
                 <w:b w:val="0"/>
-                <w:color w:val="000000"/>
+                <w:bCs w:val="0"/>
+                <w:color w:val="000000" w:themeColor="text1" w:themeTint="FF" w:themeShade="FF"/>
                 <w:sz w:val="18"/>
+                <w:szCs w:val="18"/>
               </w:rPr>
-              <w:t>Use the shared training folder named Bp copilot. In class, use only mock files provided by the instructor.</w:t>
+              <w:t>Use the shared training folder named Contoso Energy Copilot. In class, use only mock files provided by the instructor.</w:t>
             </w:r>
           </w:p>
         </w:tc>
       </w:tr>
-      <w:tr>
+      <w:tr xmlns:wp14="http://schemas.microsoft.com/office/word/2010/wordml" wp14:textId="77777777">
         <w:tc>
           <w:tcPr>
-            <w:tcW w:type="dxa" w:w="5184"/>
+            <w:tcW w:w="5184" w:type="dxa"/>
+            <w:shd w:val="clear" w:color="auto" w:fill="EAF7F1"/>
+            <w:tcMar/>
             <w:vAlign w:val="center"/>
             <w:shd w:fill="EAF7F1"/>
           </w:tcPr>
-          <w:p>
+          <w:p wp14:textId="77777777">
             <w:r/>
             <w:r>
               <w:rPr>
@@ -320,10 +352,11 @@
         </w:tc>
         <w:tc>
           <w:tcPr>
-            <w:tcW w:type="dxa" w:w="5184"/>
+            <w:tcW w:w="5184" w:type="dxa"/>
+            <w:tcMar/>
             <w:vAlign w:val="center"/>
           </w:tcPr>
-          <w:p>
+          <w:p wp14:textId="77777777">
             <w:r/>
             <w:r>
               <w:rPr>
@@ -336,14 +369,16 @@
           </w:p>
         </w:tc>
       </w:tr>
-      <w:tr>
+      <w:tr xmlns:wp14="http://schemas.microsoft.com/office/word/2010/wordml" wp14:textId="77777777">
         <w:tc>
           <w:tcPr>
-            <w:tcW w:type="dxa" w:w="5184"/>
+            <w:tcW w:w="5184" w:type="dxa"/>
+            <w:shd w:val="clear" w:color="auto" w:fill="EAF7F1"/>
+            <w:tcMar/>
             <w:vAlign w:val="center"/>
             <w:shd w:fill="EAF7F1"/>
           </w:tcPr>
-          <w:p>
+          <w:p wp14:textId="77777777">
             <w:r/>
             <w:r>
               <w:rPr>
@@ -357,10 +392,11 @@
         </w:tc>
         <w:tc>
           <w:tcPr>
-            <w:tcW w:type="dxa" w:w="5184"/>
+            <w:tcW w:w="5184" w:type="dxa"/>
+            <w:tcMar/>
             <w:vAlign w:val="center"/>
           </w:tcPr>
-          <w:p>
+          <w:p wp14:textId="77777777">
             <w:r/>
             <w:r>
               <w:rPr>
@@ -373,14 +409,16 @@
           </w:p>
         </w:tc>
       </w:tr>
-      <w:tr>
+      <w:tr xmlns:wp14="http://schemas.microsoft.com/office/word/2010/wordml" wp14:textId="77777777">
         <w:tc>
           <w:tcPr>
-            <w:tcW w:type="dxa" w:w="5184"/>
+            <w:tcW w:w="5184" w:type="dxa"/>
+            <w:shd w:val="clear" w:color="auto" w:fill="EAF7F1"/>
+            <w:tcMar/>
             <w:vAlign w:val="center"/>
             <w:shd w:fill="EAF7F1"/>
           </w:tcPr>
-          <w:p>
+          <w:p wp14:textId="77777777">
             <w:r/>
             <w:r>
               <w:rPr>
@@ -394,10 +432,11 @@
         </w:tc>
         <w:tc>
           <w:tcPr>
-            <w:tcW w:type="dxa" w:w="5184"/>
+            <w:tcW w:w="5184" w:type="dxa"/>
+            <w:tcMar/>
             <w:vAlign w:val="center"/>
           </w:tcPr>
-          <w:p>
+          <w:p wp14:textId="77777777">
             <w:r/>
             <w:r>
               <w:rPr>
@@ -410,14 +449,16 @@
           </w:p>
         </w:tc>
       </w:tr>
-      <w:tr>
+      <w:tr xmlns:wp14="http://schemas.microsoft.com/office/word/2010/wordml" wp14:textId="77777777">
         <w:tc>
           <w:tcPr>
-            <w:tcW w:type="dxa" w:w="5184"/>
+            <w:tcW w:w="5184" w:type="dxa"/>
+            <w:shd w:val="clear" w:color="auto" w:fill="EAF7F1"/>
+            <w:tcMar/>
             <w:vAlign w:val="center"/>
             <w:shd w:fill="EAF7F1"/>
           </w:tcPr>
-          <w:p>
+          <w:p wp14:textId="77777777">
             <w:r/>
             <w:r>
               <w:rPr>
@@ -431,10 +472,11 @@
         </w:tc>
         <w:tc>
           <w:tcPr>
-            <w:tcW w:type="dxa" w:w="5184"/>
+            <w:tcW w:w="5184" w:type="dxa"/>
+            <w:tcMar/>
             <w:vAlign w:val="center"/>
           </w:tcPr>
-          <w:p>
+          <w:p wp14:textId="77777777">
             <w:r/>
             <w:r>
               <w:rPr>
@@ -448,7 +490,7 @@
         </w:tc>
       </w:tr>
     </w:tbl>
-    <w:p>
+    <w:p xmlns:wp14="http://schemas.microsoft.com/office/word/2010/wordml" wp14:textId="77777777">
       <w:pPr>
         <w:pStyle w:val="Heading1"/>
       </w:pPr>
@@ -456,7 +498,7 @@
         <w:t>Agent Boundaries</w:t>
       </w:r>
     </w:p>
-    <w:p>
+    <w:p xmlns:wp14="http://schemas.microsoft.com/office/word/2010/wordml" wp14:textId="77777777">
       <w:pPr>
         <w:pStyle w:val="ListBullet"/>
       </w:pPr>
@@ -464,7 +506,7 @@
         <w:t>Do not answer legal, medical, emergency or production-control questions.</w:t>
       </w:r>
     </w:p>
-    <w:p>
+    <w:p xmlns:wp14="http://schemas.microsoft.com/office/word/2010/wordml" wp14:textId="77777777">
       <w:pPr>
         <w:pStyle w:val="ListBullet"/>
       </w:pPr>
@@ -472,7 +514,7 @@
         <w:t>Do not reveal restricted or personal data.</w:t>
       </w:r>
     </w:p>
-    <w:p>
+    <w:p xmlns:wp14="http://schemas.microsoft.com/office/word/2010/wordml" wp14:textId="77777777">
       <w:pPr>
         <w:pStyle w:val="ListBullet"/>
       </w:pPr>
@@ -483,7 +525,7 @@
     <w:sectPr>
       <w:headerReference w:type="default" r:id="rId9"/>
       <w:footerReference w:type="default" r:id="rId10"/>
-      <w:pgSz w:w="12240" w:h="15840"/>
+      <w:pgSz w:w="12240" w:h="15840" w:orient="portrait"/>
       <w:pgMar w:top="936" w:right="936" w:bottom="936" w:left="936" w:header="720" w:footer="720" w:gutter="0"/>
       <w:cols w:space="720"/>
       <w:docGrid w:linePitch="360"/>
@@ -502,8 +544,9 @@
       <w:rPr>
         <w:color w:val="5A5A5A"/>
         <w:sz w:val="14"/>
-      </w:rPr>
-      <w:t>Synthetic training data only. No real BP confidential information, logos, contracts, financials, employee records, or production data are included.</w:t>
+        <w:szCs w:val="14"/>
+      </w:rPr>
+      <w:t>Synthetic training data only. No real Contoso Energy confidential information, logos, contracts, financials, employee records, or production data are included.</w:t>
     </w:r>
   </w:p>
 </w:ftr>
@@ -519,8 +562,9 @@
       <w:rPr>
         <w:color w:val="1F2933"/>
         <w:sz w:val="16"/>
-      </w:rPr>
-      <w:t>BP Malaysia Mock Training | AGENT-02 | Mock dataset</w:t>
+        <w:szCs w:val="16"/>
+      </w:rPr>
+      <w:t>Contoso Energy Mock Training | AGENT-02 | Mock dataset</w:t>
     </w:r>
   </w:p>
 </w:hdr>
@@ -614,7 +658,7 @@
         <w:ind w:left="1440" w:hanging="360"/>
       </w:pPr>
       <w:rPr>
-        <w:rFonts w:ascii="Symbol" w:hAnsi="Symbol" w:hint="default"/>
+        <w:rFonts w:hint="default" w:ascii="Symbol" w:hAnsi="Symbol"/>
       </w:rPr>
     </w:lvl>
   </w:abstractNum>
@@ -635,7 +679,7 @@
         <w:ind w:left="1080" w:hanging="360"/>
       </w:pPr>
       <w:rPr>
-        <w:rFonts w:ascii="Symbol" w:hAnsi="Symbol" w:hint="default"/>
+        <w:rFonts w:hint="default" w:ascii="Symbol" w:hAnsi="Symbol"/>
       </w:rPr>
     </w:lvl>
   </w:abstractNum>
@@ -656,7 +700,7 @@
         <w:ind w:left="720" w:hanging="360"/>
       </w:pPr>
       <w:rPr>
-        <w:rFonts w:ascii="Symbol" w:hAnsi="Symbol" w:hint="default"/>
+        <w:rFonts w:hint="default" w:ascii="Symbol" w:hAnsi="Symbol"/>
       </w:rPr>
     </w:lvl>
   </w:abstractNum>
@@ -695,7 +739,7 @@
         <w:ind w:left="360" w:hanging="360"/>
       </w:pPr>
       <w:rPr>
-        <w:rFonts w:ascii="Symbol" w:hAnsi="Symbol" w:hint="default"/>
+        <w:rFonts w:hint="default" w:ascii="Symbol" w:hAnsi="Symbol"/>
       </w:rPr>
     </w:lvl>
   </w:abstractNum>
@@ -730,11 +774,11 @@
 </file>
 
 <file path=word/styles.xml><?xml version="1.0" encoding="utf-8"?>
-<w:styles xmlns:mc="http://schemas.openxmlformats.org/markup-compatibility/2006" xmlns:r="http://schemas.openxmlformats.org/officeDocument/2006/relationships" xmlns:w="http://schemas.openxmlformats.org/wordprocessingml/2006/main" xmlns:w14="http://schemas.microsoft.com/office/word/2010/wordml" mc:Ignorable="w14">
+<w:styles xmlns:wp14="http://schemas.microsoft.com/office/word/2010/wordprocessingDrawing" xmlns:mc="http://schemas.openxmlformats.org/markup-compatibility/2006" xmlns:r="http://schemas.openxmlformats.org/officeDocument/2006/relationships" xmlns:w="http://schemas.openxmlformats.org/wordprocessingml/2006/main" xmlns:w14="http://schemas.microsoft.com/office/word/2010/wordml" mc:Ignorable="w14 wp14">
   <w:docDefaults>
     <w:rPrDefault>
       <w:rPr>
-        <w:rFonts w:asciiTheme="minorHAnsi" w:eastAsiaTheme="minorEastAsia" w:hAnsiTheme="minorHAnsi" w:cstheme="minorBidi"/>
+        <w:rFonts w:asciiTheme="minorHAnsi" w:hAnsiTheme="minorHAnsi" w:eastAsiaTheme="minorEastAsia" w:cstheme="minorBidi"/>
         <w:sz w:val="22"/>
         <w:szCs w:val="22"/>
         <w:lang w:val="en-US" w:eastAsia="en-US" w:bidi="ar-SA"/>
@@ -747,8 +791,8 @@
     </w:pPrDefault>
   </w:docDefaults>
   <w:latentStyles w:defLockedState="0" w:defUIPriority="99" w:defSemiHidden="1" w:defUnhideWhenUsed="1" w:defQFormat="0" w:count="276">
-    <w:lsdException w:name="Normal" w:semiHidden="0" w:uiPriority="0" w:unhideWhenUsed="0" w:qFormat="1"/>
-    <w:lsdException w:name="heading 1" w:semiHidden="0" w:uiPriority="9" w:unhideWhenUsed="0" w:qFormat="1"/>
+    <w:lsdException w:name="Normal" w:uiPriority="0" w:semiHidden="0" w:unhideWhenUsed="0" w:qFormat="1"/>
+    <w:lsdException w:name="heading 1" w:uiPriority="9" w:semiHidden="0" w:unhideWhenUsed="0" w:qFormat="1"/>
     <w:lsdException w:name="heading 2" w:uiPriority="9" w:qFormat="1"/>
     <w:lsdException w:name="heading 3" w:uiPriority="9" w:qFormat="1"/>
     <w:lsdException w:name="heading 4" w:uiPriority="9" w:qFormat="1"/>
@@ -767,125 +811,125 @@
     <w:lsdException w:name="toc 8" w:uiPriority="39"/>
     <w:lsdException w:name="toc 9" w:uiPriority="39"/>
     <w:lsdException w:name="caption" w:uiPriority="35" w:qFormat="1"/>
-    <w:lsdException w:name="Title" w:semiHidden="0" w:uiPriority="10" w:unhideWhenUsed="0" w:qFormat="1"/>
+    <w:lsdException w:name="Title" w:uiPriority="10" w:semiHidden="0" w:unhideWhenUsed="0" w:qFormat="1"/>
     <w:lsdException w:name="Default Paragraph Font" w:uiPriority="1"/>
-    <w:lsdException w:name="Subtitle" w:semiHidden="0" w:uiPriority="11" w:unhideWhenUsed="0" w:qFormat="1"/>
-    <w:lsdException w:name="Strong" w:semiHidden="0" w:uiPriority="22" w:unhideWhenUsed="0" w:qFormat="1"/>
-    <w:lsdException w:name="Emphasis" w:semiHidden="0" w:uiPriority="20" w:unhideWhenUsed="0" w:qFormat="1"/>
-    <w:lsdException w:name="Table Grid" w:semiHidden="0" w:uiPriority="59" w:unhideWhenUsed="0"/>
+    <w:lsdException w:name="Subtitle" w:uiPriority="11" w:semiHidden="0" w:unhideWhenUsed="0" w:qFormat="1"/>
+    <w:lsdException w:name="Strong" w:uiPriority="22" w:semiHidden="0" w:unhideWhenUsed="0" w:qFormat="1"/>
+    <w:lsdException w:name="Emphasis" w:uiPriority="20" w:semiHidden="0" w:unhideWhenUsed="0" w:qFormat="1"/>
+    <w:lsdException w:name="Table Grid" w:uiPriority="59" w:semiHidden="0" w:unhideWhenUsed="0"/>
     <w:lsdException w:name="Placeholder Text" w:unhideWhenUsed="0"/>
-    <w:lsdException w:name="No Spacing" w:semiHidden="0" w:uiPriority="1" w:unhideWhenUsed="0" w:qFormat="1"/>
-    <w:lsdException w:name="Light Shading" w:semiHidden="0" w:uiPriority="60" w:unhideWhenUsed="0"/>
-    <w:lsdException w:name="Light List" w:semiHidden="0" w:uiPriority="61" w:unhideWhenUsed="0"/>
-    <w:lsdException w:name="Light Grid" w:semiHidden="0" w:uiPriority="62" w:unhideWhenUsed="0"/>
-    <w:lsdException w:name="Medium Shading 1" w:semiHidden="0" w:uiPriority="63" w:unhideWhenUsed="0"/>
-    <w:lsdException w:name="Medium Shading 2" w:semiHidden="0" w:uiPriority="64" w:unhideWhenUsed="0"/>
-    <w:lsdException w:name="Medium List 1" w:semiHidden="0" w:uiPriority="65" w:unhideWhenUsed="0"/>
-    <w:lsdException w:name="Medium List 2" w:semiHidden="0" w:uiPriority="66" w:unhideWhenUsed="0"/>
-    <w:lsdException w:name="Medium Grid 1" w:semiHidden="0" w:uiPriority="67" w:unhideWhenUsed="0"/>
-    <w:lsdException w:name="Medium Grid 2" w:semiHidden="0" w:uiPriority="68" w:unhideWhenUsed="0"/>
-    <w:lsdException w:name="Medium Grid 3" w:semiHidden="0" w:uiPriority="69" w:unhideWhenUsed="0"/>
-    <w:lsdException w:name="Dark List" w:semiHidden="0" w:uiPriority="70" w:unhideWhenUsed="0"/>
-    <w:lsdException w:name="Colorful Shading" w:semiHidden="0" w:uiPriority="71" w:unhideWhenUsed="0"/>
-    <w:lsdException w:name="Colorful List" w:semiHidden="0" w:uiPriority="72" w:unhideWhenUsed="0"/>
-    <w:lsdException w:name="Colorful Grid" w:semiHidden="0" w:uiPriority="73" w:unhideWhenUsed="0"/>
-    <w:lsdException w:name="Light Shading Accent 1" w:semiHidden="0" w:uiPriority="60" w:unhideWhenUsed="0"/>
-    <w:lsdException w:name="Light List Accent 1" w:semiHidden="0" w:uiPriority="61" w:unhideWhenUsed="0"/>
-    <w:lsdException w:name="Light Grid Accent 1" w:semiHidden="0" w:uiPriority="62" w:unhideWhenUsed="0"/>
-    <w:lsdException w:name="Medium Shading 1 Accent 1" w:semiHidden="0" w:uiPriority="63" w:unhideWhenUsed="0"/>
-    <w:lsdException w:name="Medium Shading 2 Accent 1" w:semiHidden="0" w:uiPriority="64" w:unhideWhenUsed="0"/>
-    <w:lsdException w:name="Medium List 1 Accent 1" w:semiHidden="0" w:uiPriority="65" w:unhideWhenUsed="0"/>
+    <w:lsdException w:name="No Spacing" w:uiPriority="1" w:semiHidden="0" w:unhideWhenUsed="0" w:qFormat="1"/>
+    <w:lsdException w:name="Light Shading" w:uiPriority="60" w:semiHidden="0" w:unhideWhenUsed="0"/>
+    <w:lsdException w:name="Light List" w:uiPriority="61" w:semiHidden="0" w:unhideWhenUsed="0"/>
+    <w:lsdException w:name="Light Grid" w:uiPriority="62" w:semiHidden="0" w:unhideWhenUsed="0"/>
+    <w:lsdException w:name="Medium Shading 1" w:uiPriority="63" w:semiHidden="0" w:unhideWhenUsed="0"/>
+    <w:lsdException w:name="Medium Shading 2" w:uiPriority="64" w:semiHidden="0" w:unhideWhenUsed="0"/>
+    <w:lsdException w:name="Medium List 1" w:uiPriority="65" w:semiHidden="0" w:unhideWhenUsed="0"/>
+    <w:lsdException w:name="Medium List 2" w:uiPriority="66" w:semiHidden="0" w:unhideWhenUsed="0"/>
+    <w:lsdException w:name="Medium Grid 1" w:uiPriority="67" w:semiHidden="0" w:unhideWhenUsed="0"/>
+    <w:lsdException w:name="Medium Grid 2" w:uiPriority="68" w:semiHidden="0" w:unhideWhenUsed="0"/>
+    <w:lsdException w:name="Medium Grid 3" w:uiPriority="69" w:semiHidden="0" w:unhideWhenUsed="0"/>
+    <w:lsdException w:name="Dark List" w:uiPriority="70" w:semiHidden="0" w:unhideWhenUsed="0"/>
+    <w:lsdException w:name="Colorful Shading" w:uiPriority="71" w:semiHidden="0" w:unhideWhenUsed="0"/>
+    <w:lsdException w:name="Colorful List" w:uiPriority="72" w:semiHidden="0" w:unhideWhenUsed="0"/>
+    <w:lsdException w:name="Colorful Grid" w:uiPriority="73" w:semiHidden="0" w:unhideWhenUsed="0"/>
+    <w:lsdException w:name="Light Shading Accent 1" w:uiPriority="60" w:semiHidden="0" w:unhideWhenUsed="0"/>
+    <w:lsdException w:name="Light List Accent 1" w:uiPriority="61" w:semiHidden="0" w:unhideWhenUsed="0"/>
+    <w:lsdException w:name="Light Grid Accent 1" w:uiPriority="62" w:semiHidden="0" w:unhideWhenUsed="0"/>
+    <w:lsdException w:name="Medium Shading 1 Accent 1" w:uiPriority="63" w:semiHidden="0" w:unhideWhenUsed="0"/>
+    <w:lsdException w:name="Medium Shading 2 Accent 1" w:uiPriority="64" w:semiHidden="0" w:unhideWhenUsed="0"/>
+    <w:lsdException w:name="Medium List 1 Accent 1" w:uiPriority="65" w:semiHidden="0" w:unhideWhenUsed="0"/>
     <w:lsdException w:name="Revision" w:unhideWhenUsed="0"/>
-    <w:lsdException w:name="List Paragraph" w:semiHidden="0" w:uiPriority="34" w:unhideWhenUsed="0" w:qFormat="1"/>
-    <w:lsdException w:name="Quote" w:semiHidden="0" w:uiPriority="29" w:unhideWhenUsed="0" w:qFormat="1"/>
-    <w:lsdException w:name="Intense Quote" w:semiHidden="0" w:uiPriority="30" w:unhideWhenUsed="0" w:qFormat="1"/>
-    <w:lsdException w:name="Medium List 2 Accent 1" w:semiHidden="0" w:uiPriority="66" w:unhideWhenUsed="0"/>
-    <w:lsdException w:name="Medium Grid 1 Accent 1" w:semiHidden="0" w:uiPriority="67" w:unhideWhenUsed="0"/>
-    <w:lsdException w:name="Medium Grid 2 Accent 1" w:semiHidden="0" w:uiPriority="68" w:unhideWhenUsed="0"/>
-    <w:lsdException w:name="Medium Grid 3 Accent 1" w:semiHidden="0" w:uiPriority="69" w:unhideWhenUsed="0"/>
-    <w:lsdException w:name="Dark List Accent 1" w:semiHidden="0" w:uiPriority="70" w:unhideWhenUsed="0"/>
-    <w:lsdException w:name="Colorful Shading Accent 1" w:semiHidden="0" w:uiPriority="71" w:unhideWhenUsed="0"/>
-    <w:lsdException w:name="Colorful List Accent 1" w:semiHidden="0" w:uiPriority="72" w:unhideWhenUsed="0"/>
-    <w:lsdException w:name="Colorful Grid Accent 1" w:semiHidden="0" w:uiPriority="73" w:unhideWhenUsed="0"/>
-    <w:lsdException w:name="Light Shading Accent 2" w:semiHidden="0" w:uiPriority="60" w:unhideWhenUsed="0"/>
-    <w:lsdException w:name="Light List Accent 2" w:semiHidden="0" w:uiPriority="61" w:unhideWhenUsed="0"/>
-    <w:lsdException w:name="Light Grid Accent 2" w:semiHidden="0" w:uiPriority="62" w:unhideWhenUsed="0"/>
-    <w:lsdException w:name="Medium Shading 1 Accent 2" w:semiHidden="0" w:uiPriority="63" w:unhideWhenUsed="0"/>
-    <w:lsdException w:name="Medium Shading 2 Accent 2" w:semiHidden="0" w:uiPriority="64" w:unhideWhenUsed="0"/>
-    <w:lsdException w:name="Medium List 1 Accent 2" w:semiHidden="0" w:uiPriority="65" w:unhideWhenUsed="0"/>
-    <w:lsdException w:name="Medium List 2 Accent 2" w:semiHidden="0" w:uiPriority="66" w:unhideWhenUsed="0"/>
-    <w:lsdException w:name="Medium Grid 1 Accent 2" w:semiHidden="0" w:uiPriority="67" w:unhideWhenUsed="0"/>
-    <w:lsdException w:name="Medium Grid 2 Accent 2" w:semiHidden="0" w:uiPriority="68" w:unhideWhenUsed="0"/>
-    <w:lsdException w:name="Medium Grid 3 Accent 2" w:semiHidden="0" w:uiPriority="69" w:unhideWhenUsed="0"/>
-    <w:lsdException w:name="Dark List Accent 2" w:semiHidden="0" w:uiPriority="70" w:unhideWhenUsed="0"/>
-    <w:lsdException w:name="Colorful Shading Accent 2" w:semiHidden="0" w:uiPriority="71" w:unhideWhenUsed="0"/>
-    <w:lsdException w:name="Colorful List Accent 2" w:semiHidden="0" w:uiPriority="72" w:unhideWhenUsed="0"/>
-    <w:lsdException w:name="Colorful Grid Accent 2" w:semiHidden="0" w:uiPriority="73" w:unhideWhenUsed="0"/>
-    <w:lsdException w:name="Light Shading Accent 3" w:semiHidden="0" w:uiPriority="60" w:unhideWhenUsed="0"/>
-    <w:lsdException w:name="Light List Accent 3" w:semiHidden="0" w:uiPriority="61" w:unhideWhenUsed="0"/>
-    <w:lsdException w:name="Light Grid Accent 3" w:semiHidden="0" w:uiPriority="62" w:unhideWhenUsed="0"/>
-    <w:lsdException w:name="Medium Shading 1 Accent 3" w:semiHidden="0" w:uiPriority="63" w:unhideWhenUsed="0"/>
-    <w:lsdException w:name="Medium Shading 2 Accent 3" w:semiHidden="0" w:uiPriority="64" w:unhideWhenUsed="0"/>
-    <w:lsdException w:name="Medium List 1 Accent 3" w:semiHidden="0" w:uiPriority="65" w:unhideWhenUsed="0"/>
-    <w:lsdException w:name="Medium List 2 Accent 3" w:semiHidden="0" w:uiPriority="66" w:unhideWhenUsed="0"/>
-    <w:lsdException w:name="Medium Grid 1 Accent 3" w:semiHidden="0" w:uiPriority="67" w:unhideWhenUsed="0"/>
-    <w:lsdException w:name="Medium Grid 2 Accent 3" w:semiHidden="0" w:uiPriority="68" w:unhideWhenUsed="0"/>
-    <w:lsdException w:name="Medium Grid 3 Accent 3" w:semiHidden="0" w:uiPriority="69" w:unhideWhenUsed="0"/>
-    <w:lsdException w:name="Dark List Accent 3" w:semiHidden="0" w:uiPriority="70" w:unhideWhenUsed="0"/>
-    <w:lsdException w:name="Colorful Shading Accent 3" w:semiHidden="0" w:uiPriority="71" w:unhideWhenUsed="0"/>
-    <w:lsdException w:name="Colorful List Accent 3" w:semiHidden="0" w:uiPriority="72" w:unhideWhenUsed="0"/>
-    <w:lsdException w:name="Colorful Grid Accent 3" w:semiHidden="0" w:uiPriority="73" w:unhideWhenUsed="0"/>
-    <w:lsdException w:name="Light Shading Accent 4" w:semiHidden="0" w:uiPriority="60" w:unhideWhenUsed="0"/>
-    <w:lsdException w:name="Light List Accent 4" w:semiHidden="0" w:uiPriority="61" w:unhideWhenUsed="0"/>
-    <w:lsdException w:name="Light Grid Accent 4" w:semiHidden="0" w:uiPriority="62" w:unhideWhenUsed="0"/>
-    <w:lsdException w:name="Medium Shading 1 Accent 4" w:semiHidden="0" w:uiPriority="63" w:unhideWhenUsed="0"/>
-    <w:lsdException w:name="Medium Shading 2 Accent 4" w:semiHidden="0" w:uiPriority="64" w:unhideWhenUsed="0"/>
-    <w:lsdException w:name="Medium List 1 Accent 4" w:semiHidden="0" w:uiPriority="65" w:unhideWhenUsed="0"/>
-    <w:lsdException w:name="Medium List 2 Accent 4" w:semiHidden="0" w:uiPriority="66" w:unhideWhenUsed="0"/>
-    <w:lsdException w:name="Medium Grid 1 Accent 4" w:semiHidden="0" w:uiPriority="67" w:unhideWhenUsed="0"/>
-    <w:lsdException w:name="Medium Grid 2 Accent 4" w:semiHidden="0" w:uiPriority="68" w:unhideWhenUsed="0"/>
-    <w:lsdException w:name="Medium Grid 3 Accent 4" w:semiHidden="0" w:uiPriority="69" w:unhideWhenUsed="0"/>
-    <w:lsdException w:name="Dark List Accent 4" w:semiHidden="0" w:uiPriority="70" w:unhideWhenUsed="0"/>
-    <w:lsdException w:name="Colorful Shading Accent 4" w:semiHidden="0" w:uiPriority="71" w:unhideWhenUsed="0"/>
-    <w:lsdException w:name="Colorful List Accent 4" w:semiHidden="0" w:uiPriority="72" w:unhideWhenUsed="0"/>
-    <w:lsdException w:name="Colorful Grid Accent 4" w:semiHidden="0" w:uiPriority="73" w:unhideWhenUsed="0"/>
-    <w:lsdException w:name="Light Shading Accent 5" w:semiHidden="0" w:uiPriority="60" w:unhideWhenUsed="0"/>
-    <w:lsdException w:name="Light List Accent 5" w:semiHidden="0" w:uiPriority="61" w:unhideWhenUsed="0"/>
-    <w:lsdException w:name="Light Grid Accent 5" w:semiHidden="0" w:uiPriority="62" w:unhideWhenUsed="0"/>
-    <w:lsdException w:name="Medium Shading 1 Accent 5" w:semiHidden="0" w:uiPriority="63" w:unhideWhenUsed="0"/>
-    <w:lsdException w:name="Medium Shading 2 Accent 5" w:semiHidden="0" w:uiPriority="64" w:unhideWhenUsed="0"/>
-    <w:lsdException w:name="Medium List 1 Accent 5" w:semiHidden="0" w:uiPriority="65" w:unhideWhenUsed="0"/>
-    <w:lsdException w:name="Medium List 2 Accent 5" w:semiHidden="0" w:uiPriority="66" w:unhideWhenUsed="0"/>
-    <w:lsdException w:name="Medium Grid 1 Accent 5" w:semiHidden="0" w:uiPriority="67" w:unhideWhenUsed="0"/>
-    <w:lsdException w:name="Medium Grid 2 Accent 5" w:semiHidden="0" w:uiPriority="68" w:unhideWhenUsed="0"/>
-    <w:lsdException w:name="Medium Grid 3 Accent 5" w:semiHidden="0" w:uiPriority="69" w:unhideWhenUsed="0"/>
-    <w:lsdException w:name="Dark List Accent 5" w:semiHidden="0" w:uiPriority="70" w:unhideWhenUsed="0"/>
-    <w:lsdException w:name="Colorful Shading Accent 5" w:semiHidden="0" w:uiPriority="71" w:unhideWhenUsed="0"/>
-    <w:lsdException w:name="Colorful List Accent 5" w:semiHidden="0" w:uiPriority="72" w:unhideWhenUsed="0"/>
-    <w:lsdException w:name="Colorful Grid Accent 5" w:semiHidden="0" w:uiPriority="73" w:unhideWhenUsed="0"/>
-    <w:lsdException w:name="Light Shading Accent 6" w:semiHidden="0" w:uiPriority="60" w:unhideWhenUsed="0"/>
-    <w:lsdException w:name="Light List Accent 6" w:semiHidden="0" w:uiPriority="61" w:unhideWhenUsed="0"/>
-    <w:lsdException w:name="Light Grid Accent 6" w:semiHidden="0" w:uiPriority="62" w:unhideWhenUsed="0"/>
-    <w:lsdException w:name="Medium Shading 1 Accent 6" w:semiHidden="0" w:uiPriority="63" w:unhideWhenUsed="0"/>
-    <w:lsdException w:name="Medium Shading 2 Accent 6" w:semiHidden="0" w:uiPriority="64" w:unhideWhenUsed="0"/>
-    <w:lsdException w:name="Medium List 1 Accent 6" w:semiHidden="0" w:uiPriority="65" w:unhideWhenUsed="0"/>
-    <w:lsdException w:name="Medium List 2 Accent 6" w:semiHidden="0" w:uiPriority="66" w:unhideWhenUsed="0"/>
-    <w:lsdException w:name="Medium Grid 1 Accent 6" w:semiHidden="0" w:uiPriority="67" w:unhideWhenUsed="0"/>
-    <w:lsdException w:name="Medium Grid 2 Accent 6" w:semiHidden="0" w:uiPriority="68" w:unhideWhenUsed="0"/>
-    <w:lsdException w:name="Medium Grid 3 Accent 6" w:semiHidden="0" w:uiPriority="69" w:unhideWhenUsed="0"/>
-    <w:lsdException w:name="Dark List Accent 6" w:semiHidden="0" w:uiPriority="70" w:unhideWhenUsed="0"/>
-    <w:lsdException w:name="Colorful Shading Accent 6" w:semiHidden="0" w:uiPriority="71" w:unhideWhenUsed="0"/>
-    <w:lsdException w:name="Colorful List Accent 6" w:semiHidden="0" w:uiPriority="72" w:unhideWhenUsed="0"/>
-    <w:lsdException w:name="Colorful Grid Accent 6" w:semiHidden="0" w:uiPriority="73" w:unhideWhenUsed="0"/>
-    <w:lsdException w:name="Subtle Emphasis" w:semiHidden="0" w:uiPriority="19" w:unhideWhenUsed="0" w:qFormat="1"/>
-    <w:lsdException w:name="Intense Emphasis" w:semiHidden="0" w:uiPriority="21" w:unhideWhenUsed="0" w:qFormat="1"/>
-    <w:lsdException w:name="Subtle Reference" w:semiHidden="0" w:uiPriority="31" w:unhideWhenUsed="0" w:qFormat="1"/>
-    <w:lsdException w:name="Intense Reference" w:semiHidden="0" w:uiPriority="32" w:unhideWhenUsed="0" w:qFormat="1"/>
-    <w:lsdException w:name="Book Title" w:semiHidden="0" w:uiPriority="33" w:unhideWhenUsed="0" w:qFormat="1"/>
+    <w:lsdException w:name="List Paragraph" w:uiPriority="34" w:semiHidden="0" w:unhideWhenUsed="0" w:qFormat="1"/>
+    <w:lsdException w:name="Quote" w:uiPriority="29" w:semiHidden="0" w:unhideWhenUsed="0" w:qFormat="1"/>
+    <w:lsdException w:name="Intense Quote" w:uiPriority="30" w:semiHidden="0" w:unhideWhenUsed="0" w:qFormat="1"/>
+    <w:lsdException w:name="Medium List 2 Accent 1" w:uiPriority="66" w:semiHidden="0" w:unhideWhenUsed="0"/>
+    <w:lsdException w:name="Medium Grid 1 Accent 1" w:uiPriority="67" w:semiHidden="0" w:unhideWhenUsed="0"/>
+    <w:lsdException w:name="Medium Grid 2 Accent 1" w:uiPriority="68" w:semiHidden="0" w:unhideWhenUsed="0"/>
+    <w:lsdException w:name="Medium Grid 3 Accent 1" w:uiPriority="69" w:semiHidden="0" w:unhideWhenUsed="0"/>
+    <w:lsdException w:name="Dark List Accent 1" w:uiPriority="70" w:semiHidden="0" w:unhideWhenUsed="0"/>
+    <w:lsdException w:name="Colorful Shading Accent 1" w:uiPriority="71" w:semiHidden="0" w:unhideWhenUsed="0"/>
+    <w:lsdException w:name="Colorful List Accent 1" w:uiPriority="72" w:semiHidden="0" w:unhideWhenUsed="0"/>
+    <w:lsdException w:name="Colorful Grid Accent 1" w:uiPriority="73" w:semiHidden="0" w:unhideWhenUsed="0"/>
+    <w:lsdException w:name="Light Shading Accent 2" w:uiPriority="60" w:semiHidden="0" w:unhideWhenUsed="0"/>
+    <w:lsdException w:name="Light List Accent 2" w:uiPriority="61" w:semiHidden="0" w:unhideWhenUsed="0"/>
+    <w:lsdException w:name="Light Grid Accent 2" w:uiPriority="62" w:semiHidden="0" w:unhideWhenUsed="0"/>
+    <w:lsdException w:name="Medium Shading 1 Accent 2" w:uiPriority="63" w:semiHidden="0" w:unhideWhenUsed="0"/>
+    <w:lsdException w:name="Medium Shading 2 Accent 2" w:uiPriority="64" w:semiHidden="0" w:unhideWhenUsed="0"/>
+    <w:lsdException w:name="Medium List 1 Accent 2" w:uiPriority="65" w:semiHidden="0" w:unhideWhenUsed="0"/>
+    <w:lsdException w:name="Medium List 2 Accent 2" w:uiPriority="66" w:semiHidden="0" w:unhideWhenUsed="0"/>
+    <w:lsdException w:name="Medium Grid 1 Accent 2" w:uiPriority="67" w:semiHidden="0" w:unhideWhenUsed="0"/>
+    <w:lsdException w:name="Medium Grid 2 Accent 2" w:uiPriority="68" w:semiHidden="0" w:unhideWhenUsed="0"/>
+    <w:lsdException w:name="Medium Grid 3 Accent 2" w:uiPriority="69" w:semiHidden="0" w:unhideWhenUsed="0"/>
+    <w:lsdException w:name="Dark List Accent 2" w:uiPriority="70" w:semiHidden="0" w:unhideWhenUsed="0"/>
+    <w:lsdException w:name="Colorful Shading Accent 2" w:uiPriority="71" w:semiHidden="0" w:unhideWhenUsed="0"/>
+    <w:lsdException w:name="Colorful List Accent 2" w:uiPriority="72" w:semiHidden="0" w:unhideWhenUsed="0"/>
+    <w:lsdException w:name="Colorful Grid Accent 2" w:uiPriority="73" w:semiHidden="0" w:unhideWhenUsed="0"/>
+    <w:lsdException w:name="Light Shading Accent 3" w:uiPriority="60" w:semiHidden="0" w:unhideWhenUsed="0"/>
+    <w:lsdException w:name="Light List Accent 3" w:uiPriority="61" w:semiHidden="0" w:unhideWhenUsed="0"/>
+    <w:lsdException w:name="Light Grid Accent 3" w:uiPriority="62" w:semiHidden="0" w:unhideWhenUsed="0"/>
+    <w:lsdException w:name="Medium Shading 1 Accent 3" w:uiPriority="63" w:semiHidden="0" w:unhideWhenUsed="0"/>
+    <w:lsdException w:name="Medium Shading 2 Accent 3" w:uiPriority="64" w:semiHidden="0" w:unhideWhenUsed="0"/>
+    <w:lsdException w:name="Medium List 1 Accent 3" w:uiPriority="65" w:semiHidden="0" w:unhideWhenUsed="0"/>
+    <w:lsdException w:name="Medium List 2 Accent 3" w:uiPriority="66" w:semiHidden="0" w:unhideWhenUsed="0"/>
+    <w:lsdException w:name="Medium Grid 1 Accent 3" w:uiPriority="67" w:semiHidden="0" w:unhideWhenUsed="0"/>
+    <w:lsdException w:name="Medium Grid 2 Accent 3" w:uiPriority="68" w:semiHidden="0" w:unhideWhenUsed="0"/>
+    <w:lsdException w:name="Medium Grid 3 Accent 3" w:uiPriority="69" w:semiHidden="0" w:unhideWhenUsed="0"/>
+    <w:lsdException w:name="Dark List Accent 3" w:uiPriority="70" w:semiHidden="0" w:unhideWhenUsed="0"/>
+    <w:lsdException w:name="Colorful Shading Accent 3" w:uiPriority="71" w:semiHidden="0" w:unhideWhenUsed="0"/>
+    <w:lsdException w:name="Colorful List Accent 3" w:uiPriority="72" w:semiHidden="0" w:unhideWhenUsed="0"/>
+    <w:lsdException w:name="Colorful Grid Accent 3" w:uiPriority="73" w:semiHidden="0" w:unhideWhenUsed="0"/>
+    <w:lsdException w:name="Light Shading Accent 4" w:uiPriority="60" w:semiHidden="0" w:unhideWhenUsed="0"/>
+    <w:lsdException w:name="Light List Accent 4" w:uiPriority="61" w:semiHidden="0" w:unhideWhenUsed="0"/>
+    <w:lsdException w:name="Light Grid Accent 4" w:uiPriority="62" w:semiHidden="0" w:unhideWhenUsed="0"/>
+    <w:lsdException w:name="Medium Shading 1 Accent 4" w:uiPriority="63" w:semiHidden="0" w:unhideWhenUsed="0"/>
+    <w:lsdException w:name="Medium Shading 2 Accent 4" w:uiPriority="64" w:semiHidden="0" w:unhideWhenUsed="0"/>
+    <w:lsdException w:name="Medium List 1 Accent 4" w:uiPriority="65" w:semiHidden="0" w:unhideWhenUsed="0"/>
+    <w:lsdException w:name="Medium List 2 Accent 4" w:uiPriority="66" w:semiHidden="0" w:unhideWhenUsed="0"/>
+    <w:lsdException w:name="Medium Grid 1 Accent 4" w:uiPriority="67" w:semiHidden="0" w:unhideWhenUsed="0"/>
+    <w:lsdException w:name="Medium Grid 2 Accent 4" w:uiPriority="68" w:semiHidden="0" w:unhideWhenUsed="0"/>
+    <w:lsdException w:name="Medium Grid 3 Accent 4" w:uiPriority="69" w:semiHidden="0" w:unhideWhenUsed="0"/>
+    <w:lsdException w:name="Dark List Accent 4" w:uiPriority="70" w:semiHidden="0" w:unhideWhenUsed="0"/>
+    <w:lsdException w:name="Colorful Shading Accent 4" w:uiPriority="71" w:semiHidden="0" w:unhideWhenUsed="0"/>
+    <w:lsdException w:name="Colorful List Accent 4" w:uiPriority="72" w:semiHidden="0" w:unhideWhenUsed="0"/>
+    <w:lsdException w:name="Colorful Grid Accent 4" w:uiPriority="73" w:semiHidden="0" w:unhideWhenUsed="0"/>
+    <w:lsdException w:name="Light Shading Accent 5" w:uiPriority="60" w:semiHidden="0" w:unhideWhenUsed="0"/>
+    <w:lsdException w:name="Light List Accent 5" w:uiPriority="61" w:semiHidden="0" w:unhideWhenUsed="0"/>
+    <w:lsdException w:name="Light Grid Accent 5" w:uiPriority="62" w:semiHidden="0" w:unhideWhenUsed="0"/>
+    <w:lsdException w:name="Medium Shading 1 Accent 5" w:uiPriority="63" w:semiHidden="0" w:unhideWhenUsed="0"/>
+    <w:lsdException w:name="Medium Shading 2 Accent 5" w:uiPriority="64" w:semiHidden="0" w:unhideWhenUsed="0"/>
+    <w:lsdException w:name="Medium List 1 Accent 5" w:uiPriority="65" w:semiHidden="0" w:unhideWhenUsed="0"/>
+    <w:lsdException w:name="Medium List 2 Accent 5" w:uiPriority="66" w:semiHidden="0" w:unhideWhenUsed="0"/>
+    <w:lsdException w:name="Medium Grid 1 Accent 5" w:uiPriority="67" w:semiHidden="0" w:unhideWhenUsed="0"/>
+    <w:lsdException w:name="Medium Grid 2 Accent 5" w:uiPriority="68" w:semiHidden="0" w:unhideWhenUsed="0"/>
+    <w:lsdException w:name="Medium Grid 3 Accent 5" w:uiPriority="69" w:semiHidden="0" w:unhideWhenUsed="0"/>
+    <w:lsdException w:name="Dark List Accent 5" w:uiPriority="70" w:semiHidden="0" w:unhideWhenUsed="0"/>
+    <w:lsdException w:name="Colorful Shading Accent 5" w:uiPriority="71" w:semiHidden="0" w:unhideWhenUsed="0"/>
+    <w:lsdException w:name="Colorful List Accent 5" w:uiPriority="72" w:semiHidden="0" w:unhideWhenUsed="0"/>
+    <w:lsdException w:name="Colorful Grid Accent 5" w:uiPriority="73" w:semiHidden="0" w:unhideWhenUsed="0"/>
+    <w:lsdException w:name="Light Shading Accent 6" w:uiPriority="60" w:semiHidden="0" w:unhideWhenUsed="0"/>
+    <w:lsdException w:name="Light List Accent 6" w:uiPriority="61" w:semiHidden="0" w:unhideWhenUsed="0"/>
+    <w:lsdException w:name="Light Grid Accent 6" w:uiPriority="62" w:semiHidden="0" w:unhideWhenUsed="0"/>
+    <w:lsdException w:name="Medium Shading 1 Accent 6" w:uiPriority="63" w:semiHidden="0" w:unhideWhenUsed="0"/>
+    <w:lsdException w:name="Medium Shading 2 Accent 6" w:uiPriority="64" w:semiHidden="0" w:unhideWhenUsed="0"/>
+    <w:lsdException w:name="Medium List 1 Accent 6" w:uiPriority="65" w:semiHidden="0" w:unhideWhenUsed="0"/>
+    <w:lsdException w:name="Medium List 2 Accent 6" w:uiPriority="66" w:semiHidden="0" w:unhideWhenUsed="0"/>
+    <w:lsdException w:name="Medium Grid 1 Accent 6" w:uiPriority="67" w:semiHidden="0" w:unhideWhenUsed="0"/>
+    <w:lsdException w:name="Medium Grid 2 Accent 6" w:uiPriority="68" w:semiHidden="0" w:unhideWhenUsed="0"/>
+    <w:lsdException w:name="Medium Grid 3 Accent 6" w:uiPriority="69" w:semiHidden="0" w:unhideWhenUsed="0"/>
+    <w:lsdException w:name="Dark List Accent 6" w:uiPriority="70" w:semiHidden="0" w:unhideWhenUsed="0"/>
+    <w:lsdException w:name="Colorful Shading Accent 6" w:uiPriority="71" w:semiHidden="0" w:unhideWhenUsed="0"/>
+    <w:lsdException w:name="Colorful List Accent 6" w:uiPriority="72" w:semiHidden="0" w:unhideWhenUsed="0"/>
+    <w:lsdException w:name="Colorful Grid Accent 6" w:uiPriority="73" w:semiHidden="0" w:unhideWhenUsed="0"/>
+    <w:lsdException w:name="Subtle Emphasis" w:uiPriority="19" w:semiHidden="0" w:unhideWhenUsed="0" w:qFormat="1"/>
+    <w:lsdException w:name="Intense Emphasis" w:uiPriority="21" w:semiHidden="0" w:unhideWhenUsed="0" w:qFormat="1"/>
+    <w:lsdException w:name="Subtle Reference" w:uiPriority="31" w:semiHidden="0" w:unhideWhenUsed="0" w:qFormat="1"/>
+    <w:lsdException w:name="Intense Reference" w:uiPriority="32" w:semiHidden="0" w:unhideWhenUsed="0" w:qFormat="1"/>
+    <w:lsdException w:name="Book Title" w:uiPriority="33" w:semiHidden="0" w:unhideWhenUsed="0" w:qFormat="1"/>
     <w:lsdException w:name="Bibliography" w:uiPriority="37"/>
     <w:lsdException w:name="TOC Heading" w:uiPriority="39" w:qFormat="1"/>
   </w:latentStyles>
-  <w:style w:type="paragraph" w:default="1" w:styleId="Normal">
+  <w:style w:type="paragraph" w:styleId="Normal" w:default="1">
     <w:name w:val="Normal"/>
     <w:qFormat/>
     <w:rsid w:val="00FC693F"/>
@@ -909,7 +953,7 @@
       <w:spacing w:after="0" w:line="240" w:lineRule="auto"/>
     </w:pPr>
   </w:style>
-  <w:style w:type="character" w:customStyle="1" w:styleId="HeaderChar">
+  <w:style w:type="character" w:styleId="HeaderChar" w:customStyle="1">
     <w:name w:val="Header Char"/>
     <w:basedOn w:val="DefaultParagraphFont"/>
     <w:link w:val="Header"/>
@@ -931,7 +975,7 @@
       <w:spacing w:after="0" w:line="240" w:lineRule="auto"/>
     </w:pPr>
   </w:style>
-  <w:style w:type="character" w:customStyle="1" w:styleId="FooterChar">
+  <w:style w:type="character" w:styleId="FooterChar" w:customStyle="1">
     <w:name w:val="Footer Char"/>
     <w:basedOn w:val="DefaultParagraphFont"/>
     <w:link w:val="Footer"/>
@@ -953,7 +997,7 @@
       <w:outlineLvl w:val="0"/>
     </w:pPr>
     <w:rPr>
-      <w:rFonts w:asciiTheme="majorHAnsi" w:eastAsiaTheme="majorEastAsia" w:hAnsiTheme="majorHAnsi" w:cstheme="majorBidi" w:ascii="Aptos Display" w:hAnsi="Aptos Display"/>
+      <w:rFonts w:ascii="Aptos Display" w:hAnsi="Aptos Display" w:asciiTheme="majorHAnsi" w:hAnsiTheme="majorHAnsi" w:eastAsiaTheme="majorEastAsia" w:cstheme="majorBidi"/>
       <w:b/>
       <w:bCs/>
       <w:color w:val="0B3D2E"/>
@@ -977,7 +1021,7 @@
       <w:outlineLvl w:val="1"/>
     </w:pPr>
     <w:rPr>
-      <w:rFonts w:asciiTheme="majorHAnsi" w:eastAsiaTheme="majorEastAsia" w:hAnsiTheme="majorHAnsi" w:cstheme="majorBidi" w:ascii="Aptos" w:hAnsi="Aptos"/>
+      <w:rFonts w:ascii="Aptos" w:hAnsi="Aptos" w:asciiTheme="majorHAnsi" w:hAnsiTheme="majorHAnsi" w:eastAsiaTheme="majorEastAsia" w:cstheme="majorBidi"/>
       <w:b/>
       <w:bCs/>
       <w:color w:val="007A53"/>
@@ -1001,7 +1045,7 @@
       <w:outlineLvl w:val="2"/>
     </w:pPr>
     <w:rPr>
-      <w:rFonts w:asciiTheme="majorHAnsi" w:eastAsiaTheme="majorEastAsia" w:hAnsiTheme="majorHAnsi" w:cstheme="majorBidi" w:ascii="Aptos" w:hAnsi="Aptos"/>
+      <w:rFonts w:ascii="Aptos" w:hAnsi="Aptos" w:asciiTheme="majorHAnsi" w:hAnsiTheme="majorHAnsi" w:eastAsiaTheme="majorEastAsia" w:cstheme="majorBidi"/>
       <w:b/>
       <w:bCs/>
       <w:color w:val="1F2933"/>
@@ -1025,7 +1069,7 @@
       <w:outlineLvl w:val="3"/>
     </w:pPr>
     <w:rPr>
-      <w:rFonts w:asciiTheme="majorHAnsi" w:eastAsiaTheme="majorEastAsia" w:hAnsiTheme="majorHAnsi" w:cstheme="majorBidi"/>
+      <w:rFonts w:asciiTheme="majorHAnsi" w:hAnsiTheme="majorHAnsi" w:eastAsiaTheme="majorEastAsia" w:cstheme="majorBidi"/>
       <w:b/>
       <w:bCs/>
       <w:i/>
@@ -1050,7 +1094,7 @@
       <w:outlineLvl w:val="4"/>
     </w:pPr>
     <w:rPr>
-      <w:rFonts w:asciiTheme="majorHAnsi" w:eastAsiaTheme="majorEastAsia" w:hAnsiTheme="majorHAnsi" w:cstheme="majorBidi"/>
+      <w:rFonts w:asciiTheme="majorHAnsi" w:hAnsiTheme="majorHAnsi" w:eastAsiaTheme="majorEastAsia" w:cstheme="majorBidi"/>
       <w:color w:val="243F60" w:themeColor="accent1" w:themeShade="7F"/>
     </w:rPr>
   </w:style>
@@ -1071,7 +1115,7 @@
       <w:outlineLvl w:val="5"/>
     </w:pPr>
     <w:rPr>
-      <w:rFonts w:asciiTheme="majorHAnsi" w:eastAsiaTheme="majorEastAsia" w:hAnsiTheme="majorHAnsi" w:cstheme="majorBidi"/>
+      <w:rFonts w:asciiTheme="majorHAnsi" w:hAnsiTheme="majorHAnsi" w:eastAsiaTheme="majorEastAsia" w:cstheme="majorBidi"/>
       <w:i/>
       <w:iCs/>
       <w:color w:val="243F60" w:themeColor="accent1" w:themeShade="7F"/>
@@ -1094,7 +1138,7 @@
       <w:outlineLvl w:val="6"/>
     </w:pPr>
     <w:rPr>
-      <w:rFonts w:asciiTheme="majorHAnsi" w:eastAsiaTheme="majorEastAsia" w:hAnsiTheme="majorHAnsi" w:cstheme="majorBidi"/>
+      <w:rFonts w:asciiTheme="majorHAnsi" w:hAnsiTheme="majorHAnsi" w:eastAsiaTheme="majorEastAsia" w:cstheme="majorBidi"/>
       <w:i/>
       <w:iCs/>
       <w:color w:val="404040" w:themeColor="text1" w:themeTint="BF"/>
@@ -1117,7 +1161,7 @@
       <w:outlineLvl w:val="7"/>
     </w:pPr>
     <w:rPr>
-      <w:rFonts w:asciiTheme="majorHAnsi" w:eastAsiaTheme="majorEastAsia" w:hAnsiTheme="majorHAnsi" w:cstheme="majorBidi"/>
+      <w:rFonts w:asciiTheme="majorHAnsi" w:hAnsiTheme="majorHAnsi" w:eastAsiaTheme="majorEastAsia" w:cstheme="majorBidi"/>
       <w:color w:val="4F81BD" w:themeColor="accent1"/>
       <w:sz w:val="20"/>
       <w:szCs w:val="20"/>
@@ -1140,7 +1184,7 @@
       <w:outlineLvl w:val="8"/>
     </w:pPr>
     <w:rPr>
-      <w:rFonts w:asciiTheme="majorHAnsi" w:eastAsiaTheme="majorEastAsia" w:hAnsiTheme="majorHAnsi" w:cstheme="majorBidi"/>
+      <w:rFonts w:asciiTheme="majorHAnsi" w:hAnsiTheme="majorHAnsi" w:eastAsiaTheme="majorEastAsia" w:cstheme="majorBidi"/>
       <w:i/>
       <w:iCs/>
       <w:color w:val="404040" w:themeColor="text1" w:themeTint="BF"/>
@@ -1148,13 +1192,13 @@
       <w:szCs w:val="20"/>
     </w:rPr>
   </w:style>
-  <w:style w:type="character" w:default="1" w:styleId="DefaultParagraphFont">
+  <w:style w:type="character" w:styleId="DefaultParagraphFont" w:default="1">
     <w:name w:val="Default Paragraph Font"/>
     <w:uiPriority w:val="1"/>
     <w:semiHidden/>
     <w:unhideWhenUsed/>
   </w:style>
-  <w:style w:type="table" w:default="1" w:styleId="TableNormal">
+  <w:style w:type="table" w:styleId="TableNormal" w:default="1">
     <w:name w:val="Normal Table"/>
     <w:uiPriority w:val="99"/>
     <w:semiHidden/>
@@ -1169,7 +1213,7 @@
       </w:tblCellMar>
     </w:tblPr>
   </w:style>
-  <w:style w:type="numbering" w:default="1" w:styleId="NoList">
+  <w:style w:type="numbering" w:styleId="NoList" w:default="1">
     <w:name w:val="No List"/>
     <w:uiPriority w:val="99"/>
     <w:semiHidden/>
@@ -1184,14 +1228,14 @@
       <w:spacing w:after="0" w:line="240" w:lineRule="auto"/>
     </w:pPr>
   </w:style>
-  <w:style w:type="character" w:customStyle="1" w:styleId="Heading1Char">
+  <w:style w:type="character" w:styleId="Heading1Char" w:customStyle="1">
     <w:name w:val="Heading 1 Char"/>
     <w:basedOn w:val="DefaultParagraphFont"/>
     <w:link w:val="Heading1"/>
     <w:uiPriority w:val="9"/>
     <w:rsid w:val="00FC693F"/>
     <w:rPr>
-      <w:rFonts w:asciiTheme="majorHAnsi" w:eastAsiaTheme="majorEastAsia" w:hAnsiTheme="majorHAnsi" w:cstheme="majorBidi"/>
+      <w:rFonts w:asciiTheme="majorHAnsi" w:hAnsiTheme="majorHAnsi" w:eastAsiaTheme="majorEastAsia" w:cstheme="majorBidi"/>
       <w:b/>
       <w:bCs/>
       <w:color w:val="365F91" w:themeColor="accent1" w:themeShade="BF"/>
@@ -1199,14 +1243,14 @@
       <w:szCs w:val="28"/>
     </w:rPr>
   </w:style>
-  <w:style w:type="character" w:customStyle="1" w:styleId="Heading2Char">
+  <w:style w:type="character" w:styleId="Heading2Char" w:customStyle="1">
     <w:name w:val="Heading 2 Char"/>
     <w:basedOn w:val="DefaultParagraphFont"/>
     <w:link w:val="Heading2"/>
     <w:uiPriority w:val="9"/>
     <w:rsid w:val="00FC693F"/>
     <w:rPr>
-      <w:rFonts w:asciiTheme="majorHAnsi" w:eastAsiaTheme="majorEastAsia" w:hAnsiTheme="majorHAnsi" w:cstheme="majorBidi"/>
+      <w:rFonts w:asciiTheme="majorHAnsi" w:hAnsiTheme="majorHAnsi" w:eastAsiaTheme="majorEastAsia" w:cstheme="majorBidi"/>
       <w:b/>
       <w:bCs/>
       <w:color w:val="4F81BD" w:themeColor="accent1"/>
@@ -1214,14 +1258,14 @@
       <w:szCs w:val="26"/>
     </w:rPr>
   </w:style>
-  <w:style w:type="character" w:customStyle="1" w:styleId="Heading3Char">
+  <w:style w:type="character" w:styleId="Heading3Char" w:customStyle="1">
     <w:name w:val="Heading 3 Char"/>
     <w:basedOn w:val="DefaultParagraphFont"/>
     <w:link w:val="Heading3"/>
     <w:uiPriority w:val="9"/>
     <w:rsid w:val="00FC693F"/>
     <w:rPr>
-      <w:rFonts w:asciiTheme="majorHAnsi" w:eastAsiaTheme="majorEastAsia" w:hAnsiTheme="majorHAnsi" w:cstheme="majorBidi"/>
+      <w:rFonts w:asciiTheme="majorHAnsi" w:hAnsiTheme="majorHAnsi" w:eastAsiaTheme="majorEastAsia" w:cstheme="majorBidi"/>
       <w:b/>
       <w:bCs/>
       <w:color w:val="4F81BD" w:themeColor="accent1"/>
@@ -1237,13 +1281,13 @@
     <w:rsid w:val="00FC693F"/>
     <w:pPr>
       <w:pBdr>
-        <w:bottom w:val="single" w:sz="8" w:space="4" w:color="4F81BD" w:themeColor="accent1"/>
+        <w:bottom w:val="single" w:color="4F81BD" w:themeColor="accent1" w:sz="8" w:space="4"/>
       </w:pBdr>
       <w:spacing w:after="300" w:line="240" w:lineRule="auto"/>
       <w:contextualSpacing/>
     </w:pPr>
     <w:rPr>
-      <w:rFonts w:asciiTheme="majorHAnsi" w:eastAsiaTheme="majorEastAsia" w:hAnsiTheme="majorHAnsi" w:cstheme="majorBidi" w:ascii="Aptos Display" w:hAnsi="Aptos Display"/>
+      <w:rFonts w:ascii="Aptos Display" w:hAnsi="Aptos Display" w:asciiTheme="majorHAnsi" w:hAnsiTheme="majorHAnsi" w:eastAsiaTheme="majorEastAsia" w:cstheme="majorBidi"/>
       <w:b/>
       <w:color w:val="0B3D2E"/>
       <w:spacing w:val="5"/>
@@ -1252,14 +1296,14 @@
       <w:szCs w:val="52"/>
     </w:rPr>
   </w:style>
-  <w:style w:type="character" w:customStyle="1" w:styleId="TitleChar">
+  <w:style w:type="character" w:styleId="TitleChar" w:customStyle="1">
     <w:name w:val="Title Char"/>
     <w:basedOn w:val="DefaultParagraphFont"/>
     <w:link w:val="Title"/>
     <w:uiPriority w:val="10"/>
     <w:rsid w:val="00FC693F"/>
     <w:rPr>
-      <w:rFonts w:asciiTheme="majorHAnsi" w:eastAsiaTheme="majorEastAsia" w:hAnsiTheme="majorHAnsi" w:cstheme="majorBidi"/>
+      <w:rFonts w:asciiTheme="majorHAnsi" w:hAnsiTheme="majorHAnsi" w:eastAsiaTheme="majorEastAsia" w:cstheme="majorBidi"/>
       <w:color w:val="17365D" w:themeColor="text2" w:themeShade="BF"/>
       <w:spacing w:val="5"/>
       <w:kern w:val="28"/>
@@ -1281,7 +1325,7 @@
       </w:numPr>
     </w:pPr>
     <w:rPr>
-      <w:rFonts w:asciiTheme="majorHAnsi" w:eastAsiaTheme="majorEastAsia" w:hAnsiTheme="majorHAnsi" w:cstheme="majorBidi"/>
+      <w:rFonts w:asciiTheme="majorHAnsi" w:hAnsiTheme="majorHAnsi" w:eastAsiaTheme="majorEastAsia" w:cstheme="majorBidi"/>
       <w:i/>
       <w:iCs/>
       <w:color w:val="4F81BD" w:themeColor="accent1"/>
@@ -1290,14 +1334,14 @@
       <w:szCs w:val="24"/>
     </w:rPr>
   </w:style>
-  <w:style w:type="character" w:customStyle="1" w:styleId="SubtitleChar">
+  <w:style w:type="character" w:styleId="SubtitleChar" w:customStyle="1">
     <w:name w:val="Subtitle Char"/>
     <w:basedOn w:val="DefaultParagraphFont"/>
     <w:link w:val="Subtitle"/>
     <w:uiPriority w:val="11"/>
     <w:rsid w:val="00FC693F"/>
     <w:rPr>
-      <w:rFonts w:asciiTheme="majorHAnsi" w:eastAsiaTheme="majorEastAsia" w:hAnsiTheme="majorHAnsi" w:cstheme="majorBidi"/>
+      <w:rFonts w:asciiTheme="majorHAnsi" w:hAnsiTheme="majorHAnsi" w:eastAsiaTheme="majorEastAsia" w:cstheme="majorBidi"/>
       <w:i/>
       <w:iCs/>
       <w:color w:val="4F81BD" w:themeColor="accent1"/>
@@ -1328,7 +1372,7 @@
       <w:spacing w:after="120"/>
     </w:pPr>
   </w:style>
-  <w:style w:type="character" w:customStyle="1" w:styleId="BodyTextChar">
+  <w:style w:type="character" w:styleId="BodyTextChar" w:customStyle="1">
     <w:name w:val="Body Text Char"/>
     <w:basedOn w:val="DefaultParagraphFont"/>
     <w:link w:val="BodyText"/>
@@ -1346,7 +1390,7 @@
       <w:spacing w:after="120" w:line="480" w:lineRule="auto"/>
     </w:pPr>
   </w:style>
-  <w:style w:type="character" w:customStyle="1" w:styleId="BodyText2Char">
+  <w:style w:type="character" w:styleId="BodyText2Char" w:customStyle="1">
     <w:name w:val="Body Text 2 Char"/>
     <w:basedOn w:val="DefaultParagraphFont"/>
     <w:link w:val="BodyText2"/>
@@ -1368,7 +1412,7 @@
       <w:szCs w:val="16"/>
     </w:rPr>
   </w:style>
-  <w:style w:type="character" w:customStyle="1" w:styleId="BodyText3Char">
+  <w:style w:type="character" w:styleId="BodyText3Char" w:customStyle="1">
     <w:name w:val="Body Text 3 Char"/>
     <w:basedOn w:val="DefaultParagraphFont"/>
     <w:link w:val="BodyText3"/>
@@ -1549,7 +1593,7 @@
       <w:szCs w:val="20"/>
     </w:rPr>
   </w:style>
-  <w:style w:type="character" w:customStyle="1" w:styleId="MacroTextChar">
+  <w:style w:type="character" w:styleId="MacroTextChar" w:customStyle="1">
     <w:name w:val="Macro Text Char"/>
     <w:basedOn w:val="DefaultParagraphFont"/>
     <w:link w:val="MacroText"/>
@@ -1575,7 +1619,7 @@
       <w:color w:val="000000" w:themeColor="text1"/>
     </w:rPr>
   </w:style>
-  <w:style w:type="character" w:customStyle="1" w:styleId="QuoteChar">
+  <w:style w:type="character" w:styleId="QuoteChar" w:customStyle="1">
     <w:name w:val="Quote Char"/>
     <w:basedOn w:val="DefaultParagraphFont"/>
     <w:link w:val="Quote"/>
@@ -1587,7 +1631,7 @@
       <w:color w:val="000000" w:themeColor="text1"/>
     </w:rPr>
   </w:style>
-  <w:style w:type="character" w:customStyle="1" w:styleId="Heading4Char">
+  <w:style w:type="character" w:styleId="Heading4Char" w:customStyle="1">
     <w:name w:val="Heading 4 Char"/>
     <w:basedOn w:val="DefaultParagraphFont"/>
     <w:link w:val="Heading4"/>
@@ -1595,7 +1639,7 @@
     <w:semiHidden/>
     <w:rsid w:val="00FC693F"/>
     <w:rPr>
-      <w:rFonts w:asciiTheme="majorHAnsi" w:eastAsiaTheme="majorEastAsia" w:hAnsiTheme="majorHAnsi" w:cstheme="majorBidi"/>
+      <w:rFonts w:asciiTheme="majorHAnsi" w:hAnsiTheme="majorHAnsi" w:eastAsiaTheme="majorEastAsia" w:cstheme="majorBidi"/>
       <w:b/>
       <w:bCs/>
       <w:i/>
@@ -1603,7 +1647,7 @@
       <w:color w:val="4F81BD" w:themeColor="accent1"/>
     </w:rPr>
   </w:style>
-  <w:style w:type="character" w:customStyle="1" w:styleId="Heading5Char">
+  <w:style w:type="character" w:styleId="Heading5Char" w:customStyle="1">
     <w:name w:val="Heading 5 Char"/>
     <w:basedOn w:val="DefaultParagraphFont"/>
     <w:link w:val="Heading5"/>
@@ -1611,11 +1655,11 @@
     <w:semiHidden/>
     <w:rsid w:val="00FC693F"/>
     <w:rPr>
-      <w:rFonts w:asciiTheme="majorHAnsi" w:eastAsiaTheme="majorEastAsia" w:hAnsiTheme="majorHAnsi" w:cstheme="majorBidi"/>
+      <w:rFonts w:asciiTheme="majorHAnsi" w:hAnsiTheme="majorHAnsi" w:eastAsiaTheme="majorEastAsia" w:cstheme="majorBidi"/>
       <w:color w:val="243F60" w:themeColor="accent1" w:themeShade="7F"/>
     </w:rPr>
   </w:style>
-  <w:style w:type="character" w:customStyle="1" w:styleId="Heading6Char">
+  <w:style w:type="character" w:styleId="Heading6Char" w:customStyle="1">
     <w:name w:val="Heading 6 Char"/>
     <w:basedOn w:val="DefaultParagraphFont"/>
     <w:link w:val="Heading6"/>
@@ -1623,13 +1667,13 @@
     <w:semiHidden/>
     <w:rsid w:val="00FC693F"/>
     <w:rPr>
-      <w:rFonts w:asciiTheme="majorHAnsi" w:eastAsiaTheme="majorEastAsia" w:hAnsiTheme="majorHAnsi" w:cstheme="majorBidi"/>
+      <w:rFonts w:asciiTheme="majorHAnsi" w:hAnsiTheme="majorHAnsi" w:eastAsiaTheme="majorEastAsia" w:cstheme="majorBidi"/>
       <w:i/>
       <w:iCs/>
       <w:color w:val="243F60" w:themeColor="accent1" w:themeShade="7F"/>
     </w:rPr>
   </w:style>
-  <w:style w:type="character" w:customStyle="1" w:styleId="Heading7Char">
+  <w:style w:type="character" w:styleId="Heading7Char" w:customStyle="1">
     <w:name w:val="Heading 7 Char"/>
     <w:basedOn w:val="DefaultParagraphFont"/>
     <w:link w:val="Heading7"/>
@@ -1637,13 +1681,13 @@
     <w:semiHidden/>
     <w:rsid w:val="00FC693F"/>
     <w:rPr>
-      <w:rFonts w:asciiTheme="majorHAnsi" w:eastAsiaTheme="majorEastAsia" w:hAnsiTheme="majorHAnsi" w:cstheme="majorBidi"/>
+      <w:rFonts w:asciiTheme="majorHAnsi" w:hAnsiTheme="majorHAnsi" w:eastAsiaTheme="majorEastAsia" w:cstheme="majorBidi"/>
       <w:i/>
       <w:iCs/>
       <w:color w:val="404040" w:themeColor="text1" w:themeTint="BF"/>
     </w:rPr>
   </w:style>
-  <w:style w:type="character" w:customStyle="1" w:styleId="Heading8Char">
+  <w:style w:type="character" w:styleId="Heading8Char" w:customStyle="1">
     <w:name w:val="Heading 8 Char"/>
     <w:basedOn w:val="DefaultParagraphFont"/>
     <w:link w:val="Heading8"/>
@@ -1651,13 +1695,13 @@
     <w:semiHidden/>
     <w:rsid w:val="00FC693F"/>
     <w:rPr>
-      <w:rFonts w:asciiTheme="majorHAnsi" w:eastAsiaTheme="majorEastAsia" w:hAnsiTheme="majorHAnsi" w:cstheme="majorBidi"/>
+      <w:rFonts w:asciiTheme="majorHAnsi" w:hAnsiTheme="majorHAnsi" w:eastAsiaTheme="majorEastAsia" w:cstheme="majorBidi"/>
       <w:color w:val="4F81BD" w:themeColor="accent1"/>
       <w:sz w:val="20"/>
       <w:szCs w:val="20"/>
     </w:rPr>
   </w:style>
-  <w:style w:type="character" w:customStyle="1" w:styleId="Heading9Char">
+  <w:style w:type="character" w:styleId="Heading9Char" w:customStyle="1">
     <w:name w:val="Heading 9 Char"/>
     <w:basedOn w:val="DefaultParagraphFont"/>
     <w:link w:val="Heading9"/>
@@ -1665,7 +1709,7 @@
     <w:semiHidden/>
     <w:rsid w:val="00FC693F"/>
     <w:rPr>
-      <w:rFonts w:asciiTheme="majorHAnsi" w:eastAsiaTheme="majorEastAsia" w:hAnsiTheme="majorHAnsi" w:cstheme="majorBidi"/>
+      <w:rFonts w:asciiTheme="majorHAnsi" w:hAnsiTheme="majorHAnsi" w:eastAsiaTheme="majorEastAsia" w:cstheme="majorBidi"/>
       <w:i/>
       <w:iCs/>
       <w:color w:val="404040" w:themeColor="text1" w:themeTint="BF"/>
@@ -1725,7 +1769,7 @@
     <w:rsid w:val="00FC693F"/>
     <w:pPr>
       <w:pBdr>
-        <w:bottom w:val="single" w:sz="4" w:space="4" w:color="4F81BD" w:themeColor="accent1"/>
+        <w:bottom w:val="single" w:color="4F81BD" w:themeColor="accent1" w:sz="4" w:space="4"/>
       </w:pBdr>
       <w:spacing w:before="200" w:after="280"/>
       <w:ind w:left="936" w:right="936"/>
@@ -1738,7 +1782,7 @@
       <w:color w:val="4F81BD" w:themeColor="accent1"/>
     </w:rPr>
   </w:style>
-  <w:style w:type="character" w:customStyle="1" w:styleId="IntenseQuoteChar">
+  <w:style w:type="character" w:styleId="IntenseQuoteChar" w:customStyle="1">
     <w:name w:val="Intense Quote Char"/>
     <w:basedOn w:val="DefaultParagraphFont"/>
     <w:link w:val="IntenseQuote"/>
@@ -1842,12 +1886,12 @@
     <w:tblPr>
       <w:tblInd w:w="0" w:type="dxa"/>
       <w:tblBorders>
-        <w:top w:val="single" w:sz="4" w:space="0" w:color="auto"/>
-        <w:left w:val="single" w:sz="4" w:space="0" w:color="auto"/>
-        <w:bottom w:val="single" w:sz="4" w:space="0" w:color="auto"/>
-        <w:right w:val="single" w:sz="4" w:space="0" w:color="auto"/>
-        <w:insideH w:val="single" w:sz="4" w:space="0" w:color="auto"/>
-        <w:insideV w:val="single" w:sz="4" w:space="0" w:color="auto"/>
+        <w:top w:val="single" w:color="auto" w:sz="4" w:space="0"/>
+        <w:left w:val="single" w:color="auto" w:sz="4" w:space="0"/>
+        <w:bottom w:val="single" w:color="auto" w:sz="4" w:space="0"/>
+        <w:right w:val="single" w:color="auto" w:sz="4" w:space="0"/>
+        <w:insideH w:val="single" w:color="auto" w:sz="4" w:space="0"/>
+        <w:insideV w:val="single" w:color="auto" w:sz="4" w:space="0"/>
       </w:tblBorders>
       <w:tblCellMar>
         <w:top w:w="0" w:type="dxa"/>
@@ -1873,8 +1917,8 @@
       <w:tblStyleColBandSize w:val="1"/>
       <w:tblInd w:w="0" w:type="dxa"/>
       <w:tblBorders>
-        <w:top w:val="single" w:sz="8" w:space="0" w:color="000000" w:themeColor="text1"/>
-        <w:bottom w:val="single" w:sz="8" w:space="0" w:color="000000" w:themeColor="text1"/>
+        <w:top w:val="single" w:color="000000" w:themeColor="text1" w:sz="8" w:space="0"/>
+        <w:bottom w:val="single" w:color="000000" w:themeColor="text1" w:sz="8" w:space="0"/>
       </w:tblBorders>
       <w:tblCellMar>
         <w:top w:w="0" w:type="dxa"/>
@@ -1894,9 +1938,9 @@
       <w:tblPr/>
       <w:tcPr>
         <w:tcBorders>
-          <w:top w:val="single" w:sz="8" w:space="0" w:color="000000" w:themeColor="text1"/>
-          <w:left w:val="nil"/>
-          <w:bottom w:val="single" w:sz="8" w:space="0" w:color="000000" w:themeColor="text1"/>
+          <w:top w:val="single" w:color="000000" w:themeColor="text1" w:sz="8" w:space="0"/>
+          <w:left w:val="nil"/>
+          <w:bottom w:val="single" w:color="000000" w:themeColor="text1" w:sz="8" w:space="0"/>
           <w:right w:val="nil"/>
           <w:insideH w:val="nil"/>
           <w:insideV w:val="nil"/>
@@ -1914,9 +1958,9 @@
       <w:tblPr/>
       <w:tcPr>
         <w:tcBorders>
-          <w:top w:val="single" w:sz="8" w:space="0" w:color="000000" w:themeColor="text1"/>
-          <w:left w:val="nil"/>
-          <w:bottom w:val="single" w:sz="8" w:space="0" w:color="000000" w:themeColor="text1"/>
+          <w:top w:val="single" w:color="000000" w:themeColor="text1" w:sz="8" w:space="0"/>
+          <w:left w:val="nil"/>
+          <w:bottom w:val="single" w:color="000000" w:themeColor="text1" w:sz="8" w:space="0"/>
           <w:right w:val="nil"/>
           <w:insideH w:val="nil"/>
           <w:insideV w:val="nil"/>
@@ -1976,8 +2020,8 @@
       <w:tblStyleColBandSize w:val="1"/>
       <w:tblInd w:w="0" w:type="dxa"/>
       <w:tblBorders>
-        <w:top w:val="single" w:sz="8" w:space="0" w:color="4F81BD" w:themeColor="accent1"/>
-        <w:bottom w:val="single" w:sz="8" w:space="0" w:color="4F81BD" w:themeColor="accent1"/>
+        <w:top w:val="single" w:color="4F81BD" w:themeColor="accent1" w:sz="8" w:space="0"/>
+        <w:bottom w:val="single" w:color="4F81BD" w:themeColor="accent1" w:sz="8" w:space="0"/>
       </w:tblBorders>
       <w:tblCellMar>
         <w:top w:w="0" w:type="dxa"/>
@@ -1997,9 +2041,9 @@
       <w:tblPr/>
       <w:tcPr>
         <w:tcBorders>
-          <w:top w:val="single" w:sz="8" w:space="0" w:color="4F81BD" w:themeColor="accent1"/>
-          <w:left w:val="nil"/>
-          <w:bottom w:val="single" w:sz="8" w:space="0" w:color="4F81BD" w:themeColor="accent1"/>
+          <w:top w:val="single" w:color="4F81BD" w:themeColor="accent1" w:sz="8" w:space="0"/>
+          <w:left w:val="nil"/>
+          <w:bottom w:val="single" w:color="4F81BD" w:themeColor="accent1" w:sz="8" w:space="0"/>
           <w:right w:val="nil"/>
           <w:insideH w:val="nil"/>
           <w:insideV w:val="nil"/>
@@ -2017,9 +2061,9 @@
       <w:tblPr/>
       <w:tcPr>
         <w:tcBorders>
-          <w:top w:val="single" w:sz="8" w:space="0" w:color="4F81BD" w:themeColor="accent1"/>
-          <w:left w:val="nil"/>
-          <w:bottom w:val="single" w:sz="8" w:space="0" w:color="4F81BD" w:themeColor="accent1"/>
+          <w:top w:val="single" w:color="4F81BD" w:themeColor="accent1" w:sz="8" w:space="0"/>
+          <w:left w:val="nil"/>
+          <w:bottom w:val="single" w:color="4F81BD" w:themeColor="accent1" w:sz="8" w:space="0"/>
           <w:right w:val="nil"/>
           <w:insideH w:val="nil"/>
           <w:insideV w:val="nil"/>
@@ -2079,8 +2123,8 @@
       <w:tblStyleColBandSize w:val="1"/>
       <w:tblInd w:w="0" w:type="dxa"/>
       <w:tblBorders>
-        <w:top w:val="single" w:sz="8" w:space="0" w:color="C0504D" w:themeColor="accent2"/>
-        <w:bottom w:val="single" w:sz="8" w:space="0" w:color="C0504D" w:themeColor="accent2"/>
+        <w:top w:val="single" w:color="C0504D" w:themeColor="accent2" w:sz="8" w:space="0"/>
+        <w:bottom w:val="single" w:color="C0504D" w:themeColor="accent2" w:sz="8" w:space="0"/>
       </w:tblBorders>
       <w:tblCellMar>
         <w:top w:w="0" w:type="dxa"/>
@@ -2100,9 +2144,9 @@
       <w:tblPr/>
       <w:tcPr>
         <w:tcBorders>
-          <w:top w:val="single" w:sz="8" w:space="0" w:color="C0504D" w:themeColor="accent2"/>
-          <w:left w:val="nil"/>
-          <w:bottom w:val="single" w:sz="8" w:space="0" w:color="C0504D" w:themeColor="accent2"/>
+          <w:top w:val="single" w:color="C0504D" w:themeColor="accent2" w:sz="8" w:space="0"/>
+          <w:left w:val="nil"/>
+          <w:bottom w:val="single" w:color="C0504D" w:themeColor="accent2" w:sz="8" w:space="0"/>
           <w:right w:val="nil"/>
           <w:insideH w:val="nil"/>
           <w:insideV w:val="nil"/>
@@ -2120,9 +2164,9 @@
       <w:tblPr/>
       <w:tcPr>
         <w:tcBorders>
-          <w:top w:val="single" w:sz="8" w:space="0" w:color="C0504D" w:themeColor="accent2"/>
-          <w:left w:val="nil"/>
-          <w:bottom w:val="single" w:sz="8" w:space="0" w:color="C0504D" w:themeColor="accent2"/>
+          <w:top w:val="single" w:color="C0504D" w:themeColor="accent2" w:sz="8" w:space="0"/>
+          <w:left w:val="nil"/>
+          <w:bottom w:val="single" w:color="C0504D" w:themeColor="accent2" w:sz="8" w:space="0"/>
           <w:right w:val="nil"/>
           <w:insideH w:val="nil"/>
           <w:insideV w:val="nil"/>
@@ -2182,8 +2226,8 @@
       <w:tblStyleColBandSize w:val="1"/>
       <w:tblInd w:w="0" w:type="dxa"/>
       <w:tblBorders>
-        <w:top w:val="single" w:sz="8" w:space="0" w:color="9BBB59" w:themeColor="accent3"/>
-        <w:bottom w:val="single" w:sz="8" w:space="0" w:color="9BBB59" w:themeColor="accent3"/>
+        <w:top w:val="single" w:color="9BBB59" w:themeColor="accent3" w:sz="8" w:space="0"/>
+        <w:bottom w:val="single" w:color="9BBB59" w:themeColor="accent3" w:sz="8" w:space="0"/>
       </w:tblBorders>
       <w:tblCellMar>
         <w:top w:w="0" w:type="dxa"/>
@@ -2203,9 +2247,9 @@
       <w:tblPr/>
       <w:tcPr>
         <w:tcBorders>
-          <w:top w:val="single" w:sz="8" w:space="0" w:color="9BBB59" w:themeColor="accent3"/>
-          <w:left w:val="nil"/>
-          <w:bottom w:val="single" w:sz="8" w:space="0" w:color="9BBB59" w:themeColor="accent3"/>
+          <w:top w:val="single" w:color="9BBB59" w:themeColor="accent3" w:sz="8" w:space="0"/>
+          <w:left w:val="nil"/>
+          <w:bottom w:val="single" w:color="9BBB59" w:themeColor="accent3" w:sz="8" w:space="0"/>
           <w:right w:val="nil"/>
           <w:insideH w:val="nil"/>
           <w:insideV w:val="nil"/>
@@ -2223,9 +2267,9 @@
       <w:tblPr/>
       <w:tcPr>
         <w:tcBorders>
-          <w:top w:val="single" w:sz="8" w:space="0" w:color="9BBB59" w:themeColor="accent3"/>
-          <w:left w:val="nil"/>
-          <w:bottom w:val="single" w:sz="8" w:space="0" w:color="9BBB59" w:themeColor="accent3"/>
+          <w:top w:val="single" w:color="9BBB59" w:themeColor="accent3" w:sz="8" w:space="0"/>
+          <w:left w:val="nil"/>
+          <w:bottom w:val="single" w:color="9BBB59" w:themeColor="accent3" w:sz="8" w:space="0"/>
           <w:right w:val="nil"/>
           <w:insideH w:val="nil"/>
           <w:insideV w:val="nil"/>
@@ -2285,8 +2329,8 @@
       <w:tblStyleColBandSize w:val="1"/>
       <w:tblInd w:w="0" w:type="dxa"/>
       <w:tblBorders>
-        <w:top w:val="single" w:sz="8" w:space="0" w:color="8064A2" w:themeColor="accent4"/>
-        <w:bottom w:val="single" w:sz="8" w:space="0" w:color="8064A2" w:themeColor="accent4"/>
+        <w:top w:val="single" w:color="8064A2" w:themeColor="accent4" w:sz="8" w:space="0"/>
+        <w:bottom w:val="single" w:color="8064A2" w:themeColor="accent4" w:sz="8" w:space="0"/>
       </w:tblBorders>
       <w:tblCellMar>
         <w:top w:w="0" w:type="dxa"/>
@@ -2306,9 +2350,9 @@
       <w:tblPr/>
       <w:tcPr>
         <w:tcBorders>
-          <w:top w:val="single" w:sz="8" w:space="0" w:color="8064A2" w:themeColor="accent4"/>
-          <w:left w:val="nil"/>
-          <w:bottom w:val="single" w:sz="8" w:space="0" w:color="8064A2" w:themeColor="accent4"/>
+          <w:top w:val="single" w:color="8064A2" w:themeColor="accent4" w:sz="8" w:space="0"/>
+          <w:left w:val="nil"/>
+          <w:bottom w:val="single" w:color="8064A2" w:themeColor="accent4" w:sz="8" w:space="0"/>
           <w:right w:val="nil"/>
           <w:insideH w:val="nil"/>
           <w:insideV w:val="nil"/>
@@ -2326,9 +2370,9 @@
       <w:tblPr/>
       <w:tcPr>
         <w:tcBorders>
-          <w:top w:val="single" w:sz="8" w:space="0" w:color="8064A2" w:themeColor="accent4"/>
-          <w:left w:val="nil"/>
-          <w:bottom w:val="single" w:sz="8" w:space="0" w:color="8064A2" w:themeColor="accent4"/>
+          <w:top w:val="single" w:color="8064A2" w:themeColor="accent4" w:sz="8" w:space="0"/>
+          <w:left w:val="nil"/>
+          <w:bottom w:val="single" w:color="8064A2" w:themeColor="accent4" w:sz="8" w:space="0"/>
           <w:right w:val="nil"/>
           <w:insideH w:val="nil"/>
           <w:insideV w:val="nil"/>
@@ -2388,8 +2432,8 @@
       <w:tblStyleColBandSize w:val="1"/>
       <w:tblInd w:w="0" w:type="dxa"/>
       <w:tblBorders>
-        <w:top w:val="single" w:sz="8" w:space="0" w:color="4BACC6" w:themeColor="accent5"/>
-        <w:bottom w:val="single" w:sz="8" w:space="0" w:color="4BACC6" w:themeColor="accent5"/>
+        <w:top w:val="single" w:color="4BACC6" w:themeColor="accent5" w:sz="8" w:space="0"/>
+        <w:bottom w:val="single" w:color="4BACC6" w:themeColor="accent5" w:sz="8" w:space="0"/>
       </w:tblBorders>
       <w:tblCellMar>
         <w:top w:w="0" w:type="dxa"/>
@@ -2409,9 +2453,9 @@
       <w:tblPr/>
       <w:tcPr>
         <w:tcBorders>
-          <w:top w:val="single" w:sz="8" w:space="0" w:color="4BACC6" w:themeColor="accent5"/>
-          <w:left w:val="nil"/>
-          <w:bottom w:val="single" w:sz="8" w:space="0" w:color="4BACC6" w:themeColor="accent5"/>
+          <w:top w:val="single" w:color="4BACC6" w:themeColor="accent5" w:sz="8" w:space="0"/>
+          <w:left w:val="nil"/>
+          <w:bottom w:val="single" w:color="4BACC6" w:themeColor="accent5" w:sz="8" w:space="0"/>
           <w:right w:val="nil"/>
           <w:insideH w:val="nil"/>
           <w:insideV w:val="nil"/>
@@ -2429,9 +2473,9 @@
       <w:tblPr/>
       <w:tcPr>
         <w:tcBorders>
-          <w:top w:val="single" w:sz="8" w:space="0" w:color="4BACC6" w:themeColor="accent5"/>
-          <w:left w:val="nil"/>
-          <w:bottom w:val="single" w:sz="8" w:space="0" w:color="4BACC6" w:themeColor="accent5"/>
+          <w:top w:val="single" w:color="4BACC6" w:themeColor="accent5" w:sz="8" w:space="0"/>
+          <w:left w:val="nil"/>
+          <w:bottom w:val="single" w:color="4BACC6" w:themeColor="accent5" w:sz="8" w:space="0"/>
           <w:right w:val="nil"/>
           <w:insideH w:val="nil"/>
           <w:insideV w:val="nil"/>
@@ -2491,8 +2535,8 @@
       <w:tblStyleColBandSize w:val="1"/>
       <w:tblInd w:w="0" w:type="dxa"/>
       <w:tblBorders>
-        <w:top w:val="single" w:sz="8" w:space="0" w:color="F79646" w:themeColor="accent6"/>
-        <w:bottom w:val="single" w:sz="8" w:space="0" w:color="F79646" w:themeColor="accent6"/>
+        <w:top w:val="single" w:color="F79646" w:themeColor="accent6" w:sz="8" w:space="0"/>
+        <w:bottom w:val="single" w:color="F79646" w:themeColor="accent6" w:sz="8" w:space="0"/>
       </w:tblBorders>
       <w:tblCellMar>
         <w:top w:w="0" w:type="dxa"/>
@@ -2512,9 +2556,9 @@
       <w:tblPr/>
       <w:tcPr>
         <w:tcBorders>
-          <w:top w:val="single" w:sz="8" w:space="0" w:color="F79646" w:themeColor="accent6"/>
-          <w:left w:val="nil"/>
-          <w:bottom w:val="single" w:sz="8" w:space="0" w:color="F79646" w:themeColor="accent6"/>
+          <w:top w:val="single" w:color="F79646" w:themeColor="accent6" w:sz="8" w:space="0"/>
+          <w:left w:val="nil"/>
+          <w:bottom w:val="single" w:color="F79646" w:themeColor="accent6" w:sz="8" w:space="0"/>
           <w:right w:val="nil"/>
           <w:insideH w:val="nil"/>
           <w:insideV w:val="nil"/>
@@ -2532,9 +2576,9 @@
       <w:tblPr/>
       <w:tcPr>
         <w:tcBorders>
-          <w:top w:val="single" w:sz="8" w:space="0" w:color="F79646" w:themeColor="accent6"/>
-          <w:left w:val="nil"/>
-          <w:bottom w:val="single" w:sz="8" w:space="0" w:color="F79646" w:themeColor="accent6"/>
+          <w:top w:val="single" w:color="F79646" w:themeColor="accent6" w:sz="8" w:space="0"/>
+          <w:left w:val="nil"/>
+          <w:bottom w:val="single" w:color="F79646" w:themeColor="accent6" w:sz="8" w:space="0"/>
           <w:right w:val="nil"/>
           <w:insideH w:val="nil"/>
           <w:insideV w:val="nil"/>
@@ -2591,10 +2635,10 @@
       <w:tblStyleColBandSize w:val="1"/>
       <w:tblInd w:w="0" w:type="dxa"/>
       <w:tblBorders>
-        <w:top w:val="single" w:sz="8" w:space="0" w:color="000000" w:themeColor="text1"/>
-        <w:left w:val="single" w:sz="8" w:space="0" w:color="000000" w:themeColor="text1"/>
-        <w:bottom w:val="single" w:sz="8" w:space="0" w:color="000000" w:themeColor="text1"/>
-        <w:right w:val="single" w:sz="8" w:space="0" w:color="000000" w:themeColor="text1"/>
+        <w:top w:val="single" w:color="000000" w:themeColor="text1" w:sz="8" w:space="0"/>
+        <w:left w:val="single" w:color="000000" w:themeColor="text1" w:sz="8" w:space="0"/>
+        <w:bottom w:val="single" w:color="000000" w:themeColor="text1" w:sz="8" w:space="0"/>
+        <w:right w:val="single" w:color="000000" w:themeColor="text1" w:sz="8" w:space="0"/>
       </w:tblBorders>
       <w:tblCellMar>
         <w:top w:w="0" w:type="dxa"/>
@@ -2628,10 +2672,10 @@
       <w:tblPr/>
       <w:tcPr>
         <w:tcBorders>
-          <w:top w:val="double" w:sz="6" w:space="0" w:color="000000" w:themeColor="text1"/>
-          <w:left w:val="single" w:sz="8" w:space="0" w:color="000000" w:themeColor="text1"/>
-          <w:bottom w:val="single" w:sz="8" w:space="0" w:color="000000" w:themeColor="text1"/>
-          <w:right w:val="single" w:sz="8" w:space="0" w:color="000000" w:themeColor="text1"/>
+          <w:top w:val="double" w:color="000000" w:themeColor="text1" w:sz="6" w:space="0"/>
+          <w:left w:val="single" w:color="000000" w:themeColor="text1" w:sz="8" w:space="0"/>
+          <w:bottom w:val="single" w:color="000000" w:themeColor="text1" w:sz="8" w:space="0"/>
+          <w:right w:val="single" w:color="000000" w:themeColor="text1" w:sz="8" w:space="0"/>
         </w:tcBorders>
       </w:tcPr>
     </w:tblStylePr>
@@ -2651,10 +2695,10 @@
       <w:tblPr/>
       <w:tcPr>
         <w:tcBorders>
-          <w:top w:val="single" w:sz="8" w:space="0" w:color="000000" w:themeColor="text1"/>
-          <w:left w:val="single" w:sz="8" w:space="0" w:color="000000" w:themeColor="text1"/>
-          <w:bottom w:val="single" w:sz="8" w:space="0" w:color="000000" w:themeColor="text1"/>
-          <w:right w:val="single" w:sz="8" w:space="0" w:color="000000" w:themeColor="text1"/>
+          <w:top w:val="single" w:color="000000" w:themeColor="text1" w:sz="8" w:space="0"/>
+          <w:left w:val="single" w:color="000000" w:themeColor="text1" w:sz="8" w:space="0"/>
+          <w:bottom w:val="single" w:color="000000" w:themeColor="text1" w:sz="8" w:space="0"/>
+          <w:right w:val="single" w:color="000000" w:themeColor="text1" w:sz="8" w:space="0"/>
         </w:tcBorders>
       </w:tcPr>
     </w:tblStylePr>
@@ -2662,10 +2706,10 @@
       <w:tblPr/>
       <w:tcPr>
         <w:tcBorders>
-          <w:top w:val="single" w:sz="8" w:space="0" w:color="000000" w:themeColor="text1"/>
-          <w:left w:val="single" w:sz="8" w:space="0" w:color="000000" w:themeColor="text1"/>
-          <w:bottom w:val="single" w:sz="8" w:space="0" w:color="000000" w:themeColor="text1"/>
-          <w:right w:val="single" w:sz="8" w:space="0" w:color="000000" w:themeColor="text1"/>
+          <w:top w:val="single" w:color="000000" w:themeColor="text1" w:sz="8" w:space="0"/>
+          <w:left w:val="single" w:color="000000" w:themeColor="text1" w:sz="8" w:space="0"/>
+          <w:bottom w:val="single" w:color="000000" w:themeColor="text1" w:sz="8" w:space="0"/>
+          <w:right w:val="single" w:color="000000" w:themeColor="text1" w:sz="8" w:space="0"/>
         </w:tcBorders>
       </w:tcPr>
     </w:tblStylePr>
@@ -2683,10 +2727,10 @@
       <w:tblStyleColBandSize w:val="1"/>
       <w:tblInd w:w="0" w:type="dxa"/>
       <w:tblBorders>
-        <w:top w:val="single" w:sz="8" w:space="0" w:color="4F81BD" w:themeColor="accent1"/>
-        <w:left w:val="single" w:sz="8" w:space="0" w:color="4F81BD" w:themeColor="accent1"/>
-        <w:bottom w:val="single" w:sz="8" w:space="0" w:color="4F81BD" w:themeColor="accent1"/>
-        <w:right w:val="single" w:sz="8" w:space="0" w:color="4F81BD" w:themeColor="accent1"/>
+        <w:top w:val="single" w:color="4F81BD" w:themeColor="accent1" w:sz="8" w:space="0"/>
+        <w:left w:val="single" w:color="4F81BD" w:themeColor="accent1" w:sz="8" w:space="0"/>
+        <w:bottom w:val="single" w:color="4F81BD" w:themeColor="accent1" w:sz="8" w:space="0"/>
+        <w:right w:val="single" w:color="4F81BD" w:themeColor="accent1" w:sz="8" w:space="0"/>
       </w:tblBorders>
       <w:tblCellMar>
         <w:top w:w="0" w:type="dxa"/>
@@ -2720,10 +2764,10 @@
       <w:tblPr/>
       <w:tcPr>
         <w:tcBorders>
-          <w:top w:val="double" w:sz="6" w:space="0" w:color="4F81BD" w:themeColor="accent1"/>
-          <w:left w:val="single" w:sz="8" w:space="0" w:color="4F81BD" w:themeColor="accent1"/>
-          <w:bottom w:val="single" w:sz="8" w:space="0" w:color="4F81BD" w:themeColor="accent1"/>
-          <w:right w:val="single" w:sz="8" w:space="0" w:color="4F81BD" w:themeColor="accent1"/>
+          <w:top w:val="double" w:color="4F81BD" w:themeColor="accent1" w:sz="6" w:space="0"/>
+          <w:left w:val="single" w:color="4F81BD" w:themeColor="accent1" w:sz="8" w:space="0"/>
+          <w:bottom w:val="single" w:color="4F81BD" w:themeColor="accent1" w:sz="8" w:space="0"/>
+          <w:right w:val="single" w:color="4F81BD" w:themeColor="accent1" w:sz="8" w:space="0"/>
         </w:tcBorders>
       </w:tcPr>
     </w:tblStylePr>
@@ -2743,10 +2787,10 @@
       <w:tblPr/>
       <w:tcPr>
         <w:tcBorders>
-          <w:top w:val="single" w:sz="8" w:space="0" w:color="4F81BD" w:themeColor="accent1"/>
-          <w:left w:val="single" w:sz="8" w:space="0" w:color="4F81BD" w:themeColor="accent1"/>
-          <w:bottom w:val="single" w:sz="8" w:space="0" w:color="4F81BD" w:themeColor="accent1"/>
-          <w:right w:val="single" w:sz="8" w:space="0" w:color="4F81BD" w:themeColor="accent1"/>
+          <w:top w:val="single" w:color="4F81BD" w:themeColor="accent1" w:sz="8" w:space="0"/>
+          <w:left w:val="single" w:color="4F81BD" w:themeColor="accent1" w:sz="8" w:space="0"/>
+          <w:bottom w:val="single" w:color="4F81BD" w:themeColor="accent1" w:sz="8" w:space="0"/>
+          <w:right w:val="single" w:color="4F81BD" w:themeColor="accent1" w:sz="8" w:space="0"/>
         </w:tcBorders>
       </w:tcPr>
     </w:tblStylePr>
@@ -2754,10 +2798,10 @@
       <w:tblPr/>
       <w:tcPr>
         <w:tcBorders>
-          <w:top w:val="single" w:sz="8" w:space="0" w:color="4F81BD" w:themeColor="accent1"/>
-          <w:left w:val="single" w:sz="8" w:space="0" w:color="4F81BD" w:themeColor="accent1"/>
-          <w:bottom w:val="single" w:sz="8" w:space="0" w:color="4F81BD" w:themeColor="accent1"/>
-          <w:right w:val="single" w:sz="8" w:space="0" w:color="4F81BD" w:themeColor="accent1"/>
+          <w:top w:val="single" w:color="4F81BD" w:themeColor="accent1" w:sz="8" w:space="0"/>
+          <w:left w:val="single" w:color="4F81BD" w:themeColor="accent1" w:sz="8" w:space="0"/>
+          <w:bottom w:val="single" w:color="4F81BD" w:themeColor="accent1" w:sz="8" w:space="0"/>
+          <w:right w:val="single" w:color="4F81BD" w:themeColor="accent1" w:sz="8" w:space="0"/>
         </w:tcBorders>
       </w:tcPr>
     </w:tblStylePr>
@@ -2775,10 +2819,10 @@
       <w:tblStyleColBandSize w:val="1"/>
       <w:tblInd w:w="0" w:type="dxa"/>
       <w:tblBorders>
-        <w:top w:val="single" w:sz="8" w:space="0" w:color="C0504D" w:themeColor="accent2"/>
-        <w:left w:val="single" w:sz="8" w:space="0" w:color="C0504D" w:themeColor="accent2"/>
-        <w:bottom w:val="single" w:sz="8" w:space="0" w:color="C0504D" w:themeColor="accent2"/>
-        <w:right w:val="single" w:sz="8" w:space="0" w:color="C0504D" w:themeColor="accent2"/>
+        <w:top w:val="single" w:color="C0504D" w:themeColor="accent2" w:sz="8" w:space="0"/>
+        <w:left w:val="single" w:color="C0504D" w:themeColor="accent2" w:sz="8" w:space="0"/>
+        <w:bottom w:val="single" w:color="C0504D" w:themeColor="accent2" w:sz="8" w:space="0"/>
+        <w:right w:val="single" w:color="C0504D" w:themeColor="accent2" w:sz="8" w:space="0"/>
       </w:tblBorders>
       <w:tblCellMar>
         <w:top w:w="0" w:type="dxa"/>
@@ -2812,10 +2856,10 @@
       <w:tblPr/>
       <w:tcPr>
         <w:tcBorders>
-          <w:top w:val="double" w:sz="6" w:space="0" w:color="C0504D" w:themeColor="accent2"/>
-          <w:left w:val="single" w:sz="8" w:space="0" w:color="C0504D" w:themeColor="accent2"/>
-          <w:bottom w:val="single" w:sz="8" w:space="0" w:color="C0504D" w:themeColor="accent2"/>
-          <w:right w:val="single" w:sz="8" w:space="0" w:color="C0504D" w:themeColor="accent2"/>
+          <w:top w:val="double" w:color="C0504D" w:themeColor="accent2" w:sz="6" w:space="0"/>
+          <w:left w:val="single" w:color="C0504D" w:themeColor="accent2" w:sz="8" w:space="0"/>
+          <w:bottom w:val="single" w:color="C0504D" w:themeColor="accent2" w:sz="8" w:space="0"/>
+          <w:right w:val="single" w:color="C0504D" w:themeColor="accent2" w:sz="8" w:space="0"/>
         </w:tcBorders>
       </w:tcPr>
     </w:tblStylePr>
@@ -2835,10 +2879,10 @@
       <w:tblPr/>
       <w:tcPr>
         <w:tcBorders>
-          <w:top w:val="single" w:sz="8" w:space="0" w:color="C0504D" w:themeColor="accent2"/>
-          <w:left w:val="single" w:sz="8" w:space="0" w:color="C0504D" w:themeColor="accent2"/>
-          <w:bottom w:val="single" w:sz="8" w:space="0" w:color="C0504D" w:themeColor="accent2"/>
-          <w:right w:val="single" w:sz="8" w:space="0" w:color="C0504D" w:themeColor="accent2"/>
+          <w:top w:val="single" w:color="C0504D" w:themeColor="accent2" w:sz="8" w:space="0"/>
+          <w:left w:val="single" w:color="C0504D" w:themeColor="accent2" w:sz="8" w:space="0"/>
+          <w:bottom w:val="single" w:color="C0504D" w:themeColor="accent2" w:sz="8" w:space="0"/>
+          <w:right w:val="single" w:color="C0504D" w:themeColor="accent2" w:sz="8" w:space="0"/>
         </w:tcBorders>
       </w:tcPr>
     </w:tblStylePr>
@@ -2846,10 +2890,10 @@
       <w:tblPr/>
       <w:tcPr>
         <w:tcBorders>
-          <w:top w:val="single" w:sz="8" w:space="0" w:color="C0504D" w:themeColor="accent2"/>
-          <w:left w:val="single" w:sz="8" w:space="0" w:color="C0504D" w:themeColor="accent2"/>
-          <w:bottom w:val="single" w:sz="8" w:space="0" w:color="C0504D" w:themeColor="accent2"/>
-          <w:right w:val="single" w:sz="8" w:space="0" w:color="C0504D" w:themeColor="accent2"/>
+          <w:top w:val="single" w:color="C0504D" w:themeColor="accent2" w:sz="8" w:space="0"/>
+          <w:left w:val="single" w:color="C0504D" w:themeColor="accent2" w:sz="8" w:space="0"/>
+          <w:bottom w:val="single" w:color="C0504D" w:themeColor="accent2" w:sz="8" w:space="0"/>
+          <w:right w:val="single" w:color="C0504D" w:themeColor="accent2" w:sz="8" w:space="0"/>
         </w:tcBorders>
       </w:tcPr>
     </w:tblStylePr>
@@ -2867,10 +2911,10 @@
       <w:tblStyleColBandSize w:val="1"/>
       <w:tblInd w:w="0" w:type="dxa"/>
       <w:tblBorders>
-        <w:top w:val="single" w:sz="8" w:space="0" w:color="9BBB59" w:themeColor="accent3"/>
-        <w:left w:val="single" w:sz="8" w:space="0" w:color="9BBB59" w:themeColor="accent3"/>
-        <w:bottom w:val="single" w:sz="8" w:space="0" w:color="9BBB59" w:themeColor="accent3"/>
-        <w:right w:val="single" w:sz="8" w:space="0" w:color="9BBB59" w:themeColor="accent3"/>
+        <w:top w:val="single" w:color="9BBB59" w:themeColor="accent3" w:sz="8" w:space="0"/>
+        <w:left w:val="single" w:color="9BBB59" w:themeColor="accent3" w:sz="8" w:space="0"/>
+        <w:bottom w:val="single" w:color="9BBB59" w:themeColor="accent3" w:sz="8" w:space="0"/>
+        <w:right w:val="single" w:color="9BBB59" w:themeColor="accent3" w:sz="8" w:space="0"/>
       </w:tblBorders>
       <w:tblCellMar>
         <w:top w:w="0" w:type="dxa"/>
@@ -2904,10 +2948,10 @@
       <w:tblPr/>
       <w:tcPr>
         <w:tcBorders>
-          <w:top w:val="double" w:sz="6" w:space="0" w:color="9BBB59" w:themeColor="accent3"/>
-          <w:left w:val="single" w:sz="8" w:space="0" w:color="9BBB59" w:themeColor="accent3"/>
-          <w:bottom w:val="single" w:sz="8" w:space="0" w:color="9BBB59" w:themeColor="accent3"/>
-          <w:right w:val="single" w:sz="8" w:space="0" w:color="9BBB59" w:themeColor="accent3"/>
+          <w:top w:val="double" w:color="9BBB59" w:themeColor="accent3" w:sz="6" w:space="0"/>
+          <w:left w:val="single" w:color="9BBB59" w:themeColor="accent3" w:sz="8" w:space="0"/>
+          <w:bottom w:val="single" w:color="9BBB59" w:themeColor="accent3" w:sz="8" w:space="0"/>
+          <w:right w:val="single" w:color="9BBB59" w:themeColor="accent3" w:sz="8" w:space="0"/>
         </w:tcBorders>
       </w:tcPr>
     </w:tblStylePr>
@@ -2927,10 +2971,10 @@
       <w:tblPr/>
       <w:tcPr>
         <w:tcBorders>
-          <w:top w:val="single" w:sz="8" w:space="0" w:color="9BBB59" w:themeColor="accent3"/>
-          <w:left w:val="single" w:sz="8" w:space="0" w:color="9BBB59" w:themeColor="accent3"/>
-          <w:bottom w:val="single" w:sz="8" w:space="0" w:color="9BBB59" w:themeColor="accent3"/>
-          <w:right w:val="single" w:sz="8" w:space="0" w:color="9BBB59" w:themeColor="accent3"/>
+          <w:top w:val="single" w:color="9BBB59" w:themeColor="accent3" w:sz="8" w:space="0"/>
+          <w:left w:val="single" w:color="9BBB59" w:themeColor="accent3" w:sz="8" w:space="0"/>
+          <w:bottom w:val="single" w:color="9BBB59" w:themeColor="accent3" w:sz="8" w:space="0"/>
+          <w:right w:val="single" w:color="9BBB59" w:themeColor="accent3" w:sz="8" w:space="0"/>
         </w:tcBorders>
       </w:tcPr>
     </w:tblStylePr>
@@ -2938,10 +2982,10 @@
       <w:tblPr/>
       <w:tcPr>
         <w:tcBorders>
-          <w:top w:val="single" w:sz="8" w:space="0" w:color="9BBB59" w:themeColor="accent3"/>
-          <w:left w:val="single" w:sz="8" w:space="0" w:color="9BBB59" w:themeColor="accent3"/>
-          <w:bottom w:val="single" w:sz="8" w:space="0" w:color="9BBB59" w:themeColor="accent3"/>
-          <w:right w:val="single" w:sz="8" w:space="0" w:color="9BBB59" w:themeColor="accent3"/>
+          <w:top w:val="single" w:color="9BBB59" w:themeColor="accent3" w:sz="8" w:space="0"/>
+          <w:left w:val="single" w:color="9BBB59" w:themeColor="accent3" w:sz="8" w:space="0"/>
+          <w:bottom w:val="single" w:color="9BBB59" w:themeColor="accent3" w:sz="8" w:space="0"/>
+          <w:right w:val="single" w:color="9BBB59" w:themeColor="accent3" w:sz="8" w:space="0"/>
         </w:tcBorders>
       </w:tcPr>
     </w:tblStylePr>
@@ -2959,10 +3003,10 @@
       <w:tblStyleColBandSize w:val="1"/>
       <w:tblInd w:w="0" w:type="dxa"/>
       <w:tblBorders>
-        <w:top w:val="single" w:sz="8" w:space="0" w:color="8064A2" w:themeColor="accent4"/>
-        <w:left w:val="single" w:sz="8" w:space="0" w:color="8064A2" w:themeColor="accent4"/>
-        <w:bottom w:val="single" w:sz="8" w:space="0" w:color="8064A2" w:themeColor="accent4"/>
-        <w:right w:val="single" w:sz="8" w:space="0" w:color="8064A2" w:themeColor="accent4"/>
+        <w:top w:val="single" w:color="8064A2" w:themeColor="accent4" w:sz="8" w:space="0"/>
+        <w:left w:val="single" w:color="8064A2" w:themeColor="accent4" w:sz="8" w:space="0"/>
+        <w:bottom w:val="single" w:color="8064A2" w:themeColor="accent4" w:sz="8" w:space="0"/>
+        <w:right w:val="single" w:color="8064A2" w:themeColor="accent4" w:sz="8" w:space="0"/>
       </w:tblBorders>
       <w:tblCellMar>
         <w:top w:w="0" w:type="dxa"/>
@@ -2996,10 +3040,10 @@
       <w:tblPr/>
       <w:tcPr>
         <w:tcBorders>
-          <w:top w:val="double" w:sz="6" w:space="0" w:color="8064A2" w:themeColor="accent4"/>
-          <w:left w:val="single" w:sz="8" w:space="0" w:color="8064A2" w:themeColor="accent4"/>
-          <w:bottom w:val="single" w:sz="8" w:space="0" w:color="8064A2" w:themeColor="accent4"/>
-          <w:right w:val="single" w:sz="8" w:space="0" w:color="8064A2" w:themeColor="accent4"/>
+          <w:top w:val="double" w:color="8064A2" w:themeColor="accent4" w:sz="6" w:space="0"/>
+          <w:left w:val="single" w:color="8064A2" w:themeColor="accent4" w:sz="8" w:space="0"/>
+          <w:bottom w:val="single" w:color="8064A2" w:themeColor="accent4" w:sz="8" w:space="0"/>
+          <w:right w:val="single" w:color="8064A2" w:themeColor="accent4" w:sz="8" w:space="0"/>
         </w:tcBorders>
       </w:tcPr>
     </w:tblStylePr>
@@ -3019,10 +3063,10 @@
       <w:tblPr/>
       <w:tcPr>
         <w:tcBorders>
-          <w:top w:val="single" w:sz="8" w:space="0" w:color="8064A2" w:themeColor="accent4"/>
-          <w:left w:val="single" w:sz="8" w:space="0" w:color="8064A2" w:themeColor="accent4"/>
-          <w:bottom w:val="single" w:sz="8" w:space="0" w:color="8064A2" w:themeColor="accent4"/>
-          <w:right w:val="single" w:sz="8" w:space="0" w:color="8064A2" w:themeColor="accent4"/>
+          <w:top w:val="single" w:color="8064A2" w:themeColor="accent4" w:sz="8" w:space="0"/>
+          <w:left w:val="single" w:color="8064A2" w:themeColor="accent4" w:sz="8" w:space="0"/>
+          <w:bottom w:val="single" w:color="8064A2" w:themeColor="accent4" w:sz="8" w:space="0"/>
+          <w:right w:val="single" w:color="8064A2" w:themeColor="accent4" w:sz="8" w:space="0"/>
         </w:tcBorders>
       </w:tcPr>
     </w:tblStylePr>
@@ -3030,10 +3074,10 @@
       <w:tblPr/>
       <w:tcPr>
         <w:tcBorders>
-          <w:top w:val="single" w:sz="8" w:space="0" w:color="8064A2" w:themeColor="accent4"/>
-          <w:left w:val="single" w:sz="8" w:space="0" w:color="8064A2" w:themeColor="accent4"/>
-          <w:bottom w:val="single" w:sz="8" w:space="0" w:color="8064A2" w:themeColor="accent4"/>
-          <w:right w:val="single" w:sz="8" w:space="0" w:color="8064A2" w:themeColor="accent4"/>
+          <w:top w:val="single" w:color="8064A2" w:themeColor="accent4" w:sz="8" w:space="0"/>
+          <w:left w:val="single" w:color="8064A2" w:themeColor="accent4" w:sz="8" w:space="0"/>
+          <w:bottom w:val="single" w:color="8064A2" w:themeColor="accent4" w:sz="8" w:space="0"/>
+          <w:right w:val="single" w:color="8064A2" w:themeColor="accent4" w:sz="8" w:space="0"/>
         </w:tcBorders>
       </w:tcPr>
     </w:tblStylePr>
@@ -3051,10 +3095,10 @@
       <w:tblStyleColBandSize w:val="1"/>
       <w:tblInd w:w="0" w:type="dxa"/>
       <w:tblBorders>
-        <w:top w:val="single" w:sz="8" w:space="0" w:color="4BACC6" w:themeColor="accent5"/>
-        <w:left w:val="single" w:sz="8" w:space="0" w:color="4BACC6" w:themeColor="accent5"/>
-        <w:bottom w:val="single" w:sz="8" w:space="0" w:color="4BACC6" w:themeColor="accent5"/>
-        <w:right w:val="single" w:sz="8" w:space="0" w:color="4BACC6" w:themeColor="accent5"/>
+        <w:top w:val="single" w:color="4BACC6" w:themeColor="accent5" w:sz="8" w:space="0"/>
+        <w:left w:val="single" w:color="4BACC6" w:themeColor="accent5" w:sz="8" w:space="0"/>
+        <w:bottom w:val="single" w:color="4BACC6" w:themeColor="accent5" w:sz="8" w:space="0"/>
+        <w:right w:val="single" w:color="4BACC6" w:themeColor="accent5" w:sz="8" w:space="0"/>
       </w:tblBorders>
       <w:tblCellMar>
         <w:top w:w="0" w:type="dxa"/>
@@ -3088,10 +3132,10 @@
       <w:tblPr/>
       <w:tcPr>
         <w:tcBorders>
-          <w:top w:val="double" w:sz="6" w:space="0" w:color="4BACC6" w:themeColor="accent5"/>
-          <w:left w:val="single" w:sz="8" w:space="0" w:color="4BACC6" w:themeColor="accent5"/>
-          <w:bottom w:val="single" w:sz="8" w:space="0" w:color="4BACC6" w:themeColor="accent5"/>
-          <w:right w:val="single" w:sz="8" w:space="0" w:color="4BACC6" w:themeColor="accent5"/>
+          <w:top w:val="double" w:color="4BACC6" w:themeColor="accent5" w:sz="6" w:space="0"/>
+          <w:left w:val="single" w:color="4BACC6" w:themeColor="accent5" w:sz="8" w:space="0"/>
+          <w:bottom w:val="single" w:color="4BACC6" w:themeColor="accent5" w:sz="8" w:space="0"/>
+          <w:right w:val="single" w:color="4BACC6" w:themeColor="accent5" w:sz="8" w:space="0"/>
         </w:tcBorders>
       </w:tcPr>
     </w:tblStylePr>
@@ -3111,10 +3155,10 @@
       <w:tblPr/>
       <w:tcPr>
         <w:tcBorders>
-          <w:top w:val="single" w:sz="8" w:space="0" w:color="4BACC6" w:themeColor="accent5"/>
-          <w:left w:val="single" w:sz="8" w:space="0" w:color="4BACC6" w:themeColor="accent5"/>
-          <w:bottom w:val="single" w:sz="8" w:space="0" w:color="4BACC6" w:themeColor="accent5"/>
-          <w:right w:val="single" w:sz="8" w:space="0" w:color="4BACC6" w:themeColor="accent5"/>
+          <w:top w:val="single" w:color="4BACC6" w:themeColor="accent5" w:sz="8" w:space="0"/>
+          <w:left w:val="single" w:color="4BACC6" w:themeColor="accent5" w:sz="8" w:space="0"/>
+          <w:bottom w:val="single" w:color="4BACC6" w:themeColor="accent5" w:sz="8" w:space="0"/>
+          <w:right w:val="single" w:color="4BACC6" w:themeColor="accent5" w:sz="8" w:space="0"/>
         </w:tcBorders>
       </w:tcPr>
     </w:tblStylePr>
@@ -3122,10 +3166,10 @@
       <w:tblPr/>
       <w:tcPr>
         <w:tcBorders>
-          <w:top w:val="single" w:sz="8" w:space="0" w:color="4BACC6" w:themeColor="accent5"/>
-          <w:left w:val="single" w:sz="8" w:space="0" w:color="4BACC6" w:themeColor="accent5"/>
-          <w:bottom w:val="single" w:sz="8" w:space="0" w:color="4BACC6" w:themeColor="accent5"/>
-          <w:right w:val="single" w:sz="8" w:space="0" w:color="4BACC6" w:themeColor="accent5"/>
+          <w:top w:val="single" w:color="4BACC6" w:themeColor="accent5" w:sz="8" w:space="0"/>
+          <w:left w:val="single" w:color="4BACC6" w:themeColor="accent5" w:sz="8" w:space="0"/>
+          <w:bottom w:val="single" w:color="4BACC6" w:themeColor="accent5" w:sz="8" w:space="0"/>
+          <w:right w:val="single" w:color="4BACC6" w:themeColor="accent5" w:sz="8" w:space="0"/>
         </w:tcBorders>
       </w:tcPr>
     </w:tblStylePr>
@@ -3143,10 +3187,10 @@
       <w:tblStyleColBandSize w:val="1"/>
       <w:tblInd w:w="0" w:type="dxa"/>
       <w:tblBorders>
-        <w:top w:val="single" w:sz="8" w:space="0" w:color="F79646" w:themeColor="accent6"/>
-        <w:left w:val="single" w:sz="8" w:space="0" w:color="F79646" w:themeColor="accent6"/>
-        <w:bottom w:val="single" w:sz="8" w:space="0" w:color="F79646" w:themeColor="accent6"/>
-        <w:right w:val="single" w:sz="8" w:space="0" w:color="F79646" w:themeColor="accent6"/>
+        <w:top w:val="single" w:color="F79646" w:themeColor="accent6" w:sz="8" w:space="0"/>
+        <w:left w:val="single" w:color="F79646" w:themeColor="accent6" w:sz="8" w:space="0"/>
+        <w:bottom w:val="single" w:color="F79646" w:themeColor="accent6" w:sz="8" w:space="0"/>
+        <w:right w:val="single" w:color="F79646" w:themeColor="accent6" w:sz="8" w:space="0"/>
       </w:tblBorders>
       <w:tblCellMar>
         <w:top w:w="0" w:type="dxa"/>
@@ -3180,10 +3224,10 @@
       <w:tblPr/>
       <w:tcPr>
         <w:tcBorders>
-          <w:top w:val="double" w:sz="6" w:space="0" w:color="F79646" w:themeColor="accent6"/>
-          <w:left w:val="single" w:sz="8" w:space="0" w:color="F79646" w:themeColor="accent6"/>
-          <w:bottom w:val="single" w:sz="8" w:space="0" w:color="F79646" w:themeColor="accent6"/>
-          <w:right w:val="single" w:sz="8" w:space="0" w:color="F79646" w:themeColor="accent6"/>
+          <w:top w:val="double" w:color="F79646" w:themeColor="accent6" w:sz="6" w:space="0"/>
+          <w:left w:val="single" w:color="F79646" w:themeColor="accent6" w:sz="8" w:space="0"/>
+          <w:bottom w:val="single" w:color="F79646" w:themeColor="accent6" w:sz="8" w:space="0"/>
+          <w:right w:val="single" w:color="F79646" w:themeColor="accent6" w:sz="8" w:space="0"/>
         </w:tcBorders>
       </w:tcPr>
     </w:tblStylePr>
@@ -3203,10 +3247,10 @@
       <w:tblPr/>
       <w:tcPr>
         <w:tcBorders>
-          <w:top w:val="single" w:sz="8" w:space="0" w:color="F79646" w:themeColor="accent6"/>
-          <w:left w:val="single" w:sz="8" w:space="0" w:color="F79646" w:themeColor="accent6"/>
-          <w:bottom w:val="single" w:sz="8" w:space="0" w:color="F79646" w:themeColor="accent6"/>
-          <w:right w:val="single" w:sz="8" w:space="0" w:color="F79646" w:themeColor="accent6"/>
+          <w:top w:val="single" w:color="F79646" w:themeColor="accent6" w:sz="8" w:space="0"/>
+          <w:left w:val="single" w:color="F79646" w:themeColor="accent6" w:sz="8" w:space="0"/>
+          <w:bottom w:val="single" w:color="F79646" w:themeColor="accent6" w:sz="8" w:space="0"/>
+          <w:right w:val="single" w:color="F79646" w:themeColor="accent6" w:sz="8" w:space="0"/>
         </w:tcBorders>
       </w:tcPr>
     </w:tblStylePr>
@@ -3214,10 +3258,10 @@
       <w:tblPr/>
       <w:tcPr>
         <w:tcBorders>
-          <w:top w:val="single" w:sz="8" w:space="0" w:color="F79646" w:themeColor="accent6"/>
-          <w:left w:val="single" w:sz="8" w:space="0" w:color="F79646" w:themeColor="accent6"/>
-          <w:bottom w:val="single" w:sz="8" w:space="0" w:color="F79646" w:themeColor="accent6"/>
-          <w:right w:val="single" w:sz="8" w:space="0" w:color="F79646" w:themeColor="accent6"/>
+          <w:top w:val="single" w:color="F79646" w:themeColor="accent6" w:sz="8" w:space="0"/>
+          <w:left w:val="single" w:color="F79646" w:themeColor="accent6" w:sz="8" w:space="0"/>
+          <w:bottom w:val="single" w:color="F79646" w:themeColor="accent6" w:sz="8" w:space="0"/>
+          <w:right w:val="single" w:color="F79646" w:themeColor="accent6" w:sz="8" w:space="0"/>
         </w:tcBorders>
       </w:tcPr>
     </w:tblStylePr>
@@ -3235,12 +3279,12 @@
       <w:tblStyleColBandSize w:val="1"/>
       <w:tblInd w:w="0" w:type="dxa"/>
       <w:tblBorders>
-        <w:top w:val="single" w:sz="8" w:space="0" w:color="000000" w:themeColor="text1"/>
-        <w:left w:val="single" w:sz="8" w:space="0" w:color="000000" w:themeColor="text1"/>
-        <w:bottom w:val="single" w:sz="8" w:space="0" w:color="000000" w:themeColor="text1"/>
-        <w:right w:val="single" w:sz="8" w:space="0" w:color="000000" w:themeColor="text1"/>
-        <w:insideH w:val="single" w:sz="8" w:space="0" w:color="000000" w:themeColor="text1"/>
-        <w:insideV w:val="single" w:sz="8" w:space="0" w:color="000000" w:themeColor="text1"/>
+        <w:top w:val="single" w:color="000000" w:themeColor="text1" w:sz="8" w:space="0"/>
+        <w:left w:val="single" w:color="000000" w:themeColor="text1" w:sz="8" w:space="0"/>
+        <w:bottom w:val="single" w:color="000000" w:themeColor="text1" w:sz="8" w:space="0"/>
+        <w:right w:val="single" w:color="000000" w:themeColor="text1" w:sz="8" w:space="0"/>
+        <w:insideH w:val="single" w:color="000000" w:themeColor="text1" w:sz="8" w:space="0"/>
+        <w:insideV w:val="single" w:color="000000" w:themeColor="text1" w:sz="8" w:space="0"/>
       </w:tblBorders>
       <w:tblCellMar>
         <w:top w:w="0" w:type="dxa"/>
@@ -3254,19 +3298,19 @@
         <w:spacing w:before="0" w:after="0" w:line="240" w:lineRule="auto"/>
       </w:pPr>
       <w:rPr>
-        <w:rFonts w:asciiTheme="majorHAnsi" w:eastAsiaTheme="majorEastAsia" w:hAnsiTheme="majorHAnsi" w:cstheme="majorBidi"/>
-        <w:b/>
-        <w:bCs/>
-      </w:rPr>
-      <w:tblPr/>
-      <w:tcPr>
-        <w:tcBorders>
-          <w:top w:val="single" w:sz="8" w:space="0" w:color="000000" w:themeColor="text1"/>
-          <w:left w:val="single" w:sz="8" w:space="0" w:color="000000" w:themeColor="text1"/>
-          <w:bottom w:val="single" w:sz="18" w:space="0" w:color="000000" w:themeColor="text1"/>
-          <w:right w:val="single" w:sz="8" w:space="0" w:color="000000" w:themeColor="text1"/>
-          <w:insideH w:val="nil"/>
-          <w:insideV w:val="single" w:sz="8" w:space="0" w:color="000000" w:themeColor="text1"/>
+        <w:rFonts w:asciiTheme="majorHAnsi" w:hAnsiTheme="majorHAnsi" w:eastAsiaTheme="majorEastAsia" w:cstheme="majorBidi"/>
+        <w:b/>
+        <w:bCs/>
+      </w:rPr>
+      <w:tblPr/>
+      <w:tcPr>
+        <w:tcBorders>
+          <w:top w:val="single" w:color="000000" w:themeColor="text1" w:sz="8" w:space="0"/>
+          <w:left w:val="single" w:color="000000" w:themeColor="text1" w:sz="8" w:space="0"/>
+          <w:bottom w:val="single" w:color="000000" w:themeColor="text1" w:sz="18" w:space="0"/>
+          <w:right w:val="single" w:color="000000" w:themeColor="text1" w:sz="8" w:space="0"/>
+          <w:insideH w:val="nil"/>
+          <w:insideV w:val="single" w:color="000000" w:themeColor="text1" w:sz="8" w:space="0"/>
         </w:tcBorders>
       </w:tcPr>
     </w:tblStylePr>
@@ -3275,42 +3319,42 @@
         <w:spacing w:before="0" w:after="0" w:line="240" w:lineRule="auto"/>
       </w:pPr>
       <w:rPr>
-        <w:rFonts w:asciiTheme="majorHAnsi" w:eastAsiaTheme="majorEastAsia" w:hAnsiTheme="majorHAnsi" w:cstheme="majorBidi"/>
-        <w:b/>
-        <w:bCs/>
-      </w:rPr>
-      <w:tblPr/>
-      <w:tcPr>
-        <w:tcBorders>
-          <w:top w:val="double" w:sz="6" w:space="0" w:color="000000" w:themeColor="text1"/>
-          <w:left w:val="single" w:sz="8" w:space="0" w:color="000000" w:themeColor="text1"/>
-          <w:bottom w:val="single" w:sz="8" w:space="0" w:color="000000" w:themeColor="text1"/>
-          <w:right w:val="single" w:sz="8" w:space="0" w:color="000000" w:themeColor="text1"/>
-          <w:insideH w:val="nil"/>
-          <w:insideV w:val="single" w:sz="8" w:space="0" w:color="000000" w:themeColor="text1"/>
+        <w:rFonts w:asciiTheme="majorHAnsi" w:hAnsiTheme="majorHAnsi" w:eastAsiaTheme="majorEastAsia" w:cstheme="majorBidi"/>
+        <w:b/>
+        <w:bCs/>
+      </w:rPr>
+      <w:tblPr/>
+      <w:tcPr>
+        <w:tcBorders>
+          <w:top w:val="double" w:color="000000" w:themeColor="text1" w:sz="6" w:space="0"/>
+          <w:left w:val="single" w:color="000000" w:themeColor="text1" w:sz="8" w:space="0"/>
+          <w:bottom w:val="single" w:color="000000" w:themeColor="text1" w:sz="8" w:space="0"/>
+          <w:right w:val="single" w:color="000000" w:themeColor="text1" w:sz="8" w:space="0"/>
+          <w:insideH w:val="nil"/>
+          <w:insideV w:val="single" w:color="000000" w:themeColor="text1" w:sz="8" w:space="0"/>
         </w:tcBorders>
       </w:tcPr>
     </w:tblStylePr>
     <w:tblStylePr w:type="firstCol">
       <w:rPr>
-        <w:rFonts w:asciiTheme="majorHAnsi" w:eastAsiaTheme="majorEastAsia" w:hAnsiTheme="majorHAnsi" w:cstheme="majorBidi"/>
+        <w:rFonts w:asciiTheme="majorHAnsi" w:hAnsiTheme="majorHAnsi" w:eastAsiaTheme="majorEastAsia" w:cstheme="majorBidi"/>
         <w:b/>
         <w:bCs/>
       </w:rPr>
     </w:tblStylePr>
     <w:tblStylePr w:type="lastCol">
       <w:rPr>
-        <w:rFonts w:asciiTheme="majorHAnsi" w:eastAsiaTheme="majorEastAsia" w:hAnsiTheme="majorHAnsi" w:cstheme="majorBidi"/>
-        <w:b/>
-        <w:bCs/>
-      </w:rPr>
-      <w:tblPr/>
-      <w:tcPr>
-        <w:tcBorders>
-          <w:top w:val="single" w:sz="8" w:space="0" w:color="000000" w:themeColor="text1"/>
-          <w:left w:val="single" w:sz="8" w:space="0" w:color="000000" w:themeColor="text1"/>
-          <w:bottom w:val="single" w:sz="8" w:space="0" w:color="000000" w:themeColor="text1"/>
-          <w:right w:val="single" w:sz="8" w:space="0" w:color="000000" w:themeColor="text1"/>
+        <w:rFonts w:asciiTheme="majorHAnsi" w:hAnsiTheme="majorHAnsi" w:eastAsiaTheme="majorEastAsia" w:cstheme="majorBidi"/>
+        <w:b/>
+        <w:bCs/>
+      </w:rPr>
+      <w:tblPr/>
+      <w:tcPr>
+        <w:tcBorders>
+          <w:top w:val="single" w:color="000000" w:themeColor="text1" w:sz="8" w:space="0"/>
+          <w:left w:val="single" w:color="000000" w:themeColor="text1" w:sz="8" w:space="0"/>
+          <w:bottom w:val="single" w:color="000000" w:themeColor="text1" w:sz="8" w:space="0"/>
+          <w:right w:val="single" w:color="000000" w:themeColor="text1" w:sz="8" w:space="0"/>
         </w:tcBorders>
       </w:tcPr>
     </w:tblStylePr>
@@ -3318,10 +3362,10 @@
       <w:tblPr/>
       <w:tcPr>
         <w:tcBorders>
-          <w:top w:val="single" w:sz="8" w:space="0" w:color="000000" w:themeColor="text1"/>
-          <w:left w:val="single" w:sz="8" w:space="0" w:color="000000" w:themeColor="text1"/>
-          <w:bottom w:val="single" w:sz="8" w:space="0" w:color="000000" w:themeColor="text1"/>
-          <w:right w:val="single" w:sz="8" w:space="0" w:color="000000" w:themeColor="text1"/>
+          <w:top w:val="single" w:color="000000" w:themeColor="text1" w:sz="8" w:space="0"/>
+          <w:left w:val="single" w:color="000000" w:themeColor="text1" w:sz="8" w:space="0"/>
+          <w:bottom w:val="single" w:color="000000" w:themeColor="text1" w:sz="8" w:space="0"/>
+          <w:right w:val="single" w:color="000000" w:themeColor="text1" w:sz="8" w:space="0"/>
         </w:tcBorders>
         <w:shd w:val="clear" w:color="auto" w:fill="C0C0C0" w:themeFill="text1" w:themeFillTint="3F"/>
       </w:tcPr>
@@ -3330,11 +3374,11 @@
       <w:tblPr/>
       <w:tcPr>
         <w:tcBorders>
-          <w:top w:val="single" w:sz="8" w:space="0" w:color="000000" w:themeColor="text1"/>
-          <w:left w:val="single" w:sz="8" w:space="0" w:color="000000" w:themeColor="text1"/>
-          <w:bottom w:val="single" w:sz="8" w:space="0" w:color="000000" w:themeColor="text1"/>
-          <w:right w:val="single" w:sz="8" w:space="0" w:color="000000" w:themeColor="text1"/>
-          <w:insideV w:val="single" w:sz="8" w:space="0" w:color="000000" w:themeColor="text1"/>
+          <w:top w:val="single" w:color="000000" w:themeColor="text1" w:sz="8" w:space="0"/>
+          <w:left w:val="single" w:color="000000" w:themeColor="text1" w:sz="8" w:space="0"/>
+          <w:bottom w:val="single" w:color="000000" w:themeColor="text1" w:sz="8" w:space="0"/>
+          <w:right w:val="single" w:color="000000" w:themeColor="text1" w:sz="8" w:space="0"/>
+          <w:insideV w:val="single" w:color="000000" w:themeColor="text1" w:sz="8" w:space="0"/>
         </w:tcBorders>
         <w:shd w:val="clear" w:color="auto" w:fill="C0C0C0" w:themeFill="text1" w:themeFillTint="3F"/>
       </w:tcPr>
@@ -3343,11 +3387,11 @@
       <w:tblPr/>
       <w:tcPr>
         <w:tcBorders>
-          <w:top w:val="single" w:sz="8" w:space="0" w:color="000000" w:themeColor="text1"/>
-          <w:left w:val="single" w:sz="8" w:space="0" w:color="000000" w:themeColor="text1"/>
-          <w:bottom w:val="single" w:sz="8" w:space="0" w:color="000000" w:themeColor="text1"/>
-          <w:right w:val="single" w:sz="8" w:space="0" w:color="000000" w:themeColor="text1"/>
-          <w:insideV w:val="single" w:sz="8" w:space="0" w:color="000000" w:themeColor="text1"/>
+          <w:top w:val="single" w:color="000000" w:themeColor="text1" w:sz="8" w:space="0"/>
+          <w:left w:val="single" w:color="000000" w:themeColor="text1" w:sz="8" w:space="0"/>
+          <w:bottom w:val="single" w:color="000000" w:themeColor="text1" w:sz="8" w:space="0"/>
+          <w:right w:val="single" w:color="000000" w:themeColor="text1" w:sz="8" w:space="0"/>
+          <w:insideV w:val="single" w:color="000000" w:themeColor="text1" w:sz="8" w:space="0"/>
         </w:tcBorders>
       </w:tcPr>
     </w:tblStylePr>
@@ -3365,12 +3409,12 @@
       <w:tblStyleColBandSize w:val="1"/>
       <w:tblInd w:w="0" w:type="dxa"/>
       <w:tblBorders>
-        <w:top w:val="single" w:sz="8" w:space="0" w:color="4F81BD" w:themeColor="accent1"/>
-        <w:left w:val="single" w:sz="8" w:space="0" w:color="4F81BD" w:themeColor="accent1"/>
-        <w:bottom w:val="single" w:sz="8" w:space="0" w:color="4F81BD" w:themeColor="accent1"/>
-        <w:right w:val="single" w:sz="8" w:space="0" w:color="4F81BD" w:themeColor="accent1"/>
-        <w:insideH w:val="single" w:sz="8" w:space="0" w:color="4F81BD" w:themeColor="accent1"/>
-        <w:insideV w:val="single" w:sz="8" w:space="0" w:color="4F81BD" w:themeColor="accent1"/>
+        <w:top w:val="single" w:color="4F81BD" w:themeColor="accent1" w:sz="8" w:space="0"/>
+        <w:left w:val="single" w:color="4F81BD" w:themeColor="accent1" w:sz="8" w:space="0"/>
+        <w:bottom w:val="single" w:color="4F81BD" w:themeColor="accent1" w:sz="8" w:space="0"/>
+        <w:right w:val="single" w:color="4F81BD" w:themeColor="accent1" w:sz="8" w:space="0"/>
+        <w:insideH w:val="single" w:color="4F81BD" w:themeColor="accent1" w:sz="8" w:space="0"/>
+        <w:insideV w:val="single" w:color="4F81BD" w:themeColor="accent1" w:sz="8" w:space="0"/>
       </w:tblBorders>
       <w:tblCellMar>
         <w:top w:w="0" w:type="dxa"/>
@@ -3384,19 +3428,19 @@
         <w:spacing w:before="0" w:after="0" w:line="240" w:lineRule="auto"/>
       </w:pPr>
       <w:rPr>
-        <w:rFonts w:asciiTheme="majorHAnsi" w:eastAsiaTheme="majorEastAsia" w:hAnsiTheme="majorHAnsi" w:cstheme="majorBidi"/>
-        <w:b/>
-        <w:bCs/>
-      </w:rPr>
-      <w:tblPr/>
-      <w:tcPr>
-        <w:tcBorders>
-          <w:top w:val="single" w:sz="8" w:space="0" w:color="4F81BD" w:themeColor="accent1"/>
-          <w:left w:val="single" w:sz="8" w:space="0" w:color="4F81BD" w:themeColor="accent1"/>
-          <w:bottom w:val="single" w:sz="18" w:space="0" w:color="4F81BD" w:themeColor="accent1"/>
-          <w:right w:val="single" w:sz="8" w:space="0" w:color="4F81BD" w:themeColor="accent1"/>
-          <w:insideH w:val="nil"/>
-          <w:insideV w:val="single" w:sz="8" w:space="0" w:color="4F81BD" w:themeColor="accent1"/>
+        <w:rFonts w:asciiTheme="majorHAnsi" w:hAnsiTheme="majorHAnsi" w:eastAsiaTheme="majorEastAsia" w:cstheme="majorBidi"/>
+        <w:b/>
+        <w:bCs/>
+      </w:rPr>
+      <w:tblPr/>
+      <w:tcPr>
+        <w:tcBorders>
+          <w:top w:val="single" w:color="4F81BD" w:themeColor="accent1" w:sz="8" w:space="0"/>
+          <w:left w:val="single" w:color="4F81BD" w:themeColor="accent1" w:sz="8" w:space="0"/>
+          <w:bottom w:val="single" w:color="4F81BD" w:themeColor="accent1" w:sz="18" w:space="0"/>
+          <w:right w:val="single" w:color="4F81BD" w:themeColor="accent1" w:sz="8" w:space="0"/>
+          <w:insideH w:val="nil"/>
+          <w:insideV w:val="single" w:color="4F81BD" w:themeColor="accent1" w:sz="8" w:space="0"/>
         </w:tcBorders>
       </w:tcPr>
     </w:tblStylePr>
@@ -3405,42 +3449,42 @@
         <w:spacing w:before="0" w:after="0" w:line="240" w:lineRule="auto"/>
       </w:pPr>
       <w:rPr>
-        <w:rFonts w:asciiTheme="majorHAnsi" w:eastAsiaTheme="majorEastAsia" w:hAnsiTheme="majorHAnsi" w:cstheme="majorBidi"/>
-        <w:b/>
-        <w:bCs/>
-      </w:rPr>
-      <w:tblPr/>
-      <w:tcPr>
-        <w:tcBorders>
-          <w:top w:val="double" w:sz="6" w:space="0" w:color="4F81BD" w:themeColor="accent1"/>
-          <w:left w:val="single" w:sz="8" w:space="0" w:color="4F81BD" w:themeColor="accent1"/>
-          <w:bottom w:val="single" w:sz="8" w:space="0" w:color="4F81BD" w:themeColor="accent1"/>
-          <w:right w:val="single" w:sz="8" w:space="0" w:color="4F81BD" w:themeColor="accent1"/>
-          <w:insideH w:val="nil"/>
-          <w:insideV w:val="single" w:sz="8" w:space="0" w:color="4F81BD" w:themeColor="accent1"/>
+        <w:rFonts w:asciiTheme="majorHAnsi" w:hAnsiTheme="majorHAnsi" w:eastAsiaTheme="majorEastAsia" w:cstheme="majorBidi"/>
+        <w:b/>
+        <w:bCs/>
+      </w:rPr>
+      <w:tblPr/>
+      <w:tcPr>
+        <w:tcBorders>
+          <w:top w:val="double" w:color="4F81BD" w:themeColor="accent1" w:sz="6" w:space="0"/>
+          <w:left w:val="single" w:color="4F81BD" w:themeColor="accent1" w:sz="8" w:space="0"/>
+          <w:bottom w:val="single" w:color="4F81BD" w:themeColor="accent1" w:sz="8" w:space="0"/>
+          <w:right w:val="single" w:color="4F81BD" w:themeColor="accent1" w:sz="8" w:space="0"/>
+          <w:insideH w:val="nil"/>
+          <w:insideV w:val="single" w:color="4F81BD" w:themeColor="accent1" w:sz="8" w:space="0"/>
         </w:tcBorders>
       </w:tcPr>
     </w:tblStylePr>
     <w:tblStylePr w:type="firstCol">
       <w:rPr>
-        <w:rFonts w:asciiTheme="majorHAnsi" w:eastAsiaTheme="majorEastAsia" w:hAnsiTheme="majorHAnsi" w:cstheme="majorBidi"/>
+        <w:rFonts w:asciiTheme="majorHAnsi" w:hAnsiTheme="majorHAnsi" w:eastAsiaTheme="majorEastAsia" w:cstheme="majorBidi"/>
         <w:b/>
         <w:bCs/>
       </w:rPr>
     </w:tblStylePr>
     <w:tblStylePr w:type="lastCol">
       <w:rPr>
-        <w:rFonts w:asciiTheme="majorHAnsi" w:eastAsiaTheme="majorEastAsia" w:hAnsiTheme="majorHAnsi" w:cstheme="majorBidi"/>
-        <w:b/>
-        <w:bCs/>
-      </w:rPr>
-      <w:tblPr/>
-      <w:tcPr>
-        <w:tcBorders>
-          <w:top w:val="single" w:sz="8" w:space="0" w:color="4F81BD" w:themeColor="accent1"/>
-          <w:left w:val="single" w:sz="8" w:space="0" w:color="4F81BD" w:themeColor="accent1"/>
-          <w:bottom w:val="single" w:sz="8" w:space="0" w:color="4F81BD" w:themeColor="accent1"/>
-          <w:right w:val="single" w:sz="8" w:space="0" w:color="4F81BD" w:themeColor="accent1"/>
+        <w:rFonts w:asciiTheme="majorHAnsi" w:hAnsiTheme="majorHAnsi" w:eastAsiaTheme="majorEastAsia" w:cstheme="majorBidi"/>
+        <w:b/>
+        <w:bCs/>
+      </w:rPr>
+      <w:tblPr/>
+      <w:tcPr>
+        <w:tcBorders>
+          <w:top w:val="single" w:color="4F81BD" w:themeColor="accent1" w:sz="8" w:space="0"/>
+          <w:left w:val="single" w:color="4F81BD" w:themeColor="accent1" w:sz="8" w:space="0"/>
+          <w:bottom w:val="single" w:color="4F81BD" w:themeColor="accent1" w:sz="8" w:space="0"/>
+          <w:right w:val="single" w:color="4F81BD" w:themeColor="accent1" w:sz="8" w:space="0"/>
         </w:tcBorders>
       </w:tcPr>
     </w:tblStylePr>
@@ -3448,10 +3492,10 @@
       <w:tblPr/>
       <w:tcPr>
         <w:tcBorders>
-          <w:top w:val="single" w:sz="8" w:space="0" w:color="4F81BD" w:themeColor="accent1"/>
-          <w:left w:val="single" w:sz="8" w:space="0" w:color="4F81BD" w:themeColor="accent1"/>
-          <w:bottom w:val="single" w:sz="8" w:space="0" w:color="4F81BD" w:themeColor="accent1"/>
-          <w:right w:val="single" w:sz="8" w:space="0" w:color="4F81BD" w:themeColor="accent1"/>
+          <w:top w:val="single" w:color="4F81BD" w:themeColor="accent1" w:sz="8" w:space="0"/>
+          <w:left w:val="single" w:color="4F81BD" w:themeColor="accent1" w:sz="8" w:space="0"/>
+          <w:bottom w:val="single" w:color="4F81BD" w:themeColor="accent1" w:sz="8" w:space="0"/>
+          <w:right w:val="single" w:color="4F81BD" w:themeColor="accent1" w:sz="8" w:space="0"/>
         </w:tcBorders>
         <w:shd w:val="clear" w:color="auto" w:fill="D3DFEE" w:themeFill="accent1" w:themeFillTint="3F"/>
       </w:tcPr>
@@ -3460,11 +3504,11 @@
       <w:tblPr/>
       <w:tcPr>
         <w:tcBorders>
-          <w:top w:val="single" w:sz="8" w:space="0" w:color="4F81BD" w:themeColor="accent1"/>
-          <w:left w:val="single" w:sz="8" w:space="0" w:color="4F81BD" w:themeColor="accent1"/>
-          <w:bottom w:val="single" w:sz="8" w:space="0" w:color="4F81BD" w:themeColor="accent1"/>
-          <w:right w:val="single" w:sz="8" w:space="0" w:color="4F81BD" w:themeColor="accent1"/>
-          <w:insideV w:val="single" w:sz="8" w:space="0" w:color="4F81BD" w:themeColor="accent1"/>
+          <w:top w:val="single" w:color="4F81BD" w:themeColor="accent1" w:sz="8" w:space="0"/>
+          <w:left w:val="single" w:color="4F81BD" w:themeColor="accent1" w:sz="8" w:space="0"/>
+          <w:bottom w:val="single" w:color="4F81BD" w:themeColor="accent1" w:sz="8" w:space="0"/>
+          <w:right w:val="single" w:color="4F81BD" w:themeColor="accent1" w:sz="8" w:space="0"/>
+          <w:insideV w:val="single" w:color="4F81BD" w:themeColor="accent1" w:sz="8" w:space="0"/>
         </w:tcBorders>
         <w:shd w:val="clear" w:color="auto" w:fill="D3DFEE" w:themeFill="accent1" w:themeFillTint="3F"/>
       </w:tcPr>
@@ -3473,11 +3517,11 @@
       <w:tblPr/>
       <w:tcPr>
         <w:tcBorders>
-          <w:top w:val="single" w:sz="8" w:space="0" w:color="4F81BD" w:themeColor="accent1"/>
-          <w:left w:val="single" w:sz="8" w:space="0" w:color="4F81BD" w:themeColor="accent1"/>
-          <w:bottom w:val="single" w:sz="8" w:space="0" w:color="4F81BD" w:themeColor="accent1"/>
-          <w:right w:val="single" w:sz="8" w:space="0" w:color="4F81BD" w:themeColor="accent1"/>
-          <w:insideV w:val="single" w:sz="8" w:space="0" w:color="4F81BD" w:themeColor="accent1"/>
+          <w:top w:val="single" w:color="4F81BD" w:themeColor="accent1" w:sz="8" w:space="0"/>
+          <w:left w:val="single" w:color="4F81BD" w:themeColor="accent1" w:sz="8" w:space="0"/>
+          <w:bottom w:val="single" w:color="4F81BD" w:themeColor="accent1" w:sz="8" w:space="0"/>
+          <w:right w:val="single" w:color="4F81BD" w:themeColor="accent1" w:sz="8" w:space="0"/>
+          <w:insideV w:val="single" w:color="4F81BD" w:themeColor="accent1" w:sz="8" w:space="0"/>
         </w:tcBorders>
       </w:tcPr>
     </w:tblStylePr>
@@ -3495,12 +3539,12 @@
       <w:tblStyleColBandSize w:val="1"/>
       <w:tblInd w:w="0" w:type="dxa"/>
       <w:tblBorders>
-        <w:top w:val="single" w:sz="8" w:space="0" w:color="C0504D" w:themeColor="accent2"/>
-        <w:left w:val="single" w:sz="8" w:space="0" w:color="C0504D" w:themeColor="accent2"/>
-        <w:bottom w:val="single" w:sz="8" w:space="0" w:color="C0504D" w:themeColor="accent2"/>
-        <w:right w:val="single" w:sz="8" w:space="0" w:color="C0504D" w:themeColor="accent2"/>
-        <w:insideH w:val="single" w:sz="8" w:space="0" w:color="C0504D" w:themeColor="accent2"/>
-        <w:insideV w:val="single" w:sz="8" w:space="0" w:color="C0504D" w:themeColor="accent2"/>
+        <w:top w:val="single" w:color="C0504D" w:themeColor="accent2" w:sz="8" w:space="0"/>
+        <w:left w:val="single" w:color="C0504D" w:themeColor="accent2" w:sz="8" w:space="0"/>
+        <w:bottom w:val="single" w:color="C0504D" w:themeColor="accent2" w:sz="8" w:space="0"/>
+        <w:right w:val="single" w:color="C0504D" w:themeColor="accent2" w:sz="8" w:space="0"/>
+        <w:insideH w:val="single" w:color="C0504D" w:themeColor="accent2" w:sz="8" w:space="0"/>
+        <w:insideV w:val="single" w:color="C0504D" w:themeColor="accent2" w:sz="8" w:space="0"/>
       </w:tblBorders>
       <w:tblCellMar>
         <w:top w:w="0" w:type="dxa"/>
@@ -3514,19 +3558,19 @@
         <w:spacing w:before="0" w:after="0" w:line="240" w:lineRule="auto"/>
       </w:pPr>
       <w:rPr>
-        <w:rFonts w:asciiTheme="majorHAnsi" w:eastAsiaTheme="majorEastAsia" w:hAnsiTheme="majorHAnsi" w:cstheme="majorBidi"/>
-        <w:b/>
-        <w:bCs/>
-      </w:rPr>
-      <w:tblPr/>
-      <w:tcPr>
-        <w:tcBorders>
-          <w:top w:val="single" w:sz="8" w:space="0" w:color="C0504D" w:themeColor="accent2"/>
-          <w:left w:val="single" w:sz="8" w:space="0" w:color="C0504D" w:themeColor="accent2"/>
-          <w:bottom w:val="single" w:sz="18" w:space="0" w:color="C0504D" w:themeColor="accent2"/>
-          <w:right w:val="single" w:sz="8" w:space="0" w:color="C0504D" w:themeColor="accent2"/>
-          <w:insideH w:val="nil"/>
-          <w:insideV w:val="single" w:sz="8" w:space="0" w:color="C0504D" w:themeColor="accent2"/>
+        <w:rFonts w:asciiTheme="majorHAnsi" w:hAnsiTheme="majorHAnsi" w:eastAsiaTheme="majorEastAsia" w:cstheme="majorBidi"/>
+        <w:b/>
+        <w:bCs/>
+      </w:rPr>
+      <w:tblPr/>
+      <w:tcPr>
+        <w:tcBorders>
+          <w:top w:val="single" w:color="C0504D" w:themeColor="accent2" w:sz="8" w:space="0"/>
+          <w:left w:val="single" w:color="C0504D" w:themeColor="accent2" w:sz="8" w:space="0"/>
+          <w:bottom w:val="single" w:color="C0504D" w:themeColor="accent2" w:sz="18" w:space="0"/>
+          <w:right w:val="single" w:color="C0504D" w:themeColor="accent2" w:sz="8" w:space="0"/>
+          <w:insideH w:val="nil"/>
+          <w:insideV w:val="single" w:color="C0504D" w:themeColor="accent2" w:sz="8" w:space="0"/>
         </w:tcBorders>
       </w:tcPr>
     </w:tblStylePr>
@@ -3535,42 +3579,42 @@
         <w:spacing w:before="0" w:after="0" w:line="240" w:lineRule="auto"/>
       </w:pPr>
       <w:rPr>
-        <w:rFonts w:asciiTheme="majorHAnsi" w:eastAsiaTheme="majorEastAsia" w:hAnsiTheme="majorHAnsi" w:cstheme="majorBidi"/>
-        <w:b/>
-        <w:bCs/>
-      </w:rPr>
-      <w:tblPr/>
-      <w:tcPr>
-        <w:tcBorders>
-          <w:top w:val="double" w:sz="6" w:space="0" w:color="C0504D" w:themeColor="accent2"/>
-          <w:left w:val="single" w:sz="8" w:space="0" w:color="C0504D" w:themeColor="accent2"/>
-          <w:bottom w:val="single" w:sz="8" w:space="0" w:color="C0504D" w:themeColor="accent2"/>
-          <w:right w:val="single" w:sz="8" w:space="0" w:color="C0504D" w:themeColor="accent2"/>
-          <w:insideH w:val="nil"/>
-          <w:insideV w:val="single" w:sz="8" w:space="0" w:color="C0504D" w:themeColor="accent2"/>
+        <w:rFonts w:asciiTheme="majorHAnsi" w:hAnsiTheme="majorHAnsi" w:eastAsiaTheme="majorEastAsia" w:cstheme="majorBidi"/>
+        <w:b/>
+        <w:bCs/>
+      </w:rPr>
+      <w:tblPr/>
+      <w:tcPr>
+        <w:tcBorders>
+          <w:top w:val="double" w:color="C0504D" w:themeColor="accent2" w:sz="6" w:space="0"/>
+          <w:left w:val="single" w:color="C0504D" w:themeColor="accent2" w:sz="8" w:space="0"/>
+          <w:bottom w:val="single" w:color="C0504D" w:themeColor="accent2" w:sz="8" w:space="0"/>
+          <w:right w:val="single" w:color="C0504D" w:themeColor="accent2" w:sz="8" w:space="0"/>
+          <w:insideH w:val="nil"/>
+          <w:insideV w:val="single" w:color="C0504D" w:themeColor="accent2" w:sz="8" w:space="0"/>
         </w:tcBorders>
       </w:tcPr>
     </w:tblStylePr>
     <w:tblStylePr w:type="firstCol">
       <w:rPr>
-        <w:rFonts w:asciiTheme="majorHAnsi" w:eastAsiaTheme="majorEastAsia" w:hAnsiTheme="majorHAnsi" w:cstheme="majorBidi"/>
+        <w:rFonts w:asciiTheme="majorHAnsi" w:hAnsiTheme="majorHAnsi" w:eastAsiaTheme="majorEastAsia" w:cstheme="majorBidi"/>
         <w:b/>
         <w:bCs/>
       </w:rPr>
     </w:tblStylePr>
     <w:tblStylePr w:type="lastCol">
       <w:rPr>
-        <w:rFonts w:asciiTheme="majorHAnsi" w:eastAsiaTheme="majorEastAsia" w:hAnsiTheme="majorHAnsi" w:cstheme="majorBidi"/>
-        <w:b/>
-        <w:bCs/>
-      </w:rPr>
-      <w:tblPr/>
-      <w:tcPr>
-        <w:tcBorders>
-          <w:top w:val="single" w:sz="8" w:space="0" w:color="C0504D" w:themeColor="accent2"/>
-          <w:left w:val="single" w:sz="8" w:space="0" w:color="C0504D" w:themeColor="accent2"/>
-          <w:bottom w:val="single" w:sz="8" w:space="0" w:color="C0504D" w:themeColor="accent2"/>
-          <w:right w:val="single" w:sz="8" w:space="0" w:color="C0504D" w:themeColor="accent2"/>
+        <w:rFonts w:asciiTheme="majorHAnsi" w:hAnsiTheme="majorHAnsi" w:eastAsiaTheme="majorEastAsia" w:cstheme="majorBidi"/>
+        <w:b/>
+        <w:bCs/>
+      </w:rPr>
+      <w:tblPr/>
+      <w:tcPr>
+        <w:tcBorders>
+          <w:top w:val="single" w:color="C0504D" w:themeColor="accent2" w:sz="8" w:space="0"/>
+          <w:left w:val="single" w:color="C0504D" w:themeColor="accent2" w:sz="8" w:space="0"/>
+          <w:bottom w:val="single" w:color="C0504D" w:themeColor="accent2" w:sz="8" w:space="0"/>
+          <w:right w:val="single" w:color="C0504D" w:themeColor="accent2" w:sz="8" w:space="0"/>
         </w:tcBorders>
       </w:tcPr>
     </w:tblStylePr>
@@ -3578,10 +3622,10 @@
       <w:tblPr/>
       <w:tcPr>
         <w:tcBorders>
-          <w:top w:val="single" w:sz="8" w:space="0" w:color="C0504D" w:themeColor="accent2"/>
-          <w:left w:val="single" w:sz="8" w:space="0" w:color="C0504D" w:themeColor="accent2"/>
-          <w:bottom w:val="single" w:sz="8" w:space="0" w:color="C0504D" w:themeColor="accent2"/>
-          <w:right w:val="single" w:sz="8" w:space="0" w:color="C0504D" w:themeColor="accent2"/>
+          <w:top w:val="single" w:color="C0504D" w:themeColor="accent2" w:sz="8" w:space="0"/>
+          <w:left w:val="single" w:color="C0504D" w:themeColor="accent2" w:sz="8" w:space="0"/>
+          <w:bottom w:val="single" w:color="C0504D" w:themeColor="accent2" w:sz="8" w:space="0"/>
+          <w:right w:val="single" w:color="C0504D" w:themeColor="accent2" w:sz="8" w:space="0"/>
         </w:tcBorders>
         <w:shd w:val="clear" w:color="auto" w:fill="EFD3D2" w:themeFill="accent2" w:themeFillTint="3F"/>
       </w:tcPr>
@@ -3590,11 +3634,11 @@
       <w:tblPr/>
       <w:tcPr>
         <w:tcBorders>
-          <w:top w:val="single" w:sz="8" w:space="0" w:color="C0504D" w:themeColor="accent2"/>
-          <w:left w:val="single" w:sz="8" w:space="0" w:color="C0504D" w:themeColor="accent2"/>
-          <w:bottom w:val="single" w:sz="8" w:space="0" w:color="C0504D" w:themeColor="accent2"/>
-          <w:right w:val="single" w:sz="8" w:space="0" w:color="C0504D" w:themeColor="accent2"/>
-          <w:insideV w:val="single" w:sz="8" w:space="0" w:color="C0504D" w:themeColor="accent2"/>
+          <w:top w:val="single" w:color="C0504D" w:themeColor="accent2" w:sz="8" w:space="0"/>
+          <w:left w:val="single" w:color="C0504D" w:themeColor="accent2" w:sz="8" w:space="0"/>
+          <w:bottom w:val="single" w:color="C0504D" w:themeColor="accent2" w:sz="8" w:space="0"/>
+          <w:right w:val="single" w:color="C0504D" w:themeColor="accent2" w:sz="8" w:space="0"/>
+          <w:insideV w:val="single" w:color="C0504D" w:themeColor="accent2" w:sz="8" w:space="0"/>
         </w:tcBorders>
         <w:shd w:val="clear" w:color="auto" w:fill="EFD3D2" w:themeFill="accent2" w:themeFillTint="3F"/>
       </w:tcPr>
@@ -3603,11 +3647,11 @@
       <w:tblPr/>
       <w:tcPr>
         <w:tcBorders>
-          <w:top w:val="single" w:sz="8" w:space="0" w:color="C0504D" w:themeColor="accent2"/>
-          <w:left w:val="single" w:sz="8" w:space="0" w:color="C0504D" w:themeColor="accent2"/>
-          <w:bottom w:val="single" w:sz="8" w:space="0" w:color="C0504D" w:themeColor="accent2"/>
-          <w:right w:val="single" w:sz="8" w:space="0" w:color="C0504D" w:themeColor="accent2"/>
-          <w:insideV w:val="single" w:sz="8" w:space="0" w:color="C0504D" w:themeColor="accent2"/>
+          <w:top w:val="single" w:color="C0504D" w:themeColor="accent2" w:sz="8" w:space="0"/>
+          <w:left w:val="single" w:color="C0504D" w:themeColor="accent2" w:sz="8" w:space="0"/>
+          <w:bottom w:val="single" w:color="C0504D" w:themeColor="accent2" w:sz="8" w:space="0"/>
+          <w:right w:val="single" w:color="C0504D" w:themeColor="accent2" w:sz="8" w:space="0"/>
+          <w:insideV w:val="single" w:color="C0504D" w:themeColor="accent2" w:sz="8" w:space="0"/>
         </w:tcBorders>
       </w:tcPr>
     </w:tblStylePr>
@@ -3625,12 +3669,12 @@
       <w:tblStyleColBandSize w:val="1"/>
       <w:tblInd w:w="0" w:type="dxa"/>
       <w:tblBorders>
-        <w:top w:val="single" w:sz="8" w:space="0" w:color="9BBB59" w:themeColor="accent3"/>
-        <w:left w:val="single" w:sz="8" w:space="0" w:color="9BBB59" w:themeColor="accent3"/>
-        <w:bottom w:val="single" w:sz="8" w:space="0" w:color="9BBB59" w:themeColor="accent3"/>
-        <w:right w:val="single" w:sz="8" w:space="0" w:color="9BBB59" w:themeColor="accent3"/>
-        <w:insideH w:val="single" w:sz="8" w:space="0" w:color="9BBB59" w:themeColor="accent3"/>
-        <w:insideV w:val="single" w:sz="8" w:space="0" w:color="9BBB59" w:themeColor="accent3"/>
+        <w:top w:val="single" w:color="9BBB59" w:themeColor="accent3" w:sz="8" w:space="0"/>
+        <w:left w:val="single" w:color="9BBB59" w:themeColor="accent3" w:sz="8" w:space="0"/>
+        <w:bottom w:val="single" w:color="9BBB59" w:themeColor="accent3" w:sz="8" w:space="0"/>
+        <w:right w:val="single" w:color="9BBB59" w:themeColor="accent3" w:sz="8" w:space="0"/>
+        <w:insideH w:val="single" w:color="9BBB59" w:themeColor="accent3" w:sz="8" w:space="0"/>
+        <w:insideV w:val="single" w:color="9BBB59" w:themeColor="accent3" w:sz="8" w:space="0"/>
       </w:tblBorders>
       <w:tblCellMar>
         <w:top w:w="0" w:type="dxa"/>
@@ -3644,19 +3688,19 @@
         <w:spacing w:before="0" w:after="0" w:line="240" w:lineRule="auto"/>
       </w:pPr>
       <w:rPr>
-        <w:rFonts w:asciiTheme="majorHAnsi" w:eastAsiaTheme="majorEastAsia" w:hAnsiTheme="majorHAnsi" w:cstheme="majorBidi"/>
-        <w:b/>
-        <w:bCs/>
-      </w:rPr>
-      <w:tblPr/>
-      <w:tcPr>
-        <w:tcBorders>
-          <w:top w:val="single" w:sz="8" w:space="0" w:color="9BBB59" w:themeColor="accent3"/>
-          <w:left w:val="single" w:sz="8" w:space="0" w:color="9BBB59" w:themeColor="accent3"/>
-          <w:bottom w:val="single" w:sz="18" w:space="0" w:color="9BBB59" w:themeColor="accent3"/>
-          <w:right w:val="single" w:sz="8" w:space="0" w:color="9BBB59" w:themeColor="accent3"/>
-          <w:insideH w:val="nil"/>
-          <w:insideV w:val="single" w:sz="8" w:space="0" w:color="9BBB59" w:themeColor="accent3"/>
+        <w:rFonts w:asciiTheme="majorHAnsi" w:hAnsiTheme="majorHAnsi" w:eastAsiaTheme="majorEastAsia" w:cstheme="majorBidi"/>
+        <w:b/>
+        <w:bCs/>
+      </w:rPr>
+      <w:tblPr/>
+      <w:tcPr>
+        <w:tcBorders>
+          <w:top w:val="single" w:color="9BBB59" w:themeColor="accent3" w:sz="8" w:space="0"/>
+          <w:left w:val="single" w:color="9BBB59" w:themeColor="accent3" w:sz="8" w:space="0"/>
+          <w:bottom w:val="single" w:color="9BBB59" w:themeColor="accent3" w:sz="18" w:space="0"/>
+          <w:right w:val="single" w:color="9BBB59" w:themeColor="accent3" w:sz="8" w:space="0"/>
+          <w:insideH w:val="nil"/>
+          <w:insideV w:val="single" w:color="9BBB59" w:themeColor="accent3" w:sz="8" w:space="0"/>
         </w:tcBorders>
       </w:tcPr>
     </w:tblStylePr>
@@ -3665,42 +3709,42 @@
         <w:spacing w:before="0" w:after="0" w:line="240" w:lineRule="auto"/>
       </w:pPr>
       <w:rPr>
-        <w:rFonts w:asciiTheme="majorHAnsi" w:eastAsiaTheme="majorEastAsia" w:hAnsiTheme="majorHAnsi" w:cstheme="majorBidi"/>
-        <w:b/>
-        <w:bCs/>
-      </w:rPr>
-      <w:tblPr/>
-      <w:tcPr>
-        <w:tcBorders>
-          <w:top w:val="double" w:sz="6" w:space="0" w:color="9BBB59" w:themeColor="accent3"/>
-          <w:left w:val="single" w:sz="8" w:space="0" w:color="9BBB59" w:themeColor="accent3"/>
-          <w:bottom w:val="single" w:sz="8" w:space="0" w:color="9BBB59" w:themeColor="accent3"/>
-          <w:right w:val="single" w:sz="8" w:space="0" w:color="9BBB59" w:themeColor="accent3"/>
-          <w:insideH w:val="nil"/>
-          <w:insideV w:val="single" w:sz="8" w:space="0" w:color="9BBB59" w:themeColor="accent3"/>
+        <w:rFonts w:asciiTheme="majorHAnsi" w:hAnsiTheme="majorHAnsi" w:eastAsiaTheme="majorEastAsia" w:cstheme="majorBidi"/>
+        <w:b/>
+        <w:bCs/>
+      </w:rPr>
+      <w:tblPr/>
+      <w:tcPr>
+        <w:tcBorders>
+          <w:top w:val="double" w:color="9BBB59" w:themeColor="accent3" w:sz="6" w:space="0"/>
+          <w:left w:val="single" w:color="9BBB59" w:themeColor="accent3" w:sz="8" w:space="0"/>
+          <w:bottom w:val="single" w:color="9BBB59" w:themeColor="accent3" w:sz="8" w:space="0"/>
+          <w:right w:val="single" w:color="9BBB59" w:themeColor="accent3" w:sz="8" w:space="0"/>
+          <w:insideH w:val="nil"/>
+          <w:insideV w:val="single" w:color="9BBB59" w:themeColor="accent3" w:sz="8" w:space="0"/>
         </w:tcBorders>
       </w:tcPr>
     </w:tblStylePr>
     <w:tblStylePr w:type="firstCol">
       <w:rPr>
-        <w:rFonts w:asciiTheme="majorHAnsi" w:eastAsiaTheme="majorEastAsia" w:hAnsiTheme="majorHAnsi" w:cstheme="majorBidi"/>
+        <w:rFonts w:asciiTheme="majorHAnsi" w:hAnsiTheme="majorHAnsi" w:eastAsiaTheme="majorEastAsia" w:cstheme="majorBidi"/>
         <w:b/>
         <w:bCs/>
       </w:rPr>
     </w:tblStylePr>
     <w:tblStylePr w:type="lastCol">
       <w:rPr>
-        <w:rFonts w:asciiTheme="majorHAnsi" w:eastAsiaTheme="majorEastAsia" w:hAnsiTheme="majorHAnsi" w:cstheme="majorBidi"/>
-        <w:b/>
-        <w:bCs/>
-      </w:rPr>
-      <w:tblPr/>
-      <w:tcPr>
-        <w:tcBorders>
-          <w:top w:val="single" w:sz="8" w:space="0" w:color="9BBB59" w:themeColor="accent3"/>
-          <w:left w:val="single" w:sz="8" w:space="0" w:color="9BBB59" w:themeColor="accent3"/>
-          <w:bottom w:val="single" w:sz="8" w:space="0" w:color="9BBB59" w:themeColor="accent3"/>
-          <w:right w:val="single" w:sz="8" w:space="0" w:color="9BBB59" w:themeColor="accent3"/>
+        <w:rFonts w:asciiTheme="majorHAnsi" w:hAnsiTheme="majorHAnsi" w:eastAsiaTheme="majorEastAsia" w:cstheme="majorBidi"/>
+        <w:b/>
+        <w:bCs/>
+      </w:rPr>
+      <w:tblPr/>
+      <w:tcPr>
+        <w:tcBorders>
+          <w:top w:val="single" w:color="9BBB59" w:themeColor="accent3" w:sz="8" w:space="0"/>
+          <w:left w:val="single" w:color="9BBB59" w:themeColor="accent3" w:sz="8" w:space="0"/>
+          <w:bottom w:val="single" w:color="9BBB59" w:themeColor="accent3" w:sz="8" w:space="0"/>
+          <w:right w:val="single" w:color="9BBB59" w:themeColor="accent3" w:sz="8" w:space="0"/>
         </w:tcBorders>
       </w:tcPr>
     </w:tblStylePr>
@@ -3708,10 +3752,10 @@
       <w:tblPr/>
       <w:tcPr>
         <w:tcBorders>
-          <w:top w:val="single" w:sz="8" w:space="0" w:color="9BBB59" w:themeColor="accent3"/>
-          <w:left w:val="single" w:sz="8" w:space="0" w:color="9BBB59" w:themeColor="accent3"/>
-          <w:bottom w:val="single" w:sz="8" w:space="0" w:color="9BBB59" w:themeColor="accent3"/>
-          <w:right w:val="single" w:sz="8" w:space="0" w:color="9BBB59" w:themeColor="accent3"/>
+          <w:top w:val="single" w:color="9BBB59" w:themeColor="accent3" w:sz="8" w:space="0"/>
+          <w:left w:val="single" w:color="9BBB59" w:themeColor="accent3" w:sz="8" w:space="0"/>
+          <w:bottom w:val="single" w:color="9BBB59" w:themeColor="accent3" w:sz="8" w:space="0"/>
+          <w:right w:val="single" w:color="9BBB59" w:themeColor="accent3" w:sz="8" w:space="0"/>
         </w:tcBorders>
         <w:shd w:val="clear" w:color="auto" w:fill="E6EED5" w:themeFill="accent3" w:themeFillTint="3F"/>
       </w:tcPr>
@@ -3720,11 +3764,11 @@
       <w:tblPr/>
       <w:tcPr>
         <w:tcBorders>
-          <w:top w:val="single" w:sz="8" w:space="0" w:color="9BBB59" w:themeColor="accent3"/>
-          <w:left w:val="single" w:sz="8" w:space="0" w:color="9BBB59" w:themeColor="accent3"/>
-          <w:bottom w:val="single" w:sz="8" w:space="0" w:color="9BBB59" w:themeColor="accent3"/>
-          <w:right w:val="single" w:sz="8" w:space="0" w:color="9BBB59" w:themeColor="accent3"/>
-          <w:insideV w:val="single" w:sz="8" w:space="0" w:color="9BBB59" w:themeColor="accent3"/>
+          <w:top w:val="single" w:color="9BBB59" w:themeColor="accent3" w:sz="8" w:space="0"/>
+          <w:left w:val="single" w:color="9BBB59" w:themeColor="accent3" w:sz="8" w:space="0"/>
+          <w:bottom w:val="single" w:color="9BBB59" w:themeColor="accent3" w:sz="8" w:space="0"/>
+          <w:right w:val="single" w:color="9BBB59" w:themeColor="accent3" w:sz="8" w:space="0"/>
+          <w:insideV w:val="single" w:color="9BBB59" w:themeColor="accent3" w:sz="8" w:space="0"/>
         </w:tcBorders>
         <w:shd w:val="clear" w:color="auto" w:fill="E6EED5" w:themeFill="accent3" w:themeFillTint="3F"/>
       </w:tcPr>
@@ -3733,11 +3777,11 @@
       <w:tblPr/>
       <w:tcPr>
         <w:tcBorders>
-          <w:top w:val="single" w:sz="8" w:space="0" w:color="9BBB59" w:themeColor="accent3"/>
-          <w:left w:val="single" w:sz="8" w:space="0" w:color="9BBB59" w:themeColor="accent3"/>
-          <w:bottom w:val="single" w:sz="8" w:space="0" w:color="9BBB59" w:themeColor="accent3"/>
-          <w:right w:val="single" w:sz="8" w:space="0" w:color="9BBB59" w:themeColor="accent3"/>
-          <w:insideV w:val="single" w:sz="8" w:space="0" w:color="9BBB59" w:themeColor="accent3"/>
+          <w:top w:val="single" w:color="9BBB59" w:themeColor="accent3" w:sz="8" w:space="0"/>
+          <w:left w:val="single" w:color="9BBB59" w:themeColor="accent3" w:sz="8" w:space="0"/>
+          <w:bottom w:val="single" w:color="9BBB59" w:themeColor="accent3" w:sz="8" w:space="0"/>
+          <w:right w:val="single" w:color="9BBB59" w:themeColor="accent3" w:sz="8" w:space="0"/>
+          <w:insideV w:val="single" w:color="9BBB59" w:themeColor="accent3" w:sz="8" w:space="0"/>
         </w:tcBorders>
       </w:tcPr>
     </w:tblStylePr>
@@ -3755,12 +3799,12 @@
       <w:tblStyleColBandSize w:val="1"/>
       <w:tblInd w:w="0" w:type="dxa"/>
       <w:tblBorders>
-        <w:top w:val="single" w:sz="8" w:space="0" w:color="8064A2" w:themeColor="accent4"/>
-        <w:left w:val="single" w:sz="8" w:space="0" w:color="8064A2" w:themeColor="accent4"/>
-        <w:bottom w:val="single" w:sz="8" w:space="0" w:color="8064A2" w:themeColor="accent4"/>
-        <w:right w:val="single" w:sz="8" w:space="0" w:color="8064A2" w:themeColor="accent4"/>
-        <w:insideH w:val="single" w:sz="8" w:space="0" w:color="8064A2" w:themeColor="accent4"/>
-        <w:insideV w:val="single" w:sz="8" w:space="0" w:color="8064A2" w:themeColor="accent4"/>
+        <w:top w:val="single" w:color="8064A2" w:themeColor="accent4" w:sz="8" w:space="0"/>
+        <w:left w:val="single" w:color="8064A2" w:themeColor="accent4" w:sz="8" w:space="0"/>
+        <w:bottom w:val="single" w:color="8064A2" w:themeColor="accent4" w:sz="8" w:space="0"/>
+        <w:right w:val="single" w:color="8064A2" w:themeColor="accent4" w:sz="8" w:space="0"/>
+        <w:insideH w:val="single" w:color="8064A2" w:themeColor="accent4" w:sz="8" w:space="0"/>
+        <w:insideV w:val="single" w:color="8064A2" w:themeColor="accent4" w:sz="8" w:space="0"/>
       </w:tblBorders>
       <w:tblCellMar>
         <w:top w:w="0" w:type="dxa"/>
@@ -3774,19 +3818,19 @@
         <w:spacing w:before="0" w:after="0" w:line="240" w:lineRule="auto"/>
       </w:pPr>
       <w:rPr>
-        <w:rFonts w:asciiTheme="majorHAnsi" w:eastAsiaTheme="majorEastAsia" w:hAnsiTheme="majorHAnsi" w:cstheme="majorBidi"/>
-        <w:b/>
-        <w:bCs/>
-      </w:rPr>
-      <w:tblPr/>
-      <w:tcPr>
-        <w:tcBorders>
-          <w:top w:val="single" w:sz="8" w:space="0" w:color="8064A2" w:themeColor="accent4"/>
-          <w:left w:val="single" w:sz="8" w:space="0" w:color="8064A2" w:themeColor="accent4"/>
-          <w:bottom w:val="single" w:sz="18" w:space="0" w:color="8064A2" w:themeColor="accent4"/>
-          <w:right w:val="single" w:sz="8" w:space="0" w:color="8064A2" w:themeColor="accent4"/>
-          <w:insideH w:val="nil"/>
-          <w:insideV w:val="single" w:sz="8" w:space="0" w:color="8064A2" w:themeColor="accent4"/>
+        <w:rFonts w:asciiTheme="majorHAnsi" w:hAnsiTheme="majorHAnsi" w:eastAsiaTheme="majorEastAsia" w:cstheme="majorBidi"/>
+        <w:b/>
+        <w:bCs/>
+      </w:rPr>
+      <w:tblPr/>
+      <w:tcPr>
+        <w:tcBorders>
+          <w:top w:val="single" w:color="8064A2" w:themeColor="accent4" w:sz="8" w:space="0"/>
+          <w:left w:val="single" w:color="8064A2" w:themeColor="accent4" w:sz="8" w:space="0"/>
+          <w:bottom w:val="single" w:color="8064A2" w:themeColor="accent4" w:sz="18" w:space="0"/>
+          <w:right w:val="single" w:color="8064A2" w:themeColor="accent4" w:sz="8" w:space="0"/>
+          <w:insideH w:val="nil"/>
+          <w:insideV w:val="single" w:color="8064A2" w:themeColor="accent4" w:sz="8" w:space="0"/>
         </w:tcBorders>
       </w:tcPr>
     </w:tblStylePr>
@@ -3795,42 +3839,42 @@
         <w:spacing w:before="0" w:after="0" w:line="240" w:lineRule="auto"/>
       </w:pPr>
       <w:rPr>
-        <w:rFonts w:asciiTheme="majorHAnsi" w:eastAsiaTheme="majorEastAsia" w:hAnsiTheme="majorHAnsi" w:cstheme="majorBidi"/>
-        <w:b/>
-        <w:bCs/>
-      </w:rPr>
-      <w:tblPr/>
-      <w:tcPr>
-        <w:tcBorders>
-          <w:top w:val="double" w:sz="6" w:space="0" w:color="8064A2" w:themeColor="accent4"/>
-          <w:left w:val="single" w:sz="8" w:space="0" w:color="8064A2" w:themeColor="accent4"/>
-          <w:bottom w:val="single" w:sz="8" w:space="0" w:color="8064A2" w:themeColor="accent4"/>
-          <w:right w:val="single" w:sz="8" w:space="0" w:color="8064A2" w:themeColor="accent4"/>
-          <w:insideH w:val="nil"/>
-          <w:insideV w:val="single" w:sz="8" w:space="0" w:color="8064A2" w:themeColor="accent4"/>
+        <w:rFonts w:asciiTheme="majorHAnsi" w:hAnsiTheme="majorHAnsi" w:eastAsiaTheme="majorEastAsia" w:cstheme="majorBidi"/>
+        <w:b/>
+        <w:bCs/>
+      </w:rPr>
+      <w:tblPr/>
+      <w:tcPr>
+        <w:tcBorders>
+          <w:top w:val="double" w:color="8064A2" w:themeColor="accent4" w:sz="6" w:space="0"/>
+          <w:left w:val="single" w:color="8064A2" w:themeColor="accent4" w:sz="8" w:space="0"/>
+          <w:bottom w:val="single" w:color="8064A2" w:themeColor="accent4" w:sz="8" w:space="0"/>
+          <w:right w:val="single" w:color="8064A2" w:themeColor="accent4" w:sz="8" w:space="0"/>
+          <w:insideH w:val="nil"/>
+          <w:insideV w:val="single" w:color="8064A2" w:themeColor="accent4" w:sz="8" w:space="0"/>
         </w:tcBorders>
       </w:tcPr>
     </w:tblStylePr>
     <w:tblStylePr w:type="firstCol">
       <w:rPr>
-        <w:rFonts w:asciiTheme="majorHAnsi" w:eastAsiaTheme="majorEastAsia" w:hAnsiTheme="majorHAnsi" w:cstheme="majorBidi"/>
+        <w:rFonts w:asciiTheme="majorHAnsi" w:hAnsiTheme="majorHAnsi" w:eastAsiaTheme="majorEastAsia" w:cstheme="majorBidi"/>
         <w:b/>
         <w:bCs/>
       </w:rPr>
     </w:tblStylePr>
     <w:tblStylePr w:type="lastCol">
       <w:rPr>
-        <w:rFonts w:asciiTheme="majorHAnsi" w:eastAsiaTheme="majorEastAsia" w:hAnsiTheme="majorHAnsi" w:cstheme="majorBidi"/>
-        <w:b/>
-        <w:bCs/>
-      </w:rPr>
-      <w:tblPr/>
-      <w:tcPr>
-        <w:tcBorders>
-          <w:top w:val="single" w:sz="8" w:space="0" w:color="8064A2" w:themeColor="accent4"/>
-          <w:left w:val="single" w:sz="8" w:space="0" w:color="8064A2" w:themeColor="accent4"/>
-          <w:bottom w:val="single" w:sz="8" w:space="0" w:color="8064A2" w:themeColor="accent4"/>
-          <w:right w:val="single" w:sz="8" w:space="0" w:color="8064A2" w:themeColor="accent4"/>
+        <w:rFonts w:asciiTheme="majorHAnsi" w:hAnsiTheme="majorHAnsi" w:eastAsiaTheme="majorEastAsia" w:cstheme="majorBidi"/>
+        <w:b/>
+        <w:bCs/>
+      </w:rPr>
+      <w:tblPr/>
+      <w:tcPr>
+        <w:tcBorders>
+          <w:top w:val="single" w:color="8064A2" w:themeColor="accent4" w:sz="8" w:space="0"/>
+          <w:left w:val="single" w:color="8064A2" w:themeColor="accent4" w:sz="8" w:space="0"/>
+          <w:bottom w:val="single" w:color="8064A2" w:themeColor="accent4" w:sz="8" w:space="0"/>
+          <w:right w:val="single" w:color="8064A2" w:themeColor="accent4" w:sz="8" w:space="0"/>
         </w:tcBorders>
       </w:tcPr>
     </w:tblStylePr>
@@ -3838,10 +3882,10 @@
       <w:tblPr/>
       <w:tcPr>
         <w:tcBorders>
-          <w:top w:val="single" w:sz="8" w:space="0" w:color="8064A2" w:themeColor="accent4"/>
-          <w:left w:val="single" w:sz="8" w:space="0" w:color="8064A2" w:themeColor="accent4"/>
-          <w:bottom w:val="single" w:sz="8" w:space="0" w:color="8064A2" w:themeColor="accent4"/>
-          <w:right w:val="single" w:sz="8" w:space="0" w:color="8064A2" w:themeColor="accent4"/>
+          <w:top w:val="single" w:color="8064A2" w:themeColor="accent4" w:sz="8" w:space="0"/>
+          <w:left w:val="single" w:color="8064A2" w:themeColor="accent4" w:sz="8" w:space="0"/>
+          <w:bottom w:val="single" w:color="8064A2" w:themeColor="accent4" w:sz="8" w:space="0"/>
+          <w:right w:val="single" w:color="8064A2" w:themeColor="accent4" w:sz="8" w:space="0"/>
         </w:tcBorders>
         <w:shd w:val="clear" w:color="auto" w:fill="DFD8E8" w:themeFill="accent4" w:themeFillTint="3F"/>
       </w:tcPr>
@@ -3850,11 +3894,11 @@
       <w:tblPr/>
       <w:tcPr>
         <w:tcBorders>
-          <w:top w:val="single" w:sz="8" w:space="0" w:color="8064A2" w:themeColor="accent4"/>
-          <w:left w:val="single" w:sz="8" w:space="0" w:color="8064A2" w:themeColor="accent4"/>
-          <w:bottom w:val="single" w:sz="8" w:space="0" w:color="8064A2" w:themeColor="accent4"/>
-          <w:right w:val="single" w:sz="8" w:space="0" w:color="8064A2" w:themeColor="accent4"/>
-          <w:insideV w:val="single" w:sz="8" w:space="0" w:color="8064A2" w:themeColor="accent4"/>
+          <w:top w:val="single" w:color="8064A2" w:themeColor="accent4" w:sz="8" w:space="0"/>
+          <w:left w:val="single" w:color="8064A2" w:themeColor="accent4" w:sz="8" w:space="0"/>
+          <w:bottom w:val="single" w:color="8064A2" w:themeColor="accent4" w:sz="8" w:space="0"/>
+          <w:right w:val="single" w:color="8064A2" w:themeColor="accent4" w:sz="8" w:space="0"/>
+          <w:insideV w:val="single" w:color="8064A2" w:themeColor="accent4" w:sz="8" w:space="0"/>
         </w:tcBorders>
         <w:shd w:val="clear" w:color="auto" w:fill="DFD8E8" w:themeFill="accent4" w:themeFillTint="3F"/>
       </w:tcPr>
@@ -3863,11 +3907,11 @@
       <w:tblPr/>
       <w:tcPr>
         <w:tcBorders>
-          <w:top w:val="single" w:sz="8" w:space="0" w:color="8064A2" w:themeColor="accent4"/>
-          <w:left w:val="single" w:sz="8" w:space="0" w:color="8064A2" w:themeColor="accent4"/>
-          <w:bottom w:val="single" w:sz="8" w:space="0" w:color="8064A2" w:themeColor="accent4"/>
-          <w:right w:val="single" w:sz="8" w:space="0" w:color="8064A2" w:themeColor="accent4"/>
-          <w:insideV w:val="single" w:sz="8" w:space="0" w:color="8064A2" w:themeColor="accent4"/>
+          <w:top w:val="single" w:color="8064A2" w:themeColor="accent4" w:sz="8" w:space="0"/>
+          <w:left w:val="single" w:color="8064A2" w:themeColor="accent4" w:sz="8" w:space="0"/>
+          <w:bottom w:val="single" w:color="8064A2" w:themeColor="accent4" w:sz="8" w:space="0"/>
+          <w:right w:val="single" w:color="8064A2" w:themeColor="accent4" w:sz="8" w:space="0"/>
+          <w:insideV w:val="single" w:color="8064A2" w:themeColor="accent4" w:sz="8" w:space="0"/>
         </w:tcBorders>
       </w:tcPr>
     </w:tblStylePr>
@@ -3885,12 +3929,12 @@
       <w:tblStyleColBandSize w:val="1"/>
       <w:tblInd w:w="0" w:type="dxa"/>
       <w:tblBorders>
-        <w:top w:val="single" w:sz="8" w:space="0" w:color="4BACC6" w:themeColor="accent5"/>
-        <w:left w:val="single" w:sz="8" w:space="0" w:color="4BACC6" w:themeColor="accent5"/>
-        <w:bottom w:val="single" w:sz="8" w:space="0" w:color="4BACC6" w:themeColor="accent5"/>
-        <w:right w:val="single" w:sz="8" w:space="0" w:color="4BACC6" w:themeColor="accent5"/>
-        <w:insideH w:val="single" w:sz="8" w:space="0" w:color="4BACC6" w:themeColor="accent5"/>
-        <w:insideV w:val="single" w:sz="8" w:space="0" w:color="4BACC6" w:themeColor="accent5"/>
+        <w:top w:val="single" w:color="4BACC6" w:themeColor="accent5" w:sz="8" w:space="0"/>
+        <w:left w:val="single" w:color="4BACC6" w:themeColor="accent5" w:sz="8" w:space="0"/>
+        <w:bottom w:val="single" w:color="4BACC6" w:themeColor="accent5" w:sz="8" w:space="0"/>
+        <w:right w:val="single" w:color="4BACC6" w:themeColor="accent5" w:sz="8" w:space="0"/>
+        <w:insideH w:val="single" w:color="4BACC6" w:themeColor="accent5" w:sz="8" w:space="0"/>
+        <w:insideV w:val="single" w:color="4BACC6" w:themeColor="accent5" w:sz="8" w:space="0"/>
       </w:tblBorders>
       <w:tblCellMar>
         <w:top w:w="0" w:type="dxa"/>
@@ -3904,19 +3948,19 @@
         <w:spacing w:before="0" w:after="0" w:line="240" w:lineRule="auto"/>
       </w:pPr>
       <w:rPr>
-        <w:rFonts w:asciiTheme="majorHAnsi" w:eastAsiaTheme="majorEastAsia" w:hAnsiTheme="majorHAnsi" w:cstheme="majorBidi"/>
-        <w:b/>
-        <w:bCs/>
-      </w:rPr>
-      <w:tblPr/>
-      <w:tcPr>
-        <w:tcBorders>
-          <w:top w:val="single" w:sz="8" w:space="0" w:color="4BACC6" w:themeColor="accent5"/>
-          <w:left w:val="single" w:sz="8" w:space="0" w:color="4BACC6" w:themeColor="accent5"/>
-          <w:bottom w:val="single" w:sz="18" w:space="0" w:color="4BACC6" w:themeColor="accent5"/>
-          <w:right w:val="single" w:sz="8" w:space="0" w:color="4BACC6" w:themeColor="accent5"/>
-          <w:insideH w:val="nil"/>
-          <w:insideV w:val="single" w:sz="8" w:space="0" w:color="4BACC6" w:themeColor="accent5"/>
+        <w:rFonts w:asciiTheme="majorHAnsi" w:hAnsiTheme="majorHAnsi" w:eastAsiaTheme="majorEastAsia" w:cstheme="majorBidi"/>
+        <w:b/>
+        <w:bCs/>
+      </w:rPr>
+      <w:tblPr/>
+      <w:tcPr>
+        <w:tcBorders>
+          <w:top w:val="single" w:color="4BACC6" w:themeColor="accent5" w:sz="8" w:space="0"/>
+          <w:left w:val="single" w:color="4BACC6" w:themeColor="accent5" w:sz="8" w:space="0"/>
+          <w:bottom w:val="single" w:color="4BACC6" w:themeColor="accent5" w:sz="18" w:space="0"/>
+          <w:right w:val="single" w:color="4BACC6" w:themeColor="accent5" w:sz="8" w:space="0"/>
+          <w:insideH w:val="nil"/>
+          <w:insideV w:val="single" w:color="4BACC6" w:themeColor="accent5" w:sz="8" w:space="0"/>
         </w:tcBorders>
       </w:tcPr>
     </w:tblStylePr>
@@ -3925,42 +3969,42 @@
         <w:spacing w:before="0" w:after="0" w:line="240" w:lineRule="auto"/>
       </w:pPr>
       <w:rPr>
-        <w:rFonts w:asciiTheme="majorHAnsi" w:eastAsiaTheme="majorEastAsia" w:hAnsiTheme="majorHAnsi" w:cstheme="majorBidi"/>
-        <w:b/>
-        <w:bCs/>
-      </w:rPr>
-      <w:tblPr/>
-      <w:tcPr>
-        <w:tcBorders>
-          <w:top w:val="double" w:sz="6" w:space="0" w:color="4BACC6" w:themeColor="accent5"/>
-          <w:left w:val="single" w:sz="8" w:space="0" w:color="4BACC6" w:themeColor="accent5"/>
-          <w:bottom w:val="single" w:sz="8" w:space="0" w:color="4BACC6" w:themeColor="accent5"/>
-          <w:right w:val="single" w:sz="8" w:space="0" w:color="4BACC6" w:themeColor="accent5"/>
-          <w:insideH w:val="nil"/>
-          <w:insideV w:val="single" w:sz="8" w:space="0" w:color="4BACC6" w:themeColor="accent5"/>
+        <w:rFonts w:asciiTheme="majorHAnsi" w:hAnsiTheme="majorHAnsi" w:eastAsiaTheme="majorEastAsia" w:cstheme="majorBidi"/>
+        <w:b/>
+        <w:bCs/>
+      </w:rPr>
+      <w:tblPr/>
+      <w:tcPr>
+        <w:tcBorders>
+          <w:top w:val="double" w:color="4BACC6" w:themeColor="accent5" w:sz="6" w:space="0"/>
+          <w:left w:val="single" w:color="4BACC6" w:themeColor="accent5" w:sz="8" w:space="0"/>
+          <w:bottom w:val="single" w:color="4BACC6" w:themeColor="accent5" w:sz="8" w:space="0"/>
+          <w:right w:val="single" w:color="4BACC6" w:themeColor="accent5" w:sz="8" w:space="0"/>
+          <w:insideH w:val="nil"/>
+          <w:insideV w:val="single" w:color="4BACC6" w:themeColor="accent5" w:sz="8" w:space="0"/>
         </w:tcBorders>
       </w:tcPr>
     </w:tblStylePr>
     <w:tblStylePr w:type="firstCol">
       <w:rPr>
-        <w:rFonts w:asciiTheme="majorHAnsi" w:eastAsiaTheme="majorEastAsia" w:hAnsiTheme="majorHAnsi" w:cstheme="majorBidi"/>
+        <w:rFonts w:asciiTheme="majorHAnsi" w:hAnsiTheme="majorHAnsi" w:eastAsiaTheme="majorEastAsia" w:cstheme="majorBidi"/>
         <w:b/>
         <w:bCs/>
       </w:rPr>
     </w:tblStylePr>
     <w:tblStylePr w:type="lastCol">
       <w:rPr>
-        <w:rFonts w:asciiTheme="majorHAnsi" w:eastAsiaTheme="majorEastAsia" w:hAnsiTheme="majorHAnsi" w:cstheme="majorBidi"/>
-        <w:b/>
-        <w:bCs/>
-      </w:rPr>
-      <w:tblPr/>
-      <w:tcPr>
-        <w:tcBorders>
-          <w:top w:val="single" w:sz="8" w:space="0" w:color="4BACC6" w:themeColor="accent5"/>
-          <w:left w:val="single" w:sz="8" w:space="0" w:color="4BACC6" w:themeColor="accent5"/>
-          <w:bottom w:val="single" w:sz="8" w:space="0" w:color="4BACC6" w:themeColor="accent5"/>
-          <w:right w:val="single" w:sz="8" w:space="0" w:color="4BACC6" w:themeColor="accent5"/>
+        <w:rFonts w:asciiTheme="majorHAnsi" w:hAnsiTheme="majorHAnsi" w:eastAsiaTheme="majorEastAsia" w:cstheme="majorBidi"/>
+        <w:b/>
+        <w:bCs/>
+      </w:rPr>
+      <w:tblPr/>
+      <w:tcPr>
+        <w:tcBorders>
+          <w:top w:val="single" w:color="4BACC6" w:themeColor="accent5" w:sz="8" w:space="0"/>
+          <w:left w:val="single" w:color="4BACC6" w:themeColor="accent5" w:sz="8" w:space="0"/>
+          <w:bottom w:val="single" w:color="4BACC6" w:themeColor="accent5" w:sz="8" w:space="0"/>
+          <w:right w:val="single" w:color="4BACC6" w:themeColor="accent5" w:sz="8" w:space="0"/>
         </w:tcBorders>
       </w:tcPr>
     </w:tblStylePr>
@@ -3968,10 +4012,10 @@
       <w:tblPr/>
       <w:tcPr>
         <w:tcBorders>
-          <w:top w:val="single" w:sz="8" w:space="0" w:color="4BACC6" w:themeColor="accent5"/>
-          <w:left w:val="single" w:sz="8" w:space="0" w:color="4BACC6" w:themeColor="accent5"/>
-          <w:bottom w:val="single" w:sz="8" w:space="0" w:color="4BACC6" w:themeColor="accent5"/>
-          <w:right w:val="single" w:sz="8" w:space="0" w:color="4BACC6" w:themeColor="accent5"/>
+          <w:top w:val="single" w:color="4BACC6" w:themeColor="accent5" w:sz="8" w:space="0"/>
+          <w:left w:val="single" w:color="4BACC6" w:themeColor="accent5" w:sz="8" w:space="0"/>
+          <w:bottom w:val="single" w:color="4BACC6" w:themeColor="accent5" w:sz="8" w:space="0"/>
+          <w:right w:val="single" w:color="4BACC6" w:themeColor="accent5" w:sz="8" w:space="0"/>
         </w:tcBorders>
         <w:shd w:val="clear" w:color="auto" w:fill="D2EAF1" w:themeFill="accent5" w:themeFillTint="3F"/>
       </w:tcPr>
@@ -3980,11 +4024,11 @@
       <w:tblPr/>
       <w:tcPr>
         <w:tcBorders>
-          <w:top w:val="single" w:sz="8" w:space="0" w:color="4BACC6" w:themeColor="accent5"/>
-          <w:left w:val="single" w:sz="8" w:space="0" w:color="4BACC6" w:themeColor="accent5"/>
-          <w:bottom w:val="single" w:sz="8" w:space="0" w:color="4BACC6" w:themeColor="accent5"/>
-          <w:right w:val="single" w:sz="8" w:space="0" w:color="4BACC6" w:themeColor="accent5"/>
-          <w:insideV w:val="single" w:sz="8" w:space="0" w:color="4BACC6" w:themeColor="accent5"/>
+          <w:top w:val="single" w:color="4BACC6" w:themeColor="accent5" w:sz="8" w:space="0"/>
+          <w:left w:val="single" w:color="4BACC6" w:themeColor="accent5" w:sz="8" w:space="0"/>
+          <w:bottom w:val="single" w:color="4BACC6" w:themeColor="accent5" w:sz="8" w:space="0"/>
+          <w:right w:val="single" w:color="4BACC6" w:themeColor="accent5" w:sz="8" w:space="0"/>
+          <w:insideV w:val="single" w:color="4BACC6" w:themeColor="accent5" w:sz="8" w:space="0"/>
         </w:tcBorders>
         <w:shd w:val="clear" w:color="auto" w:fill="D2EAF1" w:themeFill="accent5" w:themeFillTint="3F"/>
       </w:tcPr>
@@ -3993,11 +4037,11 @@
       <w:tblPr/>
       <w:tcPr>
         <w:tcBorders>
-          <w:top w:val="single" w:sz="8" w:space="0" w:color="4BACC6" w:themeColor="accent5"/>
-          <w:left w:val="single" w:sz="8" w:space="0" w:color="4BACC6" w:themeColor="accent5"/>
-          <w:bottom w:val="single" w:sz="8" w:space="0" w:color="4BACC6" w:themeColor="accent5"/>
-          <w:right w:val="single" w:sz="8" w:space="0" w:color="4BACC6" w:themeColor="accent5"/>
-          <w:insideV w:val="single" w:sz="8" w:space="0" w:color="4BACC6" w:themeColor="accent5"/>
+          <w:top w:val="single" w:color="4BACC6" w:themeColor="accent5" w:sz="8" w:space="0"/>
+          <w:left w:val="single" w:color="4BACC6" w:themeColor="accent5" w:sz="8" w:space="0"/>
+          <w:bottom w:val="single" w:color="4BACC6" w:themeColor="accent5" w:sz="8" w:space="0"/>
+          <w:right w:val="single" w:color="4BACC6" w:themeColor="accent5" w:sz="8" w:space="0"/>
+          <w:insideV w:val="single" w:color="4BACC6" w:themeColor="accent5" w:sz="8" w:space="0"/>
         </w:tcBorders>
       </w:tcPr>
     </w:tblStylePr>
@@ -4015,12 +4059,12 @@
       <w:tblStyleColBandSize w:val="1"/>
       <w:tblInd w:w="0" w:type="dxa"/>
       <w:tblBorders>
-        <w:top w:val="single" w:sz="8" w:space="0" w:color="F79646" w:themeColor="accent6"/>
-        <w:left w:val="single" w:sz="8" w:space="0" w:color="F79646" w:themeColor="accent6"/>
-        <w:bottom w:val="single" w:sz="8" w:space="0" w:color="F79646" w:themeColor="accent6"/>
-        <w:right w:val="single" w:sz="8" w:space="0" w:color="F79646" w:themeColor="accent6"/>
-        <w:insideH w:val="single" w:sz="8" w:space="0" w:color="F79646" w:themeColor="accent6"/>
-        <w:insideV w:val="single" w:sz="8" w:space="0" w:color="F79646" w:themeColor="accent6"/>
+        <w:top w:val="single" w:color="F79646" w:themeColor="accent6" w:sz="8" w:space="0"/>
+        <w:left w:val="single" w:color="F79646" w:themeColor="accent6" w:sz="8" w:space="0"/>
+        <w:bottom w:val="single" w:color="F79646" w:themeColor="accent6" w:sz="8" w:space="0"/>
+        <w:right w:val="single" w:color="F79646" w:themeColor="accent6" w:sz="8" w:space="0"/>
+        <w:insideH w:val="single" w:color="F79646" w:themeColor="accent6" w:sz="8" w:space="0"/>
+        <w:insideV w:val="single" w:color="F79646" w:themeColor="accent6" w:sz="8" w:space="0"/>
       </w:tblBorders>
       <w:tblCellMar>
         <w:top w:w="0" w:type="dxa"/>
@@ -4034,19 +4078,19 @@
         <w:spacing w:before="0" w:after="0" w:line="240" w:lineRule="auto"/>
       </w:pPr>
       <w:rPr>
-        <w:rFonts w:asciiTheme="majorHAnsi" w:eastAsiaTheme="majorEastAsia" w:hAnsiTheme="majorHAnsi" w:cstheme="majorBidi"/>
-        <w:b/>
-        <w:bCs/>
-      </w:rPr>
-      <w:tblPr/>
-      <w:tcPr>
-        <w:tcBorders>
-          <w:top w:val="single" w:sz="8" w:space="0" w:color="F79646" w:themeColor="accent6"/>
-          <w:left w:val="single" w:sz="8" w:space="0" w:color="F79646" w:themeColor="accent6"/>
-          <w:bottom w:val="single" w:sz="18" w:space="0" w:color="F79646" w:themeColor="accent6"/>
-          <w:right w:val="single" w:sz="8" w:space="0" w:color="F79646" w:themeColor="accent6"/>
-          <w:insideH w:val="nil"/>
-          <w:insideV w:val="single" w:sz="8" w:space="0" w:color="F79646" w:themeColor="accent6"/>
+        <w:rFonts w:asciiTheme="majorHAnsi" w:hAnsiTheme="majorHAnsi" w:eastAsiaTheme="majorEastAsia" w:cstheme="majorBidi"/>
+        <w:b/>
+        <w:bCs/>
+      </w:rPr>
+      <w:tblPr/>
+      <w:tcPr>
+        <w:tcBorders>
+          <w:top w:val="single" w:color="F79646" w:themeColor="accent6" w:sz="8" w:space="0"/>
+          <w:left w:val="single" w:color="F79646" w:themeColor="accent6" w:sz="8" w:space="0"/>
+          <w:bottom w:val="single" w:color="F79646" w:themeColor="accent6" w:sz="18" w:space="0"/>
+          <w:right w:val="single" w:color="F79646" w:themeColor="accent6" w:sz="8" w:space="0"/>
+          <w:insideH w:val="nil"/>
+          <w:insideV w:val="single" w:color="F79646" w:themeColor="accent6" w:sz="8" w:space="0"/>
         </w:tcBorders>
       </w:tcPr>
     </w:tblStylePr>
@@ -4055,42 +4099,42 @@
         <w:spacing w:before="0" w:after="0" w:line="240" w:lineRule="auto"/>
       </w:pPr>
       <w:rPr>
-        <w:rFonts w:asciiTheme="majorHAnsi" w:eastAsiaTheme="majorEastAsia" w:hAnsiTheme="majorHAnsi" w:cstheme="majorBidi"/>
-        <w:b/>
-        <w:bCs/>
-      </w:rPr>
-      <w:tblPr/>
-      <w:tcPr>
-        <w:tcBorders>
-          <w:top w:val="double" w:sz="6" w:space="0" w:color="F79646" w:themeColor="accent6"/>
-          <w:left w:val="single" w:sz="8" w:space="0" w:color="F79646" w:themeColor="accent6"/>
-          <w:bottom w:val="single" w:sz="8" w:space="0" w:color="F79646" w:themeColor="accent6"/>
-          <w:right w:val="single" w:sz="8" w:space="0" w:color="F79646" w:themeColor="accent6"/>
-          <w:insideH w:val="nil"/>
-          <w:insideV w:val="single" w:sz="8" w:space="0" w:color="F79646" w:themeColor="accent6"/>
+        <w:rFonts w:asciiTheme="majorHAnsi" w:hAnsiTheme="majorHAnsi" w:eastAsiaTheme="majorEastAsia" w:cstheme="majorBidi"/>
+        <w:b/>
+        <w:bCs/>
+      </w:rPr>
+      <w:tblPr/>
+      <w:tcPr>
+        <w:tcBorders>
+          <w:top w:val="double" w:color="F79646" w:themeColor="accent6" w:sz="6" w:space="0"/>
+          <w:left w:val="single" w:color="F79646" w:themeColor="accent6" w:sz="8" w:space="0"/>
+          <w:bottom w:val="single" w:color="F79646" w:themeColor="accent6" w:sz="8" w:space="0"/>
+          <w:right w:val="single" w:color="F79646" w:themeColor="accent6" w:sz="8" w:space="0"/>
+          <w:insideH w:val="nil"/>
+          <w:insideV w:val="single" w:color="F79646" w:themeColor="accent6" w:sz="8" w:space="0"/>
         </w:tcBorders>
       </w:tcPr>
     </w:tblStylePr>
     <w:tblStylePr w:type="firstCol">
       <w:rPr>
-        <w:rFonts w:asciiTheme="majorHAnsi" w:eastAsiaTheme="majorEastAsia" w:hAnsiTheme="majorHAnsi" w:cstheme="majorBidi"/>
+        <w:rFonts w:asciiTheme="majorHAnsi" w:hAnsiTheme="majorHAnsi" w:eastAsiaTheme="majorEastAsia" w:cstheme="majorBidi"/>
         <w:b/>
         <w:bCs/>
       </w:rPr>
     </w:tblStylePr>
     <w:tblStylePr w:type="lastCol">
       <w:rPr>
-        <w:rFonts w:asciiTheme="majorHAnsi" w:eastAsiaTheme="majorEastAsia" w:hAnsiTheme="majorHAnsi" w:cstheme="majorBidi"/>
-        <w:b/>
-        <w:bCs/>
-      </w:rPr>
-      <w:tblPr/>
-      <w:tcPr>
-        <w:tcBorders>
-          <w:top w:val="single" w:sz="8" w:space="0" w:color="F79646" w:themeColor="accent6"/>
-          <w:left w:val="single" w:sz="8" w:space="0" w:color="F79646" w:themeColor="accent6"/>
-          <w:bottom w:val="single" w:sz="8" w:space="0" w:color="F79646" w:themeColor="accent6"/>
-          <w:right w:val="single" w:sz="8" w:space="0" w:color="F79646" w:themeColor="accent6"/>
+        <w:rFonts w:asciiTheme="majorHAnsi" w:hAnsiTheme="majorHAnsi" w:eastAsiaTheme="majorEastAsia" w:cstheme="majorBidi"/>
+        <w:b/>
+        <w:bCs/>
+      </w:rPr>
+      <w:tblPr/>
+      <w:tcPr>
+        <w:tcBorders>
+          <w:top w:val="single" w:color="F79646" w:themeColor="accent6" w:sz="8" w:space="0"/>
+          <w:left w:val="single" w:color="F79646" w:themeColor="accent6" w:sz="8" w:space="0"/>
+          <w:bottom w:val="single" w:color="F79646" w:themeColor="accent6" w:sz="8" w:space="0"/>
+          <w:right w:val="single" w:color="F79646" w:themeColor="accent6" w:sz="8" w:space="0"/>
         </w:tcBorders>
       </w:tcPr>
     </w:tblStylePr>
@@ -4098,10 +4142,10 @@
       <w:tblPr/>
       <w:tcPr>
         <w:tcBorders>
-          <w:top w:val="single" w:sz="8" w:space="0" w:color="F79646" w:themeColor="accent6"/>
-          <w:left w:val="single" w:sz="8" w:space="0" w:color="F79646" w:themeColor="accent6"/>
-          <w:bottom w:val="single" w:sz="8" w:space="0" w:color="F79646" w:themeColor="accent6"/>
-          <w:right w:val="single" w:sz="8" w:space="0" w:color="F79646" w:themeColor="accent6"/>
+          <w:top w:val="single" w:color="F79646" w:themeColor="accent6" w:sz="8" w:space="0"/>
+          <w:left w:val="single" w:color="F79646" w:themeColor="accent6" w:sz="8" w:space="0"/>
+          <w:bottom w:val="single" w:color="F79646" w:themeColor="accent6" w:sz="8" w:space="0"/>
+          <w:right w:val="single" w:color="F79646" w:themeColor="accent6" w:sz="8" w:space="0"/>
         </w:tcBorders>
         <w:shd w:val="clear" w:color="auto" w:fill="FDE4D0" w:themeFill="accent6" w:themeFillTint="3F"/>
       </w:tcPr>
@@ -4110,11 +4154,11 @@
       <w:tblPr/>
       <w:tcPr>
         <w:tcBorders>
-          <w:top w:val="single" w:sz="8" w:space="0" w:color="F79646" w:themeColor="accent6"/>
-          <w:left w:val="single" w:sz="8" w:space="0" w:color="F79646" w:themeColor="accent6"/>
-          <w:bottom w:val="single" w:sz="8" w:space="0" w:color="F79646" w:themeColor="accent6"/>
-          <w:right w:val="single" w:sz="8" w:space="0" w:color="F79646" w:themeColor="accent6"/>
-          <w:insideV w:val="single" w:sz="8" w:space="0" w:color="F79646" w:themeColor="accent6"/>
+          <w:top w:val="single" w:color="F79646" w:themeColor="accent6" w:sz="8" w:space="0"/>
+          <w:left w:val="single" w:color="F79646" w:themeColor="accent6" w:sz="8" w:space="0"/>
+          <w:bottom w:val="single" w:color="F79646" w:themeColor="accent6" w:sz="8" w:space="0"/>
+          <w:right w:val="single" w:color="F79646" w:themeColor="accent6" w:sz="8" w:space="0"/>
+          <w:insideV w:val="single" w:color="F79646" w:themeColor="accent6" w:sz="8" w:space="0"/>
         </w:tcBorders>
         <w:shd w:val="clear" w:color="auto" w:fill="FDE4D0" w:themeFill="accent6" w:themeFillTint="3F"/>
       </w:tcPr>
@@ -4123,11 +4167,11 @@
       <w:tblPr/>
       <w:tcPr>
         <w:tcBorders>
-          <w:top w:val="single" w:sz="8" w:space="0" w:color="F79646" w:themeColor="accent6"/>
-          <w:left w:val="single" w:sz="8" w:space="0" w:color="F79646" w:themeColor="accent6"/>
-          <w:bottom w:val="single" w:sz="8" w:space="0" w:color="F79646" w:themeColor="accent6"/>
-          <w:right w:val="single" w:sz="8" w:space="0" w:color="F79646" w:themeColor="accent6"/>
-          <w:insideV w:val="single" w:sz="8" w:space="0" w:color="F79646" w:themeColor="accent6"/>
+          <w:top w:val="single" w:color="F79646" w:themeColor="accent6" w:sz="8" w:space="0"/>
+          <w:left w:val="single" w:color="F79646" w:themeColor="accent6" w:sz="8" w:space="0"/>
+          <w:bottom w:val="single" w:color="F79646" w:themeColor="accent6" w:sz="8" w:space="0"/>
+          <w:right w:val="single" w:color="F79646" w:themeColor="accent6" w:sz="8" w:space="0"/>
+          <w:insideV w:val="single" w:color="F79646" w:themeColor="accent6" w:sz="8" w:space="0"/>
         </w:tcBorders>
       </w:tcPr>
     </w:tblStylePr>
@@ -4145,11 +4189,11 @@
       <w:tblStyleColBandSize w:val="1"/>
       <w:tblInd w:w="0" w:type="dxa"/>
       <w:tblBorders>
-        <w:top w:val="single" w:sz="8" w:space="0" w:color="404040" w:themeColor="text1" w:themeTint="BF"/>
-        <w:left w:val="single" w:sz="8" w:space="0" w:color="404040" w:themeColor="text1" w:themeTint="BF"/>
-        <w:bottom w:val="single" w:sz="8" w:space="0" w:color="404040" w:themeColor="text1" w:themeTint="BF"/>
-        <w:right w:val="single" w:sz="8" w:space="0" w:color="404040" w:themeColor="text1" w:themeTint="BF"/>
-        <w:insideH w:val="single" w:sz="8" w:space="0" w:color="404040" w:themeColor="text1" w:themeTint="BF"/>
+        <w:top w:val="single" w:color="404040" w:themeColor="text1" w:themeTint="BF" w:sz="8" w:space="0"/>
+        <w:left w:val="single" w:color="404040" w:themeColor="text1" w:themeTint="BF" w:sz="8" w:space="0"/>
+        <w:bottom w:val="single" w:color="404040" w:themeColor="text1" w:themeTint="BF" w:sz="8" w:space="0"/>
+        <w:right w:val="single" w:color="404040" w:themeColor="text1" w:themeTint="BF" w:sz="8" w:space="0"/>
+        <w:insideH w:val="single" w:color="404040" w:themeColor="text1" w:themeTint="BF" w:sz="8" w:space="0"/>
       </w:tblBorders>
       <w:tblCellMar>
         <w:top w:w="0" w:type="dxa"/>
@@ -4170,10 +4214,10 @@
       <w:tblPr/>
       <w:tcPr>
         <w:tcBorders>
-          <w:top w:val="single" w:sz="8" w:space="0" w:color="404040" w:themeColor="text1" w:themeTint="BF"/>
-          <w:left w:val="single" w:sz="8" w:space="0" w:color="404040" w:themeColor="text1" w:themeTint="BF"/>
-          <w:bottom w:val="single" w:sz="8" w:space="0" w:color="404040" w:themeColor="text1" w:themeTint="BF"/>
-          <w:right w:val="single" w:sz="8" w:space="0" w:color="404040" w:themeColor="text1" w:themeTint="BF"/>
+          <w:top w:val="single" w:color="404040" w:themeColor="text1" w:themeTint="BF" w:sz="8" w:space="0"/>
+          <w:left w:val="single" w:color="404040" w:themeColor="text1" w:themeTint="BF" w:sz="8" w:space="0"/>
+          <w:bottom w:val="single" w:color="404040" w:themeColor="text1" w:themeTint="BF" w:sz="8" w:space="0"/>
+          <w:right w:val="single" w:color="404040" w:themeColor="text1" w:themeTint="BF" w:sz="8" w:space="0"/>
           <w:insideH w:val="nil"/>
           <w:insideV w:val="nil"/>
         </w:tcBorders>
@@ -4191,10 +4235,10 @@
       <w:tblPr/>
       <w:tcPr>
         <w:tcBorders>
-          <w:top w:val="double" w:sz="6" w:space="0" w:color="404040" w:themeColor="text1" w:themeTint="BF"/>
-          <w:left w:val="single" w:sz="8" w:space="0" w:color="404040" w:themeColor="text1" w:themeTint="BF"/>
-          <w:bottom w:val="single" w:sz="8" w:space="0" w:color="404040" w:themeColor="text1" w:themeTint="BF"/>
-          <w:right w:val="single" w:sz="8" w:space="0" w:color="404040" w:themeColor="text1" w:themeTint="BF"/>
+          <w:top w:val="double" w:color="404040" w:themeColor="text1" w:themeTint="BF" w:sz="6" w:space="0"/>
+          <w:left w:val="single" w:color="404040" w:themeColor="text1" w:themeTint="BF" w:sz="8" w:space="0"/>
+          <w:bottom w:val="single" w:color="404040" w:themeColor="text1" w:themeTint="BF" w:sz="8" w:space="0"/>
+          <w:right w:val="single" w:color="404040" w:themeColor="text1" w:themeTint="BF" w:sz="8" w:space="0"/>
           <w:insideH w:val="nil"/>
           <w:insideV w:val="nil"/>
         </w:tcBorders>
@@ -4251,11 +4295,11 @@
       <w:tblStyleColBandSize w:val="1"/>
       <w:tblInd w:w="0" w:type="dxa"/>
       <w:tblBorders>
-        <w:top w:val="single" w:sz="8" w:space="0" w:color="7BA0CD" w:themeColor="accent1" w:themeTint="BF"/>
-        <w:left w:val="single" w:sz="8" w:space="0" w:color="7BA0CD" w:themeColor="accent1" w:themeTint="BF"/>
-        <w:bottom w:val="single" w:sz="8" w:space="0" w:color="7BA0CD" w:themeColor="accent1" w:themeTint="BF"/>
-        <w:right w:val="single" w:sz="8" w:space="0" w:color="7BA0CD" w:themeColor="accent1" w:themeTint="BF"/>
-        <w:insideH w:val="single" w:sz="8" w:space="0" w:color="7BA0CD" w:themeColor="accent1" w:themeTint="BF"/>
+        <w:top w:val="single" w:color="7BA0CD" w:themeColor="accent1" w:themeTint="BF" w:sz="8" w:space="0"/>
+        <w:left w:val="single" w:color="7BA0CD" w:themeColor="accent1" w:themeTint="BF" w:sz="8" w:space="0"/>
+        <w:bottom w:val="single" w:color="7BA0CD" w:themeColor="accent1" w:themeTint="BF" w:sz="8" w:space="0"/>
+        <w:right w:val="single" w:color="7BA0CD" w:themeColor="accent1" w:themeTint="BF" w:sz="8" w:space="0"/>
+        <w:insideH w:val="single" w:color="7BA0CD" w:themeColor="accent1" w:themeTint="BF" w:sz="8" w:space="0"/>
       </w:tblBorders>
       <w:tblCellMar>
         <w:top w:w="0" w:type="dxa"/>
@@ -4276,10 +4320,10 @@
       <w:tblPr/>
       <w:tcPr>
         <w:tcBorders>
-          <w:top w:val="single" w:sz="8" w:space="0" w:color="7BA0CD" w:themeColor="accent1" w:themeTint="BF"/>
-          <w:left w:val="single" w:sz="8" w:space="0" w:color="7BA0CD" w:themeColor="accent1" w:themeTint="BF"/>
-          <w:bottom w:val="single" w:sz="8" w:space="0" w:color="7BA0CD" w:themeColor="accent1" w:themeTint="BF"/>
-          <w:right w:val="single" w:sz="8" w:space="0" w:color="7BA0CD" w:themeColor="accent1" w:themeTint="BF"/>
+          <w:top w:val="single" w:color="7BA0CD" w:themeColor="accent1" w:themeTint="BF" w:sz="8" w:space="0"/>
+          <w:left w:val="single" w:color="7BA0CD" w:themeColor="accent1" w:themeTint="BF" w:sz="8" w:space="0"/>
+          <w:bottom w:val="single" w:color="7BA0CD" w:themeColor="accent1" w:themeTint="BF" w:sz="8" w:space="0"/>
+          <w:right w:val="single" w:color="7BA0CD" w:themeColor="accent1" w:themeTint="BF" w:sz="8" w:space="0"/>
           <w:insideH w:val="nil"/>
           <w:insideV w:val="nil"/>
         </w:tcBorders>
@@ -4297,10 +4341,10 @@
       <w:tblPr/>
       <w:tcPr>
         <w:tcBorders>
-          <w:top w:val="double" w:sz="6" w:space="0" w:color="7BA0CD" w:themeColor="accent1" w:themeTint="BF"/>
-          <w:left w:val="single" w:sz="8" w:space="0" w:color="7BA0CD" w:themeColor="accent1" w:themeTint="BF"/>
-          <w:bottom w:val="single" w:sz="8" w:space="0" w:color="7BA0CD" w:themeColor="accent1" w:themeTint="BF"/>
-          <w:right w:val="single" w:sz="8" w:space="0" w:color="7BA0CD" w:themeColor="accent1" w:themeTint="BF"/>
+          <w:top w:val="double" w:color="7BA0CD" w:themeColor="accent1" w:themeTint="BF" w:sz="6" w:space="0"/>
+          <w:left w:val="single" w:color="7BA0CD" w:themeColor="accent1" w:themeTint="BF" w:sz="8" w:space="0"/>
+          <w:bottom w:val="single" w:color="7BA0CD" w:themeColor="accent1" w:themeTint="BF" w:sz="8" w:space="0"/>
+          <w:right w:val="single" w:color="7BA0CD" w:themeColor="accent1" w:themeTint="BF" w:sz="8" w:space="0"/>
           <w:insideH w:val="nil"/>
           <w:insideV w:val="nil"/>
         </w:tcBorders>
@@ -4357,11 +4401,11 @@
       <w:tblStyleColBandSize w:val="1"/>
       <w:tblInd w:w="0" w:type="dxa"/>
       <w:tblBorders>
-        <w:top w:val="single" w:sz="8" w:space="0" w:color="CF7B79" w:themeColor="accent2" w:themeTint="BF"/>
-        <w:left w:val="single" w:sz="8" w:space="0" w:color="CF7B79" w:themeColor="accent2" w:themeTint="BF"/>
-        <w:bottom w:val="single" w:sz="8" w:space="0" w:color="CF7B79" w:themeColor="accent2" w:themeTint="BF"/>
-        <w:right w:val="single" w:sz="8" w:space="0" w:color="CF7B79" w:themeColor="accent2" w:themeTint="BF"/>
-        <w:insideH w:val="single" w:sz="8" w:space="0" w:color="CF7B79" w:themeColor="accent2" w:themeTint="BF"/>
+        <w:top w:val="single" w:color="CF7B79" w:themeColor="accent2" w:themeTint="BF" w:sz="8" w:space="0"/>
+        <w:left w:val="single" w:color="CF7B79" w:themeColor="accent2" w:themeTint="BF" w:sz="8" w:space="0"/>
+        <w:bottom w:val="single" w:color="CF7B79" w:themeColor="accent2" w:themeTint="BF" w:sz="8" w:space="0"/>
+        <w:right w:val="single" w:color="CF7B79" w:themeColor="accent2" w:themeTint="BF" w:sz="8" w:space="0"/>
+        <w:insideH w:val="single" w:color="CF7B79" w:themeColor="accent2" w:themeTint="BF" w:sz="8" w:space="0"/>
       </w:tblBorders>
       <w:tblCellMar>
         <w:top w:w="0" w:type="dxa"/>
@@ -4382,10 +4426,10 @@
       <w:tblPr/>
       <w:tcPr>
         <w:tcBorders>
-          <w:top w:val="single" w:sz="8" w:space="0" w:color="CF7B79" w:themeColor="accent2" w:themeTint="BF"/>
-          <w:left w:val="single" w:sz="8" w:space="0" w:color="CF7B79" w:themeColor="accent2" w:themeTint="BF"/>
-          <w:bottom w:val="single" w:sz="8" w:space="0" w:color="CF7B79" w:themeColor="accent2" w:themeTint="BF"/>
-          <w:right w:val="single" w:sz="8" w:space="0" w:color="CF7B79" w:themeColor="accent2" w:themeTint="BF"/>
+          <w:top w:val="single" w:color="CF7B79" w:themeColor="accent2" w:themeTint="BF" w:sz="8" w:space="0"/>
+          <w:left w:val="single" w:color="CF7B79" w:themeColor="accent2" w:themeTint="BF" w:sz="8" w:space="0"/>
+          <w:bottom w:val="single" w:color="CF7B79" w:themeColor="accent2" w:themeTint="BF" w:sz="8" w:space="0"/>
+          <w:right w:val="single" w:color="CF7B79" w:themeColor="accent2" w:themeTint="BF" w:sz="8" w:space="0"/>
           <w:insideH w:val="nil"/>
           <w:insideV w:val="nil"/>
         </w:tcBorders>
@@ -4403,10 +4447,10 @@
       <w:tblPr/>
       <w:tcPr>
         <w:tcBorders>
-          <w:top w:val="double" w:sz="6" w:space="0" w:color="CF7B79" w:themeColor="accent2" w:themeTint="BF"/>
-          <w:left w:val="single" w:sz="8" w:space="0" w:color="CF7B79" w:themeColor="accent2" w:themeTint="BF"/>
-          <w:bottom w:val="single" w:sz="8" w:space="0" w:color="CF7B79" w:themeColor="accent2" w:themeTint="BF"/>
-          <w:right w:val="single" w:sz="8" w:space="0" w:color="CF7B79" w:themeColor="accent2" w:themeTint="BF"/>
+          <w:top w:val="double" w:color="CF7B79" w:themeColor="accent2" w:themeTint="BF" w:sz="6" w:space="0"/>
+          <w:left w:val="single" w:color="CF7B79" w:themeColor="accent2" w:themeTint="BF" w:sz="8" w:space="0"/>
+          <w:bottom w:val="single" w:color="CF7B79" w:themeColor="accent2" w:themeTint="BF" w:sz="8" w:space="0"/>
+          <w:right w:val="single" w:color="CF7B79" w:themeColor="accent2" w:themeTint="BF" w:sz="8" w:space="0"/>
           <w:insideH w:val="nil"/>
           <w:insideV w:val="nil"/>
         </w:tcBorders>
@@ -4463,11 +4507,11 @@
       <w:tblStyleColBandSize w:val="1"/>
       <w:tblInd w:w="0" w:type="dxa"/>
       <w:tblBorders>
-        <w:top w:val="single" w:sz="8" w:space="0" w:color="B3CC82" w:themeColor="accent3" w:themeTint="BF"/>
-        <w:left w:val="single" w:sz="8" w:space="0" w:color="B3CC82" w:themeColor="accent3" w:themeTint="BF"/>
-        <w:bottom w:val="single" w:sz="8" w:space="0" w:color="B3CC82" w:themeColor="accent3" w:themeTint="BF"/>
-        <w:right w:val="single" w:sz="8" w:space="0" w:color="B3CC82" w:themeColor="accent3" w:themeTint="BF"/>
-        <w:insideH w:val="single" w:sz="8" w:space="0" w:color="B3CC82" w:themeColor="accent3" w:themeTint="BF"/>
+        <w:top w:val="single" w:color="B3CC82" w:themeColor="accent3" w:themeTint="BF" w:sz="8" w:space="0"/>
+        <w:left w:val="single" w:color="B3CC82" w:themeColor="accent3" w:themeTint="BF" w:sz="8" w:space="0"/>
+        <w:bottom w:val="single" w:color="B3CC82" w:themeColor="accent3" w:themeTint="BF" w:sz="8" w:space="0"/>
+        <w:right w:val="single" w:color="B3CC82" w:themeColor="accent3" w:themeTint="BF" w:sz="8" w:space="0"/>
+        <w:insideH w:val="single" w:color="B3CC82" w:themeColor="accent3" w:themeTint="BF" w:sz="8" w:space="0"/>
       </w:tblBorders>
       <w:tblCellMar>
         <w:top w:w="0" w:type="dxa"/>
@@ -4488,10 +4532,10 @@
       <w:tblPr/>
       <w:tcPr>
         <w:tcBorders>
-          <w:top w:val="single" w:sz="8" w:space="0" w:color="B3CC82" w:themeColor="accent3" w:themeTint="BF"/>
-          <w:left w:val="single" w:sz="8" w:space="0" w:color="B3CC82" w:themeColor="accent3" w:themeTint="BF"/>
-          <w:bottom w:val="single" w:sz="8" w:space="0" w:color="B3CC82" w:themeColor="accent3" w:themeTint="BF"/>
-          <w:right w:val="single" w:sz="8" w:space="0" w:color="B3CC82" w:themeColor="accent3" w:themeTint="BF"/>
+          <w:top w:val="single" w:color="B3CC82" w:themeColor="accent3" w:themeTint="BF" w:sz="8" w:space="0"/>
+          <w:left w:val="single" w:color="B3CC82" w:themeColor="accent3" w:themeTint="BF" w:sz="8" w:space="0"/>
+          <w:bottom w:val="single" w:color="B3CC82" w:themeColor="accent3" w:themeTint="BF" w:sz="8" w:space="0"/>
+          <w:right w:val="single" w:color="B3CC82" w:themeColor="accent3" w:themeTint="BF" w:sz="8" w:space="0"/>
           <w:insideH w:val="nil"/>
           <w:insideV w:val="nil"/>
         </w:tcBorders>
@@ -4509,10 +4553,10 @@
       <w:tblPr/>
       <w:tcPr>
         <w:tcBorders>
-          <w:top w:val="double" w:sz="6" w:space="0" w:color="B3CC82" w:themeColor="accent3" w:themeTint="BF"/>
-          <w:left w:val="single" w:sz="8" w:space="0" w:color="B3CC82" w:themeColor="accent3" w:themeTint="BF"/>
-          <w:bottom w:val="single" w:sz="8" w:space="0" w:color="B3CC82" w:themeColor="accent3" w:themeTint="BF"/>
-          <w:right w:val="single" w:sz="8" w:space="0" w:color="B3CC82" w:themeColor="accent3" w:themeTint="BF"/>
+          <w:top w:val="double" w:color="B3CC82" w:themeColor="accent3" w:themeTint="BF" w:sz="6" w:space="0"/>
+          <w:left w:val="single" w:color="B3CC82" w:themeColor="accent3" w:themeTint="BF" w:sz="8" w:space="0"/>
+          <w:bottom w:val="single" w:color="B3CC82" w:themeColor="accent3" w:themeTint="BF" w:sz="8" w:space="0"/>
+          <w:right w:val="single" w:color="B3CC82" w:themeColor="accent3" w:themeTint="BF" w:sz="8" w:space="0"/>
           <w:insideH w:val="nil"/>
           <w:insideV w:val="nil"/>
         </w:tcBorders>
@@ -4569,11 +4613,11 @@
       <w:tblStyleColBandSize w:val="1"/>
       <w:tblInd w:w="0" w:type="dxa"/>
       <w:tblBorders>
-        <w:top w:val="single" w:sz="8" w:space="0" w:color="9F8AB9" w:themeColor="accent4" w:themeTint="BF"/>
-        <w:left w:val="single" w:sz="8" w:space="0" w:color="9F8AB9" w:themeColor="accent4" w:themeTint="BF"/>
-        <w:bottom w:val="single" w:sz="8" w:space="0" w:color="9F8AB9" w:themeColor="accent4" w:themeTint="BF"/>
-        <w:right w:val="single" w:sz="8" w:space="0" w:color="9F8AB9" w:themeColor="accent4" w:themeTint="BF"/>
-        <w:insideH w:val="single" w:sz="8" w:space="0" w:color="9F8AB9" w:themeColor="accent4" w:themeTint="BF"/>
+        <w:top w:val="single" w:color="9F8AB9" w:themeColor="accent4" w:themeTint="BF" w:sz="8" w:space="0"/>
+        <w:left w:val="single" w:color="9F8AB9" w:themeColor="accent4" w:themeTint="BF" w:sz="8" w:space="0"/>
+        <w:bottom w:val="single" w:color="9F8AB9" w:themeColor="accent4" w:themeTint="BF" w:sz="8" w:space="0"/>
+        <w:right w:val="single" w:color="9F8AB9" w:themeColor="accent4" w:themeTint="BF" w:sz="8" w:space="0"/>
+        <w:insideH w:val="single" w:color="9F8AB9" w:themeColor="accent4" w:themeTint="BF" w:sz="8" w:space="0"/>
       </w:tblBorders>
       <w:tblCellMar>
         <w:top w:w="0" w:type="dxa"/>
@@ -4594,10 +4638,10 @@
       <w:tblPr/>
       <w:tcPr>
         <w:tcBorders>
-          <w:top w:val="single" w:sz="8" w:space="0" w:color="9F8AB9" w:themeColor="accent4" w:themeTint="BF"/>
-          <w:left w:val="single" w:sz="8" w:space="0" w:color="9F8AB9" w:themeColor="accent4" w:themeTint="BF"/>
-          <w:bottom w:val="single" w:sz="8" w:space="0" w:color="9F8AB9" w:themeColor="accent4" w:themeTint="BF"/>
-          <w:right w:val="single" w:sz="8" w:space="0" w:color="9F8AB9" w:themeColor="accent4" w:themeTint="BF"/>
+          <w:top w:val="single" w:color="9F8AB9" w:themeColor="accent4" w:themeTint="BF" w:sz="8" w:space="0"/>
+          <w:left w:val="single" w:color="9F8AB9" w:themeColor="accent4" w:themeTint="BF" w:sz="8" w:space="0"/>
+          <w:bottom w:val="single" w:color="9F8AB9" w:themeColor="accent4" w:themeTint="BF" w:sz="8" w:space="0"/>
+          <w:right w:val="single" w:color="9F8AB9" w:themeColor="accent4" w:themeTint="BF" w:sz="8" w:space="0"/>
           <w:insideH w:val="nil"/>
           <w:insideV w:val="nil"/>
         </w:tcBorders>
@@ -4615,10 +4659,10 @@
       <w:tblPr/>
       <w:tcPr>
         <w:tcBorders>
-          <w:top w:val="double" w:sz="6" w:space="0" w:color="9F8AB9" w:themeColor="accent4" w:themeTint="BF"/>
-          <w:left w:val="single" w:sz="8" w:space="0" w:color="9F8AB9" w:themeColor="accent4" w:themeTint="BF"/>
-          <w:bottom w:val="single" w:sz="8" w:space="0" w:color="9F8AB9" w:themeColor="accent4" w:themeTint="BF"/>
-          <w:right w:val="single" w:sz="8" w:space="0" w:color="9F8AB9" w:themeColor="accent4" w:themeTint="BF"/>
+          <w:top w:val="double" w:color="9F8AB9" w:themeColor="accent4" w:themeTint="BF" w:sz="6" w:space="0"/>
+          <w:left w:val="single" w:color="9F8AB9" w:themeColor="accent4" w:themeTint="BF" w:sz="8" w:space="0"/>
+          <w:bottom w:val="single" w:color="9F8AB9" w:themeColor="accent4" w:themeTint="BF" w:sz="8" w:space="0"/>
+          <w:right w:val="single" w:color="9F8AB9" w:themeColor="accent4" w:themeTint="BF" w:sz="8" w:space="0"/>
           <w:insideH w:val="nil"/>
           <w:insideV w:val="nil"/>
         </w:tcBorders>
@@ -4675,11 +4719,11 @@
       <w:tblStyleColBandSize w:val="1"/>
       <w:tblInd w:w="0" w:type="dxa"/>
       <w:tblBorders>
-        <w:top w:val="single" w:sz="8" w:space="0" w:color="78C0D4" w:themeColor="accent5" w:themeTint="BF"/>
-        <w:left w:val="single" w:sz="8" w:space="0" w:color="78C0D4" w:themeColor="accent5" w:themeTint="BF"/>
-        <w:bottom w:val="single" w:sz="8" w:space="0" w:color="78C0D4" w:themeColor="accent5" w:themeTint="BF"/>
-        <w:right w:val="single" w:sz="8" w:space="0" w:color="78C0D4" w:themeColor="accent5" w:themeTint="BF"/>
-        <w:insideH w:val="single" w:sz="8" w:space="0" w:color="78C0D4" w:themeColor="accent5" w:themeTint="BF"/>
+        <w:top w:val="single" w:color="78C0D4" w:themeColor="accent5" w:themeTint="BF" w:sz="8" w:space="0"/>
+        <w:left w:val="single" w:color="78C0D4" w:themeColor="accent5" w:themeTint="BF" w:sz="8" w:space="0"/>
+        <w:bottom w:val="single" w:color="78C0D4" w:themeColor="accent5" w:themeTint="BF" w:sz="8" w:space="0"/>
+        <w:right w:val="single" w:color="78C0D4" w:themeColor="accent5" w:themeTint="BF" w:sz="8" w:space="0"/>
+        <w:insideH w:val="single" w:color="78C0D4" w:themeColor="accent5" w:themeTint="BF" w:sz="8" w:space="0"/>
       </w:tblBorders>
       <w:tblCellMar>
         <w:top w:w="0" w:type="dxa"/>
@@ -4700,10 +4744,10 @@
       <w:tblPr/>
       <w:tcPr>
         <w:tcBorders>
-          <w:top w:val="single" w:sz="8" w:space="0" w:color="78C0D4" w:themeColor="accent5" w:themeTint="BF"/>
-          <w:left w:val="single" w:sz="8" w:space="0" w:color="78C0D4" w:themeColor="accent5" w:themeTint="BF"/>
-          <w:bottom w:val="single" w:sz="8" w:space="0" w:color="78C0D4" w:themeColor="accent5" w:themeTint="BF"/>
-          <w:right w:val="single" w:sz="8" w:space="0" w:color="78C0D4" w:themeColor="accent5" w:themeTint="BF"/>
+          <w:top w:val="single" w:color="78C0D4" w:themeColor="accent5" w:themeTint="BF" w:sz="8" w:space="0"/>
+          <w:left w:val="single" w:color="78C0D4" w:themeColor="accent5" w:themeTint="BF" w:sz="8" w:space="0"/>
+          <w:bottom w:val="single" w:color="78C0D4" w:themeColor="accent5" w:themeTint="BF" w:sz="8" w:space="0"/>
+          <w:right w:val="single" w:color="78C0D4" w:themeColor="accent5" w:themeTint="BF" w:sz="8" w:space="0"/>
           <w:insideH w:val="nil"/>
           <w:insideV w:val="nil"/>
         </w:tcBorders>
@@ -4721,10 +4765,10 @@
       <w:tblPr/>
       <w:tcPr>
         <w:tcBorders>
-          <w:top w:val="double" w:sz="6" w:space="0" w:color="78C0D4" w:themeColor="accent5" w:themeTint="BF"/>
-          <w:left w:val="single" w:sz="8" w:space="0" w:color="78C0D4" w:themeColor="accent5" w:themeTint="BF"/>
-          <w:bottom w:val="single" w:sz="8" w:space="0" w:color="78C0D4" w:themeColor="accent5" w:themeTint="BF"/>
-          <w:right w:val="single" w:sz="8" w:space="0" w:color="78C0D4" w:themeColor="accent5" w:themeTint="BF"/>
+          <w:top w:val="double" w:color="78C0D4" w:themeColor="accent5" w:themeTint="BF" w:sz="6" w:space="0"/>
+          <w:left w:val="single" w:color="78C0D4" w:themeColor="accent5" w:themeTint="BF" w:sz="8" w:space="0"/>
+          <w:bottom w:val="single" w:color="78C0D4" w:themeColor="accent5" w:themeTint="BF" w:sz="8" w:space="0"/>
+          <w:right w:val="single" w:color="78C0D4" w:themeColor="accent5" w:themeTint="BF" w:sz="8" w:space="0"/>
           <w:insideH w:val="nil"/>
           <w:insideV w:val="nil"/>
         </w:tcBorders>
@@ -4781,11 +4825,11 @@
       <w:tblStyleColBandSize w:val="1"/>
       <w:tblInd w:w="0" w:type="dxa"/>
       <w:tblBorders>
-        <w:top w:val="single" w:sz="8" w:space="0" w:color="F9B074" w:themeColor="accent6" w:themeTint="BF"/>
-        <w:left w:val="single" w:sz="8" w:space="0" w:color="F9B074" w:themeColor="accent6" w:themeTint="BF"/>
-        <w:bottom w:val="single" w:sz="8" w:space="0" w:color="F9B074" w:themeColor="accent6" w:themeTint="BF"/>
-        <w:right w:val="single" w:sz="8" w:space="0" w:color="F9B074" w:themeColor="accent6" w:themeTint="BF"/>
-        <w:insideH w:val="single" w:sz="8" w:space="0" w:color="F9B074" w:themeColor="accent6" w:themeTint="BF"/>
+        <w:top w:val="single" w:color="F9B074" w:themeColor="accent6" w:themeTint="BF" w:sz="8" w:space="0"/>
+        <w:left w:val="single" w:color="F9B074" w:themeColor="accent6" w:themeTint="BF" w:sz="8" w:space="0"/>
+        <w:bottom w:val="single" w:color="F9B074" w:themeColor="accent6" w:themeTint="BF" w:sz="8" w:space="0"/>
+        <w:right w:val="single" w:color="F9B074" w:themeColor="accent6" w:themeTint="BF" w:sz="8" w:space="0"/>
+        <w:insideH w:val="single" w:color="F9B074" w:themeColor="accent6" w:themeTint="BF" w:sz="8" w:space="0"/>
       </w:tblBorders>
       <w:tblCellMar>
         <w:top w:w="0" w:type="dxa"/>
@@ -4806,10 +4850,10 @@
       <w:tblPr/>
       <w:tcPr>
         <w:tcBorders>
-          <w:top w:val="single" w:sz="8" w:space="0" w:color="F9B074" w:themeColor="accent6" w:themeTint="BF"/>
-          <w:left w:val="single" w:sz="8" w:space="0" w:color="F9B074" w:themeColor="accent6" w:themeTint="BF"/>
-          <w:bottom w:val="single" w:sz="8" w:space="0" w:color="F9B074" w:themeColor="accent6" w:themeTint="BF"/>
-          <w:right w:val="single" w:sz="8" w:space="0" w:color="F9B074" w:themeColor="accent6" w:themeTint="BF"/>
+          <w:top w:val="single" w:color="F9B074" w:themeColor="accent6" w:themeTint="BF" w:sz="8" w:space="0"/>
+          <w:left w:val="single" w:color="F9B074" w:themeColor="accent6" w:themeTint="BF" w:sz="8" w:space="0"/>
+          <w:bottom w:val="single" w:color="F9B074" w:themeColor="accent6" w:themeTint="BF" w:sz="8" w:space="0"/>
+          <w:right w:val="single" w:color="F9B074" w:themeColor="accent6" w:themeTint="BF" w:sz="8" w:space="0"/>
           <w:insideH w:val="nil"/>
           <w:insideV w:val="nil"/>
         </w:tcBorders>
@@ -4827,10 +4871,10 @@
       <w:tblPr/>
       <w:tcPr>
         <w:tcBorders>
-          <w:top w:val="double" w:sz="6" w:space="0" w:color="F9B074" w:themeColor="accent6" w:themeTint="BF"/>
-          <w:left w:val="single" w:sz="8" w:space="0" w:color="F9B074" w:themeColor="accent6" w:themeTint="BF"/>
-          <w:bottom w:val="single" w:sz="8" w:space="0" w:color="F9B074" w:themeColor="accent6" w:themeTint="BF"/>
-          <w:right w:val="single" w:sz="8" w:space="0" w:color="F9B074" w:themeColor="accent6" w:themeTint="BF"/>
+          <w:top w:val="double" w:color="F9B074" w:themeColor="accent6" w:themeTint="BF" w:sz="6" w:space="0"/>
+          <w:left w:val="single" w:color="F9B074" w:themeColor="accent6" w:themeTint="BF" w:sz="8" w:space="0"/>
+          <w:bottom w:val="single" w:color="F9B074" w:themeColor="accent6" w:themeTint="BF" w:sz="8" w:space="0"/>
+          <w:right w:val="single" w:color="F9B074" w:themeColor="accent6" w:themeTint="BF" w:sz="8" w:space="0"/>
           <w:insideH w:val="nil"/>
           <w:insideV w:val="nil"/>
         </w:tcBorders>
@@ -4887,8 +4931,8 @@
       <w:tblStyleColBandSize w:val="1"/>
       <w:tblInd w:w="0" w:type="dxa"/>
       <w:tblBorders>
-        <w:top w:val="single" w:sz="18" w:space="0" w:color="auto"/>
-        <w:bottom w:val="single" w:sz="18" w:space="0" w:color="auto"/>
+        <w:top w:val="single" w:color="auto" w:sz="18" w:space="0"/>
+        <w:bottom w:val="single" w:color="auto" w:sz="18" w:space="0"/>
       </w:tblBorders>
       <w:tblCellMar>
         <w:top w:w="0" w:type="dxa"/>
@@ -4909,9 +4953,9 @@
       <w:tblPr/>
       <w:tcPr>
         <w:tcBorders>
-          <w:top w:val="single" w:sz="18" w:space="0" w:color="auto"/>
-          <w:left w:val="nil"/>
-          <w:bottom w:val="single" w:sz="18" w:space="0" w:color="auto"/>
+          <w:top w:val="single" w:color="auto" w:sz="18" w:space="0"/>
+          <w:left w:val="nil"/>
+          <w:bottom w:val="single" w:color="auto" w:sz="18" w:space="0"/>
           <w:right w:val="nil"/>
           <w:insideH w:val="nil"/>
           <w:insideV w:val="nil"/>
@@ -4929,9 +4973,9 @@
       <w:tblPr/>
       <w:tcPr>
         <w:tcBorders>
-          <w:top w:val="double" w:sz="6" w:space="0" w:color="auto"/>
-          <w:left w:val="nil"/>
-          <w:bottom w:val="single" w:sz="18" w:space="0" w:color="auto"/>
+          <w:top w:val="double" w:color="auto" w:sz="6" w:space="0"/>
+          <w:left w:val="nil"/>
+          <w:bottom w:val="single" w:color="auto" w:sz="18" w:space="0"/>
           <w:right w:val="nil"/>
           <w:insideH w:val="nil"/>
           <w:insideV w:val="nil"/>
@@ -4950,7 +4994,7 @@
         <w:tcBorders>
           <w:top w:val="nil"/>
           <w:left w:val="nil"/>
-          <w:bottom w:val="single" w:sz="18" w:space="0" w:color="auto"/>
+          <w:bottom w:val="single" w:color="auto" w:sz="18" w:space="0"/>
           <w:right w:val="nil"/>
           <w:insideH w:val="nil"/>
           <w:insideV w:val="nil"/>
@@ -4997,9 +5041,9 @@
       <w:tblPr/>
       <w:tcPr>
         <w:tcBorders>
-          <w:top w:val="single" w:sz="18" w:space="0" w:color="auto"/>
-          <w:left w:val="nil"/>
-          <w:bottom w:val="single" w:sz="18" w:space="0" w:color="auto"/>
+          <w:top w:val="single" w:color="auto" w:sz="18" w:space="0"/>
+          <w:left w:val="nil"/>
+          <w:bottom w:val="single" w:color="auto" w:sz="18" w:space="0"/>
           <w:right w:val="nil"/>
           <w:insideH w:val="nil"/>
           <w:insideV w:val="nil"/>
@@ -5013,9 +5057,9 @@
       <w:tblPr/>
       <w:tcPr>
         <w:tcBorders>
-          <w:top w:val="single" w:sz="18" w:space="0" w:color="auto"/>
-          <w:left w:val="nil"/>
-          <w:bottom w:val="single" w:sz="18" w:space="0" w:color="auto"/>
+          <w:top w:val="single" w:color="auto" w:sz="18" w:space="0"/>
+          <w:left w:val="nil"/>
+          <w:bottom w:val="single" w:color="auto" w:sz="18" w:space="0"/>
           <w:right w:val="nil"/>
           <w:insideH w:val="nil"/>
           <w:insideV w:val="nil"/>
@@ -5036,8 +5080,8 @@
       <w:tblStyleColBandSize w:val="1"/>
       <w:tblInd w:w="0" w:type="dxa"/>
       <w:tblBorders>
-        <w:top w:val="single" w:sz="18" w:space="0" w:color="auto"/>
-        <w:bottom w:val="single" w:sz="18" w:space="0" w:color="auto"/>
+        <w:top w:val="single" w:color="auto" w:sz="18" w:space="0"/>
+        <w:bottom w:val="single" w:color="auto" w:sz="18" w:space="0"/>
       </w:tblBorders>
       <w:tblCellMar>
         <w:top w:w="0" w:type="dxa"/>
@@ -5058,9 +5102,9 @@
       <w:tblPr/>
       <w:tcPr>
         <w:tcBorders>
-          <w:top w:val="single" w:sz="18" w:space="0" w:color="auto"/>
-          <w:left w:val="nil"/>
-          <w:bottom w:val="single" w:sz="18" w:space="0" w:color="auto"/>
+          <w:top w:val="single" w:color="auto" w:sz="18" w:space="0"/>
+          <w:left w:val="nil"/>
+          <w:bottom w:val="single" w:color="auto" w:sz="18" w:space="0"/>
           <w:right w:val="nil"/>
           <w:insideH w:val="nil"/>
           <w:insideV w:val="nil"/>
@@ -5078,9 +5122,9 @@
       <w:tblPr/>
       <w:tcPr>
         <w:tcBorders>
-          <w:top w:val="double" w:sz="6" w:space="0" w:color="auto"/>
-          <w:left w:val="nil"/>
-          <w:bottom w:val="single" w:sz="18" w:space="0" w:color="auto"/>
+          <w:top w:val="double" w:color="auto" w:sz="6" w:space="0"/>
+          <w:left w:val="nil"/>
+          <w:bottom w:val="single" w:color="auto" w:sz="18" w:space="0"/>
           <w:right w:val="nil"/>
           <w:insideH w:val="nil"/>
           <w:insideV w:val="nil"/>
@@ -5099,7 +5143,7 @@
         <w:tcBorders>
           <w:top w:val="nil"/>
           <w:left w:val="nil"/>
-          <w:bottom w:val="single" w:sz="18" w:space="0" w:color="auto"/>
+          <w:bottom w:val="single" w:color="auto" w:sz="18" w:space="0"/>
           <w:right w:val="nil"/>
           <w:insideH w:val="nil"/>
           <w:insideV w:val="nil"/>
@@ -5146,9 +5190,9 @@
       <w:tblPr/>
       <w:tcPr>
         <w:tcBorders>
-          <w:top w:val="single" w:sz="18" w:space="0" w:color="auto"/>
-          <w:left w:val="nil"/>
-          <w:bottom w:val="single" w:sz="18" w:space="0" w:color="auto"/>
+          <w:top w:val="single" w:color="auto" w:sz="18" w:space="0"/>
+          <w:left w:val="nil"/>
+          <w:bottom w:val="single" w:color="auto" w:sz="18" w:space="0"/>
           <w:right w:val="nil"/>
           <w:insideH w:val="nil"/>
           <w:insideV w:val="nil"/>
@@ -5162,9 +5206,9 @@
       <w:tblPr/>
       <w:tcPr>
         <w:tcBorders>
-          <w:top w:val="single" w:sz="18" w:space="0" w:color="auto"/>
-          <w:left w:val="nil"/>
-          <w:bottom w:val="single" w:sz="18" w:space="0" w:color="auto"/>
+          <w:top w:val="single" w:color="auto" w:sz="18" w:space="0"/>
+          <w:left w:val="nil"/>
+          <w:bottom w:val="single" w:color="auto" w:sz="18" w:space="0"/>
           <w:right w:val="nil"/>
           <w:insideH w:val="nil"/>
           <w:insideV w:val="nil"/>
@@ -5185,8 +5229,8 @@
       <w:tblStyleColBandSize w:val="1"/>
       <w:tblInd w:w="0" w:type="dxa"/>
       <w:tblBorders>
-        <w:top w:val="single" w:sz="18" w:space="0" w:color="auto"/>
-        <w:bottom w:val="single" w:sz="18" w:space="0" w:color="auto"/>
+        <w:top w:val="single" w:color="auto" w:sz="18" w:space="0"/>
+        <w:bottom w:val="single" w:color="auto" w:sz="18" w:space="0"/>
       </w:tblBorders>
       <w:tblCellMar>
         <w:top w:w="0" w:type="dxa"/>
@@ -5207,9 +5251,9 @@
       <w:tblPr/>
       <w:tcPr>
         <w:tcBorders>
-          <w:top w:val="single" w:sz="18" w:space="0" w:color="auto"/>
-          <w:left w:val="nil"/>
-          <w:bottom w:val="single" w:sz="18" w:space="0" w:color="auto"/>
+          <w:top w:val="single" w:color="auto" w:sz="18" w:space="0"/>
+          <w:left w:val="nil"/>
+          <w:bottom w:val="single" w:color="auto" w:sz="18" w:space="0"/>
           <w:right w:val="nil"/>
           <w:insideH w:val="nil"/>
           <w:insideV w:val="nil"/>
@@ -5227,9 +5271,9 @@
       <w:tblPr/>
       <w:tcPr>
         <w:tcBorders>
-          <w:top w:val="double" w:sz="6" w:space="0" w:color="auto"/>
-          <w:left w:val="nil"/>
-          <w:bottom w:val="single" w:sz="18" w:space="0" w:color="auto"/>
+          <w:top w:val="double" w:color="auto" w:sz="6" w:space="0"/>
+          <w:left w:val="nil"/>
+          <w:bottom w:val="single" w:color="auto" w:sz="18" w:space="0"/>
           <w:right w:val="nil"/>
           <w:insideH w:val="nil"/>
           <w:insideV w:val="nil"/>
@@ -5248,7 +5292,7 @@
         <w:tcBorders>
           <w:top w:val="nil"/>
           <w:left w:val="nil"/>
-          <w:bottom w:val="single" w:sz="18" w:space="0" w:color="auto"/>
+          <w:bottom w:val="single" w:color="auto" w:sz="18" w:space="0"/>
           <w:right w:val="nil"/>
           <w:insideH w:val="nil"/>
           <w:insideV w:val="nil"/>
@@ -5295,9 +5339,9 @@
       <w:tblPr/>
       <w:tcPr>
         <w:tcBorders>
-          <w:top w:val="single" w:sz="18" w:space="0" w:color="auto"/>
-          <w:left w:val="nil"/>
-          <w:bottom w:val="single" w:sz="18" w:space="0" w:color="auto"/>
+          <w:top w:val="single" w:color="auto" w:sz="18" w:space="0"/>
+          <w:left w:val="nil"/>
+          <w:bottom w:val="single" w:color="auto" w:sz="18" w:space="0"/>
           <w:right w:val="nil"/>
           <w:insideH w:val="nil"/>
           <w:insideV w:val="nil"/>
@@ -5311,9 +5355,9 @@
       <w:tblPr/>
       <w:tcPr>
         <w:tcBorders>
-          <w:top w:val="single" w:sz="18" w:space="0" w:color="auto"/>
-          <w:left w:val="nil"/>
-          <w:bottom w:val="single" w:sz="18" w:space="0" w:color="auto"/>
+          <w:top w:val="single" w:color="auto" w:sz="18" w:space="0"/>
+          <w:left w:val="nil"/>
+          <w:bottom w:val="single" w:color="auto" w:sz="18" w:space="0"/>
           <w:right w:val="nil"/>
           <w:insideH w:val="nil"/>
           <w:insideV w:val="nil"/>
@@ -5334,8 +5378,8 @@
       <w:tblStyleColBandSize w:val="1"/>
       <w:tblInd w:w="0" w:type="dxa"/>
       <w:tblBorders>
-        <w:top w:val="single" w:sz="18" w:space="0" w:color="auto"/>
-        <w:bottom w:val="single" w:sz="18" w:space="0" w:color="auto"/>
+        <w:top w:val="single" w:color="auto" w:sz="18" w:space="0"/>
+        <w:bottom w:val="single" w:color="auto" w:sz="18" w:space="0"/>
       </w:tblBorders>
       <w:tblCellMar>
         <w:top w:w="0" w:type="dxa"/>
@@ -5356,9 +5400,9 @@
       <w:tblPr/>
       <w:tcPr>
         <w:tcBorders>
-          <w:top w:val="single" w:sz="18" w:space="0" w:color="auto"/>
-          <w:left w:val="nil"/>
-          <w:bottom w:val="single" w:sz="18" w:space="0" w:color="auto"/>
+          <w:top w:val="single" w:color="auto" w:sz="18" w:space="0"/>
+          <w:left w:val="nil"/>
+          <w:bottom w:val="single" w:color="auto" w:sz="18" w:space="0"/>
           <w:right w:val="nil"/>
           <w:insideH w:val="nil"/>
           <w:insideV w:val="nil"/>
@@ -5376,9 +5420,9 @@
       <w:tblPr/>
       <w:tcPr>
         <w:tcBorders>
-          <w:top w:val="double" w:sz="6" w:space="0" w:color="auto"/>
-          <w:left w:val="nil"/>
-          <w:bottom w:val="single" w:sz="18" w:space="0" w:color="auto"/>
+          <w:top w:val="double" w:color="auto" w:sz="6" w:space="0"/>
+          <w:left w:val="nil"/>
+          <w:bottom w:val="single" w:color="auto" w:sz="18" w:space="0"/>
           <w:right w:val="nil"/>
           <w:insideH w:val="nil"/>
           <w:insideV w:val="nil"/>
@@ -5397,7 +5441,7 @@
         <w:tcBorders>
           <w:top w:val="nil"/>
           <w:left w:val="nil"/>
-          <w:bottom w:val="single" w:sz="18" w:space="0" w:color="auto"/>
+          <w:bottom w:val="single" w:color="auto" w:sz="18" w:space="0"/>
           <w:right w:val="nil"/>
           <w:insideH w:val="nil"/>
           <w:insideV w:val="nil"/>
@@ -5444,9 +5488,9 @@
       <w:tblPr/>
       <w:tcPr>
         <w:tcBorders>
-          <w:top w:val="single" w:sz="18" w:space="0" w:color="auto"/>
-          <w:left w:val="nil"/>
-          <w:bottom w:val="single" w:sz="18" w:space="0" w:color="auto"/>
+          <w:top w:val="single" w:color="auto" w:sz="18" w:space="0"/>
+          <w:left w:val="nil"/>
+          <w:bottom w:val="single" w:color="auto" w:sz="18" w:space="0"/>
           <w:right w:val="nil"/>
           <w:insideH w:val="nil"/>
           <w:insideV w:val="nil"/>
@@ -5460,9 +5504,9 @@
       <w:tblPr/>
       <w:tcPr>
         <w:tcBorders>
-          <w:top w:val="single" w:sz="18" w:space="0" w:color="auto"/>
-          <w:left w:val="nil"/>
-          <w:bottom w:val="single" w:sz="18" w:space="0" w:color="auto"/>
+          <w:top w:val="single" w:color="auto" w:sz="18" w:space="0"/>
+          <w:left w:val="nil"/>
+          <w:bottom w:val="single" w:color="auto" w:sz="18" w:space="0"/>
           <w:right w:val="nil"/>
           <w:insideH w:val="nil"/>
           <w:insideV w:val="nil"/>
@@ -5483,8 +5527,8 @@
       <w:tblStyleColBandSize w:val="1"/>
       <w:tblInd w:w="0" w:type="dxa"/>
       <w:tblBorders>
-        <w:top w:val="single" w:sz="18" w:space="0" w:color="auto"/>
-        <w:bottom w:val="single" w:sz="18" w:space="0" w:color="auto"/>
+        <w:top w:val="single" w:color="auto" w:sz="18" w:space="0"/>
+        <w:bottom w:val="single" w:color="auto" w:sz="18" w:space="0"/>
       </w:tblBorders>
       <w:tblCellMar>
         <w:top w:w="0" w:type="dxa"/>
@@ -5505,9 +5549,9 @@
       <w:tblPr/>
       <w:tcPr>
         <w:tcBorders>
-          <w:top w:val="single" w:sz="18" w:space="0" w:color="auto"/>
-          <w:left w:val="nil"/>
-          <w:bottom w:val="single" w:sz="18" w:space="0" w:color="auto"/>
+          <w:top w:val="single" w:color="auto" w:sz="18" w:space="0"/>
+          <w:left w:val="nil"/>
+          <w:bottom w:val="single" w:color="auto" w:sz="18" w:space="0"/>
           <w:right w:val="nil"/>
           <w:insideH w:val="nil"/>
           <w:insideV w:val="nil"/>
@@ -5525,9 +5569,9 @@
       <w:tblPr/>
       <w:tcPr>
         <w:tcBorders>
-          <w:top w:val="double" w:sz="6" w:space="0" w:color="auto"/>
-          <w:left w:val="nil"/>
-          <w:bottom w:val="single" w:sz="18" w:space="0" w:color="auto"/>
+          <w:top w:val="double" w:color="auto" w:sz="6" w:space="0"/>
+          <w:left w:val="nil"/>
+          <w:bottom w:val="single" w:color="auto" w:sz="18" w:space="0"/>
           <w:right w:val="nil"/>
           <w:insideH w:val="nil"/>
           <w:insideV w:val="nil"/>
@@ -5546,7 +5590,7 @@
         <w:tcBorders>
           <w:top w:val="nil"/>
           <w:left w:val="nil"/>
-          <w:bottom w:val="single" w:sz="18" w:space="0" w:color="auto"/>
+          <w:bottom w:val="single" w:color="auto" w:sz="18" w:space="0"/>
           <w:right w:val="nil"/>
           <w:insideH w:val="nil"/>
           <w:insideV w:val="nil"/>
@@ -5593,9 +5637,9 @@
       <w:tblPr/>
       <w:tcPr>
         <w:tcBorders>
-          <w:top w:val="single" w:sz="18" w:space="0" w:color="auto"/>
-          <w:left w:val="nil"/>
-          <w:bottom w:val="single" w:sz="18" w:space="0" w:color="auto"/>
+          <w:top w:val="single" w:color="auto" w:sz="18" w:space="0"/>
+          <w:left w:val="nil"/>
+          <w:bottom w:val="single" w:color="auto" w:sz="18" w:space="0"/>
           <w:right w:val="nil"/>
           <w:insideH w:val="nil"/>
           <w:insideV w:val="nil"/>
@@ -5609,9 +5653,9 @@
       <w:tblPr/>
       <w:tcPr>
         <w:tcBorders>
-          <w:top w:val="single" w:sz="18" w:space="0" w:color="auto"/>
-          <w:left w:val="nil"/>
-          <w:bottom w:val="single" w:sz="18" w:space="0" w:color="auto"/>
+          <w:top w:val="single" w:color="auto" w:sz="18" w:space="0"/>
+          <w:left w:val="nil"/>
+          <w:bottom w:val="single" w:color="auto" w:sz="18" w:space="0"/>
           <w:right w:val="nil"/>
           <w:insideH w:val="nil"/>
           <w:insideV w:val="nil"/>
@@ -5632,8 +5676,8 @@
       <w:tblStyleColBandSize w:val="1"/>
       <w:tblInd w:w="0" w:type="dxa"/>
       <w:tblBorders>
-        <w:top w:val="single" w:sz="18" w:space="0" w:color="auto"/>
-        <w:bottom w:val="single" w:sz="18" w:space="0" w:color="auto"/>
+        <w:top w:val="single" w:color="auto" w:sz="18" w:space="0"/>
+        <w:bottom w:val="single" w:color="auto" w:sz="18" w:space="0"/>
       </w:tblBorders>
       <w:tblCellMar>
         <w:top w:w="0" w:type="dxa"/>
@@ -5654,9 +5698,9 @@
       <w:tblPr/>
       <w:tcPr>
         <w:tcBorders>
-          <w:top w:val="single" w:sz="18" w:space="0" w:color="auto"/>
-          <w:left w:val="nil"/>
-          <w:bottom w:val="single" w:sz="18" w:space="0" w:color="auto"/>
+          <w:top w:val="single" w:color="auto" w:sz="18" w:space="0"/>
+          <w:left w:val="nil"/>
+          <w:bottom w:val="single" w:color="auto" w:sz="18" w:space="0"/>
           <w:right w:val="nil"/>
           <w:insideH w:val="nil"/>
           <w:insideV w:val="nil"/>
@@ -5674,9 +5718,9 @@
       <w:tblPr/>
       <w:tcPr>
         <w:tcBorders>
-          <w:top w:val="double" w:sz="6" w:space="0" w:color="auto"/>
-          <w:left w:val="nil"/>
-          <w:bottom w:val="single" w:sz="18" w:space="0" w:color="auto"/>
+          <w:top w:val="double" w:color="auto" w:sz="6" w:space="0"/>
+          <w:left w:val="nil"/>
+          <w:bottom w:val="single" w:color="auto" w:sz="18" w:space="0"/>
           <w:right w:val="nil"/>
           <w:insideH w:val="nil"/>
           <w:insideV w:val="nil"/>
@@ -5695,7 +5739,7 @@
         <w:tcBorders>
           <w:top w:val="nil"/>
           <w:left w:val="nil"/>
-          <w:bottom w:val="single" w:sz="18" w:space="0" w:color="auto"/>
+          <w:bottom w:val="single" w:color="auto" w:sz="18" w:space="0"/>
           <w:right w:val="nil"/>
           <w:insideH w:val="nil"/>
           <w:insideV w:val="nil"/>
@@ -5742,9 +5786,9 @@
       <w:tblPr/>
       <w:tcPr>
         <w:tcBorders>
-          <w:top w:val="single" w:sz="18" w:space="0" w:color="auto"/>
-          <w:left w:val="nil"/>
-          <w:bottom w:val="single" w:sz="18" w:space="0" w:color="auto"/>
+          <w:top w:val="single" w:color="auto" w:sz="18" w:space="0"/>
+          <w:left w:val="nil"/>
+          <w:bottom w:val="single" w:color="auto" w:sz="18" w:space="0"/>
           <w:right w:val="nil"/>
           <w:insideH w:val="nil"/>
           <w:insideV w:val="nil"/>
@@ -5758,9 +5802,9 @@
       <w:tblPr/>
       <w:tcPr>
         <w:tcBorders>
-          <w:top w:val="single" w:sz="18" w:space="0" w:color="auto"/>
-          <w:left w:val="nil"/>
-          <w:bottom w:val="single" w:sz="18" w:space="0" w:color="auto"/>
+          <w:top w:val="single" w:color="auto" w:sz="18" w:space="0"/>
+          <w:left w:val="nil"/>
+          <w:bottom w:val="single" w:color="auto" w:sz="18" w:space="0"/>
           <w:right w:val="nil"/>
           <w:insideH w:val="nil"/>
           <w:insideV w:val="nil"/>
@@ -5781,8 +5825,8 @@
       <w:tblStyleColBandSize w:val="1"/>
       <w:tblInd w:w="0" w:type="dxa"/>
       <w:tblBorders>
-        <w:top w:val="single" w:sz="18" w:space="0" w:color="auto"/>
-        <w:bottom w:val="single" w:sz="18" w:space="0" w:color="auto"/>
+        <w:top w:val="single" w:color="auto" w:sz="18" w:space="0"/>
+        <w:bottom w:val="single" w:color="auto" w:sz="18" w:space="0"/>
       </w:tblBorders>
       <w:tblCellMar>
         <w:top w:w="0" w:type="dxa"/>
@@ -5803,9 +5847,9 @@
       <w:tblPr/>
       <w:tcPr>
         <w:tcBorders>
-          <w:top w:val="single" w:sz="18" w:space="0" w:color="auto"/>
-          <w:left w:val="nil"/>
-          <w:bottom w:val="single" w:sz="18" w:space="0" w:color="auto"/>
+          <w:top w:val="single" w:color="auto" w:sz="18" w:space="0"/>
+          <w:left w:val="nil"/>
+          <w:bottom w:val="single" w:color="auto" w:sz="18" w:space="0"/>
           <w:right w:val="nil"/>
           <w:insideH w:val="nil"/>
           <w:insideV w:val="nil"/>
@@ -5823,9 +5867,9 @@
       <w:tblPr/>
       <w:tcPr>
         <w:tcBorders>
-          <w:top w:val="double" w:sz="6" w:space="0" w:color="auto"/>
-          <w:left w:val="nil"/>
-          <w:bottom w:val="single" w:sz="18" w:space="0" w:color="auto"/>
+          <w:top w:val="double" w:color="auto" w:sz="6" w:space="0"/>
+          <w:left w:val="nil"/>
+          <w:bottom w:val="single" w:color="auto" w:sz="18" w:space="0"/>
           <w:right w:val="nil"/>
           <w:insideH w:val="nil"/>
           <w:insideV w:val="nil"/>
@@ -5844,7 +5888,7 @@
         <w:tcBorders>
           <w:top w:val="nil"/>
           <w:left w:val="nil"/>
-          <w:bottom w:val="single" w:sz="18" w:space="0" w:color="auto"/>
+          <w:bottom w:val="single" w:color="auto" w:sz="18" w:space="0"/>
           <w:right w:val="nil"/>
           <w:insideH w:val="nil"/>
           <w:insideV w:val="nil"/>
@@ -5891,9 +5935,9 @@
       <w:tblPr/>
       <w:tcPr>
         <w:tcBorders>
-          <w:top w:val="single" w:sz="18" w:space="0" w:color="auto"/>
-          <w:left w:val="nil"/>
-          <w:bottom w:val="single" w:sz="18" w:space="0" w:color="auto"/>
+          <w:top w:val="single" w:color="auto" w:sz="18" w:space="0"/>
+          <w:left w:val="nil"/>
+          <w:bottom w:val="single" w:color="auto" w:sz="18" w:space="0"/>
           <w:right w:val="nil"/>
           <w:insideH w:val="nil"/>
           <w:insideV w:val="nil"/>
@@ -5907,9 +5951,9 @@
       <w:tblPr/>
       <w:tcPr>
         <w:tcBorders>
-          <w:top w:val="single" w:sz="18" w:space="0" w:color="auto"/>
-          <w:left w:val="nil"/>
-          <w:bottom w:val="single" w:sz="18" w:space="0" w:color="auto"/>
+          <w:top w:val="single" w:color="auto" w:sz="18" w:space="0"/>
+          <w:left w:val="nil"/>
+          <w:bottom w:val="single" w:color="auto" w:sz="18" w:space="0"/>
           <w:right w:val="nil"/>
           <w:insideH w:val="nil"/>
           <w:insideV w:val="nil"/>
@@ -5933,8 +5977,8 @@
       <w:tblStyleColBandSize w:val="1"/>
       <w:tblInd w:w="0" w:type="dxa"/>
       <w:tblBorders>
-        <w:top w:val="single" w:sz="8" w:space="0" w:color="000000" w:themeColor="text1"/>
-        <w:bottom w:val="single" w:sz="8" w:space="0" w:color="000000" w:themeColor="text1"/>
+        <w:top w:val="single" w:color="000000" w:themeColor="text1" w:sz="8" w:space="0"/>
+        <w:bottom w:val="single" w:color="000000" w:themeColor="text1" w:sz="8" w:space="0"/>
       </w:tblBorders>
       <w:tblCellMar>
         <w:top w:w="0" w:type="dxa"/>
@@ -5945,13 +5989,13 @@
     </w:tblPr>
     <w:tblStylePr w:type="firstRow">
       <w:rPr>
-        <w:rFonts w:asciiTheme="majorHAnsi" w:eastAsiaTheme="majorEastAsia" w:hAnsiTheme="majorHAnsi" w:cstheme="majorBidi"/>
-      </w:rPr>
-      <w:tblPr/>
-      <w:tcPr>
-        <w:tcBorders>
-          <w:top w:val="nil"/>
-          <w:bottom w:val="single" w:sz="8" w:space="0" w:color="000000" w:themeColor="text1"/>
+        <w:rFonts w:asciiTheme="majorHAnsi" w:hAnsiTheme="majorHAnsi" w:eastAsiaTheme="majorEastAsia" w:cstheme="majorBidi"/>
+      </w:rPr>
+      <w:tblPr/>
+      <w:tcPr>
+        <w:tcBorders>
+          <w:top w:val="nil"/>
+          <w:bottom w:val="single" w:color="000000" w:themeColor="text1" w:sz="8" w:space="0"/>
         </w:tcBorders>
       </w:tcPr>
     </w:tblStylePr>
@@ -5964,8 +6008,8 @@
       <w:tblPr/>
       <w:tcPr>
         <w:tcBorders>
-          <w:top w:val="single" w:sz="8" w:space="0" w:color="000000" w:themeColor="text1"/>
-          <w:bottom w:val="single" w:sz="8" w:space="0" w:color="000000" w:themeColor="text1"/>
+          <w:top w:val="single" w:color="000000" w:themeColor="text1" w:sz="8" w:space="0"/>
+          <w:bottom w:val="single" w:color="000000" w:themeColor="text1" w:sz="8" w:space="0"/>
         </w:tcBorders>
       </w:tcPr>
     </w:tblStylePr>
@@ -5983,8 +6027,8 @@
       <w:tblPr/>
       <w:tcPr>
         <w:tcBorders>
-          <w:top w:val="single" w:sz="8" w:space="0" w:color="000000" w:themeColor="text1"/>
-          <w:bottom w:val="single" w:sz="8" w:space="0" w:color="000000" w:themeColor="text1"/>
+          <w:top w:val="single" w:color="000000" w:themeColor="text1" w:sz="8" w:space="0"/>
+          <w:bottom w:val="single" w:color="000000" w:themeColor="text1" w:sz="8" w:space="0"/>
         </w:tcBorders>
       </w:tcPr>
     </w:tblStylePr>
@@ -6017,8 +6061,8 @@
       <w:tblStyleColBandSize w:val="1"/>
       <w:tblInd w:w="0" w:type="dxa"/>
       <w:tblBorders>
-        <w:top w:val="single" w:sz="8" w:space="0" w:color="4F81BD" w:themeColor="accent1"/>
-        <w:bottom w:val="single" w:sz="8" w:space="0" w:color="4F81BD" w:themeColor="accent1"/>
+        <w:top w:val="single" w:color="4F81BD" w:themeColor="accent1" w:sz="8" w:space="0"/>
+        <w:bottom w:val="single" w:color="4F81BD" w:themeColor="accent1" w:sz="8" w:space="0"/>
       </w:tblBorders>
       <w:tblCellMar>
         <w:top w:w="0" w:type="dxa"/>
@@ -6029,13 +6073,13 @@
     </w:tblPr>
     <w:tblStylePr w:type="firstRow">
       <w:rPr>
-        <w:rFonts w:asciiTheme="majorHAnsi" w:eastAsiaTheme="majorEastAsia" w:hAnsiTheme="majorHAnsi" w:cstheme="majorBidi"/>
-      </w:rPr>
-      <w:tblPr/>
-      <w:tcPr>
-        <w:tcBorders>
-          <w:top w:val="nil"/>
-          <w:bottom w:val="single" w:sz="8" w:space="0" w:color="4F81BD" w:themeColor="accent1"/>
+        <w:rFonts w:asciiTheme="majorHAnsi" w:hAnsiTheme="majorHAnsi" w:eastAsiaTheme="majorEastAsia" w:cstheme="majorBidi"/>
+      </w:rPr>
+      <w:tblPr/>
+      <w:tcPr>
+        <w:tcBorders>
+          <w:top w:val="nil"/>
+          <w:bottom w:val="single" w:color="4F81BD" w:themeColor="accent1" w:sz="8" w:space="0"/>
         </w:tcBorders>
       </w:tcPr>
     </w:tblStylePr>
@@ -6048,8 +6092,8 @@
       <w:tblPr/>
       <w:tcPr>
         <w:tcBorders>
-          <w:top w:val="single" w:sz="8" w:space="0" w:color="4F81BD" w:themeColor="accent1"/>
-          <w:bottom w:val="single" w:sz="8" w:space="0" w:color="4F81BD" w:themeColor="accent1"/>
+          <w:top w:val="single" w:color="4F81BD" w:themeColor="accent1" w:sz="8" w:space="0"/>
+          <w:bottom w:val="single" w:color="4F81BD" w:themeColor="accent1" w:sz="8" w:space="0"/>
         </w:tcBorders>
       </w:tcPr>
     </w:tblStylePr>
@@ -6067,8 +6111,8 @@
       <w:tblPr/>
       <w:tcPr>
         <w:tcBorders>
-          <w:top w:val="single" w:sz="8" w:space="0" w:color="4F81BD" w:themeColor="accent1"/>
-          <w:bottom w:val="single" w:sz="8" w:space="0" w:color="4F81BD" w:themeColor="accent1"/>
+          <w:top w:val="single" w:color="4F81BD" w:themeColor="accent1" w:sz="8" w:space="0"/>
+          <w:bottom w:val="single" w:color="4F81BD" w:themeColor="accent1" w:sz="8" w:space="0"/>
         </w:tcBorders>
       </w:tcPr>
     </w:tblStylePr>
@@ -6101,8 +6145,8 @@
       <w:tblStyleColBandSize w:val="1"/>
       <w:tblInd w:w="0" w:type="dxa"/>
       <w:tblBorders>
-        <w:top w:val="single" w:sz="8" w:space="0" w:color="C0504D" w:themeColor="accent2"/>
-        <w:bottom w:val="single" w:sz="8" w:space="0" w:color="C0504D" w:themeColor="accent2"/>
+        <w:top w:val="single" w:color="C0504D" w:themeColor="accent2" w:sz="8" w:space="0"/>
+        <w:bottom w:val="single" w:color="C0504D" w:themeColor="accent2" w:sz="8" w:space="0"/>
       </w:tblBorders>
       <w:tblCellMar>
         <w:top w:w="0" w:type="dxa"/>
@@ -6113,13 +6157,13 @@
     </w:tblPr>
     <w:tblStylePr w:type="firstRow">
       <w:rPr>
-        <w:rFonts w:asciiTheme="majorHAnsi" w:eastAsiaTheme="majorEastAsia" w:hAnsiTheme="majorHAnsi" w:cstheme="majorBidi"/>
-      </w:rPr>
-      <w:tblPr/>
-      <w:tcPr>
-        <w:tcBorders>
-          <w:top w:val="nil"/>
-          <w:bottom w:val="single" w:sz="8" w:space="0" w:color="C0504D" w:themeColor="accent2"/>
+        <w:rFonts w:asciiTheme="majorHAnsi" w:hAnsiTheme="majorHAnsi" w:eastAsiaTheme="majorEastAsia" w:cstheme="majorBidi"/>
+      </w:rPr>
+      <w:tblPr/>
+      <w:tcPr>
+        <w:tcBorders>
+          <w:top w:val="nil"/>
+          <w:bottom w:val="single" w:color="C0504D" w:themeColor="accent2" w:sz="8" w:space="0"/>
         </w:tcBorders>
       </w:tcPr>
     </w:tblStylePr>
@@ -6132,8 +6176,8 @@
       <w:tblPr/>
       <w:tcPr>
         <w:tcBorders>
-          <w:top w:val="single" w:sz="8" w:space="0" w:color="C0504D" w:themeColor="accent2"/>
-          <w:bottom w:val="single" w:sz="8" w:space="0" w:color="C0504D" w:themeColor="accent2"/>
+          <w:top w:val="single" w:color="C0504D" w:themeColor="accent2" w:sz="8" w:space="0"/>
+          <w:bottom w:val="single" w:color="C0504D" w:themeColor="accent2" w:sz="8" w:space="0"/>
         </w:tcBorders>
       </w:tcPr>
     </w:tblStylePr>
@@ -6151,8 +6195,8 @@
       <w:tblPr/>
       <w:tcPr>
         <w:tcBorders>
-          <w:top w:val="single" w:sz="8" w:space="0" w:color="C0504D" w:themeColor="accent2"/>
-          <w:bottom w:val="single" w:sz="8" w:space="0" w:color="C0504D" w:themeColor="accent2"/>
+          <w:top w:val="single" w:color="C0504D" w:themeColor="accent2" w:sz="8" w:space="0"/>
+          <w:bottom w:val="single" w:color="C0504D" w:themeColor="accent2" w:sz="8" w:space="0"/>
         </w:tcBorders>
       </w:tcPr>
     </w:tblStylePr>
@@ -6185,8 +6229,8 @@
       <w:tblStyleColBandSize w:val="1"/>
       <w:tblInd w:w="0" w:type="dxa"/>
       <w:tblBorders>
-        <w:top w:val="single" w:sz="8" w:space="0" w:color="9BBB59" w:themeColor="accent3"/>
-        <w:bottom w:val="single" w:sz="8" w:space="0" w:color="9BBB59" w:themeColor="accent3"/>
+        <w:top w:val="single" w:color="9BBB59" w:themeColor="accent3" w:sz="8" w:space="0"/>
+        <w:bottom w:val="single" w:color="9BBB59" w:themeColor="accent3" w:sz="8" w:space="0"/>
       </w:tblBorders>
       <w:tblCellMar>
         <w:top w:w="0" w:type="dxa"/>
@@ -6197,13 +6241,13 @@
     </w:tblPr>
     <w:tblStylePr w:type="firstRow">
       <w:rPr>
-        <w:rFonts w:asciiTheme="majorHAnsi" w:eastAsiaTheme="majorEastAsia" w:hAnsiTheme="majorHAnsi" w:cstheme="majorBidi"/>
-      </w:rPr>
-      <w:tblPr/>
-      <w:tcPr>
-        <w:tcBorders>
-          <w:top w:val="nil"/>
-          <w:bottom w:val="single" w:sz="8" w:space="0" w:color="9BBB59" w:themeColor="accent3"/>
+        <w:rFonts w:asciiTheme="majorHAnsi" w:hAnsiTheme="majorHAnsi" w:eastAsiaTheme="majorEastAsia" w:cstheme="majorBidi"/>
+      </w:rPr>
+      <w:tblPr/>
+      <w:tcPr>
+        <w:tcBorders>
+          <w:top w:val="nil"/>
+          <w:bottom w:val="single" w:color="9BBB59" w:themeColor="accent3" w:sz="8" w:space="0"/>
         </w:tcBorders>
       </w:tcPr>
     </w:tblStylePr>
@@ -6216,8 +6260,8 @@
       <w:tblPr/>
       <w:tcPr>
         <w:tcBorders>
-          <w:top w:val="single" w:sz="8" w:space="0" w:color="9BBB59" w:themeColor="accent3"/>
-          <w:bottom w:val="single" w:sz="8" w:space="0" w:color="9BBB59" w:themeColor="accent3"/>
+          <w:top w:val="single" w:color="9BBB59" w:themeColor="accent3" w:sz="8" w:space="0"/>
+          <w:bottom w:val="single" w:color="9BBB59" w:themeColor="accent3" w:sz="8" w:space="0"/>
         </w:tcBorders>
       </w:tcPr>
     </w:tblStylePr>
@@ -6235,8 +6279,8 @@
       <w:tblPr/>
       <w:tcPr>
         <w:tcBorders>
-          <w:top w:val="single" w:sz="8" w:space="0" w:color="9BBB59" w:themeColor="accent3"/>
-          <w:bottom w:val="single" w:sz="8" w:space="0" w:color="9BBB59" w:themeColor="accent3"/>
+          <w:top w:val="single" w:color="9BBB59" w:themeColor="accent3" w:sz="8" w:space="0"/>
+          <w:bottom w:val="single" w:color="9BBB59" w:themeColor="accent3" w:sz="8" w:space="0"/>
         </w:tcBorders>
       </w:tcPr>
     </w:tblStylePr>
@@ -6269,8 +6313,8 @@
       <w:tblStyleColBandSize w:val="1"/>
       <w:tblInd w:w="0" w:type="dxa"/>
       <w:tblBorders>
-        <w:top w:val="single" w:sz="8" w:space="0" w:color="8064A2" w:themeColor="accent4"/>
-        <w:bottom w:val="single" w:sz="8" w:space="0" w:color="8064A2" w:themeColor="accent4"/>
+        <w:top w:val="single" w:color="8064A2" w:themeColor="accent4" w:sz="8" w:space="0"/>
+        <w:bottom w:val="single" w:color="8064A2" w:themeColor="accent4" w:sz="8" w:space="0"/>
       </w:tblBorders>
       <w:tblCellMar>
         <w:top w:w="0" w:type="dxa"/>
@@ -6281,13 +6325,13 @@
     </w:tblPr>
     <w:tblStylePr w:type="firstRow">
       <w:rPr>
-        <w:rFonts w:asciiTheme="majorHAnsi" w:eastAsiaTheme="majorEastAsia" w:hAnsiTheme="majorHAnsi" w:cstheme="majorBidi"/>
-      </w:rPr>
-      <w:tblPr/>
-      <w:tcPr>
-        <w:tcBorders>
-          <w:top w:val="nil"/>
-          <w:bottom w:val="single" w:sz="8" w:space="0" w:color="8064A2" w:themeColor="accent4"/>
+        <w:rFonts w:asciiTheme="majorHAnsi" w:hAnsiTheme="majorHAnsi" w:eastAsiaTheme="majorEastAsia" w:cstheme="majorBidi"/>
+      </w:rPr>
+      <w:tblPr/>
+      <w:tcPr>
+        <w:tcBorders>
+          <w:top w:val="nil"/>
+          <w:bottom w:val="single" w:color="8064A2" w:themeColor="accent4" w:sz="8" w:space="0"/>
         </w:tcBorders>
       </w:tcPr>
     </w:tblStylePr>
@@ -6300,8 +6344,8 @@
       <w:tblPr/>
       <w:tcPr>
         <w:tcBorders>
-          <w:top w:val="single" w:sz="8" w:space="0" w:color="8064A2" w:themeColor="accent4"/>
-          <w:bottom w:val="single" w:sz="8" w:space="0" w:color="8064A2" w:themeColor="accent4"/>
+          <w:top w:val="single" w:color="8064A2" w:themeColor="accent4" w:sz="8" w:space="0"/>
+          <w:bottom w:val="single" w:color="8064A2" w:themeColor="accent4" w:sz="8" w:space="0"/>
         </w:tcBorders>
       </w:tcPr>
     </w:tblStylePr>
@@ -6319,8 +6363,8 @@
       <w:tblPr/>
       <w:tcPr>
         <w:tcBorders>
-          <w:top w:val="single" w:sz="8" w:space="0" w:color="8064A2" w:themeColor="accent4"/>
-          <w:bottom w:val="single" w:sz="8" w:space="0" w:color="8064A2" w:themeColor="accent4"/>
+          <w:top w:val="single" w:color="8064A2" w:themeColor="accent4" w:sz="8" w:space="0"/>
+          <w:bottom w:val="single" w:color="8064A2" w:themeColor="accent4" w:sz="8" w:space="0"/>
         </w:tcBorders>
       </w:tcPr>
     </w:tblStylePr>
@@ -6353,8 +6397,8 @@
       <w:tblStyleColBandSize w:val="1"/>
       <w:tblInd w:w="0" w:type="dxa"/>
       <w:tblBorders>
-        <w:top w:val="single" w:sz="8" w:space="0" w:color="4BACC6" w:themeColor="accent5"/>
-        <w:bottom w:val="single" w:sz="8" w:space="0" w:color="4BACC6" w:themeColor="accent5"/>
+        <w:top w:val="single" w:color="4BACC6" w:themeColor="accent5" w:sz="8" w:space="0"/>
+        <w:bottom w:val="single" w:color="4BACC6" w:themeColor="accent5" w:sz="8" w:space="0"/>
       </w:tblBorders>
       <w:tblCellMar>
         <w:top w:w="0" w:type="dxa"/>
@@ -6365,13 +6409,13 @@
     </w:tblPr>
     <w:tblStylePr w:type="firstRow">
       <w:rPr>
-        <w:rFonts w:asciiTheme="majorHAnsi" w:eastAsiaTheme="majorEastAsia" w:hAnsiTheme="majorHAnsi" w:cstheme="majorBidi"/>
-      </w:rPr>
-      <w:tblPr/>
-      <w:tcPr>
-        <w:tcBorders>
-          <w:top w:val="nil"/>
-          <w:bottom w:val="single" w:sz="8" w:space="0" w:color="4BACC6" w:themeColor="accent5"/>
+        <w:rFonts w:asciiTheme="majorHAnsi" w:hAnsiTheme="majorHAnsi" w:eastAsiaTheme="majorEastAsia" w:cstheme="majorBidi"/>
+      </w:rPr>
+      <w:tblPr/>
+      <w:tcPr>
+        <w:tcBorders>
+          <w:top w:val="nil"/>
+          <w:bottom w:val="single" w:color="4BACC6" w:themeColor="accent5" w:sz="8" w:space="0"/>
         </w:tcBorders>
       </w:tcPr>
     </w:tblStylePr>
@@ -6384,8 +6428,8 @@
       <w:tblPr/>
       <w:tcPr>
         <w:tcBorders>
-          <w:top w:val="single" w:sz="8" w:space="0" w:color="4BACC6" w:themeColor="accent5"/>
-          <w:bottom w:val="single" w:sz="8" w:space="0" w:color="4BACC6" w:themeColor="accent5"/>
+          <w:top w:val="single" w:color="4BACC6" w:themeColor="accent5" w:sz="8" w:space="0"/>
+          <w:bottom w:val="single" w:color="4BACC6" w:themeColor="accent5" w:sz="8" w:space="0"/>
         </w:tcBorders>
       </w:tcPr>
     </w:tblStylePr>
@@ -6403,8 +6447,8 @@
       <w:tblPr/>
       <w:tcPr>
         <w:tcBorders>
-          <w:top w:val="single" w:sz="8" w:space="0" w:color="4BACC6" w:themeColor="accent5"/>
-          <w:bottom w:val="single" w:sz="8" w:space="0" w:color="4BACC6" w:themeColor="accent5"/>
+          <w:top w:val="single" w:color="4BACC6" w:themeColor="accent5" w:sz="8" w:space="0"/>
+          <w:bottom w:val="single" w:color="4BACC6" w:themeColor="accent5" w:sz="8" w:space="0"/>
         </w:tcBorders>
       </w:tcPr>
     </w:tblStylePr>
@@ -6437,8 +6481,8 @@
       <w:tblStyleColBandSize w:val="1"/>
       <w:tblInd w:w="0" w:type="dxa"/>
       <w:tblBorders>
-        <w:top w:val="single" w:sz="8" w:space="0" w:color="F79646" w:themeColor="accent6"/>
-        <w:bottom w:val="single" w:sz="8" w:space="0" w:color="F79646" w:themeColor="accent6"/>
+        <w:top w:val="single" w:color="F79646" w:themeColor="accent6" w:sz="8" w:space="0"/>
+        <w:bottom w:val="single" w:color="F79646" w:themeColor="accent6" w:sz="8" w:space="0"/>
       </w:tblBorders>
       <w:tblCellMar>
         <w:top w:w="0" w:type="dxa"/>
@@ -6449,13 +6493,13 @@
     </w:tblPr>
     <w:tblStylePr w:type="firstRow">
       <w:rPr>
-        <w:rFonts w:asciiTheme="majorHAnsi" w:eastAsiaTheme="majorEastAsia" w:hAnsiTheme="majorHAnsi" w:cstheme="majorBidi"/>
-      </w:rPr>
-      <w:tblPr/>
-      <w:tcPr>
-        <w:tcBorders>
-          <w:top w:val="nil"/>
-          <w:bottom w:val="single" w:sz="8" w:space="0" w:color="F79646" w:themeColor="accent6"/>
+        <w:rFonts w:asciiTheme="majorHAnsi" w:hAnsiTheme="majorHAnsi" w:eastAsiaTheme="majorEastAsia" w:cstheme="majorBidi"/>
+      </w:rPr>
+      <w:tblPr/>
+      <w:tcPr>
+        <w:tcBorders>
+          <w:top w:val="nil"/>
+          <w:bottom w:val="single" w:color="F79646" w:themeColor="accent6" w:sz="8" w:space="0"/>
         </w:tcBorders>
       </w:tcPr>
     </w:tblStylePr>
@@ -6468,8 +6512,8 @@
       <w:tblPr/>
       <w:tcPr>
         <w:tcBorders>
-          <w:top w:val="single" w:sz="8" w:space="0" w:color="F79646" w:themeColor="accent6"/>
-          <w:bottom w:val="single" w:sz="8" w:space="0" w:color="F79646" w:themeColor="accent6"/>
+          <w:top w:val="single" w:color="F79646" w:themeColor="accent6" w:sz="8" w:space="0"/>
+          <w:bottom w:val="single" w:color="F79646" w:themeColor="accent6" w:sz="8" w:space="0"/>
         </w:tcBorders>
       </w:tcPr>
     </w:tblStylePr>
@@ -6487,8 +6531,8 @@
       <w:tblPr/>
       <w:tcPr>
         <w:tcBorders>
-          <w:top w:val="single" w:sz="8" w:space="0" w:color="F79646" w:themeColor="accent6"/>
-          <w:bottom w:val="single" w:sz="8" w:space="0" w:color="F79646" w:themeColor="accent6"/>
+          <w:top w:val="single" w:color="F79646" w:themeColor="accent6" w:sz="8" w:space="0"/>
+          <w:bottom w:val="single" w:color="F79646" w:themeColor="accent6" w:sz="8" w:space="0"/>
         </w:tcBorders>
       </w:tcPr>
     </w:tblStylePr>
@@ -6514,7 +6558,7 @@
       <w:spacing w:after="0" w:line="240" w:lineRule="auto"/>
     </w:pPr>
     <w:rPr>
-      <w:rFonts w:asciiTheme="majorHAnsi" w:eastAsiaTheme="majorEastAsia" w:hAnsiTheme="majorHAnsi" w:cstheme="majorBidi"/>
+      <w:rFonts w:asciiTheme="majorHAnsi" w:hAnsiTheme="majorHAnsi" w:eastAsiaTheme="majorEastAsia" w:cstheme="majorBidi"/>
       <w:color w:val="000000" w:themeColor="text1"/>
     </w:rPr>
     <w:tblPr>
@@ -6522,10 +6566,10 @@
       <w:tblStyleColBandSize w:val="1"/>
       <w:tblInd w:w="0" w:type="dxa"/>
       <w:tblBorders>
-        <w:top w:val="single" w:sz="8" w:space="0" w:color="000000" w:themeColor="text1"/>
-        <w:left w:val="single" w:sz="8" w:space="0" w:color="000000" w:themeColor="text1"/>
-        <w:bottom w:val="single" w:sz="8" w:space="0" w:color="000000" w:themeColor="text1"/>
-        <w:right w:val="single" w:sz="8" w:space="0" w:color="000000" w:themeColor="text1"/>
+        <w:top w:val="single" w:color="000000" w:themeColor="text1" w:sz="8" w:space="0"/>
+        <w:left w:val="single" w:color="000000" w:themeColor="text1" w:sz="8" w:space="0"/>
+        <w:bottom w:val="single" w:color="000000" w:themeColor="text1" w:sz="8" w:space="0"/>
+        <w:right w:val="single" w:color="000000" w:themeColor="text1" w:sz="8" w:space="0"/>
       </w:tblBorders>
       <w:tblCellMar>
         <w:top w:w="0" w:type="dxa"/>
@@ -6544,7 +6588,7 @@
         <w:tcBorders>
           <w:top w:val="nil"/>
           <w:left w:val="nil"/>
-          <w:bottom w:val="single" w:sz="24" w:space="0" w:color="000000" w:themeColor="text1"/>
+          <w:bottom w:val="single" w:color="000000" w:themeColor="text1" w:sz="24" w:space="0"/>
           <w:right w:val="nil"/>
           <w:insideH w:val="nil"/>
           <w:insideV w:val="nil"/>
@@ -6556,7 +6600,7 @@
       <w:tblPr/>
       <w:tcPr>
         <w:tcBorders>
-          <w:top w:val="single" w:sz="8" w:space="0" w:color="000000" w:themeColor="text1"/>
+          <w:top w:val="single" w:color="000000" w:themeColor="text1" w:sz="8" w:space="0"/>
           <w:left w:val="nil"/>
           <w:bottom w:val="nil"/>
           <w:right w:val="nil"/>
@@ -6573,7 +6617,7 @@
           <w:top w:val="nil"/>
           <w:left w:val="nil"/>
           <w:bottom w:val="nil"/>
-          <w:right w:val="single" w:sz="8" w:space="0" w:color="000000" w:themeColor="text1"/>
+          <w:right w:val="single" w:color="000000" w:themeColor="text1" w:sz="8" w:space="0"/>
           <w:insideH w:val="nil"/>
           <w:insideV w:val="nil"/>
         </w:tcBorders>
@@ -6585,7 +6629,7 @@
       <w:tcPr>
         <w:tcBorders>
           <w:top w:val="nil"/>
-          <w:left w:val="single" w:sz="8" w:space="0" w:color="000000" w:themeColor="text1"/>
+          <w:left w:val="single" w:color="000000" w:themeColor="text1" w:sz="8" w:space="0"/>
           <w:bottom w:val="nil"/>
           <w:right w:val="nil"/>
           <w:insideH w:val="nil"/>
@@ -6642,7 +6686,7 @@
       <w:spacing w:after="0" w:line="240" w:lineRule="auto"/>
     </w:pPr>
     <w:rPr>
-      <w:rFonts w:asciiTheme="majorHAnsi" w:eastAsiaTheme="majorEastAsia" w:hAnsiTheme="majorHAnsi" w:cstheme="majorBidi"/>
+      <w:rFonts w:asciiTheme="majorHAnsi" w:hAnsiTheme="majorHAnsi" w:eastAsiaTheme="majorEastAsia" w:cstheme="majorBidi"/>
       <w:color w:val="000000" w:themeColor="text1"/>
     </w:rPr>
     <w:tblPr>
@@ -6650,10 +6694,10 @@
       <w:tblStyleColBandSize w:val="1"/>
       <w:tblInd w:w="0" w:type="dxa"/>
       <w:tblBorders>
-        <w:top w:val="single" w:sz="8" w:space="0" w:color="4F81BD" w:themeColor="accent1"/>
-        <w:left w:val="single" w:sz="8" w:space="0" w:color="4F81BD" w:themeColor="accent1"/>
-        <w:bottom w:val="single" w:sz="8" w:space="0" w:color="4F81BD" w:themeColor="accent1"/>
-        <w:right w:val="single" w:sz="8" w:space="0" w:color="4F81BD" w:themeColor="accent1"/>
+        <w:top w:val="single" w:color="4F81BD" w:themeColor="accent1" w:sz="8" w:space="0"/>
+        <w:left w:val="single" w:color="4F81BD" w:themeColor="accent1" w:sz="8" w:space="0"/>
+        <w:bottom w:val="single" w:color="4F81BD" w:themeColor="accent1" w:sz="8" w:space="0"/>
+        <w:right w:val="single" w:color="4F81BD" w:themeColor="accent1" w:sz="8" w:space="0"/>
       </w:tblBorders>
       <w:tblCellMar>
         <w:top w:w="0" w:type="dxa"/>
@@ -6672,7 +6716,7 @@
         <w:tcBorders>
           <w:top w:val="nil"/>
           <w:left w:val="nil"/>
-          <w:bottom w:val="single" w:sz="24" w:space="0" w:color="4F81BD" w:themeColor="accent1"/>
+          <w:bottom w:val="single" w:color="4F81BD" w:themeColor="accent1" w:sz="24" w:space="0"/>
           <w:right w:val="nil"/>
           <w:insideH w:val="nil"/>
           <w:insideV w:val="nil"/>
@@ -6684,7 +6728,7 @@
       <w:tblPr/>
       <w:tcPr>
         <w:tcBorders>
-          <w:top w:val="single" w:sz="8" w:space="0" w:color="4F81BD" w:themeColor="accent1"/>
+          <w:top w:val="single" w:color="4F81BD" w:themeColor="accent1" w:sz="8" w:space="0"/>
           <w:left w:val="nil"/>
           <w:bottom w:val="nil"/>
           <w:right w:val="nil"/>
@@ -6701,7 +6745,7 @@
           <w:top w:val="nil"/>
           <w:left w:val="nil"/>
           <w:bottom w:val="nil"/>
-          <w:right w:val="single" w:sz="8" w:space="0" w:color="4F81BD" w:themeColor="accent1"/>
+          <w:right w:val="single" w:color="4F81BD" w:themeColor="accent1" w:sz="8" w:space="0"/>
           <w:insideH w:val="nil"/>
           <w:insideV w:val="nil"/>
         </w:tcBorders>
@@ -6713,7 +6757,7 @@
       <w:tcPr>
         <w:tcBorders>
           <w:top w:val="nil"/>
-          <w:left w:val="single" w:sz="8" w:space="0" w:color="4F81BD" w:themeColor="accent1"/>
+          <w:left w:val="single" w:color="4F81BD" w:themeColor="accent1" w:sz="8" w:space="0"/>
           <w:bottom w:val="nil"/>
           <w:right w:val="nil"/>
           <w:insideH w:val="nil"/>
@@ -6770,7 +6814,7 @@
       <w:spacing w:after="0" w:line="240" w:lineRule="auto"/>
     </w:pPr>
     <w:rPr>
-      <w:rFonts w:asciiTheme="majorHAnsi" w:eastAsiaTheme="majorEastAsia" w:hAnsiTheme="majorHAnsi" w:cstheme="majorBidi"/>
+      <w:rFonts w:asciiTheme="majorHAnsi" w:hAnsiTheme="majorHAnsi" w:eastAsiaTheme="majorEastAsia" w:cstheme="majorBidi"/>
       <w:color w:val="000000" w:themeColor="text1"/>
     </w:rPr>
     <w:tblPr>
@@ -6778,10 +6822,10 @@
       <w:tblStyleColBandSize w:val="1"/>
       <w:tblInd w:w="0" w:type="dxa"/>
       <w:tblBorders>
-        <w:top w:val="single" w:sz="8" w:space="0" w:color="C0504D" w:themeColor="accent2"/>
-        <w:left w:val="single" w:sz="8" w:space="0" w:color="C0504D" w:themeColor="accent2"/>
-        <w:bottom w:val="single" w:sz="8" w:space="0" w:color="C0504D" w:themeColor="accent2"/>
-        <w:right w:val="single" w:sz="8" w:space="0" w:color="C0504D" w:themeColor="accent2"/>
+        <w:top w:val="single" w:color="C0504D" w:themeColor="accent2" w:sz="8" w:space="0"/>
+        <w:left w:val="single" w:color="C0504D" w:themeColor="accent2" w:sz="8" w:space="0"/>
+        <w:bottom w:val="single" w:color="C0504D" w:themeColor="accent2" w:sz="8" w:space="0"/>
+        <w:right w:val="single" w:color="C0504D" w:themeColor="accent2" w:sz="8" w:space="0"/>
       </w:tblBorders>
       <w:tblCellMar>
         <w:top w:w="0" w:type="dxa"/>
@@ -6800,7 +6844,7 @@
         <w:tcBorders>
           <w:top w:val="nil"/>
           <w:left w:val="nil"/>
-          <w:bottom w:val="single" w:sz="24" w:space="0" w:color="C0504D" w:themeColor="accent2"/>
+          <w:bottom w:val="single" w:color="C0504D" w:themeColor="accent2" w:sz="24" w:space="0"/>
           <w:right w:val="nil"/>
           <w:insideH w:val="nil"/>
           <w:insideV w:val="nil"/>
@@ -6812,7 +6856,7 @@
       <w:tblPr/>
       <w:tcPr>
         <w:tcBorders>
-          <w:top w:val="single" w:sz="8" w:space="0" w:color="C0504D" w:themeColor="accent2"/>
+          <w:top w:val="single" w:color="C0504D" w:themeColor="accent2" w:sz="8" w:space="0"/>
           <w:left w:val="nil"/>
           <w:bottom w:val="nil"/>
           <w:right w:val="nil"/>
@@ -6829,7 +6873,7 @@
           <w:top w:val="nil"/>
           <w:left w:val="nil"/>
           <w:bottom w:val="nil"/>
-          <w:right w:val="single" w:sz="8" w:space="0" w:color="C0504D" w:themeColor="accent2"/>
+          <w:right w:val="single" w:color="C0504D" w:themeColor="accent2" w:sz="8" w:space="0"/>
           <w:insideH w:val="nil"/>
           <w:insideV w:val="nil"/>
         </w:tcBorders>
@@ -6841,7 +6885,7 @@
       <w:tcPr>
         <w:tcBorders>
           <w:top w:val="nil"/>
-          <w:left w:val="single" w:sz="8" w:space="0" w:color="C0504D" w:themeColor="accent2"/>
+          <w:left w:val="single" w:color="C0504D" w:themeColor="accent2" w:sz="8" w:space="0"/>
           <w:bottom w:val="nil"/>
           <w:right w:val="nil"/>
           <w:insideH w:val="nil"/>
@@ -6898,7 +6942,7 @@
       <w:spacing w:after="0" w:line="240" w:lineRule="auto"/>
     </w:pPr>
     <w:rPr>
-      <w:rFonts w:asciiTheme="majorHAnsi" w:eastAsiaTheme="majorEastAsia" w:hAnsiTheme="majorHAnsi" w:cstheme="majorBidi"/>
+      <w:rFonts w:asciiTheme="majorHAnsi" w:hAnsiTheme="majorHAnsi" w:eastAsiaTheme="majorEastAsia" w:cstheme="majorBidi"/>
       <w:color w:val="000000" w:themeColor="text1"/>
     </w:rPr>
     <w:tblPr>
@@ -6906,10 +6950,10 @@
       <w:tblStyleColBandSize w:val="1"/>
       <w:tblInd w:w="0" w:type="dxa"/>
       <w:tblBorders>
-        <w:top w:val="single" w:sz="8" w:space="0" w:color="9BBB59" w:themeColor="accent3"/>
-        <w:left w:val="single" w:sz="8" w:space="0" w:color="9BBB59" w:themeColor="accent3"/>
-        <w:bottom w:val="single" w:sz="8" w:space="0" w:color="9BBB59" w:themeColor="accent3"/>
-        <w:right w:val="single" w:sz="8" w:space="0" w:color="9BBB59" w:themeColor="accent3"/>
+        <w:top w:val="single" w:color="9BBB59" w:themeColor="accent3" w:sz="8" w:space="0"/>
+        <w:left w:val="single" w:color="9BBB59" w:themeColor="accent3" w:sz="8" w:space="0"/>
+        <w:bottom w:val="single" w:color="9BBB59" w:themeColor="accent3" w:sz="8" w:space="0"/>
+        <w:right w:val="single" w:color="9BBB59" w:themeColor="accent3" w:sz="8" w:space="0"/>
       </w:tblBorders>
       <w:tblCellMar>
         <w:top w:w="0" w:type="dxa"/>
@@ -6928,7 +6972,7 @@
         <w:tcBorders>
           <w:top w:val="nil"/>
           <w:left w:val="nil"/>
-          <w:bottom w:val="single" w:sz="24" w:space="0" w:color="9BBB59" w:themeColor="accent3"/>
+          <w:bottom w:val="single" w:color="9BBB59" w:themeColor="accent3" w:sz="24" w:space="0"/>
           <w:right w:val="nil"/>
           <w:insideH w:val="nil"/>
           <w:insideV w:val="nil"/>
@@ -6940,7 +6984,7 @@
       <w:tblPr/>
       <w:tcPr>
         <w:tcBorders>
-          <w:top w:val="single" w:sz="8" w:space="0" w:color="9BBB59" w:themeColor="accent3"/>
+          <w:top w:val="single" w:color="9BBB59" w:themeColor="accent3" w:sz="8" w:space="0"/>
           <w:left w:val="nil"/>
           <w:bottom w:val="nil"/>
           <w:right w:val="nil"/>
@@ -6957,7 +7001,7 @@
           <w:top w:val="nil"/>
           <w:left w:val="nil"/>
           <w:bottom w:val="nil"/>
-          <w:right w:val="single" w:sz="8" w:space="0" w:color="9BBB59" w:themeColor="accent3"/>
+          <w:right w:val="single" w:color="9BBB59" w:themeColor="accent3" w:sz="8" w:space="0"/>
           <w:insideH w:val="nil"/>
           <w:insideV w:val="nil"/>
         </w:tcBorders>
@@ -6969,7 +7013,7 @@
       <w:tcPr>
         <w:tcBorders>
           <w:top w:val="nil"/>
-          <w:left w:val="single" w:sz="8" w:space="0" w:color="9BBB59" w:themeColor="accent3"/>
+          <w:left w:val="single" w:color="9BBB59" w:themeColor="accent3" w:sz="8" w:space="0"/>
           <w:bottom w:val="nil"/>
           <w:right w:val="nil"/>
           <w:insideH w:val="nil"/>
@@ -7026,7 +7070,7 @@
       <w:spacing w:after="0" w:line="240" w:lineRule="auto"/>
     </w:pPr>
     <w:rPr>
-      <w:rFonts w:asciiTheme="majorHAnsi" w:eastAsiaTheme="majorEastAsia" w:hAnsiTheme="majorHAnsi" w:cstheme="majorBidi"/>
+      <w:rFonts w:asciiTheme="majorHAnsi" w:hAnsiTheme="majorHAnsi" w:eastAsiaTheme="majorEastAsia" w:cstheme="majorBidi"/>
       <w:color w:val="000000" w:themeColor="text1"/>
     </w:rPr>
     <w:tblPr>
@@ -7034,10 +7078,10 @@
       <w:tblStyleColBandSize w:val="1"/>
       <w:tblInd w:w="0" w:type="dxa"/>
       <w:tblBorders>
-        <w:top w:val="single" w:sz="8" w:space="0" w:color="8064A2" w:themeColor="accent4"/>
-        <w:left w:val="single" w:sz="8" w:space="0" w:color="8064A2" w:themeColor="accent4"/>
-        <w:bottom w:val="single" w:sz="8" w:space="0" w:color="8064A2" w:themeColor="accent4"/>
-        <w:right w:val="single" w:sz="8" w:space="0" w:color="8064A2" w:themeColor="accent4"/>
+        <w:top w:val="single" w:color="8064A2" w:themeColor="accent4" w:sz="8" w:space="0"/>
+        <w:left w:val="single" w:color="8064A2" w:themeColor="accent4" w:sz="8" w:space="0"/>
+        <w:bottom w:val="single" w:color="8064A2" w:themeColor="accent4" w:sz="8" w:space="0"/>
+        <w:right w:val="single" w:color="8064A2" w:themeColor="accent4" w:sz="8" w:space="0"/>
       </w:tblBorders>
       <w:tblCellMar>
         <w:top w:w="0" w:type="dxa"/>
@@ -7056,7 +7100,7 @@
         <w:tcBorders>
           <w:top w:val="nil"/>
           <w:left w:val="nil"/>
-          <w:bottom w:val="single" w:sz="24" w:space="0" w:color="8064A2" w:themeColor="accent4"/>
+          <w:bottom w:val="single" w:color="8064A2" w:themeColor="accent4" w:sz="24" w:space="0"/>
           <w:right w:val="nil"/>
           <w:insideH w:val="nil"/>
           <w:insideV w:val="nil"/>
@@ -7068,7 +7112,7 @@
       <w:tblPr/>
       <w:tcPr>
         <w:tcBorders>
-          <w:top w:val="single" w:sz="8" w:space="0" w:color="8064A2" w:themeColor="accent4"/>
+          <w:top w:val="single" w:color="8064A2" w:themeColor="accent4" w:sz="8" w:space="0"/>
           <w:left w:val="nil"/>
           <w:bottom w:val="nil"/>
           <w:right w:val="nil"/>
@@ -7085,7 +7129,7 @@
           <w:top w:val="nil"/>
           <w:left w:val="nil"/>
           <w:bottom w:val="nil"/>
-          <w:right w:val="single" w:sz="8" w:space="0" w:color="8064A2" w:themeColor="accent4"/>
+          <w:right w:val="single" w:color="8064A2" w:themeColor="accent4" w:sz="8" w:space="0"/>
           <w:insideH w:val="nil"/>
           <w:insideV w:val="nil"/>
         </w:tcBorders>
@@ -7097,7 +7141,7 @@
       <w:tcPr>
         <w:tcBorders>
           <w:top w:val="nil"/>
-          <w:left w:val="single" w:sz="8" w:space="0" w:color="8064A2" w:themeColor="accent4"/>
+          <w:left w:val="single" w:color="8064A2" w:themeColor="accent4" w:sz="8" w:space="0"/>
           <w:bottom w:val="nil"/>
           <w:right w:val="nil"/>
           <w:insideH w:val="nil"/>
@@ -7154,7 +7198,7 @@
       <w:spacing w:after="0" w:line="240" w:lineRule="auto"/>
     </w:pPr>
     <w:rPr>
-      <w:rFonts w:asciiTheme="majorHAnsi" w:eastAsiaTheme="majorEastAsia" w:hAnsiTheme="majorHAnsi" w:cstheme="majorBidi"/>
+      <w:rFonts w:asciiTheme="majorHAnsi" w:hAnsiTheme="majorHAnsi" w:eastAsiaTheme="majorEastAsia" w:cstheme="majorBidi"/>
       <w:color w:val="000000" w:themeColor="text1"/>
     </w:rPr>
     <w:tblPr>
@@ -7162,10 +7206,10 @@
       <w:tblStyleColBandSize w:val="1"/>
       <w:tblInd w:w="0" w:type="dxa"/>
       <w:tblBorders>
-        <w:top w:val="single" w:sz="8" w:space="0" w:color="4BACC6" w:themeColor="accent5"/>
-        <w:left w:val="single" w:sz="8" w:space="0" w:color="4BACC6" w:themeColor="accent5"/>
-        <w:bottom w:val="single" w:sz="8" w:space="0" w:color="4BACC6" w:themeColor="accent5"/>
-        <w:right w:val="single" w:sz="8" w:space="0" w:color="4BACC6" w:themeColor="accent5"/>
+        <w:top w:val="single" w:color="4BACC6" w:themeColor="accent5" w:sz="8" w:space="0"/>
+        <w:left w:val="single" w:color="4BACC6" w:themeColor="accent5" w:sz="8" w:space="0"/>
+        <w:bottom w:val="single" w:color="4BACC6" w:themeColor="accent5" w:sz="8" w:space="0"/>
+        <w:right w:val="single" w:color="4BACC6" w:themeColor="accent5" w:sz="8" w:space="0"/>
       </w:tblBorders>
       <w:tblCellMar>
         <w:top w:w="0" w:type="dxa"/>
@@ -7184,7 +7228,7 @@
         <w:tcBorders>
           <w:top w:val="nil"/>
           <w:left w:val="nil"/>
-          <w:bottom w:val="single" w:sz="24" w:space="0" w:color="4BACC6" w:themeColor="accent5"/>
+          <w:bottom w:val="single" w:color="4BACC6" w:themeColor="accent5" w:sz="24" w:space="0"/>
           <w:right w:val="nil"/>
           <w:insideH w:val="nil"/>
           <w:insideV w:val="nil"/>
@@ -7196,7 +7240,7 @@
       <w:tblPr/>
       <w:tcPr>
         <w:tcBorders>
-          <w:top w:val="single" w:sz="8" w:space="0" w:color="4BACC6" w:themeColor="accent5"/>
+          <w:top w:val="single" w:color="4BACC6" w:themeColor="accent5" w:sz="8" w:space="0"/>
           <w:left w:val="nil"/>
           <w:bottom w:val="nil"/>
           <w:right w:val="nil"/>
@@ -7213,7 +7257,7 @@
           <w:top w:val="nil"/>
           <w:left w:val="nil"/>
           <w:bottom w:val="nil"/>
-          <w:right w:val="single" w:sz="8" w:space="0" w:color="4BACC6" w:themeColor="accent5"/>
+          <w:right w:val="single" w:color="4BACC6" w:themeColor="accent5" w:sz="8" w:space="0"/>
           <w:insideH w:val="nil"/>
           <w:insideV w:val="nil"/>
         </w:tcBorders>
@@ -7225,7 +7269,7 @@
       <w:tcPr>
         <w:tcBorders>
           <w:top w:val="nil"/>
-          <w:left w:val="single" w:sz="8" w:space="0" w:color="4BACC6" w:themeColor="accent5"/>
+          <w:left w:val="single" w:color="4BACC6" w:themeColor="accent5" w:sz="8" w:space="0"/>
           <w:bottom w:val="nil"/>
           <w:right w:val="nil"/>
           <w:insideH w:val="nil"/>
@@ -7282,7 +7326,7 @@
       <w:spacing w:after="0" w:line="240" w:lineRule="auto"/>
     </w:pPr>
     <w:rPr>
-      <w:rFonts w:asciiTheme="majorHAnsi" w:eastAsiaTheme="majorEastAsia" w:hAnsiTheme="majorHAnsi" w:cstheme="majorBidi"/>
+      <w:rFonts w:asciiTheme="majorHAnsi" w:hAnsiTheme="majorHAnsi" w:eastAsiaTheme="majorEastAsia" w:cstheme="majorBidi"/>
       <w:color w:val="000000" w:themeColor="text1"/>
     </w:rPr>
     <w:tblPr>
@@ -7290,10 +7334,10 @@
       <w:tblStyleColBandSize w:val="1"/>
       <w:tblInd w:w="0" w:type="dxa"/>
       <w:tblBorders>
-        <w:top w:val="single" w:sz="8" w:space="0" w:color="F79646" w:themeColor="accent6"/>
-        <w:left w:val="single" w:sz="8" w:space="0" w:color="F79646" w:themeColor="accent6"/>
-        <w:bottom w:val="single" w:sz="8" w:space="0" w:color="F79646" w:themeColor="accent6"/>
-        <w:right w:val="single" w:sz="8" w:space="0" w:color="F79646" w:themeColor="accent6"/>
+        <w:top w:val="single" w:color="F79646" w:themeColor="accent6" w:sz="8" w:space="0"/>
+        <w:left w:val="single" w:color="F79646" w:themeColor="accent6" w:sz="8" w:space="0"/>
+        <w:bottom w:val="single" w:color="F79646" w:themeColor="accent6" w:sz="8" w:space="0"/>
+        <w:right w:val="single" w:color="F79646" w:themeColor="accent6" w:sz="8" w:space="0"/>
       </w:tblBorders>
       <w:tblCellMar>
         <w:top w:w="0" w:type="dxa"/>
@@ -7312,7 +7356,7 @@
         <w:tcBorders>
           <w:top w:val="nil"/>
           <w:left w:val="nil"/>
-          <w:bottom w:val="single" w:sz="24" w:space="0" w:color="F79646" w:themeColor="accent6"/>
+          <w:bottom w:val="single" w:color="F79646" w:themeColor="accent6" w:sz="24" w:space="0"/>
           <w:right w:val="nil"/>
           <w:insideH w:val="nil"/>
           <w:insideV w:val="nil"/>
@@ -7324,7 +7368,7 @@
       <w:tblPr/>
       <w:tcPr>
         <w:tcBorders>
-          <w:top w:val="single" w:sz="8" w:space="0" w:color="F79646" w:themeColor="accent6"/>
+          <w:top w:val="single" w:color="F79646" w:themeColor="accent6" w:sz="8" w:space="0"/>
           <w:left w:val="nil"/>
           <w:bottom w:val="nil"/>
           <w:right w:val="nil"/>
@@ -7341,7 +7385,7 @@
           <w:top w:val="nil"/>
           <w:left w:val="nil"/>
           <w:bottom w:val="nil"/>
-          <w:right w:val="single" w:sz="8" w:space="0" w:color="F79646" w:themeColor="accent6"/>
+          <w:right w:val="single" w:color="F79646" w:themeColor="accent6" w:sz="8" w:space="0"/>
           <w:insideH w:val="nil"/>
           <w:insideV w:val="nil"/>
         </w:tcBorders>
@@ -7353,7 +7397,7 @@
       <w:tcPr>
         <w:tcBorders>
           <w:top w:val="nil"/>
-          <w:left w:val="single" w:sz="8" w:space="0" w:color="F79646" w:themeColor="accent6"/>
+          <w:left w:val="single" w:color="F79646" w:themeColor="accent6" w:sz="8" w:space="0"/>
           <w:bottom w:val="nil"/>
           <w:right w:val="nil"/>
           <w:insideH w:val="nil"/>
@@ -7414,12 +7458,12 @@
       <w:tblStyleColBandSize w:val="1"/>
       <w:tblInd w:w="0" w:type="dxa"/>
       <w:tblBorders>
-        <w:top w:val="single" w:sz="8" w:space="0" w:color="404040" w:themeColor="text1" w:themeTint="BF"/>
-        <w:left w:val="single" w:sz="8" w:space="0" w:color="404040" w:themeColor="text1" w:themeTint="BF"/>
-        <w:bottom w:val="single" w:sz="8" w:space="0" w:color="404040" w:themeColor="text1" w:themeTint="BF"/>
-        <w:right w:val="single" w:sz="8" w:space="0" w:color="404040" w:themeColor="text1" w:themeTint="BF"/>
-        <w:insideH w:val="single" w:sz="8" w:space="0" w:color="404040" w:themeColor="text1" w:themeTint="BF"/>
-        <w:insideV w:val="single" w:sz="8" w:space="0" w:color="404040" w:themeColor="text1" w:themeTint="BF"/>
+        <w:top w:val="single" w:color="404040" w:themeColor="text1" w:themeTint="BF" w:sz="8" w:space="0"/>
+        <w:left w:val="single" w:color="404040" w:themeColor="text1" w:themeTint="BF" w:sz="8" w:space="0"/>
+        <w:bottom w:val="single" w:color="404040" w:themeColor="text1" w:themeTint="BF" w:sz="8" w:space="0"/>
+        <w:right w:val="single" w:color="404040" w:themeColor="text1" w:themeTint="BF" w:sz="8" w:space="0"/>
+        <w:insideH w:val="single" w:color="404040" w:themeColor="text1" w:themeTint="BF" w:sz="8" w:space="0"/>
+        <w:insideV w:val="single" w:color="404040" w:themeColor="text1" w:themeTint="BF" w:sz="8" w:space="0"/>
       </w:tblBorders>
       <w:tblCellMar>
         <w:top w:w="0" w:type="dxa"/>
@@ -7445,7 +7489,7 @@
       <w:tblPr/>
       <w:tcPr>
         <w:tcBorders>
-          <w:top w:val="single" w:sz="18" w:space="0" w:color="404040" w:themeColor="text1" w:themeTint="BF"/>
+          <w:top w:val="single" w:color="404040" w:themeColor="text1" w:themeTint="BF" w:sz="18" w:space="0"/>
         </w:tcBorders>
       </w:tcPr>
     </w:tblStylePr>
@@ -7487,12 +7531,12 @@
       <w:tblStyleColBandSize w:val="1"/>
       <w:tblInd w:w="0" w:type="dxa"/>
       <w:tblBorders>
-        <w:top w:val="single" w:sz="8" w:space="0" w:color="7BA0CD" w:themeColor="accent1" w:themeTint="BF"/>
-        <w:left w:val="single" w:sz="8" w:space="0" w:color="7BA0CD" w:themeColor="accent1" w:themeTint="BF"/>
-        <w:bottom w:val="single" w:sz="8" w:space="0" w:color="7BA0CD" w:themeColor="accent1" w:themeTint="BF"/>
-        <w:right w:val="single" w:sz="8" w:space="0" w:color="7BA0CD" w:themeColor="accent1" w:themeTint="BF"/>
-        <w:insideH w:val="single" w:sz="8" w:space="0" w:color="7BA0CD" w:themeColor="accent1" w:themeTint="BF"/>
-        <w:insideV w:val="single" w:sz="8" w:space="0" w:color="7BA0CD" w:themeColor="accent1" w:themeTint="BF"/>
+        <w:top w:val="single" w:color="7BA0CD" w:themeColor="accent1" w:themeTint="BF" w:sz="8" w:space="0"/>
+        <w:left w:val="single" w:color="7BA0CD" w:themeColor="accent1" w:themeTint="BF" w:sz="8" w:space="0"/>
+        <w:bottom w:val="single" w:color="7BA0CD" w:themeColor="accent1" w:themeTint="BF" w:sz="8" w:space="0"/>
+        <w:right w:val="single" w:color="7BA0CD" w:themeColor="accent1" w:themeTint="BF" w:sz="8" w:space="0"/>
+        <w:insideH w:val="single" w:color="7BA0CD" w:themeColor="accent1" w:themeTint="BF" w:sz="8" w:space="0"/>
+        <w:insideV w:val="single" w:color="7BA0CD" w:themeColor="accent1" w:themeTint="BF" w:sz="8" w:space="0"/>
       </w:tblBorders>
       <w:tblCellMar>
         <w:top w:w="0" w:type="dxa"/>
@@ -7518,7 +7562,7 @@
       <w:tblPr/>
       <w:tcPr>
         <w:tcBorders>
-          <w:top w:val="single" w:sz="18" w:space="0" w:color="7BA0CD" w:themeColor="accent1" w:themeTint="BF"/>
+          <w:top w:val="single" w:color="7BA0CD" w:themeColor="accent1" w:themeTint="BF" w:sz="18" w:space="0"/>
         </w:tcBorders>
       </w:tcPr>
     </w:tblStylePr>
@@ -7560,12 +7604,12 @@
       <w:tblStyleColBandSize w:val="1"/>
       <w:tblInd w:w="0" w:type="dxa"/>
       <w:tblBorders>
-        <w:top w:val="single" w:sz="8" w:space="0" w:color="CF7B79" w:themeColor="accent2" w:themeTint="BF"/>
-        <w:left w:val="single" w:sz="8" w:space="0" w:color="CF7B79" w:themeColor="accent2" w:themeTint="BF"/>
-        <w:bottom w:val="single" w:sz="8" w:space="0" w:color="CF7B79" w:themeColor="accent2" w:themeTint="BF"/>
-        <w:right w:val="single" w:sz="8" w:space="0" w:color="CF7B79" w:themeColor="accent2" w:themeTint="BF"/>
-        <w:insideH w:val="single" w:sz="8" w:space="0" w:color="CF7B79" w:themeColor="accent2" w:themeTint="BF"/>
-        <w:insideV w:val="single" w:sz="8" w:space="0" w:color="CF7B79" w:themeColor="accent2" w:themeTint="BF"/>
+        <w:top w:val="single" w:color="CF7B79" w:themeColor="accent2" w:themeTint="BF" w:sz="8" w:space="0"/>
+        <w:left w:val="single" w:color="CF7B79" w:themeColor="accent2" w:themeTint="BF" w:sz="8" w:space="0"/>
+        <w:bottom w:val="single" w:color="CF7B79" w:themeColor="accent2" w:themeTint="BF" w:sz="8" w:space="0"/>
+        <w:right w:val="single" w:color="CF7B79" w:themeColor="accent2" w:themeTint="BF" w:sz="8" w:space="0"/>
+        <w:insideH w:val="single" w:color="CF7B79" w:themeColor="accent2" w:themeTint="BF" w:sz="8" w:space="0"/>
+        <w:insideV w:val="single" w:color="CF7B79" w:themeColor="accent2" w:themeTint="BF" w:sz="8" w:space="0"/>
       </w:tblBorders>
       <w:tblCellMar>
         <w:top w:w="0" w:type="dxa"/>
@@ -7591,7 +7635,7 @@
       <w:tblPr/>
       <w:tcPr>
         <w:tcBorders>
-          <w:top w:val="single" w:sz="18" w:space="0" w:color="CF7B79" w:themeColor="accent2" w:themeTint="BF"/>
+          <w:top w:val="single" w:color="CF7B79" w:themeColor="accent2" w:themeTint="BF" w:sz="18" w:space="0"/>
         </w:tcBorders>
       </w:tcPr>
     </w:tblStylePr>
@@ -7633,12 +7677,12 @@
       <w:tblStyleColBandSize w:val="1"/>
       <w:tblInd w:w="0" w:type="dxa"/>
       <w:tblBorders>
-        <w:top w:val="single" w:sz="8" w:space="0" w:color="B3CC82" w:themeColor="accent3" w:themeTint="BF"/>
-        <w:left w:val="single" w:sz="8" w:space="0" w:color="B3CC82" w:themeColor="accent3" w:themeTint="BF"/>
-        <w:bottom w:val="single" w:sz="8" w:space="0" w:color="B3CC82" w:themeColor="accent3" w:themeTint="BF"/>
-        <w:right w:val="single" w:sz="8" w:space="0" w:color="B3CC82" w:themeColor="accent3" w:themeTint="BF"/>
-        <w:insideH w:val="single" w:sz="8" w:space="0" w:color="B3CC82" w:themeColor="accent3" w:themeTint="BF"/>
-        <w:insideV w:val="single" w:sz="8" w:space="0" w:color="B3CC82" w:themeColor="accent3" w:themeTint="BF"/>
+        <w:top w:val="single" w:color="B3CC82" w:themeColor="accent3" w:themeTint="BF" w:sz="8" w:space="0"/>
+        <w:left w:val="single" w:color="B3CC82" w:themeColor="accent3" w:themeTint="BF" w:sz="8" w:space="0"/>
+        <w:bottom w:val="single" w:color="B3CC82" w:themeColor="accent3" w:themeTint="BF" w:sz="8" w:space="0"/>
+        <w:right w:val="single" w:color="B3CC82" w:themeColor="accent3" w:themeTint="BF" w:sz="8" w:space="0"/>
+        <w:insideH w:val="single" w:color="B3CC82" w:themeColor="accent3" w:themeTint="BF" w:sz="8" w:space="0"/>
+        <w:insideV w:val="single" w:color="B3CC82" w:themeColor="accent3" w:themeTint="BF" w:sz="8" w:space="0"/>
       </w:tblBorders>
       <w:tblCellMar>
         <w:top w:w="0" w:type="dxa"/>
@@ -7664,7 +7708,7 @@
       <w:tblPr/>
       <w:tcPr>
         <w:tcBorders>
-          <w:top w:val="single" w:sz="18" w:space="0" w:color="B3CC82" w:themeColor="accent3" w:themeTint="BF"/>
+          <w:top w:val="single" w:color="B3CC82" w:themeColor="accent3" w:themeTint="BF" w:sz="18" w:space="0"/>
         </w:tcBorders>
       </w:tcPr>
     </w:tblStylePr>
@@ -7706,12 +7750,12 @@
       <w:tblStyleColBandSize w:val="1"/>
       <w:tblInd w:w="0" w:type="dxa"/>
       <w:tblBorders>
-        <w:top w:val="single" w:sz="8" w:space="0" w:color="9F8AB9" w:themeColor="accent4" w:themeTint="BF"/>
-        <w:left w:val="single" w:sz="8" w:space="0" w:color="9F8AB9" w:themeColor="accent4" w:themeTint="BF"/>
-        <w:bottom w:val="single" w:sz="8" w:space="0" w:color="9F8AB9" w:themeColor="accent4" w:themeTint="BF"/>
-        <w:right w:val="single" w:sz="8" w:space="0" w:color="9F8AB9" w:themeColor="accent4" w:themeTint="BF"/>
-        <w:insideH w:val="single" w:sz="8" w:space="0" w:color="9F8AB9" w:themeColor="accent4" w:themeTint="BF"/>
-        <w:insideV w:val="single" w:sz="8" w:space="0" w:color="9F8AB9" w:themeColor="accent4" w:themeTint="BF"/>
+        <w:top w:val="single" w:color="9F8AB9" w:themeColor="accent4" w:themeTint="BF" w:sz="8" w:space="0"/>
+        <w:left w:val="single" w:color="9F8AB9" w:themeColor="accent4" w:themeTint="BF" w:sz="8" w:space="0"/>
+        <w:bottom w:val="single" w:color="9F8AB9" w:themeColor="accent4" w:themeTint="BF" w:sz="8" w:space="0"/>
+        <w:right w:val="single" w:color="9F8AB9" w:themeColor="accent4" w:themeTint="BF" w:sz="8" w:space="0"/>
+        <w:insideH w:val="single" w:color="9F8AB9" w:themeColor="accent4" w:themeTint="BF" w:sz="8" w:space="0"/>
+        <w:insideV w:val="single" w:color="9F8AB9" w:themeColor="accent4" w:themeTint="BF" w:sz="8" w:space="0"/>
       </w:tblBorders>
       <w:tblCellMar>
         <w:top w:w="0" w:type="dxa"/>
@@ -7737,7 +7781,7 @@
       <w:tblPr/>
       <w:tcPr>
         <w:tcBorders>
-          <w:top w:val="single" w:sz="18" w:space="0" w:color="9F8AB9" w:themeColor="accent4" w:themeTint="BF"/>
+          <w:top w:val="single" w:color="9F8AB9" w:themeColor="accent4" w:themeTint="BF" w:sz="18" w:space="0"/>
         </w:tcBorders>
       </w:tcPr>
     </w:tblStylePr>
@@ -7779,12 +7823,12 @@
       <w:tblStyleColBandSize w:val="1"/>
       <w:tblInd w:w="0" w:type="dxa"/>
       <w:tblBorders>
-        <w:top w:val="single" w:sz="8" w:space="0" w:color="78C0D4" w:themeColor="accent5" w:themeTint="BF"/>
-        <w:left w:val="single" w:sz="8" w:space="0" w:color="78C0D4" w:themeColor="accent5" w:themeTint="BF"/>
-        <w:bottom w:val="single" w:sz="8" w:space="0" w:color="78C0D4" w:themeColor="accent5" w:themeTint="BF"/>
-        <w:right w:val="single" w:sz="8" w:space="0" w:color="78C0D4" w:themeColor="accent5" w:themeTint="BF"/>
-        <w:insideH w:val="single" w:sz="8" w:space="0" w:color="78C0D4" w:themeColor="accent5" w:themeTint="BF"/>
-        <w:insideV w:val="single" w:sz="8" w:space="0" w:color="78C0D4" w:themeColor="accent5" w:themeTint="BF"/>
+        <w:top w:val="single" w:color="78C0D4" w:themeColor="accent5" w:themeTint="BF" w:sz="8" w:space="0"/>
+        <w:left w:val="single" w:color="78C0D4" w:themeColor="accent5" w:themeTint="BF" w:sz="8" w:space="0"/>
+        <w:bottom w:val="single" w:color="78C0D4" w:themeColor="accent5" w:themeTint="BF" w:sz="8" w:space="0"/>
+        <w:right w:val="single" w:color="78C0D4" w:themeColor="accent5" w:themeTint="BF" w:sz="8" w:space="0"/>
+        <w:insideH w:val="single" w:color="78C0D4" w:themeColor="accent5" w:themeTint="BF" w:sz="8" w:space="0"/>
+        <w:insideV w:val="single" w:color="78C0D4" w:themeColor="accent5" w:themeTint="BF" w:sz="8" w:space="0"/>
       </w:tblBorders>
       <w:tblCellMar>
         <w:top w:w="0" w:type="dxa"/>
@@ -7810,7 +7854,7 @@
       <w:tblPr/>
       <w:tcPr>
         <w:tcBorders>
-          <w:top w:val="single" w:sz="18" w:space="0" w:color="78C0D4" w:themeColor="accent5" w:themeTint="BF"/>
+          <w:top w:val="single" w:color="78C0D4" w:themeColor="accent5" w:themeTint="BF" w:sz="18" w:space="0"/>
         </w:tcBorders>
       </w:tcPr>
     </w:tblStylePr>
@@ -7852,12 +7896,12 @@
       <w:tblStyleColBandSize w:val="1"/>
       <w:tblInd w:w="0" w:type="dxa"/>
       <w:tblBorders>
-        <w:top w:val="single" w:sz="8" w:space="0" w:color="F9B074" w:themeColor="accent6" w:themeTint="BF"/>
-        <w:left w:val="single" w:sz="8" w:space="0" w:color="F9B074" w:themeColor="accent6" w:themeTint="BF"/>
-        <w:bottom w:val="single" w:sz="8" w:space="0" w:color="F9B074" w:themeColor="accent6" w:themeTint="BF"/>
-        <w:right w:val="single" w:sz="8" w:space="0" w:color="F9B074" w:themeColor="accent6" w:themeTint="BF"/>
-        <w:insideH w:val="single" w:sz="8" w:space="0" w:color="F9B074" w:themeColor="accent6" w:themeTint="BF"/>
-        <w:insideV w:val="single" w:sz="8" w:space="0" w:color="F9B074" w:themeColor="accent6" w:themeTint="BF"/>
+        <w:top w:val="single" w:color="F9B074" w:themeColor="accent6" w:themeTint="BF" w:sz="8" w:space="0"/>
+        <w:left w:val="single" w:color="F9B074" w:themeColor="accent6" w:themeTint="BF" w:sz="8" w:space="0"/>
+        <w:bottom w:val="single" w:color="F9B074" w:themeColor="accent6" w:themeTint="BF" w:sz="8" w:space="0"/>
+        <w:right w:val="single" w:color="F9B074" w:themeColor="accent6" w:themeTint="BF" w:sz="8" w:space="0"/>
+        <w:insideH w:val="single" w:color="F9B074" w:themeColor="accent6" w:themeTint="BF" w:sz="8" w:space="0"/>
+        <w:insideV w:val="single" w:color="F9B074" w:themeColor="accent6" w:themeTint="BF" w:sz="8" w:space="0"/>
       </w:tblBorders>
       <w:tblCellMar>
         <w:top w:w="0" w:type="dxa"/>
@@ -7883,7 +7927,7 @@
       <w:tblPr/>
       <w:tcPr>
         <w:tcBorders>
-          <w:top w:val="single" w:sz="18" w:space="0" w:color="F9B074" w:themeColor="accent6" w:themeTint="BF"/>
+          <w:top w:val="single" w:color="F9B074" w:themeColor="accent6" w:themeTint="BF" w:sz="18" w:space="0"/>
         </w:tcBorders>
       </w:tcPr>
     </w:tblStylePr>
@@ -7921,7 +7965,7 @@
       <w:spacing w:after="0" w:line="240" w:lineRule="auto"/>
     </w:pPr>
     <w:rPr>
-      <w:rFonts w:asciiTheme="majorHAnsi" w:eastAsiaTheme="majorEastAsia" w:hAnsiTheme="majorHAnsi" w:cstheme="majorBidi"/>
+      <w:rFonts w:asciiTheme="majorHAnsi" w:hAnsiTheme="majorHAnsi" w:eastAsiaTheme="majorEastAsia" w:cstheme="majorBidi"/>
       <w:color w:val="000000" w:themeColor="text1"/>
     </w:rPr>
     <w:tblPr>
@@ -7929,12 +7973,12 @@
       <w:tblStyleColBandSize w:val="1"/>
       <w:tblInd w:w="0" w:type="dxa"/>
       <w:tblBorders>
-        <w:top w:val="single" w:sz="8" w:space="0" w:color="000000" w:themeColor="text1"/>
-        <w:left w:val="single" w:sz="8" w:space="0" w:color="000000" w:themeColor="text1"/>
-        <w:bottom w:val="single" w:sz="8" w:space="0" w:color="000000" w:themeColor="text1"/>
-        <w:right w:val="single" w:sz="8" w:space="0" w:color="000000" w:themeColor="text1"/>
-        <w:insideH w:val="single" w:sz="8" w:space="0" w:color="000000" w:themeColor="text1"/>
-        <w:insideV w:val="single" w:sz="8" w:space="0" w:color="000000" w:themeColor="text1"/>
+        <w:top w:val="single" w:color="000000" w:themeColor="text1" w:sz="8" w:space="0"/>
+        <w:left w:val="single" w:color="000000" w:themeColor="text1" w:sz="8" w:space="0"/>
+        <w:bottom w:val="single" w:color="000000" w:themeColor="text1" w:sz="8" w:space="0"/>
+        <w:right w:val="single" w:color="000000" w:themeColor="text1" w:sz="8" w:space="0"/>
+        <w:insideH w:val="single" w:color="000000" w:themeColor="text1" w:sz="8" w:space="0"/>
+        <w:insideV w:val="single" w:color="000000" w:themeColor="text1" w:sz="8" w:space="0"/>
       </w:tblBorders>
       <w:tblCellMar>
         <w:top w:w="0" w:type="dxa"/>
@@ -7966,7 +8010,7 @@
       <w:tblPr/>
       <w:tcPr>
         <w:tcBorders>
-          <w:top w:val="single" w:sz="12" w:space="0" w:color="000000" w:themeColor="text1"/>
+          <w:top w:val="single" w:color="000000" w:themeColor="text1" w:sz="12" w:space="0"/>
           <w:left w:val="nil"/>
           <w:bottom w:val="nil"/>
           <w:right w:val="nil"/>
@@ -8024,8 +8068,8 @@
       <w:tblPr/>
       <w:tcPr>
         <w:tcBorders>
-          <w:insideH w:val="single" w:sz="6" w:space="0" w:color="000000" w:themeColor="text1"/>
-          <w:insideV w:val="single" w:sz="6" w:space="0" w:color="000000" w:themeColor="text1"/>
+          <w:insideH w:val="single" w:color="000000" w:themeColor="text1" w:sz="6" w:space="0"/>
+          <w:insideV w:val="single" w:color="000000" w:themeColor="text1" w:sz="6" w:space="0"/>
         </w:tcBorders>
         <w:shd w:val="clear" w:color="auto" w:fill="808080" w:themeFill="text1" w:themeFillTint="7F"/>
       </w:tcPr>
@@ -8046,7 +8090,7 @@
       <w:spacing w:after="0" w:line="240" w:lineRule="auto"/>
     </w:pPr>
     <w:rPr>
-      <w:rFonts w:asciiTheme="majorHAnsi" w:eastAsiaTheme="majorEastAsia" w:hAnsiTheme="majorHAnsi" w:cstheme="majorBidi"/>
+      <w:rFonts w:asciiTheme="majorHAnsi" w:hAnsiTheme="majorHAnsi" w:eastAsiaTheme="majorEastAsia" w:cstheme="majorBidi"/>
       <w:color w:val="000000" w:themeColor="text1"/>
     </w:rPr>
     <w:tblPr>
@@ -8054,12 +8098,12 @@
       <w:tblStyleColBandSize w:val="1"/>
       <w:tblInd w:w="0" w:type="dxa"/>
       <w:tblBorders>
-        <w:top w:val="single" w:sz="8" w:space="0" w:color="4F81BD" w:themeColor="accent1"/>
-        <w:left w:val="single" w:sz="8" w:space="0" w:color="4F81BD" w:themeColor="accent1"/>
-        <w:bottom w:val="single" w:sz="8" w:space="0" w:color="4F81BD" w:themeColor="accent1"/>
-        <w:right w:val="single" w:sz="8" w:space="0" w:color="4F81BD" w:themeColor="accent1"/>
-        <w:insideH w:val="single" w:sz="8" w:space="0" w:color="4F81BD" w:themeColor="accent1"/>
-        <w:insideV w:val="single" w:sz="8" w:space="0" w:color="4F81BD" w:themeColor="accent1"/>
+        <w:top w:val="single" w:color="4F81BD" w:themeColor="accent1" w:sz="8" w:space="0"/>
+        <w:left w:val="single" w:color="4F81BD" w:themeColor="accent1" w:sz="8" w:space="0"/>
+        <w:bottom w:val="single" w:color="4F81BD" w:themeColor="accent1" w:sz="8" w:space="0"/>
+        <w:right w:val="single" w:color="4F81BD" w:themeColor="accent1" w:sz="8" w:space="0"/>
+        <w:insideH w:val="single" w:color="4F81BD" w:themeColor="accent1" w:sz="8" w:space="0"/>
+        <w:insideV w:val="single" w:color="4F81BD" w:themeColor="accent1" w:sz="8" w:space="0"/>
       </w:tblBorders>
       <w:tblCellMar>
         <w:top w:w="0" w:type="dxa"/>
@@ -8091,7 +8135,7 @@
       <w:tblPr/>
       <w:tcPr>
         <w:tcBorders>
-          <w:top w:val="single" w:sz="12" w:space="0" w:color="000000" w:themeColor="text1"/>
+          <w:top w:val="single" w:color="000000" w:themeColor="text1" w:sz="12" w:space="0"/>
           <w:left w:val="nil"/>
           <w:bottom w:val="nil"/>
           <w:right w:val="nil"/>
@@ -8149,8 +8193,8 @@
       <w:tblPr/>
       <w:tcPr>
         <w:tcBorders>
-          <w:insideH w:val="single" w:sz="6" w:space="0" w:color="4F81BD" w:themeColor="accent1"/>
-          <w:insideV w:val="single" w:sz="6" w:space="0" w:color="4F81BD" w:themeColor="accent1"/>
+          <w:insideH w:val="single" w:color="4F81BD" w:themeColor="accent1" w:sz="6" w:space="0"/>
+          <w:insideV w:val="single" w:color="4F81BD" w:themeColor="accent1" w:sz="6" w:space="0"/>
         </w:tcBorders>
         <w:shd w:val="clear" w:color="auto" w:fill="A7BFDE" w:themeFill="accent1" w:themeFillTint="7F"/>
       </w:tcPr>
@@ -8171,7 +8215,7 @@
       <w:spacing w:after="0" w:line="240" w:lineRule="auto"/>
     </w:pPr>
     <w:rPr>
-      <w:rFonts w:asciiTheme="majorHAnsi" w:eastAsiaTheme="majorEastAsia" w:hAnsiTheme="majorHAnsi" w:cstheme="majorBidi"/>
+      <w:rFonts w:asciiTheme="majorHAnsi" w:hAnsiTheme="majorHAnsi" w:eastAsiaTheme="majorEastAsia" w:cstheme="majorBidi"/>
       <w:color w:val="000000" w:themeColor="text1"/>
     </w:rPr>
     <w:tblPr>
@@ -8179,12 +8223,12 @@
       <w:tblStyleColBandSize w:val="1"/>
       <w:tblInd w:w="0" w:type="dxa"/>
       <w:tblBorders>
-        <w:top w:val="single" w:sz="8" w:space="0" w:color="C0504D" w:themeColor="accent2"/>
-        <w:left w:val="single" w:sz="8" w:space="0" w:color="C0504D" w:themeColor="accent2"/>
-        <w:bottom w:val="single" w:sz="8" w:space="0" w:color="C0504D" w:themeColor="accent2"/>
-        <w:right w:val="single" w:sz="8" w:space="0" w:color="C0504D" w:themeColor="accent2"/>
-        <w:insideH w:val="single" w:sz="8" w:space="0" w:color="C0504D" w:themeColor="accent2"/>
-        <w:insideV w:val="single" w:sz="8" w:space="0" w:color="C0504D" w:themeColor="accent2"/>
+        <w:top w:val="single" w:color="C0504D" w:themeColor="accent2" w:sz="8" w:space="0"/>
+        <w:left w:val="single" w:color="C0504D" w:themeColor="accent2" w:sz="8" w:space="0"/>
+        <w:bottom w:val="single" w:color="C0504D" w:themeColor="accent2" w:sz="8" w:space="0"/>
+        <w:right w:val="single" w:color="C0504D" w:themeColor="accent2" w:sz="8" w:space="0"/>
+        <w:insideH w:val="single" w:color="C0504D" w:themeColor="accent2" w:sz="8" w:space="0"/>
+        <w:insideV w:val="single" w:color="C0504D" w:themeColor="accent2" w:sz="8" w:space="0"/>
       </w:tblBorders>
       <w:tblCellMar>
         <w:top w:w="0" w:type="dxa"/>
@@ -8216,7 +8260,7 @@
       <w:tblPr/>
       <w:tcPr>
         <w:tcBorders>
-          <w:top w:val="single" w:sz="12" w:space="0" w:color="000000" w:themeColor="text1"/>
+          <w:top w:val="single" w:color="000000" w:themeColor="text1" w:sz="12" w:space="0"/>
           <w:left w:val="nil"/>
           <w:bottom w:val="nil"/>
           <w:right w:val="nil"/>
@@ -8274,8 +8318,8 @@
       <w:tblPr/>
       <w:tcPr>
         <w:tcBorders>
-          <w:insideH w:val="single" w:sz="6" w:space="0" w:color="C0504D" w:themeColor="accent2"/>
-          <w:insideV w:val="single" w:sz="6" w:space="0" w:color="C0504D" w:themeColor="accent2"/>
+          <w:insideH w:val="single" w:color="C0504D" w:themeColor="accent2" w:sz="6" w:space="0"/>
+          <w:insideV w:val="single" w:color="C0504D" w:themeColor="accent2" w:sz="6" w:space="0"/>
         </w:tcBorders>
         <w:shd w:val="clear" w:color="auto" w:fill="DFA7A6" w:themeFill="accent2" w:themeFillTint="7F"/>
       </w:tcPr>
@@ -8296,7 +8340,7 @@
       <w:spacing w:after="0" w:line="240" w:lineRule="auto"/>
     </w:pPr>
     <w:rPr>
-      <w:rFonts w:asciiTheme="majorHAnsi" w:eastAsiaTheme="majorEastAsia" w:hAnsiTheme="majorHAnsi" w:cstheme="majorBidi"/>
+      <w:rFonts w:asciiTheme="majorHAnsi" w:hAnsiTheme="majorHAnsi" w:eastAsiaTheme="majorEastAsia" w:cstheme="majorBidi"/>
       <w:color w:val="000000" w:themeColor="text1"/>
     </w:rPr>
     <w:tblPr>
@@ -8304,12 +8348,12 @@
       <w:tblStyleColBandSize w:val="1"/>
       <w:tblInd w:w="0" w:type="dxa"/>
       <w:tblBorders>
-        <w:top w:val="single" w:sz="8" w:space="0" w:color="9BBB59" w:themeColor="accent3"/>
-        <w:left w:val="single" w:sz="8" w:space="0" w:color="9BBB59" w:themeColor="accent3"/>
-        <w:bottom w:val="single" w:sz="8" w:space="0" w:color="9BBB59" w:themeColor="accent3"/>
-        <w:right w:val="single" w:sz="8" w:space="0" w:color="9BBB59" w:themeColor="accent3"/>
-        <w:insideH w:val="single" w:sz="8" w:space="0" w:color="9BBB59" w:themeColor="accent3"/>
-        <w:insideV w:val="single" w:sz="8" w:space="0" w:color="9BBB59" w:themeColor="accent3"/>
+        <w:top w:val="single" w:color="9BBB59" w:themeColor="accent3" w:sz="8" w:space="0"/>
+        <w:left w:val="single" w:color="9BBB59" w:themeColor="accent3" w:sz="8" w:space="0"/>
+        <w:bottom w:val="single" w:color="9BBB59" w:themeColor="accent3" w:sz="8" w:space="0"/>
+        <w:right w:val="single" w:color="9BBB59" w:themeColor="accent3" w:sz="8" w:space="0"/>
+        <w:insideH w:val="single" w:color="9BBB59" w:themeColor="accent3" w:sz="8" w:space="0"/>
+        <w:insideV w:val="single" w:color="9BBB59" w:themeColor="accent3" w:sz="8" w:space="0"/>
       </w:tblBorders>
       <w:tblCellMar>
         <w:top w:w="0" w:type="dxa"/>
@@ -8341,7 +8385,7 @@
       <w:tblPr/>
       <w:tcPr>
         <w:tcBorders>
-          <w:top w:val="single" w:sz="12" w:space="0" w:color="000000" w:themeColor="text1"/>
+          <w:top w:val="single" w:color="000000" w:themeColor="text1" w:sz="12" w:space="0"/>
           <w:left w:val="nil"/>
           <w:bottom w:val="nil"/>
           <w:right w:val="nil"/>
@@ -8399,8 +8443,8 @@
       <w:tblPr/>
       <w:tcPr>
         <w:tcBorders>
-          <w:insideH w:val="single" w:sz="6" w:space="0" w:color="9BBB59" w:themeColor="accent3"/>
-          <w:insideV w:val="single" w:sz="6" w:space="0" w:color="9BBB59" w:themeColor="accent3"/>
+          <w:insideH w:val="single" w:color="9BBB59" w:themeColor="accent3" w:sz="6" w:space="0"/>
+          <w:insideV w:val="single" w:color="9BBB59" w:themeColor="accent3" w:sz="6" w:space="0"/>
         </w:tcBorders>
         <w:shd w:val="clear" w:color="auto" w:fill="CDDDAC" w:themeFill="accent3" w:themeFillTint="7F"/>
       </w:tcPr>
@@ -8421,7 +8465,7 @@
       <w:spacing w:after="0" w:line="240" w:lineRule="auto"/>
     </w:pPr>
     <w:rPr>
-      <w:rFonts w:asciiTheme="majorHAnsi" w:eastAsiaTheme="majorEastAsia" w:hAnsiTheme="majorHAnsi" w:cstheme="majorBidi"/>
+      <w:rFonts w:asciiTheme="majorHAnsi" w:hAnsiTheme="majorHAnsi" w:eastAsiaTheme="majorEastAsia" w:cstheme="majorBidi"/>
       <w:color w:val="000000" w:themeColor="text1"/>
     </w:rPr>
     <w:tblPr>
@@ -8429,12 +8473,12 @@
       <w:tblStyleColBandSize w:val="1"/>
       <w:tblInd w:w="0" w:type="dxa"/>
       <w:tblBorders>
-        <w:top w:val="single" w:sz="8" w:space="0" w:color="8064A2" w:themeColor="accent4"/>
-        <w:left w:val="single" w:sz="8" w:space="0" w:color="8064A2" w:themeColor="accent4"/>
-        <w:bottom w:val="single" w:sz="8" w:space="0" w:color="8064A2" w:themeColor="accent4"/>
-        <w:right w:val="single" w:sz="8" w:space="0" w:color="8064A2" w:themeColor="accent4"/>
-        <w:insideH w:val="single" w:sz="8" w:space="0" w:color="8064A2" w:themeColor="accent4"/>
-        <w:insideV w:val="single" w:sz="8" w:space="0" w:color="8064A2" w:themeColor="accent4"/>
+        <w:top w:val="single" w:color="8064A2" w:themeColor="accent4" w:sz="8" w:space="0"/>
+        <w:left w:val="single" w:color="8064A2" w:themeColor="accent4" w:sz="8" w:space="0"/>
+        <w:bottom w:val="single" w:color="8064A2" w:themeColor="accent4" w:sz="8" w:space="0"/>
+        <w:right w:val="single" w:color="8064A2" w:themeColor="accent4" w:sz="8" w:space="0"/>
+        <w:insideH w:val="single" w:color="8064A2" w:themeColor="accent4" w:sz="8" w:space="0"/>
+        <w:insideV w:val="single" w:color="8064A2" w:themeColor="accent4" w:sz="8" w:space="0"/>
       </w:tblBorders>
       <w:tblCellMar>
         <w:top w:w="0" w:type="dxa"/>
@@ -8466,7 +8510,7 @@
       <w:tblPr/>
       <w:tcPr>
         <w:tcBorders>
-          <w:top w:val="single" w:sz="12" w:space="0" w:color="000000" w:themeColor="text1"/>
+          <w:top w:val="single" w:color="000000" w:themeColor="text1" w:sz="12" w:space="0"/>
           <w:left w:val="nil"/>
           <w:bottom w:val="nil"/>
           <w:right w:val="nil"/>
@@ -8524,8 +8568,8 @@
       <w:tblPr/>
       <w:tcPr>
         <w:tcBorders>
-          <w:insideH w:val="single" w:sz="6" w:space="0" w:color="8064A2" w:themeColor="accent4"/>
-          <w:insideV w:val="single" w:sz="6" w:space="0" w:color="8064A2" w:themeColor="accent4"/>
+          <w:insideH w:val="single" w:color="8064A2" w:themeColor="accent4" w:sz="6" w:space="0"/>
+          <w:insideV w:val="single" w:color="8064A2" w:themeColor="accent4" w:sz="6" w:space="0"/>
         </w:tcBorders>
         <w:shd w:val="clear" w:color="auto" w:fill="BFB1D0" w:themeFill="accent4" w:themeFillTint="7F"/>
       </w:tcPr>
@@ -8546,7 +8590,7 @@
       <w:spacing w:after="0" w:line="240" w:lineRule="auto"/>
     </w:pPr>
     <w:rPr>
-      <w:rFonts w:asciiTheme="majorHAnsi" w:eastAsiaTheme="majorEastAsia" w:hAnsiTheme="majorHAnsi" w:cstheme="majorBidi"/>
+      <w:rFonts w:asciiTheme="majorHAnsi" w:hAnsiTheme="majorHAnsi" w:eastAsiaTheme="majorEastAsia" w:cstheme="majorBidi"/>
       <w:color w:val="000000" w:themeColor="text1"/>
     </w:rPr>
     <w:tblPr>
@@ -8554,12 +8598,12 @@
       <w:tblStyleColBandSize w:val="1"/>
       <w:tblInd w:w="0" w:type="dxa"/>
       <w:tblBorders>
-        <w:top w:val="single" w:sz="8" w:space="0" w:color="4BACC6" w:themeColor="accent5"/>
-        <w:left w:val="single" w:sz="8" w:space="0" w:color="4BACC6" w:themeColor="accent5"/>
-        <w:bottom w:val="single" w:sz="8" w:space="0" w:color="4BACC6" w:themeColor="accent5"/>
-        <w:right w:val="single" w:sz="8" w:space="0" w:color="4BACC6" w:themeColor="accent5"/>
-        <w:insideH w:val="single" w:sz="8" w:space="0" w:color="4BACC6" w:themeColor="accent5"/>
-        <w:insideV w:val="single" w:sz="8" w:space="0" w:color="4BACC6" w:themeColor="accent5"/>
+        <w:top w:val="single" w:color="4BACC6" w:themeColor="accent5" w:sz="8" w:space="0"/>
+        <w:left w:val="single" w:color="4BACC6" w:themeColor="accent5" w:sz="8" w:space="0"/>
+        <w:bottom w:val="single" w:color="4BACC6" w:themeColor="accent5" w:sz="8" w:space="0"/>
+        <w:right w:val="single" w:color="4BACC6" w:themeColor="accent5" w:sz="8" w:space="0"/>
+        <w:insideH w:val="single" w:color="4BACC6" w:themeColor="accent5" w:sz="8" w:space="0"/>
+        <w:insideV w:val="single" w:color="4BACC6" w:themeColor="accent5" w:sz="8" w:space="0"/>
       </w:tblBorders>
       <w:tblCellMar>
         <w:top w:w="0" w:type="dxa"/>
@@ -8591,7 +8635,7 @@
       <w:tblPr/>
       <w:tcPr>
         <w:tcBorders>
-          <w:top w:val="single" w:sz="12" w:space="0" w:color="000000" w:themeColor="text1"/>
+          <w:top w:val="single" w:color="000000" w:themeColor="text1" w:sz="12" w:space="0"/>
           <w:left w:val="nil"/>
           <w:bottom w:val="nil"/>
           <w:right w:val="nil"/>
@@ -8649,8 +8693,8 @@
       <w:tblPr/>
       <w:tcPr>
         <w:tcBorders>
-          <w:insideH w:val="single" w:sz="6" w:space="0" w:color="4BACC6" w:themeColor="accent5"/>
-          <w:insideV w:val="single" w:sz="6" w:space="0" w:color="4BACC6" w:themeColor="accent5"/>
+          <w:insideH w:val="single" w:color="4BACC6" w:themeColor="accent5" w:sz="6" w:space="0"/>
+          <w:insideV w:val="single" w:color="4BACC6" w:themeColor="accent5" w:sz="6" w:space="0"/>
         </w:tcBorders>
         <w:shd w:val="clear" w:color="auto" w:fill="A5D5E2" w:themeFill="accent5" w:themeFillTint="7F"/>
       </w:tcPr>
@@ -8671,7 +8715,7 @@
       <w:spacing w:after="0" w:line="240" w:lineRule="auto"/>
     </w:pPr>
     <w:rPr>
-      <w:rFonts w:asciiTheme="majorHAnsi" w:eastAsiaTheme="majorEastAsia" w:hAnsiTheme="majorHAnsi" w:cstheme="majorBidi"/>
+      <w:rFonts w:asciiTheme="majorHAnsi" w:hAnsiTheme="majorHAnsi" w:eastAsiaTheme="majorEastAsia" w:cstheme="majorBidi"/>
       <w:color w:val="000000" w:themeColor="text1"/>
     </w:rPr>
     <w:tblPr>
@@ -8679,12 +8723,12 @@
       <w:tblStyleColBandSize w:val="1"/>
       <w:tblInd w:w="0" w:type="dxa"/>
       <w:tblBorders>
-        <w:top w:val="single" w:sz="8" w:space="0" w:color="F79646" w:themeColor="accent6"/>
-        <w:left w:val="single" w:sz="8" w:space="0" w:color="F79646" w:themeColor="accent6"/>
-        <w:bottom w:val="single" w:sz="8" w:space="0" w:color="F79646" w:themeColor="accent6"/>
-        <w:right w:val="single" w:sz="8" w:space="0" w:color="F79646" w:themeColor="accent6"/>
-        <w:insideH w:val="single" w:sz="8" w:space="0" w:color="F79646" w:themeColor="accent6"/>
-        <w:insideV w:val="single" w:sz="8" w:space="0" w:color="F79646" w:themeColor="accent6"/>
+        <w:top w:val="single" w:color="F79646" w:themeColor="accent6" w:sz="8" w:space="0"/>
+        <w:left w:val="single" w:color="F79646" w:themeColor="accent6" w:sz="8" w:space="0"/>
+        <w:bottom w:val="single" w:color="F79646" w:themeColor="accent6" w:sz="8" w:space="0"/>
+        <w:right w:val="single" w:color="F79646" w:themeColor="accent6" w:sz="8" w:space="0"/>
+        <w:insideH w:val="single" w:color="F79646" w:themeColor="accent6" w:sz="8" w:space="0"/>
+        <w:insideV w:val="single" w:color="F79646" w:themeColor="accent6" w:sz="8" w:space="0"/>
       </w:tblBorders>
       <w:tblCellMar>
         <w:top w:w="0" w:type="dxa"/>
@@ -8716,7 +8760,7 @@
       <w:tblPr/>
       <w:tcPr>
         <w:tcBorders>
-          <w:top w:val="single" w:sz="12" w:space="0" w:color="000000" w:themeColor="text1"/>
+          <w:top w:val="single" w:color="000000" w:themeColor="text1" w:sz="12" w:space="0"/>
           <w:left w:val="nil"/>
           <w:bottom w:val="nil"/>
           <w:right w:val="nil"/>
@@ -8774,8 +8818,8 @@
       <w:tblPr/>
       <w:tcPr>
         <w:tcBorders>
-          <w:insideH w:val="single" w:sz="6" w:space="0" w:color="F79646" w:themeColor="accent6"/>
-          <w:insideV w:val="single" w:sz="6" w:space="0" w:color="F79646" w:themeColor="accent6"/>
+          <w:insideH w:val="single" w:color="F79646" w:themeColor="accent6" w:sz="6" w:space="0"/>
+          <w:insideV w:val="single" w:color="F79646" w:themeColor="accent6" w:sz="6" w:space="0"/>
         </w:tcBorders>
         <w:shd w:val="clear" w:color="auto" w:fill="FBCAA2" w:themeFill="accent6" w:themeFillTint="7F"/>
       </w:tcPr>
@@ -8800,12 +8844,12 @@
       <w:tblStyleColBandSize w:val="1"/>
       <w:tblInd w:w="0" w:type="dxa"/>
       <w:tblBorders>
-        <w:top w:val="single" w:sz="8" w:space="0" w:color="FFFFFF" w:themeColor="background1"/>
-        <w:left w:val="single" w:sz="8" w:space="0" w:color="FFFFFF" w:themeColor="background1"/>
-        <w:bottom w:val="single" w:sz="8" w:space="0" w:color="FFFFFF" w:themeColor="background1"/>
-        <w:right w:val="single" w:sz="8" w:space="0" w:color="FFFFFF" w:themeColor="background1"/>
-        <w:insideH w:val="single" w:sz="6" w:space="0" w:color="FFFFFF" w:themeColor="background1"/>
-        <w:insideV w:val="single" w:sz="6" w:space="0" w:color="FFFFFF" w:themeColor="background1"/>
+        <w:top w:val="single" w:color="FFFFFF" w:themeColor="background1" w:sz="8" w:space="0"/>
+        <w:left w:val="single" w:color="FFFFFF" w:themeColor="background1" w:sz="8" w:space="0"/>
+        <w:bottom w:val="single" w:color="FFFFFF" w:themeColor="background1" w:sz="8" w:space="0"/>
+        <w:right w:val="single" w:color="FFFFFF" w:themeColor="background1" w:sz="8" w:space="0"/>
+        <w:insideH w:val="single" w:color="FFFFFF" w:themeColor="background1" w:sz="6" w:space="0"/>
+        <w:insideV w:val="single" w:color="FFFFFF" w:themeColor="background1" w:sz="6" w:space="0"/>
       </w:tblBorders>
       <w:tblCellMar>
         <w:top w:w="0" w:type="dxa"/>
@@ -8828,12 +8872,12 @@
       <w:tblPr/>
       <w:tcPr>
         <w:tcBorders>
-          <w:top w:val="single" w:sz="8" w:space="0" w:color="FFFFFF" w:themeColor="background1"/>
-          <w:left w:val="single" w:sz="8" w:space="0" w:color="FFFFFF" w:themeColor="background1"/>
-          <w:bottom w:val="single" w:sz="24" w:space="0" w:color="FFFFFF" w:themeColor="background1"/>
-          <w:right w:val="single" w:sz="8" w:space="0" w:color="FFFFFF" w:themeColor="background1"/>
-          <w:insideH w:val="nil"/>
-          <w:insideV w:val="single" w:sz="8" w:space="0" w:color="FFFFFF" w:themeColor="background1"/>
+          <w:top w:val="single" w:color="FFFFFF" w:themeColor="background1" w:sz="8" w:space="0"/>
+          <w:left w:val="single" w:color="FFFFFF" w:themeColor="background1" w:sz="8" w:space="0"/>
+          <w:bottom w:val="single" w:color="FFFFFF" w:themeColor="background1" w:sz="24" w:space="0"/>
+          <w:right w:val="single" w:color="FFFFFF" w:themeColor="background1" w:sz="8" w:space="0"/>
+          <w:insideH w:val="nil"/>
+          <w:insideV w:val="single" w:color="FFFFFF" w:themeColor="background1" w:sz="8" w:space="0"/>
         </w:tcBorders>
         <w:shd w:val="clear" w:color="auto" w:fill="000000" w:themeFill="text1"/>
       </w:tcPr>
@@ -8849,12 +8893,12 @@
       <w:tblPr/>
       <w:tcPr>
         <w:tcBorders>
-          <w:top w:val="single" w:sz="24" w:space="0" w:color="FFFFFF" w:themeColor="background1"/>
-          <w:left w:val="single" w:sz="8" w:space="0" w:color="FFFFFF" w:themeColor="background1"/>
-          <w:bottom w:val="single" w:sz="8" w:space="0" w:color="FFFFFF" w:themeColor="background1"/>
-          <w:right w:val="single" w:sz="8" w:space="0" w:color="FFFFFF" w:themeColor="background1"/>
-          <w:insideH w:val="nil"/>
-          <w:insideV w:val="single" w:sz="8" w:space="0" w:color="FFFFFF" w:themeColor="background1"/>
+          <w:top w:val="single" w:color="FFFFFF" w:themeColor="background1" w:sz="24" w:space="0"/>
+          <w:left w:val="single" w:color="FFFFFF" w:themeColor="background1" w:sz="8" w:space="0"/>
+          <w:bottom w:val="single" w:color="FFFFFF" w:themeColor="background1" w:sz="8" w:space="0"/>
+          <w:right w:val="single" w:color="FFFFFF" w:themeColor="background1" w:sz="8" w:space="0"/>
+          <w:insideH w:val="nil"/>
+          <w:insideV w:val="single" w:color="FFFFFF" w:themeColor="background1" w:sz="8" w:space="0"/>
         </w:tcBorders>
         <w:shd w:val="clear" w:color="auto" w:fill="000000" w:themeFill="text1"/>
       </w:tcPr>
@@ -8870,8 +8914,8 @@
       <w:tblPr/>
       <w:tcPr>
         <w:tcBorders>
-          <w:left w:val="single" w:sz="8" w:space="0" w:color="FFFFFF" w:themeColor="background1"/>
-          <w:right w:val="single" w:sz="24" w:space="0" w:color="FFFFFF" w:themeColor="background1"/>
+          <w:left w:val="single" w:color="FFFFFF" w:themeColor="background1" w:sz="8" w:space="0"/>
+          <w:right w:val="single" w:color="FFFFFF" w:themeColor="background1" w:sz="24" w:space="0"/>
           <w:insideH w:val="nil"/>
           <w:insideV w:val="nil"/>
         </w:tcBorders>
@@ -8890,7 +8934,7 @@
       <w:tcPr>
         <w:tcBorders>
           <w:top w:val="nil"/>
-          <w:left w:val="single" w:sz="24" w:space="0" w:color="FFFFFF" w:themeColor="background1"/>
+          <w:left w:val="single" w:color="FFFFFF" w:themeColor="background1" w:sz="24" w:space="0"/>
           <w:bottom w:val="nil"/>
           <w:right w:val="nil"/>
           <w:insideH w:val="nil"/>
@@ -8903,10 +8947,10 @@
       <w:tblPr/>
       <w:tcPr>
         <w:tcBorders>
-          <w:top w:val="single" w:sz="8" w:space="0" w:color="FFFFFF" w:themeColor="background1"/>
-          <w:left w:val="single" w:sz="8" w:space="0" w:color="FFFFFF" w:themeColor="background1"/>
-          <w:bottom w:val="single" w:sz="8" w:space="0" w:color="FFFFFF" w:themeColor="background1"/>
-          <w:right w:val="single" w:sz="8" w:space="0" w:color="FFFFFF" w:themeColor="background1"/>
+          <w:top w:val="single" w:color="FFFFFF" w:themeColor="background1" w:sz="8" w:space="0"/>
+          <w:left w:val="single" w:color="FFFFFF" w:themeColor="background1" w:sz="8" w:space="0"/>
+          <w:bottom w:val="single" w:color="FFFFFF" w:themeColor="background1" w:sz="8" w:space="0"/>
+          <w:right w:val="single" w:color="FFFFFF" w:themeColor="background1" w:sz="8" w:space="0"/>
           <w:insideH w:val="nil"/>
           <w:insideV w:val="nil"/>
         </w:tcBorders>
@@ -8917,12 +8961,12 @@
       <w:tblPr/>
       <w:tcPr>
         <w:tcBorders>
-          <w:top w:val="single" w:sz="8" w:space="0" w:color="FFFFFF" w:themeColor="background1"/>
-          <w:left w:val="single" w:sz="8" w:space="0" w:color="FFFFFF" w:themeColor="background1"/>
-          <w:bottom w:val="single" w:sz="8" w:space="0" w:color="FFFFFF" w:themeColor="background1"/>
-          <w:right w:val="single" w:sz="8" w:space="0" w:color="FFFFFF" w:themeColor="background1"/>
-          <w:insideH w:val="single" w:sz="8" w:space="0" w:color="FFFFFF" w:themeColor="background1"/>
-          <w:insideV w:val="single" w:sz="8" w:space="0" w:color="FFFFFF" w:themeColor="background1"/>
+          <w:top w:val="single" w:color="FFFFFF" w:themeColor="background1" w:sz="8" w:space="0"/>
+          <w:left w:val="single" w:color="FFFFFF" w:themeColor="background1" w:sz="8" w:space="0"/>
+          <w:bottom w:val="single" w:color="FFFFFF" w:themeColor="background1" w:sz="8" w:space="0"/>
+          <w:right w:val="single" w:color="FFFFFF" w:themeColor="background1" w:sz="8" w:space="0"/>
+          <w:insideH w:val="single" w:color="FFFFFF" w:themeColor="background1" w:sz="8" w:space="0"/>
+          <w:insideV w:val="single" w:color="FFFFFF" w:themeColor="background1" w:sz="8" w:space="0"/>
         </w:tcBorders>
         <w:shd w:val="clear" w:color="auto" w:fill="808080" w:themeFill="text1" w:themeFillTint="7F"/>
       </w:tcPr>
@@ -8941,12 +8985,12 @@
       <w:tblStyleColBandSize w:val="1"/>
       <w:tblInd w:w="0" w:type="dxa"/>
       <w:tblBorders>
-        <w:top w:val="single" w:sz="8" w:space="0" w:color="FFFFFF" w:themeColor="background1"/>
-        <w:left w:val="single" w:sz="8" w:space="0" w:color="FFFFFF" w:themeColor="background1"/>
-        <w:bottom w:val="single" w:sz="8" w:space="0" w:color="FFFFFF" w:themeColor="background1"/>
-        <w:right w:val="single" w:sz="8" w:space="0" w:color="FFFFFF" w:themeColor="background1"/>
-        <w:insideH w:val="single" w:sz="6" w:space="0" w:color="FFFFFF" w:themeColor="background1"/>
-        <w:insideV w:val="single" w:sz="6" w:space="0" w:color="FFFFFF" w:themeColor="background1"/>
+        <w:top w:val="single" w:color="FFFFFF" w:themeColor="background1" w:sz="8" w:space="0"/>
+        <w:left w:val="single" w:color="FFFFFF" w:themeColor="background1" w:sz="8" w:space="0"/>
+        <w:bottom w:val="single" w:color="FFFFFF" w:themeColor="background1" w:sz="8" w:space="0"/>
+        <w:right w:val="single" w:color="FFFFFF" w:themeColor="background1" w:sz="8" w:space="0"/>
+        <w:insideH w:val="single" w:color="FFFFFF" w:themeColor="background1" w:sz="6" w:space="0"/>
+        <w:insideV w:val="single" w:color="FFFFFF" w:themeColor="background1" w:sz="6" w:space="0"/>
       </w:tblBorders>
       <w:tblCellMar>
         <w:top w:w="0" w:type="dxa"/>
@@ -8969,12 +9013,12 @@
       <w:tblPr/>
       <w:tcPr>
         <w:tcBorders>
-          <w:top w:val="single" w:sz="8" w:space="0" w:color="FFFFFF" w:themeColor="background1"/>
-          <w:left w:val="single" w:sz="8" w:space="0" w:color="FFFFFF" w:themeColor="background1"/>
-          <w:bottom w:val="single" w:sz="24" w:space="0" w:color="FFFFFF" w:themeColor="background1"/>
-          <w:right w:val="single" w:sz="8" w:space="0" w:color="FFFFFF" w:themeColor="background1"/>
-          <w:insideH w:val="nil"/>
-          <w:insideV w:val="single" w:sz="8" w:space="0" w:color="FFFFFF" w:themeColor="background1"/>
+          <w:top w:val="single" w:color="FFFFFF" w:themeColor="background1" w:sz="8" w:space="0"/>
+          <w:left w:val="single" w:color="FFFFFF" w:themeColor="background1" w:sz="8" w:space="0"/>
+          <w:bottom w:val="single" w:color="FFFFFF" w:themeColor="background1" w:sz="24" w:space="0"/>
+          <w:right w:val="single" w:color="FFFFFF" w:themeColor="background1" w:sz="8" w:space="0"/>
+          <w:insideH w:val="nil"/>
+          <w:insideV w:val="single" w:color="FFFFFF" w:themeColor="background1" w:sz="8" w:space="0"/>
         </w:tcBorders>
         <w:shd w:val="clear" w:color="auto" w:fill="4F81BD" w:themeFill="accent1"/>
       </w:tcPr>
@@ -8990,12 +9034,12 @@
       <w:tblPr/>
       <w:tcPr>
         <w:tcBorders>
-          <w:top w:val="single" w:sz="24" w:space="0" w:color="FFFFFF" w:themeColor="background1"/>
-          <w:left w:val="single" w:sz="8" w:space="0" w:color="FFFFFF" w:themeColor="background1"/>
-          <w:bottom w:val="single" w:sz="8" w:space="0" w:color="FFFFFF" w:themeColor="background1"/>
-          <w:right w:val="single" w:sz="8" w:space="0" w:color="FFFFFF" w:themeColor="background1"/>
-          <w:insideH w:val="nil"/>
-          <w:insideV w:val="single" w:sz="8" w:space="0" w:color="FFFFFF" w:themeColor="background1"/>
+          <w:top w:val="single" w:color="FFFFFF" w:themeColor="background1" w:sz="24" w:space="0"/>
+          <w:left w:val="single" w:color="FFFFFF" w:themeColor="background1" w:sz="8" w:space="0"/>
+          <w:bottom w:val="single" w:color="FFFFFF" w:themeColor="background1" w:sz="8" w:space="0"/>
+          <w:right w:val="single" w:color="FFFFFF" w:themeColor="background1" w:sz="8" w:space="0"/>
+          <w:insideH w:val="nil"/>
+          <w:insideV w:val="single" w:color="FFFFFF" w:themeColor="background1" w:sz="8" w:space="0"/>
         </w:tcBorders>
         <w:shd w:val="clear" w:color="auto" w:fill="4F81BD" w:themeFill="accent1"/>
       </w:tcPr>
@@ -9011,8 +9055,8 @@
       <w:tblPr/>
       <w:tcPr>
         <w:tcBorders>
-          <w:left w:val="single" w:sz="8" w:space="0" w:color="FFFFFF" w:themeColor="background1"/>
-          <w:right w:val="single" w:sz="24" w:space="0" w:color="FFFFFF" w:themeColor="background1"/>
+          <w:left w:val="single" w:color="FFFFFF" w:themeColor="background1" w:sz="8" w:space="0"/>
+          <w:right w:val="single" w:color="FFFFFF" w:themeColor="background1" w:sz="24" w:space="0"/>
           <w:insideH w:val="nil"/>
           <w:insideV w:val="nil"/>
         </w:tcBorders>
@@ -9031,7 +9075,7 @@
       <w:tcPr>
         <w:tcBorders>
           <w:top w:val="nil"/>
-          <w:left w:val="single" w:sz="24" w:space="0" w:color="FFFFFF" w:themeColor="background1"/>
+          <w:left w:val="single" w:color="FFFFFF" w:themeColor="background1" w:sz="24" w:space="0"/>
           <w:bottom w:val="nil"/>
           <w:right w:val="nil"/>
           <w:insideH w:val="nil"/>
@@ -9044,10 +9088,10 @@
       <w:tblPr/>
       <w:tcPr>
         <w:tcBorders>
-          <w:top w:val="single" w:sz="8" w:space="0" w:color="FFFFFF" w:themeColor="background1"/>
-          <w:left w:val="single" w:sz="8" w:space="0" w:color="FFFFFF" w:themeColor="background1"/>
-          <w:bottom w:val="single" w:sz="8" w:space="0" w:color="FFFFFF" w:themeColor="background1"/>
-          <w:right w:val="single" w:sz="8" w:space="0" w:color="FFFFFF" w:themeColor="background1"/>
+          <w:top w:val="single" w:color="FFFFFF" w:themeColor="background1" w:sz="8" w:space="0"/>
+          <w:left w:val="single" w:color="FFFFFF" w:themeColor="background1" w:sz="8" w:space="0"/>
+          <w:bottom w:val="single" w:color="FFFFFF" w:themeColor="background1" w:sz="8" w:space="0"/>
+          <w:right w:val="single" w:color="FFFFFF" w:themeColor="background1" w:sz="8" w:space="0"/>
           <w:insideH w:val="nil"/>
           <w:insideV w:val="nil"/>
         </w:tcBorders>
@@ -9058,12 +9102,12 @@
       <w:tblPr/>
       <w:tcPr>
         <w:tcBorders>
-          <w:top w:val="single" w:sz="8" w:space="0" w:color="FFFFFF" w:themeColor="background1"/>
-          <w:left w:val="single" w:sz="8" w:space="0" w:color="FFFFFF" w:themeColor="background1"/>
-          <w:bottom w:val="single" w:sz="8" w:space="0" w:color="FFFFFF" w:themeColor="background1"/>
-          <w:right w:val="single" w:sz="8" w:space="0" w:color="FFFFFF" w:themeColor="background1"/>
-          <w:insideH w:val="single" w:sz="8" w:space="0" w:color="FFFFFF" w:themeColor="background1"/>
-          <w:insideV w:val="single" w:sz="8" w:space="0" w:color="FFFFFF" w:themeColor="background1"/>
+          <w:top w:val="single" w:color="FFFFFF" w:themeColor="background1" w:sz="8" w:space="0"/>
+          <w:left w:val="single" w:color="FFFFFF" w:themeColor="background1" w:sz="8" w:space="0"/>
+          <w:bottom w:val="single" w:color="FFFFFF" w:themeColor="background1" w:sz="8" w:space="0"/>
+          <w:right w:val="single" w:color="FFFFFF" w:themeColor="background1" w:sz="8" w:space="0"/>
+          <w:insideH w:val="single" w:color="FFFFFF" w:themeColor="background1" w:sz="8" w:space="0"/>
+          <w:insideV w:val="single" w:color="FFFFFF" w:themeColor="background1" w:sz="8" w:space="0"/>
         </w:tcBorders>
         <w:shd w:val="clear" w:color="auto" w:fill="A7BFDE" w:themeFill="accent1" w:themeFillTint="7F"/>
       </w:tcPr>
@@ -9082,12 +9126,12 @@
       <w:tblStyleColBandSize w:val="1"/>
       <w:tblInd w:w="0" w:type="dxa"/>
       <w:tblBorders>
-        <w:top w:val="single" w:sz="8" w:space="0" w:color="FFFFFF" w:themeColor="background1"/>
-        <w:left w:val="single" w:sz="8" w:space="0" w:color="FFFFFF" w:themeColor="background1"/>
-        <w:bottom w:val="single" w:sz="8" w:space="0" w:color="FFFFFF" w:themeColor="background1"/>
-        <w:right w:val="single" w:sz="8" w:space="0" w:color="FFFFFF" w:themeColor="background1"/>
-        <w:insideH w:val="single" w:sz="6" w:space="0" w:color="FFFFFF" w:themeColor="background1"/>
-        <w:insideV w:val="single" w:sz="6" w:space="0" w:color="FFFFFF" w:themeColor="background1"/>
+        <w:top w:val="single" w:color="FFFFFF" w:themeColor="background1" w:sz="8" w:space="0"/>
+        <w:left w:val="single" w:color="FFFFFF" w:themeColor="background1" w:sz="8" w:space="0"/>
+        <w:bottom w:val="single" w:color="FFFFFF" w:themeColor="background1" w:sz="8" w:space="0"/>
+        <w:right w:val="single" w:color="FFFFFF" w:themeColor="background1" w:sz="8" w:space="0"/>
+        <w:insideH w:val="single" w:color="FFFFFF" w:themeColor="background1" w:sz="6" w:space="0"/>
+        <w:insideV w:val="single" w:color="FFFFFF" w:themeColor="background1" w:sz="6" w:space="0"/>
       </w:tblBorders>
       <w:tblCellMar>
         <w:top w:w="0" w:type="dxa"/>
@@ -9110,12 +9154,12 @@
       <w:tblPr/>
       <w:tcPr>
         <w:tcBorders>
-          <w:top w:val="single" w:sz="8" w:space="0" w:color="FFFFFF" w:themeColor="background1"/>
-          <w:left w:val="single" w:sz="8" w:space="0" w:color="FFFFFF" w:themeColor="background1"/>
-          <w:bottom w:val="single" w:sz="24" w:space="0" w:color="FFFFFF" w:themeColor="background1"/>
-          <w:right w:val="single" w:sz="8" w:space="0" w:color="FFFFFF" w:themeColor="background1"/>
-          <w:insideH w:val="nil"/>
-          <w:insideV w:val="single" w:sz="8" w:space="0" w:color="FFFFFF" w:themeColor="background1"/>
+          <w:top w:val="single" w:color="FFFFFF" w:themeColor="background1" w:sz="8" w:space="0"/>
+          <w:left w:val="single" w:color="FFFFFF" w:themeColor="background1" w:sz="8" w:space="0"/>
+          <w:bottom w:val="single" w:color="FFFFFF" w:themeColor="background1" w:sz="24" w:space="0"/>
+          <w:right w:val="single" w:color="FFFFFF" w:themeColor="background1" w:sz="8" w:space="0"/>
+          <w:insideH w:val="nil"/>
+          <w:insideV w:val="single" w:color="FFFFFF" w:themeColor="background1" w:sz="8" w:space="0"/>
         </w:tcBorders>
         <w:shd w:val="clear" w:color="auto" w:fill="C0504D" w:themeFill="accent2"/>
       </w:tcPr>
@@ -9131,12 +9175,12 @@
       <w:tblPr/>
       <w:tcPr>
         <w:tcBorders>
-          <w:top w:val="single" w:sz="24" w:space="0" w:color="FFFFFF" w:themeColor="background1"/>
-          <w:left w:val="single" w:sz="8" w:space="0" w:color="FFFFFF" w:themeColor="background1"/>
-          <w:bottom w:val="single" w:sz="8" w:space="0" w:color="FFFFFF" w:themeColor="background1"/>
-          <w:right w:val="single" w:sz="8" w:space="0" w:color="FFFFFF" w:themeColor="background1"/>
-          <w:insideH w:val="nil"/>
-          <w:insideV w:val="single" w:sz="8" w:space="0" w:color="FFFFFF" w:themeColor="background1"/>
+          <w:top w:val="single" w:color="FFFFFF" w:themeColor="background1" w:sz="24" w:space="0"/>
+          <w:left w:val="single" w:color="FFFFFF" w:themeColor="background1" w:sz="8" w:space="0"/>
+          <w:bottom w:val="single" w:color="FFFFFF" w:themeColor="background1" w:sz="8" w:space="0"/>
+          <w:right w:val="single" w:color="FFFFFF" w:themeColor="background1" w:sz="8" w:space="0"/>
+          <w:insideH w:val="nil"/>
+          <w:insideV w:val="single" w:color="FFFFFF" w:themeColor="background1" w:sz="8" w:space="0"/>
         </w:tcBorders>
         <w:shd w:val="clear" w:color="auto" w:fill="C0504D" w:themeFill="accent2"/>
       </w:tcPr>
@@ -9152,8 +9196,8 @@
       <w:tblPr/>
       <w:tcPr>
         <w:tcBorders>
-          <w:left w:val="single" w:sz="8" w:space="0" w:color="FFFFFF" w:themeColor="background1"/>
-          <w:right w:val="single" w:sz="24" w:space="0" w:color="FFFFFF" w:themeColor="background1"/>
+          <w:left w:val="single" w:color="FFFFFF" w:themeColor="background1" w:sz="8" w:space="0"/>
+          <w:right w:val="single" w:color="FFFFFF" w:themeColor="background1" w:sz="24" w:space="0"/>
           <w:insideH w:val="nil"/>
           <w:insideV w:val="nil"/>
         </w:tcBorders>
@@ -9172,7 +9216,7 @@
       <w:tcPr>
         <w:tcBorders>
           <w:top w:val="nil"/>
-          <w:left w:val="single" w:sz="24" w:space="0" w:color="FFFFFF" w:themeColor="background1"/>
+          <w:left w:val="single" w:color="FFFFFF" w:themeColor="background1" w:sz="24" w:space="0"/>
           <w:bottom w:val="nil"/>
           <w:right w:val="nil"/>
           <w:insideH w:val="nil"/>
@@ -9185,10 +9229,10 @@
       <w:tblPr/>
       <w:tcPr>
         <w:tcBorders>
-          <w:top w:val="single" w:sz="8" w:space="0" w:color="FFFFFF" w:themeColor="background1"/>
-          <w:left w:val="single" w:sz="8" w:space="0" w:color="FFFFFF" w:themeColor="background1"/>
-          <w:bottom w:val="single" w:sz="8" w:space="0" w:color="FFFFFF" w:themeColor="background1"/>
-          <w:right w:val="single" w:sz="8" w:space="0" w:color="FFFFFF" w:themeColor="background1"/>
+          <w:top w:val="single" w:color="FFFFFF" w:themeColor="background1" w:sz="8" w:space="0"/>
+          <w:left w:val="single" w:color="FFFFFF" w:themeColor="background1" w:sz="8" w:space="0"/>
+          <w:bottom w:val="single" w:color="FFFFFF" w:themeColor="background1" w:sz="8" w:space="0"/>
+          <w:right w:val="single" w:color="FFFFFF" w:themeColor="background1" w:sz="8" w:space="0"/>
           <w:insideH w:val="nil"/>
           <w:insideV w:val="nil"/>
         </w:tcBorders>
@@ -9199,12 +9243,12 @@
       <w:tblPr/>
       <w:tcPr>
         <w:tcBorders>
-          <w:top w:val="single" w:sz="8" w:space="0" w:color="FFFFFF" w:themeColor="background1"/>
-          <w:left w:val="single" w:sz="8" w:space="0" w:color="FFFFFF" w:themeColor="background1"/>
-          <w:bottom w:val="single" w:sz="8" w:space="0" w:color="FFFFFF" w:themeColor="background1"/>
-          <w:right w:val="single" w:sz="8" w:space="0" w:color="FFFFFF" w:themeColor="background1"/>
-          <w:insideH w:val="single" w:sz="8" w:space="0" w:color="FFFFFF" w:themeColor="background1"/>
-          <w:insideV w:val="single" w:sz="8" w:space="0" w:color="FFFFFF" w:themeColor="background1"/>
+          <w:top w:val="single" w:color="FFFFFF" w:themeColor="background1" w:sz="8" w:space="0"/>
+          <w:left w:val="single" w:color="FFFFFF" w:themeColor="background1" w:sz="8" w:space="0"/>
+          <w:bottom w:val="single" w:color="FFFFFF" w:themeColor="background1" w:sz="8" w:space="0"/>
+          <w:right w:val="single" w:color="FFFFFF" w:themeColor="background1" w:sz="8" w:space="0"/>
+          <w:insideH w:val="single" w:color="FFFFFF" w:themeColor="background1" w:sz="8" w:space="0"/>
+          <w:insideV w:val="single" w:color="FFFFFF" w:themeColor="background1" w:sz="8" w:space="0"/>
         </w:tcBorders>
         <w:shd w:val="clear" w:color="auto" w:fill="DFA7A6" w:themeFill="accent2" w:themeFillTint="7F"/>
       </w:tcPr>
@@ -9223,12 +9267,12 @@
       <w:tblStyleColBandSize w:val="1"/>
       <w:tblInd w:w="0" w:type="dxa"/>
       <w:tblBorders>
-        <w:top w:val="single" w:sz="8" w:space="0" w:color="FFFFFF" w:themeColor="background1"/>
-        <w:left w:val="single" w:sz="8" w:space="0" w:color="FFFFFF" w:themeColor="background1"/>
-        <w:bottom w:val="single" w:sz="8" w:space="0" w:color="FFFFFF" w:themeColor="background1"/>
-        <w:right w:val="single" w:sz="8" w:space="0" w:color="FFFFFF" w:themeColor="background1"/>
-        <w:insideH w:val="single" w:sz="6" w:space="0" w:color="FFFFFF" w:themeColor="background1"/>
-        <w:insideV w:val="single" w:sz="6" w:space="0" w:color="FFFFFF" w:themeColor="background1"/>
+        <w:top w:val="single" w:color="FFFFFF" w:themeColor="background1" w:sz="8" w:space="0"/>
+        <w:left w:val="single" w:color="FFFFFF" w:themeColor="background1" w:sz="8" w:space="0"/>
+        <w:bottom w:val="single" w:color="FFFFFF" w:themeColor="background1" w:sz="8" w:space="0"/>
+        <w:right w:val="single" w:color="FFFFFF" w:themeColor="background1" w:sz="8" w:space="0"/>
+        <w:insideH w:val="single" w:color="FFFFFF" w:themeColor="background1" w:sz="6" w:space="0"/>
+        <w:insideV w:val="single" w:color="FFFFFF" w:themeColor="background1" w:sz="6" w:space="0"/>
       </w:tblBorders>
       <w:tblCellMar>
         <w:top w:w="0" w:type="dxa"/>
@@ -9251,12 +9295,12 @@
       <w:tblPr/>
       <w:tcPr>
         <w:tcBorders>
-          <w:top w:val="single" w:sz="8" w:space="0" w:color="FFFFFF" w:themeColor="background1"/>
-          <w:left w:val="single" w:sz="8" w:space="0" w:color="FFFFFF" w:themeColor="background1"/>
-          <w:bottom w:val="single" w:sz="24" w:space="0" w:color="FFFFFF" w:themeColor="background1"/>
-          <w:right w:val="single" w:sz="8" w:space="0" w:color="FFFFFF" w:themeColor="background1"/>
-          <w:insideH w:val="nil"/>
-          <w:insideV w:val="single" w:sz="8" w:space="0" w:color="FFFFFF" w:themeColor="background1"/>
+          <w:top w:val="single" w:color="FFFFFF" w:themeColor="background1" w:sz="8" w:space="0"/>
+          <w:left w:val="single" w:color="FFFFFF" w:themeColor="background1" w:sz="8" w:space="0"/>
+          <w:bottom w:val="single" w:color="FFFFFF" w:themeColor="background1" w:sz="24" w:space="0"/>
+          <w:right w:val="single" w:color="FFFFFF" w:themeColor="background1" w:sz="8" w:space="0"/>
+          <w:insideH w:val="nil"/>
+          <w:insideV w:val="single" w:color="FFFFFF" w:themeColor="background1" w:sz="8" w:space="0"/>
         </w:tcBorders>
         <w:shd w:val="clear" w:color="auto" w:fill="9BBB59" w:themeFill="accent3"/>
       </w:tcPr>
@@ -9272,12 +9316,12 @@
       <w:tblPr/>
       <w:tcPr>
         <w:tcBorders>
-          <w:top w:val="single" w:sz="24" w:space="0" w:color="FFFFFF" w:themeColor="background1"/>
-          <w:left w:val="single" w:sz="8" w:space="0" w:color="FFFFFF" w:themeColor="background1"/>
-          <w:bottom w:val="single" w:sz="8" w:space="0" w:color="FFFFFF" w:themeColor="background1"/>
-          <w:right w:val="single" w:sz="8" w:space="0" w:color="FFFFFF" w:themeColor="background1"/>
-          <w:insideH w:val="nil"/>
-          <w:insideV w:val="single" w:sz="8" w:space="0" w:color="FFFFFF" w:themeColor="background1"/>
+          <w:top w:val="single" w:color="FFFFFF" w:themeColor="background1" w:sz="24" w:space="0"/>
+          <w:left w:val="single" w:color="FFFFFF" w:themeColor="background1" w:sz="8" w:space="0"/>
+          <w:bottom w:val="single" w:color="FFFFFF" w:themeColor="background1" w:sz="8" w:space="0"/>
+          <w:right w:val="single" w:color="FFFFFF" w:themeColor="background1" w:sz="8" w:space="0"/>
+          <w:insideH w:val="nil"/>
+          <w:insideV w:val="single" w:color="FFFFFF" w:themeColor="background1" w:sz="8" w:space="0"/>
         </w:tcBorders>
         <w:shd w:val="clear" w:color="auto" w:fill="9BBB59" w:themeFill="accent3"/>
       </w:tcPr>
@@ -9293,8 +9337,8 @@
       <w:tblPr/>
       <w:tcPr>
         <w:tcBorders>
-          <w:left w:val="single" w:sz="8" w:space="0" w:color="FFFFFF" w:themeColor="background1"/>
-          <w:right w:val="single" w:sz="24" w:space="0" w:color="FFFFFF" w:themeColor="background1"/>
+          <w:left w:val="single" w:color="FFFFFF" w:themeColor="background1" w:sz="8" w:space="0"/>
+          <w:right w:val="single" w:color="FFFFFF" w:themeColor="background1" w:sz="24" w:space="0"/>
           <w:insideH w:val="nil"/>
           <w:insideV w:val="nil"/>
         </w:tcBorders>
@@ -9313,7 +9357,7 @@
       <w:tcPr>
         <w:tcBorders>
           <w:top w:val="nil"/>
-          <w:left w:val="single" w:sz="24" w:space="0" w:color="FFFFFF" w:themeColor="background1"/>
+          <w:left w:val="single" w:color="FFFFFF" w:themeColor="background1" w:sz="24" w:space="0"/>
           <w:bottom w:val="nil"/>
           <w:right w:val="nil"/>
           <w:insideH w:val="nil"/>
@@ -9326,10 +9370,10 @@
       <w:tblPr/>
       <w:tcPr>
         <w:tcBorders>
-          <w:top w:val="single" w:sz="8" w:space="0" w:color="FFFFFF" w:themeColor="background1"/>
-          <w:left w:val="single" w:sz="8" w:space="0" w:color="FFFFFF" w:themeColor="background1"/>
-          <w:bottom w:val="single" w:sz="8" w:space="0" w:color="FFFFFF" w:themeColor="background1"/>
-          <w:right w:val="single" w:sz="8" w:space="0" w:color="FFFFFF" w:themeColor="background1"/>
+          <w:top w:val="single" w:color="FFFFFF" w:themeColor="background1" w:sz="8" w:space="0"/>
+          <w:left w:val="single" w:color="FFFFFF" w:themeColor="background1" w:sz="8" w:space="0"/>
+          <w:bottom w:val="single" w:color="FFFFFF" w:themeColor="background1" w:sz="8" w:space="0"/>
+          <w:right w:val="single" w:color="FFFFFF" w:themeColor="background1" w:sz="8" w:space="0"/>
           <w:insideH w:val="nil"/>
           <w:insideV w:val="nil"/>
         </w:tcBorders>
@@ -9340,12 +9384,12 @@
       <w:tblPr/>
       <w:tcPr>
         <w:tcBorders>
-          <w:top w:val="single" w:sz="8" w:space="0" w:color="FFFFFF" w:themeColor="background1"/>
-          <w:left w:val="single" w:sz="8" w:space="0" w:color="FFFFFF" w:themeColor="background1"/>
-          <w:bottom w:val="single" w:sz="8" w:space="0" w:color="FFFFFF" w:themeColor="background1"/>
-          <w:right w:val="single" w:sz="8" w:space="0" w:color="FFFFFF" w:themeColor="background1"/>
-          <w:insideH w:val="single" w:sz="8" w:space="0" w:color="FFFFFF" w:themeColor="background1"/>
-          <w:insideV w:val="single" w:sz="8" w:space="0" w:color="FFFFFF" w:themeColor="background1"/>
+          <w:top w:val="single" w:color="FFFFFF" w:themeColor="background1" w:sz="8" w:space="0"/>
+          <w:left w:val="single" w:color="FFFFFF" w:themeColor="background1" w:sz="8" w:space="0"/>
+          <w:bottom w:val="single" w:color="FFFFFF" w:themeColor="background1" w:sz="8" w:space="0"/>
+          <w:right w:val="single" w:color="FFFFFF" w:themeColor="background1" w:sz="8" w:space="0"/>
+          <w:insideH w:val="single" w:color="FFFFFF" w:themeColor="background1" w:sz="8" w:space="0"/>
+          <w:insideV w:val="single" w:color="FFFFFF" w:themeColor="background1" w:sz="8" w:space="0"/>
         </w:tcBorders>
         <w:shd w:val="clear" w:color="auto" w:fill="CDDDAC" w:themeFill="accent3" w:themeFillTint="7F"/>
       </w:tcPr>
@@ -9364,12 +9408,12 @@
       <w:tblStyleColBandSize w:val="1"/>
       <w:tblInd w:w="0" w:type="dxa"/>
       <w:tblBorders>
-        <w:top w:val="single" w:sz="8" w:space="0" w:color="FFFFFF" w:themeColor="background1"/>
-        <w:left w:val="single" w:sz="8" w:space="0" w:color="FFFFFF" w:themeColor="background1"/>
-        <w:bottom w:val="single" w:sz="8" w:space="0" w:color="FFFFFF" w:themeColor="background1"/>
-        <w:right w:val="single" w:sz="8" w:space="0" w:color="FFFFFF" w:themeColor="background1"/>
-        <w:insideH w:val="single" w:sz="6" w:space="0" w:color="FFFFFF" w:themeColor="background1"/>
-        <w:insideV w:val="single" w:sz="6" w:space="0" w:color="FFFFFF" w:themeColor="background1"/>
+        <w:top w:val="single" w:color="FFFFFF" w:themeColor="background1" w:sz="8" w:space="0"/>
+        <w:left w:val="single" w:color="FFFFFF" w:themeColor="background1" w:sz="8" w:space="0"/>
+        <w:bottom w:val="single" w:color="FFFFFF" w:themeColor="background1" w:sz="8" w:space="0"/>
+        <w:right w:val="single" w:color="FFFFFF" w:themeColor="background1" w:sz="8" w:space="0"/>
+        <w:insideH w:val="single" w:color="FFFFFF" w:themeColor="background1" w:sz="6" w:space="0"/>
+        <w:insideV w:val="single" w:color="FFFFFF" w:themeColor="background1" w:sz="6" w:space="0"/>
       </w:tblBorders>
       <w:tblCellMar>
         <w:top w:w="0" w:type="dxa"/>
@@ -9392,12 +9436,12 @@
       <w:tblPr/>
       <w:tcPr>
         <w:tcBorders>
-          <w:top w:val="single" w:sz="8" w:space="0" w:color="FFFFFF" w:themeColor="background1"/>
-          <w:left w:val="single" w:sz="8" w:space="0" w:color="FFFFFF" w:themeColor="background1"/>
-          <w:bottom w:val="single" w:sz="24" w:space="0" w:color="FFFFFF" w:themeColor="background1"/>
-          <w:right w:val="single" w:sz="8" w:space="0" w:color="FFFFFF" w:themeColor="background1"/>
-          <w:insideH w:val="nil"/>
-          <w:insideV w:val="single" w:sz="8" w:space="0" w:color="FFFFFF" w:themeColor="background1"/>
+          <w:top w:val="single" w:color="FFFFFF" w:themeColor="background1" w:sz="8" w:space="0"/>
+          <w:left w:val="single" w:color="FFFFFF" w:themeColor="background1" w:sz="8" w:space="0"/>
+          <w:bottom w:val="single" w:color="FFFFFF" w:themeColor="background1" w:sz="24" w:space="0"/>
+          <w:right w:val="single" w:color="FFFFFF" w:themeColor="background1" w:sz="8" w:space="0"/>
+          <w:insideH w:val="nil"/>
+          <w:insideV w:val="single" w:color="FFFFFF" w:themeColor="background1" w:sz="8" w:space="0"/>
         </w:tcBorders>
         <w:shd w:val="clear" w:color="auto" w:fill="8064A2" w:themeFill="accent4"/>
       </w:tcPr>
@@ -9413,12 +9457,12 @@
       <w:tblPr/>
       <w:tcPr>
         <w:tcBorders>
-          <w:top w:val="single" w:sz="24" w:space="0" w:color="FFFFFF" w:themeColor="background1"/>
-          <w:left w:val="single" w:sz="8" w:space="0" w:color="FFFFFF" w:themeColor="background1"/>
-          <w:bottom w:val="single" w:sz="8" w:space="0" w:color="FFFFFF" w:themeColor="background1"/>
-          <w:right w:val="single" w:sz="8" w:space="0" w:color="FFFFFF" w:themeColor="background1"/>
-          <w:insideH w:val="nil"/>
-          <w:insideV w:val="single" w:sz="8" w:space="0" w:color="FFFFFF" w:themeColor="background1"/>
+          <w:top w:val="single" w:color="FFFFFF" w:themeColor="background1" w:sz="24" w:space="0"/>
+          <w:left w:val="single" w:color="FFFFFF" w:themeColor="background1" w:sz="8" w:space="0"/>
+          <w:bottom w:val="single" w:color="FFFFFF" w:themeColor="background1" w:sz="8" w:space="0"/>
+          <w:right w:val="single" w:color="FFFFFF" w:themeColor="background1" w:sz="8" w:space="0"/>
+          <w:insideH w:val="nil"/>
+          <w:insideV w:val="single" w:color="FFFFFF" w:themeColor="background1" w:sz="8" w:space="0"/>
         </w:tcBorders>
         <w:shd w:val="clear" w:color="auto" w:fill="8064A2" w:themeFill="accent4"/>
       </w:tcPr>
@@ -9434,8 +9478,8 @@
       <w:tblPr/>
       <w:tcPr>
         <w:tcBorders>
-          <w:left w:val="single" w:sz="8" w:space="0" w:color="FFFFFF" w:themeColor="background1"/>
-          <w:right w:val="single" w:sz="24" w:space="0" w:color="FFFFFF" w:themeColor="background1"/>
+          <w:left w:val="single" w:color="FFFFFF" w:themeColor="background1" w:sz="8" w:space="0"/>
+          <w:right w:val="single" w:color="FFFFFF" w:themeColor="background1" w:sz="24" w:space="0"/>
           <w:insideH w:val="nil"/>
           <w:insideV w:val="nil"/>
         </w:tcBorders>
@@ -9454,7 +9498,7 @@
       <w:tcPr>
         <w:tcBorders>
           <w:top w:val="nil"/>
-          <w:left w:val="single" w:sz="24" w:space="0" w:color="FFFFFF" w:themeColor="background1"/>
+          <w:left w:val="single" w:color="FFFFFF" w:themeColor="background1" w:sz="24" w:space="0"/>
           <w:bottom w:val="nil"/>
           <w:right w:val="nil"/>
           <w:insideH w:val="nil"/>
@@ -9467,10 +9511,10 @@
       <w:tblPr/>
       <w:tcPr>
         <w:tcBorders>
-          <w:top w:val="single" w:sz="8" w:space="0" w:color="FFFFFF" w:themeColor="background1"/>
-          <w:left w:val="single" w:sz="8" w:space="0" w:color="FFFFFF" w:themeColor="background1"/>
-          <w:bottom w:val="single" w:sz="8" w:space="0" w:color="FFFFFF" w:themeColor="background1"/>
-          <w:right w:val="single" w:sz="8" w:space="0" w:color="FFFFFF" w:themeColor="background1"/>
+          <w:top w:val="single" w:color="FFFFFF" w:themeColor="background1" w:sz="8" w:space="0"/>
+          <w:left w:val="single" w:color="FFFFFF" w:themeColor="background1" w:sz="8" w:space="0"/>
+          <w:bottom w:val="single" w:color="FFFFFF" w:themeColor="background1" w:sz="8" w:space="0"/>
+          <w:right w:val="single" w:color="FFFFFF" w:themeColor="background1" w:sz="8" w:space="0"/>
           <w:insideH w:val="nil"/>
           <w:insideV w:val="nil"/>
         </w:tcBorders>
@@ -9481,12 +9525,12 @@
       <w:tblPr/>
       <w:tcPr>
         <w:tcBorders>
-          <w:top w:val="single" w:sz="8" w:space="0" w:color="FFFFFF" w:themeColor="background1"/>
-          <w:left w:val="single" w:sz="8" w:space="0" w:color="FFFFFF" w:themeColor="background1"/>
-          <w:bottom w:val="single" w:sz="8" w:space="0" w:color="FFFFFF" w:themeColor="background1"/>
-          <w:right w:val="single" w:sz="8" w:space="0" w:color="FFFFFF" w:themeColor="background1"/>
-          <w:insideH w:val="single" w:sz="8" w:space="0" w:color="FFFFFF" w:themeColor="background1"/>
-          <w:insideV w:val="single" w:sz="8" w:space="0" w:color="FFFFFF" w:themeColor="background1"/>
+          <w:top w:val="single" w:color="FFFFFF" w:themeColor="background1" w:sz="8" w:space="0"/>
+          <w:left w:val="single" w:color="FFFFFF" w:themeColor="background1" w:sz="8" w:space="0"/>
+          <w:bottom w:val="single" w:color="FFFFFF" w:themeColor="background1" w:sz="8" w:space="0"/>
+          <w:right w:val="single" w:color="FFFFFF" w:themeColor="background1" w:sz="8" w:space="0"/>
+          <w:insideH w:val="single" w:color="FFFFFF" w:themeColor="background1" w:sz="8" w:space="0"/>
+          <w:insideV w:val="single" w:color="FFFFFF" w:themeColor="background1" w:sz="8" w:space="0"/>
         </w:tcBorders>
         <w:shd w:val="clear" w:color="auto" w:fill="BFB1D0" w:themeFill="accent4" w:themeFillTint="7F"/>
       </w:tcPr>
@@ -9505,12 +9549,12 @@
       <w:tblStyleColBandSize w:val="1"/>
       <w:tblInd w:w="0" w:type="dxa"/>
       <w:tblBorders>
-        <w:top w:val="single" w:sz="8" w:space="0" w:color="FFFFFF" w:themeColor="background1"/>
-        <w:left w:val="single" w:sz="8" w:space="0" w:color="FFFFFF" w:themeColor="background1"/>
-        <w:bottom w:val="single" w:sz="8" w:space="0" w:color="FFFFFF" w:themeColor="background1"/>
-        <w:right w:val="single" w:sz="8" w:space="0" w:color="FFFFFF" w:themeColor="background1"/>
-        <w:insideH w:val="single" w:sz="6" w:space="0" w:color="FFFFFF" w:themeColor="background1"/>
-        <w:insideV w:val="single" w:sz="6" w:space="0" w:color="FFFFFF" w:themeColor="background1"/>
+        <w:top w:val="single" w:color="FFFFFF" w:themeColor="background1" w:sz="8" w:space="0"/>
+        <w:left w:val="single" w:color="FFFFFF" w:themeColor="background1" w:sz="8" w:space="0"/>
+        <w:bottom w:val="single" w:color="FFFFFF" w:themeColor="background1" w:sz="8" w:space="0"/>
+        <w:right w:val="single" w:color="FFFFFF" w:themeColor="background1" w:sz="8" w:space="0"/>
+        <w:insideH w:val="single" w:color="FFFFFF" w:themeColor="background1" w:sz="6" w:space="0"/>
+        <w:insideV w:val="single" w:color="FFFFFF" w:themeColor="background1" w:sz="6" w:space="0"/>
       </w:tblBorders>
       <w:tblCellMar>
         <w:top w:w="0" w:type="dxa"/>
@@ -9533,12 +9577,12 @@
       <w:tblPr/>
       <w:tcPr>
         <w:tcBorders>
-          <w:top w:val="single" w:sz="8" w:space="0" w:color="FFFFFF" w:themeColor="background1"/>
-          <w:left w:val="single" w:sz="8" w:space="0" w:color="FFFFFF" w:themeColor="background1"/>
-          <w:bottom w:val="single" w:sz="24" w:space="0" w:color="FFFFFF" w:themeColor="background1"/>
-          <w:right w:val="single" w:sz="8" w:space="0" w:color="FFFFFF" w:themeColor="background1"/>
-          <w:insideH w:val="nil"/>
-          <w:insideV w:val="single" w:sz="8" w:space="0" w:color="FFFFFF" w:themeColor="background1"/>
+          <w:top w:val="single" w:color="FFFFFF" w:themeColor="background1" w:sz="8" w:space="0"/>
+          <w:left w:val="single" w:color="FFFFFF" w:themeColor="background1" w:sz="8" w:space="0"/>
+          <w:bottom w:val="single" w:color="FFFFFF" w:themeColor="background1" w:sz="24" w:space="0"/>
+          <w:right w:val="single" w:color="FFFFFF" w:themeColor="background1" w:sz="8" w:space="0"/>
+          <w:insideH w:val="nil"/>
+          <w:insideV w:val="single" w:color="FFFFFF" w:themeColor="background1" w:sz="8" w:space="0"/>
         </w:tcBorders>
         <w:shd w:val="clear" w:color="auto" w:fill="4BACC6" w:themeFill="accent5"/>
       </w:tcPr>
@@ -9554,12 +9598,12 @@
       <w:tblPr/>
       <w:tcPr>
         <w:tcBorders>
-          <w:top w:val="single" w:sz="24" w:space="0" w:color="FFFFFF" w:themeColor="background1"/>
-          <w:left w:val="single" w:sz="8" w:space="0" w:color="FFFFFF" w:themeColor="background1"/>
-          <w:bottom w:val="single" w:sz="8" w:space="0" w:color="FFFFFF" w:themeColor="background1"/>
-          <w:right w:val="single" w:sz="8" w:space="0" w:color="FFFFFF" w:themeColor="background1"/>
-          <w:insideH w:val="nil"/>
-          <w:insideV w:val="single" w:sz="8" w:space="0" w:color="FFFFFF" w:themeColor="background1"/>
+          <w:top w:val="single" w:color="FFFFFF" w:themeColor="background1" w:sz="24" w:space="0"/>
+          <w:left w:val="single" w:color="FFFFFF" w:themeColor="background1" w:sz="8" w:space="0"/>
+          <w:bottom w:val="single" w:color="FFFFFF" w:themeColor="background1" w:sz="8" w:space="0"/>
+          <w:right w:val="single" w:color="FFFFFF" w:themeColor="background1" w:sz="8" w:space="0"/>
+          <w:insideH w:val="nil"/>
+          <w:insideV w:val="single" w:color="FFFFFF" w:themeColor="background1" w:sz="8" w:space="0"/>
         </w:tcBorders>
         <w:shd w:val="clear" w:color="auto" w:fill="4BACC6" w:themeFill="accent5"/>
       </w:tcPr>
@@ -9575,8 +9619,8 @@
       <w:tblPr/>
       <w:tcPr>
         <w:tcBorders>
-          <w:left w:val="single" w:sz="8" w:space="0" w:color="FFFFFF" w:themeColor="background1"/>
-          <w:right w:val="single" w:sz="24" w:space="0" w:color="FFFFFF" w:themeColor="background1"/>
+          <w:left w:val="single" w:color="FFFFFF" w:themeColor="background1" w:sz="8" w:space="0"/>
+          <w:right w:val="single" w:color="FFFFFF" w:themeColor="background1" w:sz="24" w:space="0"/>
           <w:insideH w:val="nil"/>
           <w:insideV w:val="nil"/>
         </w:tcBorders>
@@ -9595,7 +9639,7 @@
       <w:tcPr>
         <w:tcBorders>
           <w:top w:val="nil"/>
-          <w:left w:val="single" w:sz="24" w:space="0" w:color="FFFFFF" w:themeColor="background1"/>
+          <w:left w:val="single" w:color="FFFFFF" w:themeColor="background1" w:sz="24" w:space="0"/>
           <w:bottom w:val="nil"/>
           <w:right w:val="nil"/>
           <w:insideH w:val="nil"/>
@@ -9608,10 +9652,10 @@
       <w:tblPr/>
       <w:tcPr>
         <w:tcBorders>
-          <w:top w:val="single" w:sz="8" w:space="0" w:color="FFFFFF" w:themeColor="background1"/>
-          <w:left w:val="single" w:sz="8" w:space="0" w:color="FFFFFF" w:themeColor="background1"/>
-          <w:bottom w:val="single" w:sz="8" w:space="0" w:color="FFFFFF" w:themeColor="background1"/>
-          <w:right w:val="single" w:sz="8" w:space="0" w:color="FFFFFF" w:themeColor="background1"/>
+          <w:top w:val="single" w:color="FFFFFF" w:themeColor="background1" w:sz="8" w:space="0"/>
+          <w:left w:val="single" w:color="FFFFFF" w:themeColor="background1" w:sz="8" w:space="0"/>
+          <w:bottom w:val="single" w:color="FFFFFF" w:themeColor="background1" w:sz="8" w:space="0"/>
+          <w:right w:val="single" w:color="FFFFFF" w:themeColor="background1" w:sz="8" w:space="0"/>
           <w:insideH w:val="nil"/>
           <w:insideV w:val="nil"/>
         </w:tcBorders>
@@ -9622,12 +9666,12 @@
       <w:tblPr/>
       <w:tcPr>
         <w:tcBorders>
-          <w:top w:val="single" w:sz="8" w:space="0" w:color="FFFFFF" w:themeColor="background1"/>
-          <w:left w:val="single" w:sz="8" w:space="0" w:color="FFFFFF" w:themeColor="background1"/>
-          <w:bottom w:val="single" w:sz="8" w:space="0" w:color="FFFFFF" w:themeColor="background1"/>
-          <w:right w:val="single" w:sz="8" w:space="0" w:color="FFFFFF" w:themeColor="background1"/>
-          <w:insideH w:val="single" w:sz="8" w:space="0" w:color="FFFFFF" w:themeColor="background1"/>
-          <w:insideV w:val="single" w:sz="8" w:space="0" w:color="FFFFFF" w:themeColor="background1"/>
+          <w:top w:val="single" w:color="FFFFFF" w:themeColor="background1" w:sz="8" w:space="0"/>
+          <w:left w:val="single" w:color="FFFFFF" w:themeColor="background1" w:sz="8" w:space="0"/>
+          <w:bottom w:val="single" w:color="FFFFFF" w:themeColor="background1" w:sz="8" w:space="0"/>
+          <w:right w:val="single" w:color="FFFFFF" w:themeColor="background1" w:sz="8" w:space="0"/>
+          <w:insideH w:val="single" w:color="FFFFFF" w:themeColor="background1" w:sz="8" w:space="0"/>
+          <w:insideV w:val="single" w:color="FFFFFF" w:themeColor="background1" w:sz="8" w:space="0"/>
         </w:tcBorders>
         <w:shd w:val="clear" w:color="auto" w:fill="A5D5E2" w:themeFill="accent5" w:themeFillTint="7F"/>
       </w:tcPr>
@@ -9646,12 +9690,12 @@
       <w:tblStyleColBandSize w:val="1"/>
       <w:tblInd w:w="0" w:type="dxa"/>
       <w:tblBorders>
-        <w:top w:val="single" w:sz="8" w:space="0" w:color="FFFFFF" w:themeColor="background1"/>
-        <w:left w:val="single" w:sz="8" w:space="0" w:color="FFFFFF" w:themeColor="background1"/>
-        <w:bottom w:val="single" w:sz="8" w:space="0" w:color="FFFFFF" w:themeColor="background1"/>
-        <w:right w:val="single" w:sz="8" w:space="0" w:color="FFFFFF" w:themeColor="background1"/>
-        <w:insideH w:val="single" w:sz="6" w:space="0" w:color="FFFFFF" w:themeColor="background1"/>
-        <w:insideV w:val="single" w:sz="6" w:space="0" w:color="FFFFFF" w:themeColor="background1"/>
+        <w:top w:val="single" w:color="FFFFFF" w:themeColor="background1" w:sz="8" w:space="0"/>
+        <w:left w:val="single" w:color="FFFFFF" w:themeColor="background1" w:sz="8" w:space="0"/>
+        <w:bottom w:val="single" w:color="FFFFFF" w:themeColor="background1" w:sz="8" w:space="0"/>
+        <w:right w:val="single" w:color="FFFFFF" w:themeColor="background1" w:sz="8" w:space="0"/>
+        <w:insideH w:val="single" w:color="FFFFFF" w:themeColor="background1" w:sz="6" w:space="0"/>
+        <w:insideV w:val="single" w:color="FFFFFF" w:themeColor="background1" w:sz="6" w:space="0"/>
       </w:tblBorders>
       <w:tblCellMar>
         <w:top w:w="0" w:type="dxa"/>
@@ -9674,12 +9718,12 @@
       <w:tblPr/>
       <w:tcPr>
         <w:tcBorders>
-          <w:top w:val="single" w:sz="8" w:space="0" w:color="FFFFFF" w:themeColor="background1"/>
-          <w:left w:val="single" w:sz="8" w:space="0" w:color="FFFFFF" w:themeColor="background1"/>
-          <w:bottom w:val="single" w:sz="24" w:space="0" w:color="FFFFFF" w:themeColor="background1"/>
-          <w:right w:val="single" w:sz="8" w:space="0" w:color="FFFFFF" w:themeColor="background1"/>
-          <w:insideH w:val="nil"/>
-          <w:insideV w:val="single" w:sz="8" w:space="0" w:color="FFFFFF" w:themeColor="background1"/>
+          <w:top w:val="single" w:color="FFFFFF" w:themeColor="background1" w:sz="8" w:space="0"/>
+          <w:left w:val="single" w:color="FFFFFF" w:themeColor="background1" w:sz="8" w:space="0"/>
+          <w:bottom w:val="single" w:color="FFFFFF" w:themeColor="background1" w:sz="24" w:space="0"/>
+          <w:right w:val="single" w:color="FFFFFF" w:themeColor="background1" w:sz="8" w:space="0"/>
+          <w:insideH w:val="nil"/>
+          <w:insideV w:val="single" w:color="FFFFFF" w:themeColor="background1" w:sz="8" w:space="0"/>
         </w:tcBorders>
         <w:shd w:val="clear" w:color="auto" w:fill="F79646" w:themeFill="accent6"/>
       </w:tcPr>
@@ -9695,12 +9739,12 @@
       <w:tblPr/>
       <w:tcPr>
         <w:tcBorders>
-          <w:top w:val="single" w:sz="24" w:space="0" w:color="FFFFFF" w:themeColor="background1"/>
-          <w:left w:val="single" w:sz="8" w:space="0" w:color="FFFFFF" w:themeColor="background1"/>
-          <w:bottom w:val="single" w:sz="8" w:space="0" w:color="FFFFFF" w:themeColor="background1"/>
-          <w:right w:val="single" w:sz="8" w:space="0" w:color="FFFFFF" w:themeColor="background1"/>
-          <w:insideH w:val="nil"/>
-          <w:insideV w:val="single" w:sz="8" w:space="0" w:color="FFFFFF" w:themeColor="background1"/>
+          <w:top w:val="single" w:color="FFFFFF" w:themeColor="background1" w:sz="24" w:space="0"/>
+          <w:left w:val="single" w:color="FFFFFF" w:themeColor="background1" w:sz="8" w:space="0"/>
+          <w:bottom w:val="single" w:color="FFFFFF" w:themeColor="background1" w:sz="8" w:space="0"/>
+          <w:right w:val="single" w:color="FFFFFF" w:themeColor="background1" w:sz="8" w:space="0"/>
+          <w:insideH w:val="nil"/>
+          <w:insideV w:val="single" w:color="FFFFFF" w:themeColor="background1" w:sz="8" w:space="0"/>
         </w:tcBorders>
         <w:shd w:val="clear" w:color="auto" w:fill="F79646" w:themeFill="accent6"/>
       </w:tcPr>
@@ -9716,8 +9760,8 @@
       <w:tblPr/>
       <w:tcPr>
         <w:tcBorders>
-          <w:left w:val="single" w:sz="8" w:space="0" w:color="FFFFFF" w:themeColor="background1"/>
-          <w:right w:val="single" w:sz="24" w:space="0" w:color="FFFFFF" w:themeColor="background1"/>
+          <w:left w:val="single" w:color="FFFFFF" w:themeColor="background1" w:sz="8" w:space="0"/>
+          <w:right w:val="single" w:color="FFFFFF" w:themeColor="background1" w:sz="24" w:space="0"/>
           <w:insideH w:val="nil"/>
           <w:insideV w:val="nil"/>
         </w:tcBorders>
@@ -9736,7 +9780,7 @@
       <w:tcPr>
         <w:tcBorders>
           <w:top w:val="nil"/>
-          <w:left w:val="single" w:sz="24" w:space="0" w:color="FFFFFF" w:themeColor="background1"/>
+          <w:left w:val="single" w:color="FFFFFF" w:themeColor="background1" w:sz="24" w:space="0"/>
           <w:bottom w:val="nil"/>
           <w:right w:val="nil"/>
           <w:insideH w:val="nil"/>
@@ -9749,10 +9793,10 @@
       <w:tblPr/>
       <w:tcPr>
         <w:tcBorders>
-          <w:top w:val="single" w:sz="8" w:space="0" w:color="FFFFFF" w:themeColor="background1"/>
-          <w:left w:val="single" w:sz="8" w:space="0" w:color="FFFFFF" w:themeColor="background1"/>
-          <w:bottom w:val="single" w:sz="8" w:space="0" w:color="FFFFFF" w:themeColor="background1"/>
-          <w:right w:val="single" w:sz="8" w:space="0" w:color="FFFFFF" w:themeColor="background1"/>
+          <w:top w:val="single" w:color="FFFFFF" w:themeColor="background1" w:sz="8" w:space="0"/>
+          <w:left w:val="single" w:color="FFFFFF" w:themeColor="background1" w:sz="8" w:space="0"/>
+          <w:bottom w:val="single" w:color="FFFFFF" w:themeColor="background1" w:sz="8" w:space="0"/>
+          <w:right w:val="single" w:color="FFFFFF" w:themeColor="background1" w:sz="8" w:space="0"/>
           <w:insideH w:val="nil"/>
           <w:insideV w:val="nil"/>
         </w:tcBorders>
@@ -9763,12 +9807,12 @@
       <w:tblPr/>
       <w:tcPr>
         <w:tcBorders>
-          <w:top w:val="single" w:sz="8" w:space="0" w:color="FFFFFF" w:themeColor="background1"/>
-          <w:left w:val="single" w:sz="8" w:space="0" w:color="FFFFFF" w:themeColor="background1"/>
-          <w:bottom w:val="single" w:sz="8" w:space="0" w:color="FFFFFF" w:themeColor="background1"/>
-          <w:right w:val="single" w:sz="8" w:space="0" w:color="FFFFFF" w:themeColor="background1"/>
-          <w:insideH w:val="single" w:sz="8" w:space="0" w:color="FFFFFF" w:themeColor="background1"/>
-          <w:insideV w:val="single" w:sz="8" w:space="0" w:color="FFFFFF" w:themeColor="background1"/>
+          <w:top w:val="single" w:color="FFFFFF" w:themeColor="background1" w:sz="8" w:space="0"/>
+          <w:left w:val="single" w:color="FFFFFF" w:themeColor="background1" w:sz="8" w:space="0"/>
+          <w:bottom w:val="single" w:color="FFFFFF" w:themeColor="background1" w:sz="8" w:space="0"/>
+          <w:right w:val="single" w:color="FFFFFF" w:themeColor="background1" w:sz="8" w:space="0"/>
+          <w:insideH w:val="single" w:color="FFFFFF" w:themeColor="background1" w:sz="8" w:space="0"/>
+          <w:insideV w:val="single" w:color="FFFFFF" w:themeColor="background1" w:sz="8" w:space="0"/>
         </w:tcBorders>
         <w:shd w:val="clear" w:color="auto" w:fill="FBCAA2" w:themeFill="accent6" w:themeFillTint="7F"/>
       </w:tcPr>
@@ -9809,7 +9853,7 @@
         <w:tcBorders>
           <w:top w:val="nil"/>
           <w:left w:val="nil"/>
-          <w:bottom w:val="single" w:sz="18" w:space="0" w:color="FFFFFF" w:themeColor="background1"/>
+          <w:bottom w:val="single" w:color="FFFFFF" w:themeColor="background1" w:sz="18" w:space="0"/>
           <w:right w:val="nil"/>
           <w:insideH w:val="nil"/>
           <w:insideV w:val="nil"/>
@@ -9821,7 +9865,7 @@
       <w:tblPr/>
       <w:tcPr>
         <w:tcBorders>
-          <w:top w:val="single" w:sz="18" w:space="0" w:color="FFFFFF" w:themeColor="background1"/>
+          <w:top w:val="single" w:color="FFFFFF" w:themeColor="background1" w:sz="18" w:space="0"/>
           <w:left w:val="nil"/>
           <w:bottom w:val="nil"/>
           <w:right w:val="nil"/>
@@ -9838,7 +9882,7 @@
           <w:top w:val="nil"/>
           <w:left w:val="nil"/>
           <w:bottom w:val="nil"/>
-          <w:right w:val="single" w:sz="18" w:space="0" w:color="FFFFFF" w:themeColor="background1"/>
+          <w:right w:val="single" w:color="FFFFFF" w:themeColor="background1" w:sz="18" w:space="0"/>
           <w:insideH w:val="nil"/>
           <w:insideV w:val="nil"/>
         </w:tcBorders>
@@ -9850,7 +9894,7 @@
       <w:tcPr>
         <w:tcBorders>
           <w:top w:val="nil"/>
-          <w:left w:val="single" w:sz="18" w:space="0" w:color="FFFFFF" w:themeColor="background1"/>
+          <w:left w:val="single" w:color="FFFFFF" w:themeColor="background1" w:sz="18" w:space="0"/>
           <w:bottom w:val="nil"/>
           <w:right w:val="nil"/>
           <w:insideH w:val="nil"/>
@@ -9923,7 +9967,7 @@
         <w:tcBorders>
           <w:top w:val="nil"/>
           <w:left w:val="nil"/>
-          <w:bottom w:val="single" w:sz="18" w:space="0" w:color="FFFFFF" w:themeColor="background1"/>
+          <w:bottom w:val="single" w:color="FFFFFF" w:themeColor="background1" w:sz="18" w:space="0"/>
           <w:right w:val="nil"/>
           <w:insideH w:val="nil"/>
           <w:insideV w:val="nil"/>
@@ -9935,7 +9979,7 @@
       <w:tblPr/>
       <w:tcPr>
         <w:tcBorders>
-          <w:top w:val="single" w:sz="18" w:space="0" w:color="FFFFFF" w:themeColor="background1"/>
+          <w:top w:val="single" w:color="FFFFFF" w:themeColor="background1" w:sz="18" w:space="0"/>
           <w:left w:val="nil"/>
           <w:bottom w:val="nil"/>
           <w:right w:val="nil"/>
@@ -9952,7 +9996,7 @@
           <w:top w:val="nil"/>
           <w:left w:val="nil"/>
           <w:bottom w:val="nil"/>
-          <w:right w:val="single" w:sz="18" w:space="0" w:color="FFFFFF" w:themeColor="background1"/>
+          <w:right w:val="single" w:color="FFFFFF" w:themeColor="background1" w:sz="18" w:space="0"/>
           <w:insideH w:val="nil"/>
           <w:insideV w:val="nil"/>
         </w:tcBorders>
@@ -9964,7 +10008,7 @@
       <w:tcPr>
         <w:tcBorders>
           <w:top w:val="nil"/>
-          <w:left w:val="single" w:sz="18" w:space="0" w:color="FFFFFF" w:themeColor="background1"/>
+          <w:left w:val="single" w:color="FFFFFF" w:themeColor="background1" w:sz="18" w:space="0"/>
           <w:bottom w:val="nil"/>
           <w:right w:val="nil"/>
           <w:insideH w:val="nil"/>
@@ -10037,7 +10081,7 @@
         <w:tcBorders>
           <w:top w:val="nil"/>
           <w:left w:val="nil"/>
-          <w:bottom w:val="single" w:sz="18" w:space="0" w:color="FFFFFF" w:themeColor="background1"/>
+          <w:bottom w:val="single" w:color="FFFFFF" w:themeColor="background1" w:sz="18" w:space="0"/>
           <w:right w:val="nil"/>
           <w:insideH w:val="nil"/>
           <w:insideV w:val="nil"/>
@@ -10049,7 +10093,7 @@
       <w:tblPr/>
       <w:tcPr>
         <w:tcBorders>
-          <w:top w:val="single" w:sz="18" w:space="0" w:color="FFFFFF" w:themeColor="background1"/>
+          <w:top w:val="single" w:color="FFFFFF" w:themeColor="background1" w:sz="18" w:space="0"/>
           <w:left w:val="nil"/>
           <w:bottom w:val="nil"/>
           <w:right w:val="nil"/>
@@ -10066,7 +10110,7 @@
           <w:top w:val="nil"/>
           <w:left w:val="nil"/>
           <w:bottom w:val="nil"/>
-          <w:right w:val="single" w:sz="18" w:space="0" w:color="FFFFFF" w:themeColor="background1"/>
+          <w:right w:val="single" w:color="FFFFFF" w:themeColor="background1" w:sz="18" w:space="0"/>
           <w:insideH w:val="nil"/>
           <w:insideV w:val="nil"/>
         </w:tcBorders>
@@ -10078,7 +10122,7 @@
       <w:tcPr>
         <w:tcBorders>
           <w:top w:val="nil"/>
-          <w:left w:val="single" w:sz="18" w:space="0" w:color="FFFFFF" w:themeColor="background1"/>
+          <w:left w:val="single" w:color="FFFFFF" w:themeColor="background1" w:sz="18" w:space="0"/>
           <w:bottom w:val="nil"/>
           <w:right w:val="nil"/>
           <w:insideH w:val="nil"/>
@@ -10151,7 +10195,7 @@
         <w:tcBorders>
           <w:top w:val="nil"/>
           <w:left w:val="nil"/>
-          <w:bottom w:val="single" w:sz="18" w:space="0" w:color="FFFFFF" w:themeColor="background1"/>
+          <w:bottom w:val="single" w:color="FFFFFF" w:themeColor="background1" w:sz="18" w:space="0"/>
           <w:right w:val="nil"/>
           <w:insideH w:val="nil"/>
           <w:insideV w:val="nil"/>
@@ -10163,7 +10207,7 @@
       <w:tblPr/>
       <w:tcPr>
         <w:tcBorders>
-          <w:top w:val="single" w:sz="18" w:space="0" w:color="FFFFFF" w:themeColor="background1"/>
+          <w:top w:val="single" w:color="FFFFFF" w:themeColor="background1" w:sz="18" w:space="0"/>
           <w:left w:val="nil"/>
           <w:bottom w:val="nil"/>
           <w:right w:val="nil"/>
@@ -10180,7 +10224,7 @@
           <w:top w:val="nil"/>
           <w:left w:val="nil"/>
           <w:bottom w:val="nil"/>
-          <w:right w:val="single" w:sz="18" w:space="0" w:color="FFFFFF" w:themeColor="background1"/>
+          <w:right w:val="single" w:color="FFFFFF" w:themeColor="background1" w:sz="18" w:space="0"/>
           <w:insideH w:val="nil"/>
           <w:insideV w:val="nil"/>
         </w:tcBorders>
@@ -10192,7 +10236,7 @@
       <w:tcPr>
         <w:tcBorders>
           <w:top w:val="nil"/>
-          <w:left w:val="single" w:sz="18" w:space="0" w:color="FFFFFF" w:themeColor="background1"/>
+          <w:left w:val="single" w:color="FFFFFF" w:themeColor="background1" w:sz="18" w:space="0"/>
           <w:bottom w:val="nil"/>
           <w:right w:val="nil"/>
           <w:insideH w:val="nil"/>
@@ -10265,7 +10309,7 @@
         <w:tcBorders>
           <w:top w:val="nil"/>
           <w:left w:val="nil"/>
-          <w:bottom w:val="single" w:sz="18" w:space="0" w:color="FFFFFF" w:themeColor="background1"/>
+          <w:bottom w:val="single" w:color="FFFFFF" w:themeColor="background1" w:sz="18" w:space="0"/>
           <w:right w:val="nil"/>
           <w:insideH w:val="nil"/>
           <w:insideV w:val="nil"/>
@@ -10277,7 +10321,7 @@
       <w:tblPr/>
       <w:tcPr>
         <w:tcBorders>
-          <w:top w:val="single" w:sz="18" w:space="0" w:color="FFFFFF" w:themeColor="background1"/>
+          <w:top w:val="single" w:color="FFFFFF" w:themeColor="background1" w:sz="18" w:space="0"/>
           <w:left w:val="nil"/>
           <w:bottom w:val="nil"/>
           <w:right w:val="nil"/>
@@ -10294,7 +10338,7 @@
           <w:top w:val="nil"/>
           <w:left w:val="nil"/>
           <w:bottom w:val="nil"/>
-          <w:right w:val="single" w:sz="18" w:space="0" w:color="FFFFFF" w:themeColor="background1"/>
+          <w:right w:val="single" w:color="FFFFFF" w:themeColor="background1" w:sz="18" w:space="0"/>
           <w:insideH w:val="nil"/>
           <w:insideV w:val="nil"/>
         </w:tcBorders>
@@ -10306,7 +10350,7 @@
       <w:tcPr>
         <w:tcBorders>
           <w:top w:val="nil"/>
-          <w:left w:val="single" w:sz="18" w:space="0" w:color="FFFFFF" w:themeColor="background1"/>
+          <w:left w:val="single" w:color="FFFFFF" w:themeColor="background1" w:sz="18" w:space="0"/>
           <w:bottom w:val="nil"/>
           <w:right w:val="nil"/>
           <w:insideH w:val="nil"/>
@@ -10379,7 +10423,7 @@
         <w:tcBorders>
           <w:top w:val="nil"/>
           <w:left w:val="nil"/>
-          <w:bottom w:val="single" w:sz="18" w:space="0" w:color="FFFFFF" w:themeColor="background1"/>
+          <w:bottom w:val="single" w:color="FFFFFF" w:themeColor="background1" w:sz="18" w:space="0"/>
           <w:right w:val="nil"/>
           <w:insideH w:val="nil"/>
           <w:insideV w:val="nil"/>
@@ -10391,7 +10435,7 @@
       <w:tblPr/>
       <w:tcPr>
         <w:tcBorders>
-          <w:top w:val="single" w:sz="18" w:space="0" w:color="FFFFFF" w:themeColor="background1"/>
+          <w:top w:val="single" w:color="FFFFFF" w:themeColor="background1" w:sz="18" w:space="0"/>
           <w:left w:val="nil"/>
           <w:bottom w:val="nil"/>
           <w:right w:val="nil"/>
@@ -10408,7 +10452,7 @@
           <w:top w:val="nil"/>
           <w:left w:val="nil"/>
           <w:bottom w:val="nil"/>
-          <w:right w:val="single" w:sz="18" w:space="0" w:color="FFFFFF" w:themeColor="background1"/>
+          <w:right w:val="single" w:color="FFFFFF" w:themeColor="background1" w:sz="18" w:space="0"/>
           <w:insideH w:val="nil"/>
           <w:insideV w:val="nil"/>
         </w:tcBorders>
@@ -10420,7 +10464,7 @@
       <w:tcPr>
         <w:tcBorders>
           <w:top w:val="nil"/>
-          <w:left w:val="single" w:sz="18" w:space="0" w:color="FFFFFF" w:themeColor="background1"/>
+          <w:left w:val="single" w:color="FFFFFF" w:themeColor="background1" w:sz="18" w:space="0"/>
           <w:bottom w:val="nil"/>
           <w:right w:val="nil"/>
           <w:insideH w:val="nil"/>
@@ -10493,7 +10537,7 @@
         <w:tcBorders>
           <w:top w:val="nil"/>
           <w:left w:val="nil"/>
-          <w:bottom w:val="single" w:sz="18" w:space="0" w:color="FFFFFF" w:themeColor="background1"/>
+          <w:bottom w:val="single" w:color="FFFFFF" w:themeColor="background1" w:sz="18" w:space="0"/>
           <w:right w:val="nil"/>
           <w:insideH w:val="nil"/>
           <w:insideV w:val="nil"/>
@@ -10505,7 +10549,7 @@
       <w:tblPr/>
       <w:tcPr>
         <w:tcBorders>
-          <w:top w:val="single" w:sz="18" w:space="0" w:color="FFFFFF" w:themeColor="background1"/>
+          <w:top w:val="single" w:color="FFFFFF" w:themeColor="background1" w:sz="18" w:space="0"/>
           <w:left w:val="nil"/>
           <w:bottom w:val="nil"/>
           <w:right w:val="nil"/>
@@ -10522,7 +10566,7 @@
           <w:top w:val="nil"/>
           <w:left w:val="nil"/>
           <w:bottom w:val="nil"/>
-          <w:right w:val="single" w:sz="18" w:space="0" w:color="FFFFFF" w:themeColor="background1"/>
+          <w:right w:val="single" w:color="FFFFFF" w:themeColor="background1" w:sz="18" w:space="0"/>
           <w:insideH w:val="nil"/>
           <w:insideV w:val="nil"/>
         </w:tcBorders>
@@ -10534,7 +10578,7 @@
       <w:tcPr>
         <w:tcBorders>
           <w:top w:val="nil"/>
-          <w:left w:val="single" w:sz="18" w:space="0" w:color="FFFFFF" w:themeColor="background1"/>
+          <w:left w:val="single" w:color="FFFFFF" w:themeColor="background1" w:sz="18" w:space="0"/>
           <w:bottom w:val="nil"/>
           <w:right w:val="nil"/>
           <w:insideH w:val="nil"/>
@@ -10588,12 +10632,12 @@
       <w:tblStyleColBandSize w:val="1"/>
       <w:tblInd w:w="0" w:type="dxa"/>
       <w:tblBorders>
-        <w:top w:val="single" w:sz="24" w:space="0" w:color="C0504D" w:themeColor="accent2"/>
-        <w:left w:val="single" w:sz="4" w:space="0" w:color="000000" w:themeColor="text1"/>
-        <w:bottom w:val="single" w:sz="4" w:space="0" w:color="000000" w:themeColor="text1"/>
-        <w:right w:val="single" w:sz="4" w:space="0" w:color="000000" w:themeColor="text1"/>
-        <w:insideH w:val="single" w:sz="4" w:space="0" w:color="FFFFFF" w:themeColor="background1"/>
-        <w:insideV w:val="single" w:sz="4" w:space="0" w:color="FFFFFF" w:themeColor="background1"/>
+        <w:top w:val="single" w:color="C0504D" w:themeColor="accent2" w:sz="24" w:space="0"/>
+        <w:left w:val="single" w:color="000000" w:themeColor="text1" w:sz="4" w:space="0"/>
+        <w:bottom w:val="single" w:color="000000" w:themeColor="text1" w:sz="4" w:space="0"/>
+        <w:right w:val="single" w:color="000000" w:themeColor="text1" w:sz="4" w:space="0"/>
+        <w:insideH w:val="single" w:color="FFFFFF" w:themeColor="background1" w:sz="4" w:space="0"/>
+        <w:insideV w:val="single" w:color="FFFFFF" w:themeColor="background1" w:sz="4" w:space="0"/>
       </w:tblBorders>
       <w:tblCellMar>
         <w:top w:w="0" w:type="dxa"/>
@@ -10615,7 +10659,7 @@
         <w:tcBorders>
           <w:top w:val="nil"/>
           <w:left w:val="nil"/>
-          <w:bottom w:val="single" w:sz="24" w:space="0" w:color="C0504D" w:themeColor="accent2"/>
+          <w:bottom w:val="single" w:color="C0504D" w:themeColor="accent2" w:sz="24" w:space="0"/>
           <w:right w:val="nil"/>
           <w:insideH w:val="nil"/>
           <w:insideV w:val="nil"/>
@@ -10632,7 +10676,7 @@
       <w:tblPr/>
       <w:tcPr>
         <w:tcBorders>
-          <w:top w:val="single" w:sz="6" w:space="0" w:color="FFFFFF" w:themeColor="background1"/>
+          <w:top w:val="single" w:color="FFFFFF" w:themeColor="background1" w:sz="6" w:space="0"/>
         </w:tcBorders>
         <w:shd w:val="clear" w:color="auto" w:fill="000000" w:themeFill="text1" w:themeFillShade="99"/>
       </w:tcPr>
@@ -10648,7 +10692,7 @@
           <w:left w:val="nil"/>
           <w:bottom w:val="nil"/>
           <w:right w:val="nil"/>
-          <w:insideH w:val="single" w:sz="4" w:space="0" w:color="000000" w:themeColor="text1" w:themeShade="99"/>
+          <w:insideH w:val="single" w:color="000000" w:themeColor="text1" w:themeShade="99" w:sz="4" w:space="0"/>
           <w:insideV w:val="nil"/>
         </w:tcBorders>
         <w:shd w:val="clear" w:color="auto" w:fill="000000" w:themeFill="text1" w:themeFillShade="99"/>
@@ -10710,12 +10754,12 @@
       <w:tblStyleColBandSize w:val="1"/>
       <w:tblInd w:w="0" w:type="dxa"/>
       <w:tblBorders>
-        <w:top w:val="single" w:sz="24" w:space="0" w:color="C0504D" w:themeColor="accent2"/>
-        <w:left w:val="single" w:sz="4" w:space="0" w:color="4F81BD" w:themeColor="accent1"/>
-        <w:bottom w:val="single" w:sz="4" w:space="0" w:color="4F81BD" w:themeColor="accent1"/>
-        <w:right w:val="single" w:sz="4" w:space="0" w:color="4F81BD" w:themeColor="accent1"/>
-        <w:insideH w:val="single" w:sz="4" w:space="0" w:color="FFFFFF" w:themeColor="background1"/>
-        <w:insideV w:val="single" w:sz="4" w:space="0" w:color="FFFFFF" w:themeColor="background1"/>
+        <w:top w:val="single" w:color="C0504D" w:themeColor="accent2" w:sz="24" w:space="0"/>
+        <w:left w:val="single" w:color="4F81BD" w:themeColor="accent1" w:sz="4" w:space="0"/>
+        <w:bottom w:val="single" w:color="4F81BD" w:themeColor="accent1" w:sz="4" w:space="0"/>
+        <w:right w:val="single" w:color="4F81BD" w:themeColor="accent1" w:sz="4" w:space="0"/>
+        <w:insideH w:val="single" w:color="FFFFFF" w:themeColor="background1" w:sz="4" w:space="0"/>
+        <w:insideV w:val="single" w:color="FFFFFF" w:themeColor="background1" w:sz="4" w:space="0"/>
       </w:tblBorders>
       <w:tblCellMar>
         <w:top w:w="0" w:type="dxa"/>
@@ -10737,7 +10781,7 @@
         <w:tcBorders>
           <w:top w:val="nil"/>
           <w:left w:val="nil"/>
-          <w:bottom w:val="single" w:sz="24" w:space="0" w:color="C0504D" w:themeColor="accent2"/>
+          <w:bottom w:val="single" w:color="C0504D" w:themeColor="accent2" w:sz="24" w:space="0"/>
           <w:right w:val="nil"/>
           <w:insideH w:val="nil"/>
           <w:insideV w:val="nil"/>
@@ -10754,7 +10798,7 @@
       <w:tblPr/>
       <w:tcPr>
         <w:tcBorders>
-          <w:top w:val="single" w:sz="6" w:space="0" w:color="FFFFFF" w:themeColor="background1"/>
+          <w:top w:val="single" w:color="FFFFFF" w:themeColor="background1" w:sz="6" w:space="0"/>
         </w:tcBorders>
         <w:shd w:val="clear" w:color="auto" w:fill="2C4C74" w:themeFill="accent1" w:themeFillShade="99"/>
       </w:tcPr>
@@ -10770,7 +10814,7 @@
           <w:left w:val="nil"/>
           <w:bottom w:val="nil"/>
           <w:right w:val="nil"/>
-          <w:insideH w:val="single" w:sz="4" w:space="0" w:color="2C4C74" w:themeColor="accent1" w:themeShade="99"/>
+          <w:insideH w:val="single" w:color="2C4C74" w:themeColor="accent1" w:themeShade="99" w:sz="4" w:space="0"/>
           <w:insideV w:val="nil"/>
         </w:tcBorders>
         <w:shd w:val="clear" w:color="auto" w:fill="2C4C74" w:themeFill="accent1" w:themeFillShade="99"/>
@@ -10832,12 +10876,12 @@
       <w:tblStyleColBandSize w:val="1"/>
       <w:tblInd w:w="0" w:type="dxa"/>
       <w:tblBorders>
-        <w:top w:val="single" w:sz="24" w:space="0" w:color="C0504D" w:themeColor="accent2"/>
-        <w:left w:val="single" w:sz="4" w:space="0" w:color="C0504D" w:themeColor="accent2"/>
-        <w:bottom w:val="single" w:sz="4" w:space="0" w:color="C0504D" w:themeColor="accent2"/>
-        <w:right w:val="single" w:sz="4" w:space="0" w:color="C0504D" w:themeColor="accent2"/>
-        <w:insideH w:val="single" w:sz="4" w:space="0" w:color="FFFFFF" w:themeColor="background1"/>
-        <w:insideV w:val="single" w:sz="4" w:space="0" w:color="FFFFFF" w:themeColor="background1"/>
+        <w:top w:val="single" w:color="C0504D" w:themeColor="accent2" w:sz="24" w:space="0"/>
+        <w:left w:val="single" w:color="C0504D" w:themeColor="accent2" w:sz="4" w:space="0"/>
+        <w:bottom w:val="single" w:color="C0504D" w:themeColor="accent2" w:sz="4" w:space="0"/>
+        <w:right w:val="single" w:color="C0504D" w:themeColor="accent2" w:sz="4" w:space="0"/>
+        <w:insideH w:val="single" w:color="FFFFFF" w:themeColor="background1" w:sz="4" w:space="0"/>
+        <w:insideV w:val="single" w:color="FFFFFF" w:themeColor="background1" w:sz="4" w:space="0"/>
       </w:tblBorders>
       <w:tblCellMar>
         <w:top w:w="0" w:type="dxa"/>
@@ -10859,7 +10903,7 @@
         <w:tcBorders>
           <w:top w:val="nil"/>
           <w:left w:val="nil"/>
-          <w:bottom w:val="single" w:sz="24" w:space="0" w:color="C0504D" w:themeColor="accent2"/>
+          <w:bottom w:val="single" w:color="C0504D" w:themeColor="accent2" w:sz="24" w:space="0"/>
           <w:right w:val="nil"/>
           <w:insideH w:val="nil"/>
           <w:insideV w:val="nil"/>
@@ -10876,7 +10920,7 @@
       <w:tblPr/>
       <w:tcPr>
         <w:tcBorders>
-          <w:top w:val="single" w:sz="6" w:space="0" w:color="FFFFFF" w:themeColor="background1"/>
+          <w:top w:val="single" w:color="FFFFFF" w:themeColor="background1" w:sz="6" w:space="0"/>
         </w:tcBorders>
         <w:shd w:val="clear" w:color="auto" w:fill="772C2A" w:themeFill="accent2" w:themeFillShade="99"/>
       </w:tcPr>
@@ -10892,7 +10936,7 @@
           <w:left w:val="nil"/>
           <w:bottom w:val="nil"/>
           <w:right w:val="nil"/>
-          <w:insideH w:val="single" w:sz="4" w:space="0" w:color="772C2A" w:themeColor="accent2" w:themeShade="99"/>
+          <w:insideH w:val="single" w:color="772C2A" w:themeColor="accent2" w:themeShade="99" w:sz="4" w:space="0"/>
           <w:insideV w:val="nil"/>
         </w:tcBorders>
         <w:shd w:val="clear" w:color="auto" w:fill="772C2A" w:themeFill="accent2" w:themeFillShade="99"/>
@@ -10954,12 +10998,12 @@
       <w:tblStyleColBandSize w:val="1"/>
       <w:tblInd w:w="0" w:type="dxa"/>
       <w:tblBorders>
-        <w:top w:val="single" w:sz="24" w:space="0" w:color="8064A2" w:themeColor="accent4"/>
-        <w:left w:val="single" w:sz="4" w:space="0" w:color="9BBB59" w:themeColor="accent3"/>
-        <w:bottom w:val="single" w:sz="4" w:space="0" w:color="9BBB59" w:themeColor="accent3"/>
-        <w:right w:val="single" w:sz="4" w:space="0" w:color="9BBB59" w:themeColor="accent3"/>
-        <w:insideH w:val="single" w:sz="4" w:space="0" w:color="FFFFFF" w:themeColor="background1"/>
-        <w:insideV w:val="single" w:sz="4" w:space="0" w:color="FFFFFF" w:themeColor="background1"/>
+        <w:top w:val="single" w:color="8064A2" w:themeColor="accent4" w:sz="24" w:space="0"/>
+        <w:left w:val="single" w:color="9BBB59" w:themeColor="accent3" w:sz="4" w:space="0"/>
+        <w:bottom w:val="single" w:color="9BBB59" w:themeColor="accent3" w:sz="4" w:space="0"/>
+        <w:right w:val="single" w:color="9BBB59" w:themeColor="accent3" w:sz="4" w:space="0"/>
+        <w:insideH w:val="single" w:color="FFFFFF" w:themeColor="background1" w:sz="4" w:space="0"/>
+        <w:insideV w:val="single" w:color="FFFFFF" w:themeColor="background1" w:sz="4" w:space="0"/>
       </w:tblBorders>
       <w:tblCellMar>
         <w:top w:w="0" w:type="dxa"/>
@@ -10981,7 +11025,7 @@
         <w:tcBorders>
           <w:top w:val="nil"/>
           <w:left w:val="nil"/>
-          <w:bottom w:val="single" w:sz="24" w:space="0" w:color="8064A2" w:themeColor="accent4"/>
+          <w:bottom w:val="single" w:color="8064A2" w:themeColor="accent4" w:sz="24" w:space="0"/>
           <w:right w:val="nil"/>
           <w:insideH w:val="nil"/>
           <w:insideV w:val="nil"/>
@@ -10998,7 +11042,7 @@
       <w:tblPr/>
       <w:tcPr>
         <w:tcBorders>
-          <w:top w:val="single" w:sz="6" w:space="0" w:color="FFFFFF" w:themeColor="background1"/>
+          <w:top w:val="single" w:color="FFFFFF" w:themeColor="background1" w:sz="6" w:space="0"/>
         </w:tcBorders>
         <w:shd w:val="clear" w:color="auto" w:fill="5E7530" w:themeFill="accent3" w:themeFillShade="99"/>
       </w:tcPr>
@@ -11014,7 +11058,7 @@
           <w:left w:val="nil"/>
           <w:bottom w:val="nil"/>
           <w:right w:val="nil"/>
-          <w:insideH w:val="single" w:sz="4" w:space="0" w:color="5E7530" w:themeColor="accent3" w:themeShade="99"/>
+          <w:insideH w:val="single" w:color="5E7530" w:themeColor="accent3" w:themeShade="99" w:sz="4" w:space="0"/>
           <w:insideV w:val="nil"/>
         </w:tcBorders>
         <w:shd w:val="clear" w:color="auto" w:fill="5E7530" w:themeFill="accent3" w:themeFillShade="99"/>
@@ -11066,12 +11110,12 @@
       <w:tblStyleColBandSize w:val="1"/>
       <w:tblInd w:w="0" w:type="dxa"/>
       <w:tblBorders>
-        <w:top w:val="single" w:sz="24" w:space="0" w:color="9BBB59" w:themeColor="accent3"/>
-        <w:left w:val="single" w:sz="4" w:space="0" w:color="8064A2" w:themeColor="accent4"/>
-        <w:bottom w:val="single" w:sz="4" w:space="0" w:color="8064A2" w:themeColor="accent4"/>
-        <w:right w:val="single" w:sz="4" w:space="0" w:color="8064A2" w:themeColor="accent4"/>
-        <w:insideH w:val="single" w:sz="4" w:space="0" w:color="FFFFFF" w:themeColor="background1"/>
-        <w:insideV w:val="single" w:sz="4" w:space="0" w:color="FFFFFF" w:themeColor="background1"/>
+        <w:top w:val="single" w:color="9BBB59" w:themeColor="accent3" w:sz="24" w:space="0"/>
+        <w:left w:val="single" w:color="8064A2" w:themeColor="accent4" w:sz="4" w:space="0"/>
+        <w:bottom w:val="single" w:color="8064A2" w:themeColor="accent4" w:sz="4" w:space="0"/>
+        <w:right w:val="single" w:color="8064A2" w:themeColor="accent4" w:sz="4" w:space="0"/>
+        <w:insideH w:val="single" w:color="FFFFFF" w:themeColor="background1" w:sz="4" w:space="0"/>
+        <w:insideV w:val="single" w:color="FFFFFF" w:themeColor="background1" w:sz="4" w:space="0"/>
       </w:tblBorders>
       <w:tblCellMar>
         <w:top w:w="0" w:type="dxa"/>
@@ -11093,7 +11137,7 @@
         <w:tcBorders>
           <w:top w:val="nil"/>
           <w:left w:val="nil"/>
-          <w:bottom w:val="single" w:sz="24" w:space="0" w:color="9BBB59" w:themeColor="accent3"/>
+          <w:bottom w:val="single" w:color="9BBB59" w:themeColor="accent3" w:sz="24" w:space="0"/>
           <w:right w:val="nil"/>
           <w:insideH w:val="nil"/>
           <w:insideV w:val="nil"/>
@@ -11110,7 +11154,7 @@
       <w:tblPr/>
       <w:tcPr>
         <w:tcBorders>
-          <w:top w:val="single" w:sz="6" w:space="0" w:color="FFFFFF" w:themeColor="background1"/>
+          <w:top w:val="single" w:color="FFFFFF" w:themeColor="background1" w:sz="6" w:space="0"/>
         </w:tcBorders>
         <w:shd w:val="clear" w:color="auto" w:fill="4C3B62" w:themeFill="accent4" w:themeFillShade="99"/>
       </w:tcPr>
@@ -11126,7 +11170,7 @@
           <w:left w:val="nil"/>
           <w:bottom w:val="nil"/>
           <w:right w:val="nil"/>
-          <w:insideH w:val="single" w:sz="4" w:space="0" w:color="4C3B62" w:themeColor="accent4" w:themeShade="99"/>
+          <w:insideH w:val="single" w:color="4C3B62" w:themeColor="accent4" w:themeShade="99" w:sz="4" w:space="0"/>
           <w:insideV w:val="nil"/>
         </w:tcBorders>
         <w:shd w:val="clear" w:color="auto" w:fill="4C3B62" w:themeFill="accent4" w:themeFillShade="99"/>
@@ -11188,12 +11232,12 @@
       <w:tblStyleColBandSize w:val="1"/>
       <w:tblInd w:w="0" w:type="dxa"/>
       <w:tblBorders>
-        <w:top w:val="single" w:sz="24" w:space="0" w:color="F79646" w:themeColor="accent6"/>
-        <w:left w:val="single" w:sz="4" w:space="0" w:color="4BACC6" w:themeColor="accent5"/>
-        <w:bottom w:val="single" w:sz="4" w:space="0" w:color="4BACC6" w:themeColor="accent5"/>
-        <w:right w:val="single" w:sz="4" w:space="0" w:color="4BACC6" w:themeColor="accent5"/>
-        <w:insideH w:val="single" w:sz="4" w:space="0" w:color="FFFFFF" w:themeColor="background1"/>
-        <w:insideV w:val="single" w:sz="4" w:space="0" w:color="FFFFFF" w:themeColor="background1"/>
+        <w:top w:val="single" w:color="F79646" w:themeColor="accent6" w:sz="24" w:space="0"/>
+        <w:left w:val="single" w:color="4BACC6" w:themeColor="accent5" w:sz="4" w:space="0"/>
+        <w:bottom w:val="single" w:color="4BACC6" w:themeColor="accent5" w:sz="4" w:space="0"/>
+        <w:right w:val="single" w:color="4BACC6" w:themeColor="accent5" w:sz="4" w:space="0"/>
+        <w:insideH w:val="single" w:color="FFFFFF" w:themeColor="background1" w:sz="4" w:space="0"/>
+        <w:insideV w:val="single" w:color="FFFFFF" w:themeColor="background1" w:sz="4" w:space="0"/>
       </w:tblBorders>
       <w:tblCellMar>
         <w:top w:w="0" w:type="dxa"/>
@@ -11215,7 +11259,7 @@
         <w:tcBorders>
           <w:top w:val="nil"/>
           <w:left w:val="nil"/>
-          <w:bottom w:val="single" w:sz="24" w:space="0" w:color="F79646" w:themeColor="accent6"/>
+          <w:bottom w:val="single" w:color="F79646" w:themeColor="accent6" w:sz="24" w:space="0"/>
           <w:right w:val="nil"/>
           <w:insideH w:val="nil"/>
           <w:insideV w:val="nil"/>
@@ -11232,7 +11276,7 @@
       <w:tblPr/>
       <w:tcPr>
         <w:tcBorders>
-          <w:top w:val="single" w:sz="6" w:space="0" w:color="FFFFFF" w:themeColor="background1"/>
+          <w:top w:val="single" w:color="FFFFFF" w:themeColor="background1" w:sz="6" w:space="0"/>
         </w:tcBorders>
         <w:shd w:val="clear" w:color="auto" w:fill="276A7C" w:themeFill="accent5" w:themeFillShade="99"/>
       </w:tcPr>
@@ -11248,7 +11292,7 @@
           <w:left w:val="nil"/>
           <w:bottom w:val="nil"/>
           <w:right w:val="nil"/>
-          <w:insideH w:val="single" w:sz="4" w:space="0" w:color="276A7C" w:themeColor="accent5" w:themeShade="99"/>
+          <w:insideH w:val="single" w:color="276A7C" w:themeColor="accent5" w:themeShade="99" w:sz="4" w:space="0"/>
           <w:insideV w:val="nil"/>
         </w:tcBorders>
         <w:shd w:val="clear" w:color="auto" w:fill="276A7C" w:themeFill="accent5" w:themeFillShade="99"/>
@@ -11310,12 +11354,12 @@
       <w:tblStyleColBandSize w:val="1"/>
       <w:tblInd w:w="0" w:type="dxa"/>
       <w:tblBorders>
-        <w:top w:val="single" w:sz="24" w:space="0" w:color="4BACC6" w:themeColor="accent5"/>
-        <w:left w:val="single" w:sz="4" w:space="0" w:color="F79646" w:themeColor="accent6"/>
-        <w:bottom w:val="single" w:sz="4" w:space="0" w:color="F79646" w:themeColor="accent6"/>
-        <w:right w:val="single" w:sz="4" w:space="0" w:color="F79646" w:themeColor="accent6"/>
-        <w:insideH w:val="single" w:sz="4" w:space="0" w:color="FFFFFF" w:themeColor="background1"/>
-        <w:insideV w:val="single" w:sz="4" w:space="0" w:color="FFFFFF" w:themeColor="background1"/>
+        <w:top w:val="single" w:color="4BACC6" w:themeColor="accent5" w:sz="24" w:space="0"/>
+        <w:left w:val="single" w:color="F79646" w:themeColor="accent6" w:sz="4" w:space="0"/>
+        <w:bottom w:val="single" w:color="F79646" w:themeColor="accent6" w:sz="4" w:space="0"/>
+        <w:right w:val="single" w:color="F79646" w:themeColor="accent6" w:sz="4" w:space="0"/>
+        <w:insideH w:val="single" w:color="FFFFFF" w:themeColor="background1" w:sz="4" w:space="0"/>
+        <w:insideV w:val="single" w:color="FFFFFF" w:themeColor="background1" w:sz="4" w:space="0"/>
       </w:tblBorders>
       <w:tblCellMar>
         <w:top w:w="0" w:type="dxa"/>
@@ -11337,7 +11381,7 @@
         <w:tcBorders>
           <w:top w:val="nil"/>
           <w:left w:val="nil"/>
-          <w:bottom w:val="single" w:sz="24" w:space="0" w:color="4BACC6" w:themeColor="accent5"/>
+          <w:bottom w:val="single" w:color="4BACC6" w:themeColor="accent5" w:sz="24" w:space="0"/>
           <w:right w:val="nil"/>
           <w:insideH w:val="nil"/>
           <w:insideV w:val="nil"/>
@@ -11354,7 +11398,7 @@
       <w:tblPr/>
       <w:tcPr>
         <w:tcBorders>
-          <w:top w:val="single" w:sz="6" w:space="0" w:color="FFFFFF" w:themeColor="background1"/>
+          <w:top w:val="single" w:color="FFFFFF" w:themeColor="background1" w:sz="6" w:space="0"/>
         </w:tcBorders>
         <w:shd w:val="clear" w:color="auto" w:fill="B65608" w:themeFill="accent6" w:themeFillShade="99"/>
       </w:tcPr>
@@ -11370,7 +11414,7 @@
           <w:left w:val="nil"/>
           <w:bottom w:val="nil"/>
           <w:right w:val="nil"/>
-          <w:insideH w:val="single" w:sz="4" w:space="0" w:color="B65608" w:themeColor="accent6" w:themeShade="99"/>
+          <w:insideH w:val="single" w:color="B65608" w:themeColor="accent6" w:themeShade="99" w:sz="4" w:space="0"/>
           <w:insideV w:val="nil"/>
         </w:tcBorders>
         <w:shd w:val="clear" w:color="auto" w:fill="B65608" w:themeFill="accent6" w:themeFillShade="99"/>
@@ -11450,7 +11494,7 @@
       <w:tblPr/>
       <w:tcPr>
         <w:tcBorders>
-          <w:bottom w:val="single" w:sz="12" w:space="0" w:color="FFFFFF" w:themeColor="background1"/>
+          <w:bottom w:val="single" w:color="FFFFFF" w:themeColor="background1" w:sz="12" w:space="0"/>
         </w:tcBorders>
         <w:shd w:val="clear" w:color="auto" w:fill="9E3A38" w:themeFill="accent2" w:themeFillShade="CC"/>
       </w:tcPr>
@@ -11464,7 +11508,7 @@
       <w:tblPr/>
       <w:tcPr>
         <w:tcBorders>
-          <w:top w:val="single" w:sz="12" w:space="0" w:color="000000" w:themeColor="text1"/>
+          <w:top w:val="single" w:color="000000" w:themeColor="text1" w:sz="12" w:space="0"/>
         </w:tcBorders>
         <w:shd w:val="clear" w:color="auto" w:fill="FFFFFF" w:themeFill="background1"/>
       </w:tcPr>
@@ -11536,7 +11580,7 @@
       <w:tblPr/>
       <w:tcPr>
         <w:tcBorders>
-          <w:bottom w:val="single" w:sz="12" w:space="0" w:color="FFFFFF" w:themeColor="background1"/>
+          <w:bottom w:val="single" w:color="FFFFFF" w:themeColor="background1" w:sz="12" w:space="0"/>
         </w:tcBorders>
         <w:shd w:val="clear" w:color="auto" w:fill="9E3A38" w:themeFill="accent2" w:themeFillShade="CC"/>
       </w:tcPr>
@@ -11550,7 +11594,7 @@
       <w:tblPr/>
       <w:tcPr>
         <w:tcBorders>
-          <w:top w:val="single" w:sz="12" w:space="0" w:color="000000" w:themeColor="text1"/>
+          <w:top w:val="single" w:color="000000" w:themeColor="text1" w:sz="12" w:space="0"/>
         </w:tcBorders>
         <w:shd w:val="clear" w:color="auto" w:fill="FFFFFF" w:themeFill="background1"/>
       </w:tcPr>
@@ -11622,7 +11666,7 @@
       <w:tblPr/>
       <w:tcPr>
         <w:tcBorders>
-          <w:bottom w:val="single" w:sz="12" w:space="0" w:color="FFFFFF" w:themeColor="background1"/>
+          <w:bottom w:val="single" w:color="FFFFFF" w:themeColor="background1" w:sz="12" w:space="0"/>
         </w:tcBorders>
         <w:shd w:val="clear" w:color="auto" w:fill="9E3A38" w:themeFill="accent2" w:themeFillShade="CC"/>
       </w:tcPr>
@@ -11636,7 +11680,7 @@
       <w:tblPr/>
       <w:tcPr>
         <w:tcBorders>
-          <w:top w:val="single" w:sz="12" w:space="0" w:color="000000" w:themeColor="text1"/>
+          <w:top w:val="single" w:color="000000" w:themeColor="text1" w:sz="12" w:space="0"/>
         </w:tcBorders>
         <w:shd w:val="clear" w:color="auto" w:fill="FFFFFF" w:themeFill="background1"/>
       </w:tcPr>
@@ -11708,7 +11752,7 @@
       <w:tblPr/>
       <w:tcPr>
         <w:tcBorders>
-          <w:bottom w:val="single" w:sz="12" w:space="0" w:color="FFFFFF" w:themeColor="background1"/>
+          <w:bottom w:val="single" w:color="FFFFFF" w:themeColor="background1" w:sz="12" w:space="0"/>
         </w:tcBorders>
         <w:shd w:val="clear" w:color="auto" w:fill="664E82" w:themeFill="accent4" w:themeFillShade="CC"/>
       </w:tcPr>
@@ -11722,7 +11766,7 @@
       <w:tblPr/>
       <w:tcPr>
         <w:tcBorders>
-          <w:top w:val="single" w:sz="12" w:space="0" w:color="000000" w:themeColor="text1"/>
+          <w:top w:val="single" w:color="000000" w:themeColor="text1" w:sz="12" w:space="0"/>
         </w:tcBorders>
         <w:shd w:val="clear" w:color="auto" w:fill="FFFFFF" w:themeFill="background1"/>
       </w:tcPr>
@@ -11794,7 +11838,7 @@
       <w:tblPr/>
       <w:tcPr>
         <w:tcBorders>
-          <w:bottom w:val="single" w:sz="12" w:space="0" w:color="FFFFFF" w:themeColor="background1"/>
+          <w:bottom w:val="single" w:color="FFFFFF" w:themeColor="background1" w:sz="12" w:space="0"/>
         </w:tcBorders>
         <w:shd w:val="clear" w:color="auto" w:fill="7E9C40" w:themeFill="accent3" w:themeFillShade="CC"/>
       </w:tcPr>
@@ -11808,7 +11852,7 @@
       <w:tblPr/>
       <w:tcPr>
         <w:tcBorders>
-          <w:top w:val="single" w:sz="12" w:space="0" w:color="000000" w:themeColor="text1"/>
+          <w:top w:val="single" w:color="000000" w:themeColor="text1" w:sz="12" w:space="0"/>
         </w:tcBorders>
         <w:shd w:val="clear" w:color="auto" w:fill="FFFFFF" w:themeFill="background1"/>
       </w:tcPr>
@@ -11880,7 +11924,7 @@
       <w:tblPr/>
       <w:tcPr>
         <w:tcBorders>
-          <w:bottom w:val="single" w:sz="12" w:space="0" w:color="FFFFFF" w:themeColor="background1"/>
+          <w:bottom w:val="single" w:color="FFFFFF" w:themeColor="background1" w:sz="12" w:space="0"/>
         </w:tcBorders>
         <w:shd w:val="clear" w:color="auto" w:fill="F2730A" w:themeFill="accent6" w:themeFillShade="CC"/>
       </w:tcPr>
@@ -11894,7 +11938,7 @@
       <w:tblPr/>
       <w:tcPr>
         <w:tcBorders>
-          <w:top w:val="single" w:sz="12" w:space="0" w:color="000000" w:themeColor="text1"/>
+          <w:top w:val="single" w:color="000000" w:themeColor="text1" w:sz="12" w:space="0"/>
         </w:tcBorders>
         <w:shd w:val="clear" w:color="auto" w:fill="FFFFFF" w:themeFill="background1"/>
       </w:tcPr>
@@ -11966,7 +12010,7 @@
       <w:tblPr/>
       <w:tcPr>
         <w:tcBorders>
-          <w:bottom w:val="single" w:sz="12" w:space="0" w:color="FFFFFF" w:themeColor="background1"/>
+          <w:bottom w:val="single" w:color="FFFFFF" w:themeColor="background1" w:sz="12" w:space="0"/>
         </w:tcBorders>
         <w:shd w:val="clear" w:color="auto" w:fill="348DA5" w:themeFill="accent5" w:themeFillShade="CC"/>
       </w:tcPr>
@@ -11980,7 +12024,7 @@
       <w:tblPr/>
       <w:tcPr>
         <w:tcBorders>
-          <w:top w:val="single" w:sz="12" w:space="0" w:color="000000" w:themeColor="text1"/>
+          <w:top w:val="single" w:color="000000" w:themeColor="text1" w:sz="12" w:space="0"/>
         </w:tcBorders>
         <w:shd w:val="clear" w:color="auto" w:fill="FFFFFF" w:themeFill="background1"/>
       </w:tcPr>
@@ -12034,7 +12078,7 @@
       <w:tblStyleColBandSize w:val="1"/>
       <w:tblInd w:w="0" w:type="dxa"/>
       <w:tblBorders>
-        <w:insideH w:val="single" w:sz="4" w:space="0" w:color="FFFFFF" w:themeColor="background1"/>
+        <w:insideH w:val="single" w:color="FFFFFF" w:themeColor="background1" w:sz="4" w:space="0"/>
       </w:tblBorders>
       <w:tblCellMar>
         <w:top w:w="0" w:type="dxa"/>
@@ -12114,7 +12158,7 @@
       <w:tblStyleColBandSize w:val="1"/>
       <w:tblInd w:w="0" w:type="dxa"/>
       <w:tblBorders>
-        <w:insideH w:val="single" w:sz="4" w:space="0" w:color="FFFFFF" w:themeColor="background1"/>
+        <w:insideH w:val="single" w:color="FFFFFF" w:themeColor="background1" w:sz="4" w:space="0"/>
       </w:tblBorders>
       <w:tblCellMar>
         <w:top w:w="0" w:type="dxa"/>
@@ -12194,7 +12238,7 @@
       <w:tblStyleColBandSize w:val="1"/>
       <w:tblInd w:w="0" w:type="dxa"/>
       <w:tblBorders>
-        <w:insideH w:val="single" w:sz="4" w:space="0" w:color="FFFFFF" w:themeColor="background1"/>
+        <w:insideH w:val="single" w:color="FFFFFF" w:themeColor="background1" w:sz="4" w:space="0"/>
       </w:tblBorders>
       <w:tblCellMar>
         <w:top w:w="0" w:type="dxa"/>
@@ -12274,7 +12318,7 @@
       <w:tblStyleColBandSize w:val="1"/>
       <w:tblInd w:w="0" w:type="dxa"/>
       <w:tblBorders>
-        <w:insideH w:val="single" w:sz="4" w:space="0" w:color="FFFFFF" w:themeColor="background1"/>
+        <w:insideH w:val="single" w:color="FFFFFF" w:themeColor="background1" w:sz="4" w:space="0"/>
       </w:tblBorders>
       <w:tblCellMar>
         <w:top w:w="0" w:type="dxa"/>
@@ -12354,7 +12398,7 @@
       <w:tblStyleColBandSize w:val="1"/>
       <w:tblInd w:w="0" w:type="dxa"/>
       <w:tblBorders>
-        <w:insideH w:val="single" w:sz="4" w:space="0" w:color="FFFFFF" w:themeColor="background1"/>
+        <w:insideH w:val="single" w:color="FFFFFF" w:themeColor="background1" w:sz="4" w:space="0"/>
       </w:tblBorders>
       <w:tblCellMar>
         <w:top w:w="0" w:type="dxa"/>
@@ -12434,7 +12478,7 @@
       <w:tblStyleColBandSize w:val="1"/>
       <w:tblInd w:w="0" w:type="dxa"/>
       <w:tblBorders>
-        <w:insideH w:val="single" w:sz="4" w:space="0" w:color="FFFFFF" w:themeColor="background1"/>
+        <w:insideH w:val="single" w:color="FFFFFF" w:themeColor="background1" w:sz="4" w:space="0"/>
       </w:tblBorders>
       <w:tblCellMar>
         <w:top w:w="0" w:type="dxa"/>
@@ -12514,7 +12558,7 @@
       <w:tblStyleColBandSize w:val="1"/>
       <w:tblInd w:w="0" w:type="dxa"/>
       <w:tblBorders>
-        <w:insideH w:val="single" w:sz="4" w:space="0" w:color="FFFFFF" w:themeColor="background1"/>
+        <w:insideH w:val="single" w:color="FFFFFF" w:themeColor="background1" w:sz="4" w:space="0"/>
       </w:tblBorders>
       <w:tblCellMar>
         <w:top w:w="0" w:type="dxa"/>
